--- a/TS Jatai Ghanam Project/TS 4.6/TS 4.6 Ghanam Sanskrit Corrections.docx
+++ b/TS Jatai Ghanam Project/TS 4.6/TS 4.6 Ghanam Sanskrit Corrections.docx
@@ -1,6 +1,6 @@
 
 <file path=word/document.xml><?xml version="1.0" encoding="utf-8"?>
-<w:document xmlns:wpc="http://schemas.microsoft.com/office/word/2010/wordprocessingCanvas" xmlns:cx="http://schemas.microsoft.com/office/drawing/2014/chartex" xmlns:cx1="http://schemas.microsoft.com/office/drawing/2015/9/8/chartex" xmlns:cx2="http://schemas.microsoft.com/office/drawing/2015/10/21/chartex" xmlns:cx3="http://schemas.microsoft.com/office/drawing/2016/5/9/chartex" xmlns:cx4="http://schemas.microsoft.com/office/drawing/2016/5/10/chartex" xmlns:cx5="http://schemas.microsoft.com/office/drawing/2016/5/11/chartex" xmlns:cx6="http://schemas.microsoft.com/office/drawing/2016/5/12/chartex" xmlns:cx7="http://schemas.microsoft.com/office/drawing/2016/5/13/chartex" xmlns:cx8="http://schemas.microsoft.com/office/drawing/2016/5/14/chartex" xmlns:mc="http://schemas.openxmlformats.org/markup-compatibility/2006" xmlns:aink="http://schemas.microsoft.com/office/drawing/2016/ink" xmlns:am3d="http://schemas.microsoft.com/office/drawing/2017/model3d" xmlns:o="urn:schemas-microsoft-com:office:office" xmlns:oel="http://schemas.microsoft.com/office/2019/extlst" xmlns:r="http://schemas.openxmlformats.org/officeDocument/2006/relationships" xmlns:m="http://schemas.openxmlformats.org/officeDocument/2006/math" xmlns:v="urn:schemas-microsoft-com:vml" xmlns:wp14="http://schemas.microsoft.com/office/word/2010/wordprocessingDrawing" xmlns:wp="http://schemas.openxmlformats.org/drawingml/2006/wordprocessingDrawing" xmlns:w10="urn:schemas-microsoft-com:office:word" xmlns:w="http://schemas.openxmlformats.org/wordprocessingml/2006/main" xmlns:w14="http://schemas.microsoft.com/office/word/2010/wordml" xmlns:w15="http://schemas.microsoft.com/office/word/2012/wordml" xmlns:w16cex="http://schemas.microsoft.com/office/word/2018/wordml/cex" xmlns:w16cid="http://schemas.microsoft.com/office/word/2016/wordml/cid" xmlns:w16="http://schemas.microsoft.com/office/word/2018/wordml" xmlns:w16du="http://schemas.microsoft.com/office/word/2023/wordml/word16du" xmlns:w16sdtdh="http://schemas.microsoft.com/office/word/2020/wordml/sdtdatahash" xmlns:w16se="http://schemas.microsoft.com/office/word/2015/wordml/symex" xmlns:wpg="http://schemas.microsoft.com/office/word/2010/wordprocessingGroup" xmlns:wpi="http://schemas.microsoft.com/office/word/2010/wordprocessingInk" xmlns:wne="http://schemas.microsoft.com/office/word/2006/wordml" xmlns:wps="http://schemas.microsoft.com/office/word/2010/wordprocessingShape" mc:Ignorable="w14 w15 w16se w16cid w16 w16cex w16sdtdh w16du wp14">
+<w:document xmlns:wpc="http://schemas.microsoft.com/office/word/2010/wordprocessingCanvas" xmlns:cx="http://schemas.microsoft.com/office/drawing/2014/chartex" xmlns:cx1="http://schemas.microsoft.com/office/drawing/2015/9/8/chartex" xmlns:cx2="http://schemas.microsoft.com/office/drawing/2015/10/21/chartex" xmlns:cx3="http://schemas.microsoft.com/office/drawing/2016/5/9/chartex" xmlns:cx4="http://schemas.microsoft.com/office/drawing/2016/5/10/chartex" xmlns:cx5="http://schemas.microsoft.com/office/drawing/2016/5/11/chartex" xmlns:cx6="http://schemas.microsoft.com/office/drawing/2016/5/12/chartex" xmlns:cx7="http://schemas.microsoft.com/office/drawing/2016/5/13/chartex" xmlns:cx8="http://schemas.microsoft.com/office/drawing/2016/5/14/chartex" xmlns:mc="http://schemas.openxmlformats.org/markup-compatibility/2006" xmlns:aink="http://schemas.microsoft.com/office/drawing/2016/ink" xmlns:am3d="http://schemas.microsoft.com/office/drawing/2017/model3d" xmlns:o="urn:schemas-microsoft-com:office:office" xmlns:oel="http://schemas.microsoft.com/office/2019/extlst" xmlns:r="http://schemas.openxmlformats.org/officeDocument/2006/relationships" xmlns:m="http://schemas.openxmlformats.org/officeDocument/2006/math" xmlns:v="urn:schemas-microsoft-com:vml" xmlns:wp14="http://schemas.microsoft.com/office/word/2010/wordprocessingDrawing" xmlns:wp="http://schemas.openxmlformats.org/drawingml/2006/wordprocessingDrawing" xmlns:w10="urn:schemas-microsoft-com:office:word" xmlns:w="http://schemas.openxmlformats.org/wordprocessingml/2006/main" xmlns:w14="http://schemas.microsoft.com/office/word/2010/wordml" xmlns:w15="http://schemas.microsoft.com/office/word/2012/wordml" xmlns:w16cex="http://schemas.microsoft.com/office/word/2018/wordml/cex" xmlns:w16cid="http://schemas.microsoft.com/office/word/2016/wordml/cid" xmlns:w16="http://schemas.microsoft.com/office/word/2018/wordml" xmlns:w16du="http://schemas.microsoft.com/office/word/2023/wordml/word16du" xmlns:w16sdtdh="http://schemas.microsoft.com/office/word/2020/wordml/sdtdatahash" xmlns:w16sdtfl="http://schemas.microsoft.com/office/word/2024/wordml/sdtformatlock" xmlns:w16se="http://schemas.microsoft.com/office/word/2015/wordml/symex" xmlns:wpg="http://schemas.microsoft.com/office/word/2010/wordprocessingGroup" xmlns:wpi="http://schemas.microsoft.com/office/word/2010/wordprocessingInk" xmlns:wne="http://schemas.microsoft.com/office/word/2006/wordml" xmlns:wps="http://schemas.microsoft.com/office/word/2010/wordprocessingShape" mc:Ignorable="w14 w15 w16se w16cid w16 w16cex w16sdtdh w16sdtfl w16du wp14">
   <w:body>
     <w:p>
       <w:pPr>
@@ -24,6 +24,6986 @@
         </w:rPr>
         <w:t xml:space="preserve">TS </w:t>
       </w:r>
+      <w:proofErr w:type="gramStart"/>
+      <w:r>
+        <w:rPr>
+          <w:b/>
+          <w:bCs/>
+          <w:sz w:val="32"/>
+          <w:szCs w:val="32"/>
+          <w:u w:val="single"/>
+        </w:rPr>
+        <w:t xml:space="preserve">Ghanam </w:t>
+      </w:r>
+      <w:r>
+        <w:rPr>
+          <w:b/>
+          <w:bCs/>
+          <w:sz w:val="32"/>
+          <w:szCs w:val="32"/>
+          <w:u w:val="single"/>
+        </w:rPr>
+        <w:t xml:space="preserve"> </w:t>
+      </w:r>
+      <w:r>
+        <w:rPr>
+          <w:b/>
+          <w:bCs/>
+          <w:sz w:val="32"/>
+          <w:szCs w:val="32"/>
+          <w:u w:val="single"/>
+        </w:rPr>
+        <w:t>–</w:t>
+      </w:r>
+      <w:proofErr w:type="gramEnd"/>
+      <w:r>
+        <w:rPr>
+          <w:b/>
+          <w:bCs/>
+          <w:sz w:val="32"/>
+          <w:szCs w:val="32"/>
+          <w:u w:val="single"/>
+        </w:rPr>
+        <w:t xml:space="preserve"> TS </w:t>
+      </w:r>
+      <w:r>
+        <w:rPr>
+          <w:b/>
+          <w:bCs/>
+          <w:sz w:val="32"/>
+          <w:szCs w:val="32"/>
+          <w:u w:val="single"/>
+        </w:rPr>
+        <w:t>4.6</w:t>
+      </w:r>
+      <w:r>
+        <w:rPr>
+          <w:b/>
+          <w:bCs/>
+          <w:sz w:val="32"/>
+          <w:szCs w:val="32"/>
+          <w:u w:val="single"/>
+        </w:rPr>
+        <w:t xml:space="preserve"> </w:t>
+      </w:r>
+      <w:r>
+        <w:rPr>
+          <w:b/>
+          <w:bCs/>
+          <w:sz w:val="32"/>
+          <w:szCs w:val="32"/>
+          <w:u w:val="single"/>
+        </w:rPr>
+        <w:t>Sanskrit</w:t>
+      </w:r>
+      <w:r>
+        <w:rPr>
+          <w:b/>
+          <w:bCs/>
+          <w:sz w:val="32"/>
+          <w:szCs w:val="32"/>
+          <w:u w:val="single"/>
+        </w:rPr>
+        <w:t xml:space="preserve"> Corrections –</w:t>
+      </w:r>
+      <w:r>
+        <w:rPr>
+          <w:b/>
+          <w:bCs/>
+          <w:sz w:val="32"/>
+          <w:szCs w:val="32"/>
+          <w:u w:val="single"/>
+        </w:rPr>
+        <w:t xml:space="preserve"> </w:t>
+      </w:r>
+      <w:r>
+        <w:rPr>
+          <w:b/>
+          <w:bCs/>
+          <w:sz w:val="32"/>
+          <w:szCs w:val="32"/>
+          <w:u w:val="single"/>
+        </w:rPr>
+        <w:t xml:space="preserve">Observed till </w:t>
+      </w:r>
+      <w:r>
+        <w:rPr>
+          <w:b/>
+          <w:bCs/>
+          <w:sz w:val="32"/>
+          <w:szCs w:val="32"/>
+          <w:u w:val="single"/>
+        </w:rPr>
+        <w:t>31st Oct 2026</w:t>
+      </w:r>
+    </w:p>
+    <w:p>
+      <w:pPr>
+        <w:spacing w:before="0" w:line="240" w:lineRule="auto"/>
+        <w:jc w:val="center"/>
+        <w:rPr>
+          <w:b/>
+          <w:bCs/>
+          <w:sz w:val="28"/>
+          <w:szCs w:val="32"/>
+        </w:rPr>
+      </w:pPr>
+      <w:r>
+        <w:rPr>
+          <w:b/>
+          <w:bCs/>
+          <w:sz w:val="28"/>
+          <w:szCs w:val="32"/>
+        </w:rPr>
+        <w:t>(ignore those which are already incorporated in your book’s version and date)</w:t>
+      </w:r>
+    </w:p>
+    <w:tbl>
+      <w:tblPr>
+        <w:tblW w:w="14537" w:type="dxa"/>
+        <w:tblInd w:w="-792" w:type="dxa"/>
+        <w:tblBorders>
+          <w:top w:val="single" w:sz="4" w:space="0" w:color="000000"/>
+          <w:left w:val="single" w:sz="4" w:space="0" w:color="000000"/>
+          <w:bottom w:val="single" w:sz="4" w:space="0" w:color="000000"/>
+          <w:right w:val="single" w:sz="4" w:space="0" w:color="000000"/>
+          <w:insideH w:val="single" w:sz="4" w:space="0" w:color="000000"/>
+          <w:insideV w:val="single" w:sz="4" w:space="0" w:color="000000"/>
+        </w:tblBorders>
+        <w:tblLook w:val="04A0" w:firstRow="1" w:lastRow="0" w:firstColumn="1" w:lastColumn="0" w:noHBand="0" w:noVBand="1"/>
+      </w:tblPr>
+      <w:tblGrid>
+        <w:gridCol w:w="7166"/>
+        <w:gridCol w:w="7371"/>
+      </w:tblGrid>
+      <w:tr>
+        <w:tc>
+          <w:tcPr>
+            <w:tcW w:w="7166" w:type="dxa"/>
+          </w:tcPr>
+          <w:p>
+            <w:pPr>
+              <w:spacing w:before="0" w:line="240" w:lineRule="auto"/>
+              <w:jc w:val="center"/>
+              <w:rPr>
+                <w:b/>
+                <w:sz w:val="32"/>
+                <w:szCs w:val="32"/>
+              </w:rPr>
+            </w:pPr>
+            <w:r>
+              <w:rPr>
+                <w:b/>
+                <w:sz w:val="32"/>
+                <w:szCs w:val="32"/>
+              </w:rPr>
+              <w:t>As Printed</w:t>
+            </w:r>
+          </w:p>
+        </w:tc>
+        <w:tc>
+          <w:tcPr>
+            <w:tcW w:w="7371" w:type="dxa"/>
+          </w:tcPr>
+          <w:p>
+            <w:pPr>
+              <w:spacing w:before="0" w:line="240" w:lineRule="auto"/>
+              <w:ind w:right="-18"/>
+              <w:jc w:val="center"/>
+              <w:rPr>
+                <w:b/>
+                <w:sz w:val="32"/>
+                <w:szCs w:val="32"/>
+              </w:rPr>
+            </w:pPr>
+            <w:r>
+              <w:rPr>
+                <w:b/>
+                <w:sz w:val="32"/>
+                <w:szCs w:val="32"/>
+              </w:rPr>
+              <w:t>To be read as or corrected as</w:t>
+            </w:r>
+            <w:r>
+              <w:rPr>
+                <w:b/>
+                <w:sz w:val="32"/>
+                <w:szCs w:val="32"/>
+              </w:rPr>
+              <w:t xml:space="preserve"> </w:t>
+            </w:r>
+          </w:p>
+        </w:tc>
+      </w:tr>
+      <w:tr>
+        <w:trPr>
+          <w:trHeight w:val="3039"/>
+        </w:trPr>
+        <w:tc>
+          <w:tcPr>
+            <w:tcW w:w="7166" w:type="dxa"/>
+            <w:tcBorders>
+              <w:top w:val="single" w:sz="4" w:space="0" w:color="000000"/>
+              <w:left w:val="single" w:sz="4" w:space="0" w:color="000000"/>
+              <w:bottom w:val="single" w:sz="4" w:space="0" w:color="000000"/>
+              <w:right w:val="single" w:sz="4" w:space="0" w:color="000000"/>
+            </w:tcBorders>
+          </w:tcPr>
+          <w:p>
+            <w:pPr>
+              <w:widowControl w:val="0"/>
+              <w:autoSpaceDE w:val="0"/>
+              <w:autoSpaceDN w:val="0"/>
+              <w:adjustRightInd w:val="0"/>
+              <w:spacing w:before="0" w:line="240" w:lineRule="auto"/>
+              <w:rPr>
+                <w:rFonts w:ascii="BRH Devanagari Extra" w:hAnsi="BRH Devanagari Extra" w:cs="BRH Devanagari Extra"/>
+                <w:color w:val="000000"/>
+                <w:sz w:val="32"/>
+                <w:szCs w:val="32"/>
+              </w:rPr>
+            </w:pPr>
+            <w:r>
+              <w:rPr>
+                <w:rFonts w:ascii="BRH Devanagari Extra" w:hAnsi="BRH Devanagari Extra" w:cs="BRH Devanagari Extra"/>
+                <w:color w:val="000000"/>
+                <w:sz w:val="32"/>
+                <w:szCs w:val="32"/>
+              </w:rPr>
+              <w:t>(</w:t>
+            </w:r>
+            <w:proofErr w:type="gramStart"/>
+            <w:r>
+              <w:rPr>
+                <w:rFonts w:cs="BRH Devanagari Extra"/>
+                <w:color w:val="000000"/>
+                <w:szCs w:val="32"/>
+              </w:rPr>
+              <w:t>4</w:t>
+            </w:r>
+            <w:r>
+              <w:rPr>
+                <w:rFonts w:ascii="BRH Devanagari Extra" w:hAnsi="BRH Devanagari Extra" w:cs="BRH Devanagari Extra"/>
+                <w:color w:val="000000"/>
+                <w:sz w:val="32"/>
+                <w:szCs w:val="32"/>
+              </w:rPr>
+              <w:t>)</w:t>
+            </w:r>
+            <w:r>
+              <w:rPr>
+                <w:rFonts w:cs="BRH Devanagari Extra"/>
+                <w:color w:val="000000"/>
+                <w:szCs w:val="32"/>
+              </w:rPr>
+              <w:t>[</w:t>
+            </w:r>
+            <w:proofErr w:type="gramEnd"/>
+            <w:r>
+              <w:rPr>
+                <w:rFonts w:cs="BRH Devanagari Extra"/>
+                <w:color w:val="000000"/>
+                <w:szCs w:val="32"/>
+              </w:rPr>
+              <w:t>P4</w:t>
+            </w:r>
+            <w:r>
+              <w:rPr>
+                <w:rFonts w:ascii="BRH Devanagari Extra" w:hAnsi="BRH Devanagari Extra" w:cs="BRH Devanagari Extra"/>
+                <w:color w:val="000000"/>
+                <w:sz w:val="32"/>
+                <w:szCs w:val="32"/>
+              </w:rPr>
+              <w:t xml:space="preserve">] </w:t>
+            </w:r>
+            <w:r>
+              <w:rPr>
+                <w:rFonts w:cs="BRH Devanagari Extra"/>
+                <w:color w:val="000000"/>
+                <w:szCs w:val="32"/>
+              </w:rPr>
+              <w:t>4</w:t>
+            </w:r>
+            <w:r>
+              <w:rPr>
+                <w:rFonts w:ascii="BRH Devanagari Extra" w:hAnsi="BRH Devanagari Extra" w:cs="BRH Devanagari Extra"/>
+                <w:color w:val="000000"/>
+                <w:sz w:val="32"/>
+                <w:szCs w:val="32"/>
+              </w:rPr>
+              <w:t>.</w:t>
+            </w:r>
+            <w:r>
+              <w:rPr>
+                <w:rFonts w:cs="BRH Devanagari Extra"/>
+                <w:color w:val="000000"/>
+                <w:szCs w:val="32"/>
+              </w:rPr>
+              <w:t>6</w:t>
+            </w:r>
+            <w:r>
+              <w:rPr>
+                <w:rFonts w:ascii="BRH Devanagari Extra" w:hAnsi="BRH Devanagari Extra" w:cs="BRH Devanagari Extra"/>
+                <w:color w:val="000000"/>
+                <w:sz w:val="32"/>
+                <w:szCs w:val="32"/>
+              </w:rPr>
+              <w:t>.</w:t>
+            </w:r>
+            <w:r>
+              <w:rPr>
+                <w:rFonts w:cs="BRH Devanagari Extra"/>
+                <w:color w:val="000000"/>
+                <w:szCs w:val="32"/>
+              </w:rPr>
+              <w:t>1</w:t>
+            </w:r>
+            <w:r>
+              <w:rPr>
+                <w:rFonts w:ascii="BRH Devanagari Extra" w:hAnsi="BRH Devanagari Extra" w:cs="BRH Devanagari Extra"/>
+                <w:color w:val="000000"/>
+                <w:sz w:val="32"/>
+                <w:szCs w:val="32"/>
+              </w:rPr>
+              <w:t>.</w:t>
+            </w:r>
+            <w:r>
+              <w:rPr>
+                <w:rFonts w:cs="BRH Devanagari Extra"/>
+                <w:color w:val="000000"/>
+                <w:szCs w:val="32"/>
+              </w:rPr>
+              <w:t>4</w:t>
+            </w:r>
+            <w:r>
+              <w:rPr>
+                <w:rFonts w:ascii="BRH Devanagari Extra" w:hAnsi="BRH Devanagari Extra" w:cs="BRH Devanagari Extra"/>
+                <w:color w:val="000000"/>
+                <w:sz w:val="32"/>
+                <w:szCs w:val="32"/>
+              </w:rPr>
+              <w:t>(</w:t>
+            </w:r>
+            <w:r>
+              <w:rPr>
+                <w:rFonts w:cs="BRH Devanagari Extra"/>
+                <w:color w:val="000000"/>
+                <w:szCs w:val="32"/>
+              </w:rPr>
+              <w:t>3</w:t>
+            </w:r>
+            <w:r>
+              <w:rPr>
+                <w:rFonts w:ascii="BRH Devanagari Extra" w:hAnsi="BRH Devanagari Extra" w:cs="BRH Devanagari Extra"/>
+                <w:color w:val="000000"/>
+                <w:sz w:val="32"/>
+                <w:szCs w:val="32"/>
+              </w:rPr>
+              <w:t>)</w:t>
+            </w:r>
+            <w:proofErr w:type="gramStart"/>
+            <w:r>
+              <w:rPr>
+                <w:rFonts w:ascii="BRH Devanagari Extra" w:hAnsi="BRH Devanagari Extra" w:cs="BRH Devanagari Extra"/>
+                <w:color w:val="000000"/>
+                <w:sz w:val="32"/>
+                <w:szCs w:val="32"/>
+              </w:rPr>
+              <w:t>-  uÉ</w:t>
+            </w:r>
+            <w:proofErr w:type="gramEnd"/>
+            <w:r>
+              <w:rPr>
+                <w:rFonts w:ascii="BRH Malayalam Extra" w:hAnsi="BRH Malayalam Extra" w:cs="BRH Devanagari Extra"/>
+                <w:color w:val="000000"/>
+                <w:szCs w:val="32"/>
+              </w:rPr>
+              <w:t>–</w:t>
+            </w:r>
+            <w:r>
+              <w:rPr>
+                <w:rFonts w:ascii="BRH Devanagari Extra" w:hAnsi="BRH Devanagari Extra" w:cs="BRH Devanagari Extra"/>
+                <w:color w:val="000000"/>
+                <w:sz w:val="32"/>
+                <w:szCs w:val="32"/>
+              </w:rPr>
+              <w:t>lÉ</w:t>
+            </w:r>
+            <w:r>
+              <w:rPr>
+                <w:rFonts w:ascii="BRH Malayalam Extra" w:hAnsi="BRH Malayalam Extra" w:cs="BRH Devanagari Extra"/>
+                <w:color w:val="000000"/>
+                <w:szCs w:val="32"/>
+              </w:rPr>
+              <w:t>–</w:t>
+            </w:r>
+            <w:r>
+              <w:rPr>
+                <w:rFonts w:ascii="BRH Devanagari Extra" w:hAnsi="BRH Devanagari Extra" w:cs="BRH Devanagari Extra"/>
+                <w:color w:val="000000"/>
+                <w:sz w:val="32"/>
+                <w:szCs w:val="32"/>
+              </w:rPr>
+              <w:t>xÉSåÿ | uÉOèû | oÉ</w:t>
+            </w:r>
+            <w:r>
+              <w:rPr>
+                <w:rFonts w:ascii="BRH Malayalam Extra" w:hAnsi="BRH Malayalam Extra" w:cs="BRH Devanagari Extra"/>
+                <w:color w:val="000000"/>
+                <w:szCs w:val="32"/>
+              </w:rPr>
+              <w:t>–</w:t>
+            </w:r>
+            <w:r>
+              <w:rPr>
+                <w:rFonts w:ascii="BRH Devanagari Extra" w:hAnsi="BRH Devanagari Extra" w:cs="BRH Devanagari Extra"/>
+                <w:color w:val="000000"/>
+                <w:sz w:val="32"/>
+                <w:szCs w:val="32"/>
+              </w:rPr>
+              <w:t>Uç</w:t>
+            </w:r>
+            <w:proofErr w:type="gramStart"/>
+            <w:r>
+              <w:rPr>
+                <w:rFonts w:ascii="BRH Malayalam Extra" w:hAnsi="BRH Malayalam Extra" w:cs="BRH Devanagari Extra"/>
+                <w:color w:val="000000"/>
+                <w:szCs w:val="32"/>
+              </w:rPr>
+              <w:t>–</w:t>
+            </w:r>
+            <w:r>
+              <w:rPr>
+                <w:rFonts w:ascii="BRH Devanagari Extra" w:hAnsi="BRH Devanagari Extra" w:cs="BRH Devanagari Extra"/>
+                <w:color w:val="000000"/>
+                <w:sz w:val="32"/>
+                <w:szCs w:val="32"/>
+              </w:rPr>
+              <w:t>.ÌWû</w:t>
+            </w:r>
+            <w:proofErr w:type="gramEnd"/>
+            <w:r>
+              <w:rPr>
+                <w:rFonts w:ascii="BRH Malayalam Extra" w:hAnsi="BRH Malayalam Extra" w:cs="BRH Devanagari Extra"/>
+                <w:color w:val="000000"/>
+                <w:szCs w:val="32"/>
+              </w:rPr>
+              <w:t>–</w:t>
+            </w:r>
+            <w:r>
+              <w:rPr>
+                <w:rFonts w:ascii="BRH Devanagari Extra" w:hAnsi="BRH Devanagari Extra" w:cs="BRH Devanagari Extra"/>
+                <w:color w:val="000000"/>
+                <w:sz w:val="32"/>
+                <w:szCs w:val="32"/>
+              </w:rPr>
+              <w:t xml:space="preserve">wÉSåÿ | </w:t>
+            </w:r>
+          </w:p>
+          <w:p>
+            <w:pPr>
+              <w:widowControl w:val="0"/>
+              <w:autoSpaceDE w:val="0"/>
+              <w:autoSpaceDN w:val="0"/>
+              <w:adjustRightInd w:val="0"/>
+              <w:spacing w:before="0" w:line="240" w:lineRule="auto"/>
+              <w:rPr>
+                <w:rFonts w:ascii="BRH Devanagari Extra" w:hAnsi="BRH Devanagari Extra" w:cs="BRH Devanagari Extra"/>
+                <w:color w:val="000000"/>
+                <w:sz w:val="32"/>
+                <w:szCs w:val="32"/>
+              </w:rPr>
+            </w:pPr>
+            <w:r>
+              <w:rPr>
+                <w:rFonts w:ascii="BRH Devanagari Extra" w:hAnsi="BRH Devanagari Extra" w:cs="BRH Devanagari Extra"/>
+                <w:color w:val="000000"/>
+                <w:sz w:val="32"/>
+                <w:szCs w:val="32"/>
+              </w:rPr>
+              <w:t>uÉ</w:t>
+            </w:r>
+            <w:r>
+              <w:rPr>
+                <w:rFonts w:ascii="BRH Malayalam Extra" w:hAnsi="BRH Malayalam Extra" w:cs="BRH Devanagari Extra"/>
+                <w:color w:val="000000"/>
+                <w:szCs w:val="32"/>
+              </w:rPr>
+              <w:t>–</w:t>
+            </w:r>
+            <w:r>
+              <w:rPr>
+                <w:rFonts w:ascii="BRH Devanagari Extra" w:hAnsi="BRH Devanagari Extra" w:cs="BRH Devanagari Extra"/>
+                <w:color w:val="000000"/>
+                <w:sz w:val="32"/>
+                <w:szCs w:val="32"/>
+              </w:rPr>
+              <w:t>lÉ</w:t>
+            </w:r>
+            <w:r>
+              <w:rPr>
+                <w:rFonts w:ascii="BRH Malayalam Extra" w:hAnsi="BRH Malayalam Extra" w:cs="BRH Devanagari Extra"/>
+                <w:color w:val="000000"/>
+                <w:szCs w:val="32"/>
+              </w:rPr>
+              <w:t>–</w:t>
+            </w:r>
+            <w:r>
+              <w:rPr>
+                <w:rFonts w:ascii="BRH Devanagari Extra" w:hAnsi="BRH Devanagari Extra" w:cs="BRH Devanagari Extra"/>
+                <w:color w:val="000000"/>
+                <w:sz w:val="32"/>
+                <w:szCs w:val="32"/>
+              </w:rPr>
+              <w:t>xÉSå</w:t>
+            </w:r>
+            <w:r>
+              <w:rPr>
+                <w:rFonts w:ascii="BRH Malayalam Extra" w:hAnsi="BRH Malayalam Extra" w:cs="BRH Devanagari Extra"/>
+                <w:color w:val="000000"/>
+                <w:szCs w:val="32"/>
+              </w:rPr>
+              <w:t>–</w:t>
+            </w:r>
+            <w:r>
+              <w:rPr>
+                <w:rFonts w:ascii="BRH Devanagari Extra" w:hAnsi="BRH Devanagari Extra" w:cs="BRH Devanagari Extra"/>
+                <w:color w:val="000000"/>
+                <w:sz w:val="32"/>
+                <w:szCs w:val="32"/>
+              </w:rPr>
+              <w:t xml:space="preserve"> uÉQèû uÉQèû uÉþlÉ</w:t>
+            </w:r>
+            <w:r>
+              <w:rPr>
+                <w:rFonts w:ascii="BRH Malayalam Extra" w:hAnsi="BRH Malayalam Extra" w:cs="BRH Devanagari Extra"/>
+                <w:color w:val="000000"/>
+                <w:szCs w:val="32"/>
+              </w:rPr>
+              <w:t>–</w:t>
+            </w:r>
+            <w:r>
+              <w:rPr>
+                <w:rFonts w:ascii="BRH Devanagari Extra" w:hAnsi="BRH Devanagari Extra" w:cs="BRH Devanagari Extra"/>
+                <w:color w:val="000000"/>
+                <w:sz w:val="32"/>
+                <w:szCs w:val="32"/>
+              </w:rPr>
+              <w:t>xÉSåþ uÉlÉ</w:t>
+            </w:r>
+            <w:r>
+              <w:rPr>
+                <w:rFonts w:ascii="BRH Malayalam Extra" w:hAnsi="BRH Malayalam Extra" w:cs="BRH Devanagari Extra"/>
+                <w:color w:val="000000"/>
+                <w:szCs w:val="32"/>
+              </w:rPr>
+              <w:t>–</w:t>
+            </w:r>
+            <w:r>
+              <w:rPr>
+                <w:rFonts w:ascii="BRH Devanagari Extra" w:hAnsi="BRH Devanagari Extra" w:cs="BRH Devanagari Extra"/>
+                <w:color w:val="000000"/>
+                <w:sz w:val="32"/>
+                <w:szCs w:val="32"/>
+              </w:rPr>
+              <w:t>xÉSå</w:t>
+            </w:r>
+            <w:r>
+              <w:rPr>
+                <w:rFonts w:ascii="BRH Malayalam Extra" w:hAnsi="BRH Malayalam Extra" w:cs="BRH Devanagari Extra"/>
+                <w:color w:val="000000"/>
+                <w:szCs w:val="32"/>
+              </w:rPr>
+              <w:t>–</w:t>
+            </w:r>
+            <w:r>
+              <w:rPr>
+                <w:rFonts w:ascii="BRH Devanagari Extra" w:hAnsi="BRH Devanagari Extra" w:cs="BRH Devanagari Extra"/>
+                <w:color w:val="000000"/>
+                <w:sz w:val="32"/>
+                <w:szCs w:val="32"/>
+              </w:rPr>
+              <w:t xml:space="preserve"> uÉQèû oÉþ</w:t>
+            </w:r>
+            <w:r>
+              <w:rPr>
+                <w:rFonts w:ascii="BRH Devanagari Extra" w:hAnsi="BRH Devanagari Extra" w:cs="BRH Devanagari Extra"/>
+                <w:color w:val="000000"/>
+                <w:sz w:val="32"/>
+                <w:szCs w:val="32"/>
+                <w:highlight w:val="yellow"/>
+              </w:rPr>
+              <w:t>Uç.ÌWû</w:t>
+            </w:r>
+            <w:r>
+              <w:rPr>
+                <w:rFonts w:ascii="BRH Malayalam Extra" w:hAnsi="BRH Malayalam Extra" w:cs="BRH Devanagari Extra"/>
+                <w:color w:val="000000"/>
+                <w:szCs w:val="32"/>
+              </w:rPr>
+              <w:t>–</w:t>
+            </w:r>
+            <w:r>
+              <w:rPr>
+                <w:rFonts w:ascii="BRH Devanagari Extra" w:hAnsi="BRH Devanagari Extra" w:cs="BRH Devanagari Extra"/>
+                <w:color w:val="000000"/>
+                <w:sz w:val="32"/>
+                <w:szCs w:val="32"/>
+              </w:rPr>
+              <w:t>wÉSåþ oÉUç.ÌWû</w:t>
+            </w:r>
+            <w:r>
+              <w:rPr>
+                <w:rFonts w:ascii="BRH Malayalam Extra" w:hAnsi="BRH Malayalam Extra" w:cs="BRH Devanagari Extra"/>
+                <w:color w:val="000000"/>
+                <w:szCs w:val="32"/>
+              </w:rPr>
+              <w:t>–</w:t>
+            </w:r>
+            <w:r>
+              <w:rPr>
+                <w:rFonts w:ascii="BRH Devanagari Extra" w:hAnsi="BRH Devanagari Extra" w:cs="BRH Devanagari Extra"/>
+                <w:color w:val="000000"/>
+                <w:sz w:val="32"/>
+                <w:szCs w:val="32"/>
+              </w:rPr>
+              <w:t>wÉSå</w:t>
+            </w:r>
+            <w:r>
+              <w:rPr>
+                <w:rFonts w:ascii="BRH Malayalam Extra" w:hAnsi="BRH Malayalam Extra" w:cs="BRH Devanagari Extra"/>
+                <w:color w:val="000000"/>
+                <w:szCs w:val="32"/>
+              </w:rPr>
+              <w:t>–</w:t>
+            </w:r>
+            <w:r>
+              <w:rPr>
+                <w:rFonts w:ascii="BRH Devanagari Extra" w:hAnsi="BRH Devanagari Extra" w:cs="BRH Devanagari Extra"/>
+                <w:color w:val="000000"/>
+                <w:sz w:val="32"/>
+                <w:szCs w:val="32"/>
+              </w:rPr>
+              <w:t xml:space="preserve"> uÉQèû uÉþlÉ</w:t>
+            </w:r>
+            <w:r>
+              <w:rPr>
+                <w:rFonts w:ascii="BRH Malayalam Extra" w:hAnsi="BRH Malayalam Extra" w:cs="BRH Devanagari Extra"/>
+                <w:color w:val="000000"/>
+                <w:szCs w:val="32"/>
+              </w:rPr>
+              <w:t>–</w:t>
+            </w:r>
+            <w:r>
+              <w:rPr>
+                <w:rFonts w:ascii="BRH Devanagari Extra" w:hAnsi="BRH Devanagari Extra" w:cs="BRH Devanagari Extra"/>
+                <w:color w:val="000000"/>
+                <w:sz w:val="32"/>
+                <w:szCs w:val="32"/>
+              </w:rPr>
+              <w:t>xÉSåþ uÉlÉ</w:t>
+            </w:r>
+            <w:r>
+              <w:rPr>
+                <w:rFonts w:ascii="BRH Malayalam Extra" w:hAnsi="BRH Malayalam Extra" w:cs="BRH Devanagari Extra"/>
+                <w:color w:val="000000"/>
+                <w:szCs w:val="32"/>
+              </w:rPr>
+              <w:t>–</w:t>
+            </w:r>
+            <w:r>
+              <w:rPr>
+                <w:rFonts w:ascii="BRH Devanagari Extra" w:hAnsi="BRH Devanagari Extra" w:cs="BRH Devanagari Extra"/>
+                <w:color w:val="000000"/>
+                <w:sz w:val="32"/>
+                <w:szCs w:val="32"/>
+              </w:rPr>
+              <w:t>xÉSå</w:t>
+            </w:r>
+            <w:r>
+              <w:rPr>
+                <w:rFonts w:ascii="BRH Malayalam Extra" w:hAnsi="BRH Malayalam Extra" w:cs="BRH Devanagari Extra"/>
+                <w:color w:val="000000"/>
+                <w:szCs w:val="32"/>
+              </w:rPr>
+              <w:t>–</w:t>
+            </w:r>
+            <w:r>
+              <w:rPr>
+                <w:rFonts w:ascii="BRH Devanagari Extra" w:hAnsi="BRH Devanagari Extra" w:cs="BRH Devanagari Extra"/>
+                <w:color w:val="000000"/>
+                <w:sz w:val="32"/>
+                <w:szCs w:val="32"/>
+              </w:rPr>
+              <w:t xml:space="preserve"> uÉQèû oÉþ</w:t>
+            </w:r>
+            <w:r>
+              <w:rPr>
+                <w:rFonts w:ascii="BRH Devanagari Extra" w:hAnsi="BRH Devanagari Extra" w:cs="BRH Devanagari Extra"/>
+                <w:color w:val="000000"/>
+                <w:sz w:val="32"/>
+                <w:szCs w:val="32"/>
+                <w:highlight w:val="yellow"/>
+              </w:rPr>
+              <w:t>Uç.ÌW</w:t>
+            </w:r>
+            <w:r>
+              <w:rPr>
+                <w:rFonts w:ascii="BRH Devanagari Extra" w:hAnsi="BRH Devanagari Extra" w:cs="BRH Devanagari Extra"/>
+                <w:color w:val="000000"/>
+                <w:sz w:val="32"/>
+                <w:szCs w:val="32"/>
+              </w:rPr>
+              <w:t>û</w:t>
+            </w:r>
+            <w:r>
+              <w:rPr>
+                <w:rFonts w:ascii="BRH Malayalam Extra" w:hAnsi="BRH Malayalam Extra" w:cs="BRH Devanagari Extra"/>
+                <w:color w:val="000000"/>
+                <w:szCs w:val="32"/>
+              </w:rPr>
+              <w:t>–</w:t>
+            </w:r>
+            <w:r>
+              <w:rPr>
+                <w:rFonts w:ascii="BRH Devanagari Extra" w:hAnsi="BRH Devanagari Extra" w:cs="BRH Devanagari Extra"/>
+                <w:color w:val="000000"/>
+                <w:sz w:val="32"/>
+                <w:szCs w:val="32"/>
+              </w:rPr>
+              <w:t xml:space="preserve">wÉSåÿ | </w:t>
+            </w:r>
+          </w:p>
+          <w:p>
+            <w:pPr>
+              <w:widowControl w:val="0"/>
+              <w:autoSpaceDE w:val="0"/>
+              <w:autoSpaceDN w:val="0"/>
+              <w:adjustRightInd w:val="0"/>
+              <w:spacing w:before="0" w:line="240" w:lineRule="auto"/>
+              <w:rPr>
+                <w:rFonts w:ascii="BRH Devanagari Extra" w:hAnsi="BRH Devanagari Extra" w:cs="BRH Devanagari Extra"/>
+                <w:color w:val="000000"/>
+                <w:sz w:val="32"/>
+                <w:szCs w:val="32"/>
+              </w:rPr>
+            </w:pPr>
+            <w:r>
+              <w:rPr>
+                <w:rFonts w:ascii="BRH Devanagari Extra" w:hAnsi="BRH Devanagari Extra" w:cs="BRH Devanagari Extra"/>
+                <w:color w:val="000000"/>
+                <w:sz w:val="32"/>
+                <w:szCs w:val="32"/>
+              </w:rPr>
+              <w:t>(</w:t>
+            </w:r>
+            <w:proofErr w:type="gramStart"/>
+            <w:r>
+              <w:rPr>
+                <w:rFonts w:cs="BRH Devanagari Extra"/>
+                <w:color w:val="000000"/>
+                <w:szCs w:val="32"/>
+              </w:rPr>
+              <w:t>6</w:t>
+            </w:r>
+            <w:r>
+              <w:rPr>
+                <w:rFonts w:ascii="BRH Devanagari Extra" w:hAnsi="BRH Devanagari Extra" w:cs="BRH Devanagari Extra"/>
+                <w:color w:val="000000"/>
+                <w:sz w:val="32"/>
+                <w:szCs w:val="32"/>
+              </w:rPr>
+              <w:t>)</w:t>
+            </w:r>
+            <w:r>
+              <w:rPr>
+                <w:rFonts w:cs="BRH Devanagari Extra"/>
+                <w:color w:val="000000"/>
+                <w:szCs w:val="32"/>
+              </w:rPr>
+              <w:t>[</w:t>
+            </w:r>
+            <w:proofErr w:type="gramEnd"/>
+            <w:r>
+              <w:rPr>
+                <w:rFonts w:cs="BRH Devanagari Extra"/>
+                <w:color w:val="000000"/>
+                <w:szCs w:val="32"/>
+              </w:rPr>
+              <w:t>P4</w:t>
+            </w:r>
+            <w:r>
+              <w:rPr>
+                <w:rFonts w:ascii="BRH Devanagari Extra" w:hAnsi="BRH Devanagari Extra" w:cs="BRH Devanagari Extra"/>
+                <w:color w:val="000000"/>
+                <w:sz w:val="32"/>
+                <w:szCs w:val="32"/>
+              </w:rPr>
+              <w:t xml:space="preserve">] </w:t>
+            </w:r>
+            <w:r>
+              <w:rPr>
+                <w:rFonts w:cs="BRH Devanagari Extra"/>
+                <w:color w:val="000000"/>
+                <w:szCs w:val="32"/>
+              </w:rPr>
+              <w:t>4</w:t>
+            </w:r>
+            <w:r>
+              <w:rPr>
+                <w:rFonts w:ascii="BRH Devanagari Extra" w:hAnsi="BRH Devanagari Extra" w:cs="BRH Devanagari Extra"/>
+                <w:color w:val="000000"/>
+                <w:sz w:val="32"/>
+                <w:szCs w:val="32"/>
+              </w:rPr>
+              <w:t>.</w:t>
+            </w:r>
+            <w:r>
+              <w:rPr>
+                <w:rFonts w:cs="BRH Devanagari Extra"/>
+                <w:color w:val="000000"/>
+                <w:szCs w:val="32"/>
+              </w:rPr>
+              <w:t>6</w:t>
+            </w:r>
+            <w:r>
+              <w:rPr>
+                <w:rFonts w:ascii="BRH Devanagari Extra" w:hAnsi="BRH Devanagari Extra" w:cs="BRH Devanagari Extra"/>
+                <w:color w:val="000000"/>
+                <w:sz w:val="32"/>
+                <w:szCs w:val="32"/>
+              </w:rPr>
+              <w:t>.</w:t>
+            </w:r>
+            <w:r>
+              <w:rPr>
+                <w:rFonts w:cs="BRH Devanagari Extra"/>
+                <w:color w:val="000000"/>
+                <w:szCs w:val="32"/>
+              </w:rPr>
+              <w:t>1</w:t>
+            </w:r>
+            <w:r>
+              <w:rPr>
+                <w:rFonts w:ascii="BRH Devanagari Extra" w:hAnsi="BRH Devanagari Extra" w:cs="BRH Devanagari Extra"/>
+                <w:color w:val="000000"/>
+                <w:sz w:val="32"/>
+                <w:szCs w:val="32"/>
+              </w:rPr>
+              <w:t>.</w:t>
+            </w:r>
+            <w:r>
+              <w:rPr>
+                <w:rFonts w:cs="BRH Devanagari Extra"/>
+                <w:color w:val="000000"/>
+                <w:szCs w:val="32"/>
+              </w:rPr>
+              <w:t>4</w:t>
+            </w:r>
+            <w:r>
+              <w:rPr>
+                <w:rFonts w:ascii="BRH Devanagari Extra" w:hAnsi="BRH Devanagari Extra" w:cs="BRH Devanagari Extra"/>
+                <w:color w:val="000000"/>
+                <w:sz w:val="32"/>
+                <w:szCs w:val="32"/>
+              </w:rPr>
+              <w:t>(</w:t>
+            </w:r>
+            <w:r>
+              <w:rPr>
+                <w:rFonts w:cs="BRH Devanagari Extra"/>
+                <w:color w:val="000000"/>
+                <w:szCs w:val="32"/>
+              </w:rPr>
+              <w:t>4</w:t>
+            </w:r>
+            <w:r>
+              <w:rPr>
+                <w:rFonts w:ascii="BRH Devanagari Extra" w:hAnsi="BRH Devanagari Extra" w:cs="BRH Devanagari Extra"/>
+                <w:color w:val="000000"/>
+                <w:sz w:val="32"/>
+                <w:szCs w:val="32"/>
+              </w:rPr>
+              <w:t>)</w:t>
+            </w:r>
+            <w:proofErr w:type="gramStart"/>
+            <w:r>
+              <w:rPr>
+                <w:rFonts w:ascii="BRH Devanagari Extra" w:hAnsi="BRH Devanagari Extra" w:cs="BRH Devanagari Extra"/>
+                <w:color w:val="000000"/>
+                <w:sz w:val="32"/>
+                <w:szCs w:val="32"/>
+              </w:rPr>
+              <w:t>-  uÉOèû</w:t>
+            </w:r>
+            <w:proofErr w:type="gramEnd"/>
+            <w:r>
+              <w:rPr>
+                <w:rFonts w:ascii="BRH Devanagari Extra" w:hAnsi="BRH Devanagari Extra" w:cs="BRH Devanagari Extra"/>
+                <w:color w:val="000000"/>
+                <w:sz w:val="32"/>
+                <w:szCs w:val="32"/>
+              </w:rPr>
+              <w:t xml:space="preserve"> | oÉ</w:t>
+            </w:r>
+            <w:r>
+              <w:rPr>
+                <w:rFonts w:ascii="BRH Malayalam Extra" w:hAnsi="BRH Malayalam Extra" w:cs="BRH Devanagari Extra"/>
+                <w:color w:val="000000"/>
+                <w:szCs w:val="32"/>
+              </w:rPr>
+              <w:t>–</w:t>
+            </w:r>
+            <w:r>
+              <w:rPr>
+                <w:rFonts w:ascii="BRH Devanagari Extra" w:hAnsi="BRH Devanagari Extra" w:cs="BRH Devanagari Extra"/>
+                <w:color w:val="000000"/>
+                <w:sz w:val="32"/>
+                <w:szCs w:val="32"/>
+              </w:rPr>
+              <w:t>Uç</w:t>
+            </w:r>
+            <w:proofErr w:type="gramStart"/>
+            <w:r>
+              <w:rPr>
+                <w:rFonts w:ascii="BRH Malayalam Extra" w:hAnsi="BRH Malayalam Extra" w:cs="BRH Devanagari Extra"/>
+                <w:color w:val="000000"/>
+                <w:szCs w:val="32"/>
+              </w:rPr>
+              <w:t>–</w:t>
+            </w:r>
+            <w:r>
+              <w:rPr>
+                <w:rFonts w:ascii="BRH Devanagari Extra" w:hAnsi="BRH Devanagari Extra" w:cs="BRH Devanagari Extra"/>
+                <w:color w:val="000000"/>
+                <w:sz w:val="32"/>
+                <w:szCs w:val="32"/>
+              </w:rPr>
+              <w:t>.ÌWû</w:t>
+            </w:r>
+            <w:proofErr w:type="gramEnd"/>
+            <w:r>
+              <w:rPr>
+                <w:rFonts w:ascii="BRH Malayalam Extra" w:hAnsi="BRH Malayalam Extra" w:cs="BRH Devanagari Extra"/>
+                <w:color w:val="000000"/>
+                <w:szCs w:val="32"/>
+              </w:rPr>
+              <w:t>–</w:t>
+            </w:r>
+            <w:r>
+              <w:rPr>
+                <w:rFonts w:ascii="BRH Devanagari Extra" w:hAnsi="BRH Devanagari Extra" w:cs="BRH Devanagari Extra"/>
+                <w:color w:val="000000"/>
+                <w:sz w:val="32"/>
+                <w:szCs w:val="32"/>
+              </w:rPr>
+              <w:t xml:space="preserve">wÉSåÿ | uÉOèû | </w:t>
+            </w:r>
+          </w:p>
+          <w:p>
+            <w:pPr>
+              <w:widowControl w:val="0"/>
+              <w:autoSpaceDE w:val="0"/>
+              <w:autoSpaceDN w:val="0"/>
+              <w:adjustRightInd w:val="0"/>
+              <w:spacing w:before="0" w:line="240" w:lineRule="auto"/>
+              <w:rPr>
+                <w:rFonts w:ascii="BRH Devanagari Extra" w:hAnsi="BRH Devanagari Extra" w:cs="BRH Devanagari Extra"/>
+                <w:color w:val="000000"/>
+                <w:sz w:val="32"/>
+                <w:szCs w:val="32"/>
+              </w:rPr>
+            </w:pPr>
+            <w:r>
+              <w:rPr>
+                <w:rFonts w:ascii="BRH Devanagari Extra" w:hAnsi="BRH Devanagari Extra" w:cs="BRH Devanagari Extra"/>
+                <w:color w:val="000000"/>
+                <w:sz w:val="32"/>
+                <w:szCs w:val="32"/>
+              </w:rPr>
+              <w:t>uÉQèû oÉþÌ</w:t>
+            </w:r>
+            <w:r>
+              <w:rPr>
+                <w:rFonts w:ascii="BRH Devanagari Extra" w:hAnsi="BRH Devanagari Extra" w:cs="BRH Devanagari Extra"/>
+                <w:color w:val="000000"/>
+                <w:sz w:val="32"/>
+                <w:szCs w:val="32"/>
+                <w:highlight w:val="yellow"/>
+              </w:rPr>
+              <w:t>Uç.ÌW</w:t>
+            </w:r>
+            <w:r>
+              <w:rPr>
+                <w:rFonts w:ascii="BRH Devanagari Extra" w:hAnsi="BRH Devanagari Extra" w:cs="BRH Devanagari Extra"/>
+                <w:color w:val="000000"/>
+                <w:sz w:val="32"/>
+                <w:szCs w:val="32"/>
+              </w:rPr>
+              <w:t>û</w:t>
+            </w:r>
+            <w:r>
+              <w:rPr>
+                <w:rFonts w:ascii="BRH Malayalam Extra" w:hAnsi="BRH Malayalam Extra" w:cs="BRH Devanagari Extra"/>
+                <w:color w:val="000000"/>
+                <w:szCs w:val="32"/>
+              </w:rPr>
+              <w:t>–</w:t>
+            </w:r>
+            <w:r>
+              <w:rPr>
+                <w:rFonts w:ascii="BRH Devanagari Extra" w:hAnsi="BRH Devanagari Extra" w:cs="BRH Devanagari Extra"/>
+                <w:color w:val="000000"/>
+                <w:sz w:val="32"/>
+                <w:szCs w:val="32"/>
+              </w:rPr>
+              <w:t>wÉSåþ oÉUç.ÌWû</w:t>
+            </w:r>
+            <w:r>
+              <w:rPr>
+                <w:rFonts w:ascii="BRH Malayalam Extra" w:hAnsi="BRH Malayalam Extra" w:cs="BRH Devanagari Extra"/>
+                <w:color w:val="000000"/>
+                <w:szCs w:val="32"/>
+              </w:rPr>
+              <w:t>–</w:t>
+            </w:r>
+            <w:r>
+              <w:rPr>
+                <w:rFonts w:ascii="BRH Devanagari Extra" w:hAnsi="BRH Devanagari Extra" w:cs="BRH Devanagari Extra"/>
+                <w:color w:val="000000"/>
+                <w:sz w:val="32"/>
+                <w:szCs w:val="32"/>
+              </w:rPr>
+              <w:t>wÉSå</w:t>
+            </w:r>
+            <w:r>
+              <w:rPr>
+                <w:rFonts w:ascii="BRH Malayalam Extra" w:hAnsi="BRH Malayalam Extra" w:cs="BRH Devanagari Extra"/>
+                <w:color w:val="000000"/>
+                <w:szCs w:val="32"/>
+              </w:rPr>
+              <w:t>–</w:t>
+            </w:r>
+            <w:r>
+              <w:rPr>
+                <w:rFonts w:ascii="BRH Devanagari Extra" w:hAnsi="BRH Devanagari Extra" w:cs="BRH Devanagari Extra"/>
+                <w:color w:val="000000"/>
+                <w:sz w:val="32"/>
+                <w:szCs w:val="32"/>
+              </w:rPr>
+              <w:t xml:space="preserve"> uÉQèû uÉQèû oÉþ</w:t>
+            </w:r>
+            <w:r>
+              <w:rPr>
+                <w:rFonts w:ascii="BRH Devanagari Extra" w:hAnsi="BRH Devanagari Extra" w:cs="BRH Devanagari Extra"/>
+                <w:color w:val="000000"/>
+                <w:sz w:val="32"/>
+                <w:szCs w:val="32"/>
+                <w:highlight w:val="yellow"/>
+              </w:rPr>
+              <w:t>Uç.ÌWû</w:t>
+            </w:r>
+            <w:r>
+              <w:rPr>
+                <w:rFonts w:ascii="BRH Malayalam Extra" w:hAnsi="BRH Malayalam Extra" w:cs="BRH Devanagari Extra"/>
+                <w:color w:val="000000"/>
+                <w:szCs w:val="32"/>
+              </w:rPr>
+              <w:t>–</w:t>
+            </w:r>
+            <w:r>
+              <w:rPr>
+                <w:rFonts w:ascii="BRH Devanagari Extra" w:hAnsi="BRH Devanagari Extra" w:cs="BRH Devanagari Extra"/>
+                <w:color w:val="000000"/>
+                <w:sz w:val="32"/>
+                <w:szCs w:val="32"/>
+              </w:rPr>
+              <w:t>wÉSå</w:t>
+            </w:r>
+            <w:r>
+              <w:rPr>
+                <w:rFonts w:ascii="BRH Malayalam Extra" w:hAnsi="BRH Malayalam Extra" w:cs="BRH Devanagari Extra"/>
+                <w:color w:val="000000"/>
+                <w:szCs w:val="32"/>
+              </w:rPr>
+              <w:t>–</w:t>
+            </w:r>
+            <w:r>
+              <w:rPr>
+                <w:rFonts w:ascii="BRH Devanagari Extra" w:hAnsi="BRH Devanagari Extra" w:cs="BRH Devanagari Extra"/>
+                <w:color w:val="000000"/>
+                <w:sz w:val="32"/>
+                <w:szCs w:val="32"/>
+              </w:rPr>
+              <w:t xml:space="preserve"> uÉQèû uÉQèû oÉþ</w:t>
+            </w:r>
+            <w:r>
+              <w:rPr>
+                <w:rFonts w:ascii="BRH Devanagari Extra" w:hAnsi="BRH Devanagari Extra" w:cs="BRH Devanagari Extra"/>
+                <w:color w:val="000000"/>
+                <w:sz w:val="32"/>
+                <w:szCs w:val="32"/>
+                <w:highlight w:val="yellow"/>
+              </w:rPr>
+              <w:t>Uç.ÌW</w:t>
+            </w:r>
+            <w:r>
+              <w:rPr>
+                <w:rFonts w:ascii="BRH Devanagari Extra" w:hAnsi="BRH Devanagari Extra" w:cs="BRH Devanagari Extra"/>
+                <w:color w:val="000000"/>
+                <w:sz w:val="32"/>
+                <w:szCs w:val="32"/>
+              </w:rPr>
+              <w:t>û</w:t>
+            </w:r>
+            <w:r>
+              <w:rPr>
+                <w:rFonts w:ascii="BRH Malayalam Extra" w:hAnsi="BRH Malayalam Extra" w:cs="BRH Devanagari Extra"/>
+                <w:color w:val="000000"/>
+                <w:szCs w:val="32"/>
+              </w:rPr>
+              <w:t>–</w:t>
+            </w:r>
+            <w:r>
+              <w:rPr>
+                <w:rFonts w:ascii="BRH Devanagari Extra" w:hAnsi="BRH Devanagari Extra" w:cs="BRH Devanagari Extra"/>
+                <w:color w:val="000000"/>
+                <w:sz w:val="32"/>
+                <w:szCs w:val="32"/>
+              </w:rPr>
+              <w:t>wÉSå</w:t>
+            </w:r>
+            <w:r>
+              <w:rPr>
+                <w:rFonts w:ascii="BRH Malayalam Extra" w:hAnsi="BRH Malayalam Extra" w:cs="BRH Devanagari Extra"/>
+                <w:color w:val="000000"/>
+                <w:szCs w:val="32"/>
+              </w:rPr>
+              <w:t>–</w:t>
+            </w:r>
+            <w:r>
+              <w:rPr>
+                <w:rFonts w:ascii="BRH Devanagari Extra" w:hAnsi="BRH Devanagari Extra" w:cs="BRH Devanagari Extra"/>
+                <w:color w:val="000000"/>
+                <w:sz w:val="32"/>
+                <w:szCs w:val="32"/>
+              </w:rPr>
+              <w:t xml:space="preserve"> uÉQèû uÉQèû oÉþ</w:t>
+            </w:r>
+            <w:r>
+              <w:rPr>
+                <w:rFonts w:ascii="BRH Devanagari Extra" w:hAnsi="BRH Devanagari Extra" w:cs="BRH Devanagari Extra"/>
+                <w:color w:val="000000"/>
+                <w:sz w:val="32"/>
+                <w:szCs w:val="32"/>
+                <w:highlight w:val="yellow"/>
+              </w:rPr>
+              <w:t>Uç.ÌW</w:t>
+            </w:r>
+            <w:r>
+              <w:rPr>
+                <w:rFonts w:ascii="BRH Devanagari Extra" w:hAnsi="BRH Devanagari Extra" w:cs="BRH Devanagari Extra"/>
+                <w:color w:val="000000"/>
+                <w:sz w:val="32"/>
+                <w:szCs w:val="32"/>
+              </w:rPr>
+              <w:t>û</w:t>
+            </w:r>
+            <w:r>
+              <w:rPr>
+                <w:rFonts w:ascii="BRH Malayalam Extra" w:hAnsi="BRH Malayalam Extra" w:cs="BRH Devanagari Extra"/>
+                <w:color w:val="000000"/>
+                <w:szCs w:val="32"/>
+              </w:rPr>
+              <w:t>–</w:t>
+            </w:r>
+            <w:r>
+              <w:rPr>
+                <w:rFonts w:ascii="BRH Devanagari Extra" w:hAnsi="BRH Devanagari Extra" w:cs="BRH Devanagari Extra"/>
+                <w:color w:val="000000"/>
+                <w:sz w:val="32"/>
+                <w:szCs w:val="32"/>
+              </w:rPr>
+              <w:t>wÉSå</w:t>
+            </w:r>
+            <w:r>
+              <w:rPr>
+                <w:rFonts w:ascii="BRH Malayalam Extra" w:hAnsi="BRH Malayalam Extra" w:cs="BRH Devanagari Extra"/>
+                <w:color w:val="000000"/>
+                <w:szCs w:val="32"/>
+              </w:rPr>
+              <w:t>–</w:t>
+            </w:r>
+            <w:r>
+              <w:rPr>
+                <w:rFonts w:ascii="BRH Devanagari Extra" w:hAnsi="BRH Devanagari Extra" w:cs="BRH Devanagari Extra"/>
+                <w:color w:val="000000"/>
+                <w:sz w:val="32"/>
+                <w:szCs w:val="32"/>
+              </w:rPr>
+              <w:t xml:space="preserve"> uÉOèû | </w:t>
+            </w:r>
+          </w:p>
+          <w:p>
+            <w:pPr>
+              <w:widowControl w:val="0"/>
+              <w:autoSpaceDE w:val="0"/>
+              <w:autoSpaceDN w:val="0"/>
+              <w:adjustRightInd w:val="0"/>
+              <w:spacing w:before="0" w:line="240" w:lineRule="auto"/>
+              <w:rPr>
+                <w:rFonts w:ascii="BRH Devanagari Extra" w:hAnsi="BRH Devanagari Extra" w:cs="BRH Devanagari Extra"/>
+                <w:color w:val="000000"/>
+                <w:sz w:val="32"/>
+                <w:szCs w:val="32"/>
+              </w:rPr>
+            </w:pPr>
+            <w:r>
+              <w:rPr>
+                <w:rFonts w:ascii="BRH Devanagari Extra" w:hAnsi="BRH Devanagari Extra" w:cs="BRH Devanagari Extra"/>
+                <w:color w:val="000000"/>
+                <w:sz w:val="32"/>
+                <w:szCs w:val="32"/>
+              </w:rPr>
+              <w:t>(</w:t>
+            </w:r>
+            <w:proofErr w:type="gramStart"/>
+            <w:r>
+              <w:rPr>
+                <w:rFonts w:cs="BRH Devanagari Extra"/>
+                <w:color w:val="000000"/>
+                <w:szCs w:val="32"/>
+              </w:rPr>
+              <w:t>7</w:t>
+            </w:r>
+            <w:r>
+              <w:rPr>
+                <w:rFonts w:ascii="BRH Devanagari Extra" w:hAnsi="BRH Devanagari Extra" w:cs="BRH Devanagari Extra"/>
+                <w:color w:val="000000"/>
+                <w:sz w:val="32"/>
+                <w:szCs w:val="32"/>
+              </w:rPr>
+              <w:t>)</w:t>
+            </w:r>
+            <w:r>
+              <w:rPr>
+                <w:rFonts w:cs="BRH Devanagari Extra"/>
+                <w:color w:val="000000"/>
+                <w:szCs w:val="32"/>
+              </w:rPr>
+              <w:t>[</w:t>
+            </w:r>
+            <w:proofErr w:type="gramEnd"/>
+            <w:r>
+              <w:rPr>
+                <w:rFonts w:cs="BRH Devanagari Extra"/>
+                <w:color w:val="000000"/>
+                <w:szCs w:val="32"/>
+              </w:rPr>
+              <w:t>P4</w:t>
+            </w:r>
+            <w:r>
+              <w:rPr>
+                <w:rFonts w:ascii="BRH Devanagari Extra" w:hAnsi="BRH Devanagari Extra" w:cs="BRH Devanagari Extra"/>
+                <w:color w:val="000000"/>
+                <w:sz w:val="32"/>
+                <w:szCs w:val="32"/>
+              </w:rPr>
+              <w:t xml:space="preserve">] </w:t>
+            </w:r>
+            <w:r>
+              <w:rPr>
+                <w:rFonts w:cs="BRH Devanagari Extra"/>
+                <w:color w:val="000000"/>
+                <w:szCs w:val="32"/>
+              </w:rPr>
+              <w:t>4</w:t>
+            </w:r>
+            <w:r>
+              <w:rPr>
+                <w:rFonts w:ascii="BRH Devanagari Extra" w:hAnsi="BRH Devanagari Extra" w:cs="BRH Devanagari Extra"/>
+                <w:color w:val="000000"/>
+                <w:sz w:val="32"/>
+                <w:szCs w:val="32"/>
+              </w:rPr>
+              <w:t>.</w:t>
+            </w:r>
+            <w:r>
+              <w:rPr>
+                <w:rFonts w:cs="BRH Devanagari Extra"/>
+                <w:color w:val="000000"/>
+                <w:szCs w:val="32"/>
+              </w:rPr>
+              <w:t>6</w:t>
+            </w:r>
+            <w:r>
+              <w:rPr>
+                <w:rFonts w:ascii="BRH Devanagari Extra" w:hAnsi="BRH Devanagari Extra" w:cs="BRH Devanagari Extra"/>
+                <w:color w:val="000000"/>
+                <w:sz w:val="32"/>
+                <w:szCs w:val="32"/>
+              </w:rPr>
+              <w:t>.</w:t>
+            </w:r>
+            <w:r>
+              <w:rPr>
+                <w:rFonts w:cs="BRH Devanagari Extra"/>
+                <w:color w:val="000000"/>
+                <w:szCs w:val="32"/>
+              </w:rPr>
+              <w:t>1</w:t>
+            </w:r>
+            <w:r>
+              <w:rPr>
+                <w:rFonts w:ascii="BRH Devanagari Extra" w:hAnsi="BRH Devanagari Extra" w:cs="BRH Devanagari Extra"/>
+                <w:color w:val="000000"/>
+                <w:sz w:val="32"/>
+                <w:szCs w:val="32"/>
+              </w:rPr>
+              <w:t>.</w:t>
+            </w:r>
+            <w:r>
+              <w:rPr>
+                <w:rFonts w:cs="BRH Devanagari Extra"/>
+                <w:color w:val="000000"/>
+                <w:szCs w:val="32"/>
+              </w:rPr>
+              <w:t>4</w:t>
+            </w:r>
+            <w:r>
+              <w:rPr>
+                <w:rFonts w:ascii="BRH Devanagari Extra" w:hAnsi="BRH Devanagari Extra" w:cs="BRH Devanagari Extra"/>
+                <w:color w:val="000000"/>
+                <w:sz w:val="32"/>
+                <w:szCs w:val="32"/>
+              </w:rPr>
+              <w:t>(</w:t>
+            </w:r>
+            <w:r>
+              <w:rPr>
+                <w:rFonts w:cs="BRH Devanagari Extra"/>
+                <w:color w:val="000000"/>
+                <w:szCs w:val="32"/>
+              </w:rPr>
+              <w:t>5</w:t>
+            </w:r>
+            <w:r>
+              <w:rPr>
+                <w:rFonts w:ascii="BRH Devanagari Extra" w:hAnsi="BRH Devanagari Extra" w:cs="BRH Devanagari Extra"/>
+                <w:color w:val="000000"/>
+                <w:sz w:val="32"/>
+                <w:szCs w:val="32"/>
+              </w:rPr>
+              <w:t>)</w:t>
+            </w:r>
+            <w:proofErr w:type="gramStart"/>
+            <w:r>
+              <w:rPr>
+                <w:rFonts w:ascii="BRH Devanagari Extra" w:hAnsi="BRH Devanagari Extra" w:cs="BRH Devanagari Extra"/>
+                <w:color w:val="000000"/>
+                <w:sz w:val="32"/>
+                <w:szCs w:val="32"/>
+              </w:rPr>
+              <w:t>-  oÉ</w:t>
+            </w:r>
+            <w:proofErr w:type="gramEnd"/>
+            <w:r>
+              <w:rPr>
+                <w:rFonts w:ascii="BRH Malayalam Extra" w:hAnsi="BRH Malayalam Extra" w:cs="BRH Devanagari Extra"/>
+                <w:color w:val="000000"/>
+                <w:szCs w:val="32"/>
+              </w:rPr>
+              <w:t>–</w:t>
+            </w:r>
+            <w:r>
+              <w:rPr>
+                <w:rFonts w:ascii="BRH Devanagari Extra" w:hAnsi="BRH Devanagari Extra" w:cs="BRH Devanagari Extra"/>
+                <w:color w:val="000000"/>
+                <w:sz w:val="32"/>
+                <w:szCs w:val="32"/>
+              </w:rPr>
+              <w:t>Uç</w:t>
+            </w:r>
+            <w:proofErr w:type="gramStart"/>
+            <w:r>
+              <w:rPr>
+                <w:rFonts w:ascii="BRH Malayalam Extra" w:hAnsi="BRH Malayalam Extra" w:cs="BRH Devanagari Extra"/>
+                <w:color w:val="000000"/>
+                <w:szCs w:val="32"/>
+              </w:rPr>
+              <w:t>–</w:t>
+            </w:r>
+            <w:r>
+              <w:rPr>
+                <w:rFonts w:ascii="BRH Devanagari Extra" w:hAnsi="BRH Devanagari Extra" w:cs="BRH Devanagari Extra"/>
+                <w:color w:val="000000"/>
+                <w:sz w:val="32"/>
+                <w:szCs w:val="32"/>
+              </w:rPr>
+              <w:t>.ÌWû</w:t>
+            </w:r>
+            <w:proofErr w:type="gramEnd"/>
+            <w:r>
+              <w:rPr>
+                <w:rFonts w:ascii="BRH Malayalam Extra" w:hAnsi="BRH Malayalam Extra" w:cs="BRH Devanagari Extra"/>
+                <w:color w:val="000000"/>
+                <w:szCs w:val="32"/>
+              </w:rPr>
+              <w:t>–</w:t>
+            </w:r>
+            <w:r>
+              <w:rPr>
+                <w:rFonts w:ascii="BRH Devanagari Extra" w:hAnsi="BRH Devanagari Extra" w:cs="BRH Devanagari Extra"/>
+                <w:color w:val="000000"/>
+                <w:sz w:val="32"/>
+                <w:szCs w:val="32"/>
+              </w:rPr>
+              <w:t>wÉSåÿ | uÉOèû | xÉÑ</w:t>
+            </w:r>
+            <w:r>
+              <w:rPr>
+                <w:rFonts w:ascii="BRH Malayalam Extra" w:hAnsi="BRH Malayalam Extra" w:cs="BRH Devanagari Extra"/>
+                <w:color w:val="000000"/>
+                <w:szCs w:val="32"/>
+              </w:rPr>
+              <w:t>–</w:t>
+            </w:r>
+            <w:r>
+              <w:rPr>
+                <w:rFonts w:ascii="BRH Devanagari Extra" w:hAnsi="BRH Devanagari Extra" w:cs="BRH Devanagari Extra"/>
+                <w:color w:val="000000"/>
+                <w:sz w:val="32"/>
+                <w:szCs w:val="32"/>
+              </w:rPr>
+              <w:t>uÉ</w:t>
+            </w:r>
+            <w:r>
+              <w:rPr>
+                <w:rFonts w:ascii="BRH Malayalam Extra" w:hAnsi="BRH Malayalam Extra" w:cs="BRH Devanagari Extra"/>
+                <w:color w:val="000000"/>
+                <w:szCs w:val="32"/>
+              </w:rPr>
+              <w:t>–</w:t>
+            </w:r>
+            <w:r>
+              <w:rPr>
+                <w:rFonts w:ascii="BRH Devanagari Extra" w:hAnsi="BRH Devanagari Extra" w:cs="BRH Devanagari Extra"/>
+                <w:color w:val="000000"/>
+                <w:sz w:val="32"/>
+                <w:szCs w:val="32"/>
+              </w:rPr>
+              <w:t xml:space="preserve">ÌuÉïSåÿ | </w:t>
+            </w:r>
+          </w:p>
+          <w:p>
+            <w:pPr>
+              <w:widowControl w:val="0"/>
+              <w:autoSpaceDE w:val="0"/>
+              <w:autoSpaceDN w:val="0"/>
+              <w:adjustRightInd w:val="0"/>
+              <w:spacing w:before="0" w:line="240" w:lineRule="auto"/>
+              <w:rPr>
+                <w:rFonts w:ascii="BRH Devanagari Extra" w:hAnsi="BRH Devanagari Extra" w:cs="BRH Devanagari Extra"/>
+                <w:color w:val="000000"/>
+                <w:sz w:val="32"/>
+                <w:szCs w:val="32"/>
+              </w:rPr>
+            </w:pPr>
+            <w:r>
+              <w:rPr>
+                <w:rFonts w:ascii="BRH Devanagari Extra" w:hAnsi="BRH Devanagari Extra" w:cs="BRH Devanagari Extra"/>
+                <w:color w:val="000000"/>
+                <w:sz w:val="32"/>
+                <w:szCs w:val="32"/>
+              </w:rPr>
+              <w:t>oÉ</w:t>
+            </w:r>
+            <w:r>
+              <w:rPr>
+                <w:rFonts w:ascii="BRH Malayalam Extra" w:hAnsi="BRH Malayalam Extra" w:cs="BRH Devanagari Extra"/>
+                <w:color w:val="000000"/>
+                <w:szCs w:val="32"/>
+              </w:rPr>
+              <w:t>–</w:t>
+            </w:r>
+            <w:r>
+              <w:rPr>
+                <w:rFonts w:ascii="BRH Devanagari Extra" w:hAnsi="BRH Devanagari Extra" w:cs="BRH Devanagari Extra"/>
+                <w:color w:val="000000"/>
+                <w:sz w:val="32"/>
+                <w:szCs w:val="32"/>
+              </w:rPr>
+              <w:t>Uç</w:t>
+            </w:r>
+            <w:proofErr w:type="gramStart"/>
+            <w:r>
+              <w:rPr>
+                <w:rFonts w:ascii="BRH Malayalam Extra" w:hAnsi="BRH Malayalam Extra" w:cs="BRH Devanagari Extra"/>
+                <w:color w:val="000000"/>
+                <w:szCs w:val="32"/>
+              </w:rPr>
+              <w:t>–</w:t>
+            </w:r>
+            <w:r>
+              <w:rPr>
+                <w:rFonts w:ascii="BRH Devanagari Extra" w:hAnsi="BRH Devanagari Extra" w:cs="BRH Devanagari Extra"/>
+                <w:color w:val="000000"/>
+                <w:sz w:val="32"/>
+                <w:szCs w:val="32"/>
+              </w:rPr>
+              <w:t>.ÌWû</w:t>
+            </w:r>
+            <w:proofErr w:type="gramEnd"/>
+            <w:r>
+              <w:rPr>
+                <w:rFonts w:ascii="BRH Malayalam Extra" w:hAnsi="BRH Malayalam Extra" w:cs="BRH Devanagari Extra"/>
+                <w:color w:val="000000"/>
+                <w:szCs w:val="32"/>
+              </w:rPr>
+              <w:t>–</w:t>
+            </w:r>
+            <w:r>
+              <w:rPr>
+                <w:rFonts w:ascii="BRH Devanagari Extra" w:hAnsi="BRH Devanagari Extra" w:cs="BRH Devanagari Extra"/>
+                <w:color w:val="000000"/>
+                <w:sz w:val="32"/>
+                <w:szCs w:val="32"/>
+              </w:rPr>
+              <w:t>wÉSå</w:t>
+            </w:r>
+            <w:r>
+              <w:rPr>
+                <w:rFonts w:ascii="BRH Malayalam Extra" w:hAnsi="BRH Malayalam Extra" w:cs="BRH Devanagari Extra"/>
+                <w:color w:val="000000"/>
+                <w:szCs w:val="32"/>
+              </w:rPr>
+              <w:t>–</w:t>
+            </w:r>
+            <w:r>
+              <w:rPr>
+                <w:rFonts w:ascii="BRH Devanagari Extra" w:hAnsi="BRH Devanagari Extra" w:cs="BRH Devanagari Extra"/>
+                <w:color w:val="000000"/>
+                <w:sz w:val="32"/>
+                <w:szCs w:val="32"/>
+              </w:rPr>
+              <w:t xml:space="preserve"> uÉQèû uÉQèû oÉ</w:t>
+            </w:r>
+            <w:r>
+              <w:rPr>
+                <w:rFonts w:ascii="BRH Devanagari Extra" w:hAnsi="BRH Devanagari Extra" w:cs="BRH Devanagari Extra"/>
+                <w:color w:val="000000"/>
+                <w:sz w:val="32"/>
+                <w:szCs w:val="32"/>
+                <w:highlight w:val="green"/>
+              </w:rPr>
+              <w:t>þ</w:t>
+            </w:r>
+            <w:r>
+              <w:rPr>
+                <w:rFonts w:ascii="BRH Devanagari Extra" w:hAnsi="BRH Devanagari Extra" w:cs="BRH Devanagari Extra"/>
+                <w:color w:val="000000"/>
+                <w:sz w:val="32"/>
+                <w:szCs w:val="32"/>
+                <w:highlight w:val="yellow"/>
+              </w:rPr>
+              <w:t>Uç.ÌW</w:t>
+            </w:r>
+            <w:r>
+              <w:rPr>
+                <w:rFonts w:ascii="BRH Devanagari Extra" w:hAnsi="BRH Devanagari Extra" w:cs="BRH Devanagari Extra"/>
+                <w:color w:val="000000"/>
+                <w:sz w:val="32"/>
+                <w:szCs w:val="32"/>
+              </w:rPr>
+              <w:t>û</w:t>
+            </w:r>
+            <w:r>
+              <w:rPr>
+                <w:rFonts w:ascii="BRH Malayalam Extra" w:hAnsi="BRH Malayalam Extra" w:cs="BRH Devanagari Extra"/>
+                <w:color w:val="000000"/>
+                <w:szCs w:val="32"/>
+              </w:rPr>
+              <w:t>–</w:t>
+            </w:r>
+            <w:r>
+              <w:rPr>
+                <w:rFonts w:ascii="BRH Devanagari Extra" w:hAnsi="BRH Devanagari Extra" w:cs="BRH Devanagari Extra"/>
+                <w:color w:val="000000"/>
+                <w:sz w:val="32"/>
+                <w:szCs w:val="32"/>
+              </w:rPr>
+              <w:t>wÉSåþ oÉUç.ÌWû</w:t>
+            </w:r>
+            <w:r>
+              <w:rPr>
+                <w:rFonts w:ascii="BRH Malayalam Extra" w:hAnsi="BRH Malayalam Extra" w:cs="BRH Devanagari Extra"/>
+                <w:color w:val="000000"/>
+                <w:szCs w:val="32"/>
+              </w:rPr>
+              <w:t>–</w:t>
+            </w:r>
+            <w:r>
+              <w:rPr>
+                <w:rFonts w:ascii="BRH Devanagari Extra" w:hAnsi="BRH Devanagari Extra" w:cs="BRH Devanagari Extra"/>
+                <w:color w:val="000000"/>
+                <w:sz w:val="32"/>
+                <w:szCs w:val="32"/>
+              </w:rPr>
+              <w:t>wÉSå</w:t>
+            </w:r>
+            <w:r>
+              <w:rPr>
+                <w:rFonts w:ascii="BRH Malayalam Extra" w:hAnsi="BRH Malayalam Extra" w:cs="BRH Devanagari Extra"/>
+                <w:color w:val="000000"/>
+                <w:szCs w:val="32"/>
+              </w:rPr>
+              <w:t>–</w:t>
+            </w:r>
+            <w:r>
+              <w:rPr>
+                <w:rFonts w:ascii="BRH Devanagari Extra" w:hAnsi="BRH Devanagari Extra" w:cs="BRH Devanagari Extra"/>
+                <w:color w:val="000000"/>
+                <w:sz w:val="32"/>
+                <w:szCs w:val="32"/>
+              </w:rPr>
+              <w:t xml:space="preserve"> uÉOèû jxÉÑþuÉ</w:t>
+            </w:r>
+            <w:r>
+              <w:rPr>
+                <w:rFonts w:ascii="BRH Malayalam Extra" w:hAnsi="BRH Malayalam Extra" w:cs="BRH Devanagari Extra"/>
+                <w:color w:val="000000"/>
+                <w:szCs w:val="32"/>
+              </w:rPr>
+              <w:t>–</w:t>
+            </w:r>
+            <w:r>
+              <w:rPr>
+                <w:rFonts w:ascii="BRH Devanagari Extra" w:hAnsi="BRH Devanagari Extra" w:cs="BRH Devanagari Extra"/>
+                <w:color w:val="000000"/>
+                <w:sz w:val="32"/>
+                <w:szCs w:val="32"/>
+              </w:rPr>
+              <w:t>ÌuÉïSåþ xÉÑuÉ</w:t>
+            </w:r>
+            <w:r>
+              <w:rPr>
+                <w:rFonts w:ascii="BRH Malayalam Extra" w:hAnsi="BRH Malayalam Extra" w:cs="BRH Devanagari Extra"/>
+                <w:color w:val="000000"/>
+                <w:szCs w:val="32"/>
+              </w:rPr>
+              <w:t>–</w:t>
+            </w:r>
+            <w:r>
+              <w:rPr>
+                <w:rFonts w:ascii="BRH Devanagari Extra" w:hAnsi="BRH Devanagari Extra" w:cs="BRH Devanagari Extra"/>
+                <w:color w:val="000000"/>
+                <w:sz w:val="32"/>
+                <w:szCs w:val="32"/>
+              </w:rPr>
+              <w:t>ÌuÉïSå</w:t>
+            </w:r>
+            <w:r>
+              <w:rPr>
+                <w:rFonts w:ascii="BRH Malayalam Extra" w:hAnsi="BRH Malayalam Extra" w:cs="BRH Devanagari Extra"/>
+                <w:color w:val="000000"/>
+                <w:szCs w:val="32"/>
+              </w:rPr>
+              <w:t>–</w:t>
+            </w:r>
+            <w:r>
+              <w:rPr>
+                <w:rFonts w:ascii="BRH Devanagari Extra" w:hAnsi="BRH Devanagari Extra" w:cs="BRH Devanagari Extra"/>
+                <w:color w:val="000000"/>
+                <w:sz w:val="32"/>
+                <w:szCs w:val="32"/>
+              </w:rPr>
+              <w:t xml:space="preserve"> uÉQèû oÉþ</w:t>
+            </w:r>
+            <w:r>
+              <w:rPr>
+                <w:rFonts w:ascii="BRH Devanagari Extra" w:hAnsi="BRH Devanagari Extra" w:cs="BRH Devanagari Extra"/>
+                <w:color w:val="000000"/>
+                <w:sz w:val="32"/>
+                <w:szCs w:val="32"/>
+                <w:highlight w:val="yellow"/>
+              </w:rPr>
+              <w:t>Uç.ÌW</w:t>
+            </w:r>
+            <w:r>
+              <w:rPr>
+                <w:rFonts w:ascii="BRH Devanagari Extra" w:hAnsi="BRH Devanagari Extra" w:cs="BRH Devanagari Extra"/>
+                <w:color w:val="000000"/>
+                <w:sz w:val="32"/>
+                <w:szCs w:val="32"/>
+              </w:rPr>
+              <w:t>û</w:t>
+            </w:r>
+            <w:r>
+              <w:rPr>
+                <w:rFonts w:ascii="BRH Malayalam Extra" w:hAnsi="BRH Malayalam Extra" w:cs="BRH Devanagari Extra"/>
+                <w:color w:val="000000"/>
+                <w:szCs w:val="32"/>
+              </w:rPr>
+              <w:t>–</w:t>
+            </w:r>
+            <w:r>
+              <w:rPr>
+                <w:rFonts w:ascii="BRH Devanagari Extra" w:hAnsi="BRH Devanagari Extra" w:cs="BRH Devanagari Extra"/>
+                <w:color w:val="000000"/>
+                <w:sz w:val="32"/>
+                <w:szCs w:val="32"/>
+              </w:rPr>
+              <w:t>wÉSåþ oÉUç.ÌWû</w:t>
+            </w:r>
+            <w:r>
+              <w:rPr>
+                <w:rFonts w:ascii="BRH Malayalam Extra" w:hAnsi="BRH Malayalam Extra" w:cs="BRH Devanagari Extra"/>
+                <w:color w:val="000000"/>
+                <w:szCs w:val="32"/>
+              </w:rPr>
+              <w:t>–</w:t>
+            </w:r>
+            <w:r>
+              <w:rPr>
+                <w:rFonts w:ascii="BRH Devanagari Extra" w:hAnsi="BRH Devanagari Extra" w:cs="BRH Devanagari Extra"/>
+                <w:color w:val="000000"/>
+                <w:sz w:val="32"/>
+                <w:szCs w:val="32"/>
+              </w:rPr>
+              <w:t>wÉSå</w:t>
+            </w:r>
+            <w:r>
+              <w:rPr>
+                <w:rFonts w:ascii="BRH Malayalam Extra" w:hAnsi="BRH Malayalam Extra" w:cs="BRH Devanagari Extra"/>
+                <w:color w:val="000000"/>
+                <w:szCs w:val="32"/>
+              </w:rPr>
+              <w:t>–</w:t>
+            </w:r>
+            <w:r>
+              <w:rPr>
+                <w:rFonts w:ascii="BRH Devanagari Extra" w:hAnsi="BRH Devanagari Extra" w:cs="BRH Devanagari Extra"/>
+                <w:color w:val="000000"/>
+                <w:sz w:val="32"/>
+                <w:szCs w:val="32"/>
+              </w:rPr>
+              <w:t xml:space="preserve"> uÉOèû jxÉÑþuÉ</w:t>
+            </w:r>
+            <w:r>
+              <w:rPr>
+                <w:rFonts w:ascii="BRH Malayalam Extra" w:hAnsi="BRH Malayalam Extra" w:cs="BRH Devanagari Extra"/>
+                <w:color w:val="000000"/>
+                <w:szCs w:val="32"/>
+              </w:rPr>
+              <w:t>–</w:t>
+            </w:r>
+            <w:r>
+              <w:rPr>
+                <w:rFonts w:ascii="BRH Devanagari Extra" w:hAnsi="BRH Devanagari Extra" w:cs="BRH Devanagari Extra"/>
+                <w:color w:val="000000"/>
+                <w:sz w:val="32"/>
+                <w:szCs w:val="32"/>
+              </w:rPr>
+              <w:t xml:space="preserve">ÌuÉïSåÿ | </w:t>
+            </w:r>
+          </w:p>
+          <w:p>
+            <w:pPr>
+              <w:widowControl w:val="0"/>
+              <w:autoSpaceDE w:val="0"/>
+              <w:autoSpaceDN w:val="0"/>
+              <w:adjustRightInd w:val="0"/>
+              <w:spacing w:before="0" w:line="240" w:lineRule="auto"/>
+              <w:rPr>
+                <w:rFonts w:ascii="BRH Devanagari Extra" w:hAnsi="BRH Devanagari Extra" w:cs="BRH Devanagari Extra"/>
+                <w:color w:val="000000"/>
+                <w:sz w:val="32"/>
+                <w:szCs w:val="32"/>
+              </w:rPr>
+            </w:pPr>
+          </w:p>
+        </w:tc>
+        <w:tc>
+          <w:tcPr>
+            <w:tcW w:w="7371" w:type="dxa"/>
+            <w:tcBorders>
+              <w:top w:val="single" w:sz="4" w:space="0" w:color="000000"/>
+              <w:left w:val="single" w:sz="4" w:space="0" w:color="000000"/>
+              <w:bottom w:val="single" w:sz="4" w:space="0" w:color="000000"/>
+              <w:right w:val="single" w:sz="4" w:space="0" w:color="000000"/>
+            </w:tcBorders>
+          </w:tcPr>
+          <w:p>
+            <w:pPr>
+              <w:widowControl w:val="0"/>
+              <w:autoSpaceDE w:val="0"/>
+              <w:autoSpaceDN w:val="0"/>
+              <w:adjustRightInd w:val="0"/>
+              <w:spacing w:before="0" w:line="240" w:lineRule="auto"/>
+              <w:rPr>
+                <w:rFonts w:ascii="BRH Devanagari Extra" w:hAnsi="BRH Devanagari Extra" w:cs="BRH Devanagari Extra"/>
+                <w:color w:val="000000"/>
+                <w:sz w:val="32"/>
+                <w:szCs w:val="32"/>
+              </w:rPr>
+            </w:pPr>
+            <w:r>
+              <w:rPr>
+                <w:rFonts w:ascii="BRH Devanagari Extra" w:hAnsi="BRH Devanagari Extra" w:cs="BRH Devanagari Extra"/>
+                <w:color w:val="000000"/>
+                <w:sz w:val="32"/>
+                <w:szCs w:val="32"/>
+              </w:rPr>
+              <w:t>(</w:t>
+            </w:r>
+            <w:proofErr w:type="gramStart"/>
+            <w:r>
+              <w:rPr>
+                <w:rFonts w:cs="BRH Devanagari Extra"/>
+                <w:color w:val="000000"/>
+                <w:szCs w:val="32"/>
+              </w:rPr>
+              <w:t>4</w:t>
+            </w:r>
+            <w:r>
+              <w:rPr>
+                <w:rFonts w:ascii="BRH Devanagari Extra" w:hAnsi="BRH Devanagari Extra" w:cs="BRH Devanagari Extra"/>
+                <w:color w:val="000000"/>
+                <w:sz w:val="32"/>
+                <w:szCs w:val="32"/>
+              </w:rPr>
+              <w:t>)</w:t>
+            </w:r>
+            <w:r>
+              <w:rPr>
+                <w:rFonts w:cs="BRH Devanagari Extra"/>
+                <w:color w:val="000000"/>
+                <w:szCs w:val="32"/>
+              </w:rPr>
+              <w:t>[</w:t>
+            </w:r>
+            <w:proofErr w:type="gramEnd"/>
+            <w:r>
+              <w:rPr>
+                <w:rFonts w:cs="BRH Devanagari Extra"/>
+                <w:color w:val="000000"/>
+                <w:szCs w:val="32"/>
+              </w:rPr>
+              <w:t>P4</w:t>
+            </w:r>
+            <w:r>
+              <w:rPr>
+                <w:rFonts w:ascii="BRH Devanagari Extra" w:hAnsi="BRH Devanagari Extra" w:cs="BRH Devanagari Extra"/>
+                <w:color w:val="000000"/>
+                <w:sz w:val="32"/>
+                <w:szCs w:val="32"/>
+              </w:rPr>
+              <w:t xml:space="preserve">] </w:t>
+            </w:r>
+            <w:r>
+              <w:rPr>
+                <w:rFonts w:cs="BRH Devanagari Extra"/>
+                <w:color w:val="000000"/>
+                <w:szCs w:val="32"/>
+              </w:rPr>
+              <w:t>4</w:t>
+            </w:r>
+            <w:r>
+              <w:rPr>
+                <w:rFonts w:ascii="BRH Devanagari Extra" w:hAnsi="BRH Devanagari Extra" w:cs="BRH Devanagari Extra"/>
+                <w:color w:val="000000"/>
+                <w:sz w:val="32"/>
+                <w:szCs w:val="32"/>
+              </w:rPr>
+              <w:t>.</w:t>
+            </w:r>
+            <w:r>
+              <w:rPr>
+                <w:rFonts w:cs="BRH Devanagari Extra"/>
+                <w:color w:val="000000"/>
+                <w:szCs w:val="32"/>
+              </w:rPr>
+              <w:t>6</w:t>
+            </w:r>
+            <w:r>
+              <w:rPr>
+                <w:rFonts w:ascii="BRH Devanagari Extra" w:hAnsi="BRH Devanagari Extra" w:cs="BRH Devanagari Extra"/>
+                <w:color w:val="000000"/>
+                <w:sz w:val="32"/>
+                <w:szCs w:val="32"/>
+              </w:rPr>
+              <w:t>.</w:t>
+            </w:r>
+            <w:r>
+              <w:rPr>
+                <w:rFonts w:cs="BRH Devanagari Extra"/>
+                <w:color w:val="000000"/>
+                <w:szCs w:val="32"/>
+              </w:rPr>
+              <w:t>1</w:t>
+            </w:r>
+            <w:r>
+              <w:rPr>
+                <w:rFonts w:ascii="BRH Devanagari Extra" w:hAnsi="BRH Devanagari Extra" w:cs="BRH Devanagari Extra"/>
+                <w:color w:val="000000"/>
+                <w:sz w:val="32"/>
+                <w:szCs w:val="32"/>
+              </w:rPr>
+              <w:t>.</w:t>
+            </w:r>
+            <w:r>
+              <w:rPr>
+                <w:rFonts w:cs="BRH Devanagari Extra"/>
+                <w:color w:val="000000"/>
+                <w:szCs w:val="32"/>
+              </w:rPr>
+              <w:t>4</w:t>
+            </w:r>
+            <w:r>
+              <w:rPr>
+                <w:rFonts w:ascii="BRH Devanagari Extra" w:hAnsi="BRH Devanagari Extra" w:cs="BRH Devanagari Extra"/>
+                <w:color w:val="000000"/>
+                <w:sz w:val="32"/>
+                <w:szCs w:val="32"/>
+              </w:rPr>
+              <w:t>(</w:t>
+            </w:r>
+            <w:r>
+              <w:rPr>
+                <w:rFonts w:cs="BRH Devanagari Extra"/>
+                <w:color w:val="000000"/>
+                <w:szCs w:val="32"/>
+              </w:rPr>
+              <w:t>3</w:t>
+            </w:r>
+            <w:r>
+              <w:rPr>
+                <w:rFonts w:ascii="BRH Devanagari Extra" w:hAnsi="BRH Devanagari Extra" w:cs="BRH Devanagari Extra"/>
+                <w:color w:val="000000"/>
+                <w:sz w:val="32"/>
+                <w:szCs w:val="32"/>
+              </w:rPr>
+              <w:t>)</w:t>
+            </w:r>
+            <w:proofErr w:type="gramStart"/>
+            <w:r>
+              <w:rPr>
+                <w:rFonts w:ascii="BRH Devanagari Extra" w:hAnsi="BRH Devanagari Extra" w:cs="BRH Devanagari Extra"/>
+                <w:color w:val="000000"/>
+                <w:sz w:val="32"/>
+                <w:szCs w:val="32"/>
+              </w:rPr>
+              <w:t>-  uÉ</w:t>
+            </w:r>
+            <w:proofErr w:type="gramEnd"/>
+            <w:r>
+              <w:rPr>
+                <w:rFonts w:ascii="BRH Malayalam Extra" w:hAnsi="BRH Malayalam Extra" w:cs="BRH Devanagari Extra"/>
+                <w:color w:val="000000"/>
+                <w:szCs w:val="32"/>
+              </w:rPr>
+              <w:t>–</w:t>
+            </w:r>
+            <w:r>
+              <w:rPr>
+                <w:rFonts w:ascii="BRH Devanagari Extra" w:hAnsi="BRH Devanagari Extra" w:cs="BRH Devanagari Extra"/>
+                <w:color w:val="000000"/>
+                <w:sz w:val="32"/>
+                <w:szCs w:val="32"/>
+              </w:rPr>
+              <w:t>lÉ</w:t>
+            </w:r>
+            <w:r>
+              <w:rPr>
+                <w:rFonts w:ascii="BRH Malayalam Extra" w:hAnsi="BRH Malayalam Extra" w:cs="BRH Devanagari Extra"/>
+                <w:color w:val="000000"/>
+                <w:szCs w:val="32"/>
+              </w:rPr>
+              <w:t>–</w:t>
+            </w:r>
+            <w:r>
+              <w:rPr>
+                <w:rFonts w:ascii="BRH Devanagari Extra" w:hAnsi="BRH Devanagari Extra" w:cs="BRH Devanagari Extra"/>
+                <w:color w:val="000000"/>
+                <w:sz w:val="32"/>
+                <w:szCs w:val="32"/>
+              </w:rPr>
+              <w:t>xÉSåÿ | uÉOèû | oÉ</w:t>
+            </w:r>
+            <w:r>
+              <w:rPr>
+                <w:rFonts w:ascii="BRH Malayalam Extra" w:hAnsi="BRH Malayalam Extra" w:cs="BRH Devanagari Extra"/>
+                <w:color w:val="000000"/>
+                <w:szCs w:val="32"/>
+              </w:rPr>
+              <w:t>–</w:t>
+            </w:r>
+            <w:r>
+              <w:rPr>
+                <w:rFonts w:ascii="BRH Devanagari Extra" w:hAnsi="BRH Devanagari Extra" w:cs="BRH Devanagari Extra"/>
+                <w:color w:val="000000"/>
+                <w:sz w:val="32"/>
+                <w:szCs w:val="32"/>
+              </w:rPr>
+              <w:t>Uç</w:t>
+            </w:r>
+            <w:proofErr w:type="gramStart"/>
+            <w:r>
+              <w:rPr>
+                <w:rFonts w:ascii="BRH Malayalam Extra" w:hAnsi="BRH Malayalam Extra" w:cs="BRH Devanagari Extra"/>
+                <w:color w:val="000000"/>
+                <w:szCs w:val="32"/>
+              </w:rPr>
+              <w:t>–</w:t>
+            </w:r>
+            <w:r>
+              <w:rPr>
+                <w:rFonts w:ascii="BRH Devanagari Extra" w:hAnsi="BRH Devanagari Extra" w:cs="BRH Devanagari Extra"/>
+                <w:color w:val="000000"/>
+                <w:sz w:val="32"/>
+                <w:szCs w:val="32"/>
+              </w:rPr>
+              <w:t>.ÌWû</w:t>
+            </w:r>
+            <w:proofErr w:type="gramEnd"/>
+            <w:r>
+              <w:rPr>
+                <w:rFonts w:ascii="BRH Malayalam Extra" w:hAnsi="BRH Malayalam Extra" w:cs="BRH Devanagari Extra"/>
+                <w:color w:val="000000"/>
+                <w:szCs w:val="32"/>
+              </w:rPr>
+              <w:t>–</w:t>
+            </w:r>
+            <w:r>
+              <w:rPr>
+                <w:rFonts w:ascii="BRH Devanagari Extra" w:hAnsi="BRH Devanagari Extra" w:cs="BRH Devanagari Extra"/>
+                <w:color w:val="000000"/>
+                <w:sz w:val="32"/>
+                <w:szCs w:val="32"/>
+              </w:rPr>
+              <w:t xml:space="preserve">wÉSåÿ | </w:t>
+            </w:r>
+          </w:p>
+          <w:p>
+            <w:pPr>
+              <w:widowControl w:val="0"/>
+              <w:autoSpaceDE w:val="0"/>
+              <w:autoSpaceDN w:val="0"/>
+              <w:adjustRightInd w:val="0"/>
+              <w:spacing w:before="0" w:line="240" w:lineRule="auto"/>
+              <w:rPr>
+                <w:rFonts w:ascii="BRH Devanagari Extra" w:hAnsi="BRH Devanagari Extra" w:cs="BRH Devanagari Extra"/>
+                <w:color w:val="000000"/>
+                <w:sz w:val="32"/>
+                <w:szCs w:val="32"/>
+              </w:rPr>
+            </w:pPr>
+            <w:r>
+              <w:rPr>
+                <w:rFonts w:ascii="BRH Devanagari Extra" w:hAnsi="BRH Devanagari Extra" w:cs="BRH Devanagari Extra"/>
+                <w:color w:val="000000"/>
+                <w:sz w:val="32"/>
+                <w:szCs w:val="32"/>
+              </w:rPr>
+              <w:t>uÉ</w:t>
+            </w:r>
+            <w:r>
+              <w:rPr>
+                <w:rFonts w:ascii="BRH Malayalam Extra" w:hAnsi="BRH Malayalam Extra" w:cs="BRH Devanagari Extra"/>
+                <w:color w:val="000000"/>
+                <w:szCs w:val="32"/>
+              </w:rPr>
+              <w:t>–</w:t>
+            </w:r>
+            <w:r>
+              <w:rPr>
+                <w:rFonts w:ascii="BRH Devanagari Extra" w:hAnsi="BRH Devanagari Extra" w:cs="BRH Devanagari Extra"/>
+                <w:color w:val="000000"/>
+                <w:sz w:val="32"/>
+                <w:szCs w:val="32"/>
+              </w:rPr>
+              <w:t>lÉ</w:t>
+            </w:r>
+            <w:r>
+              <w:rPr>
+                <w:rFonts w:ascii="BRH Malayalam Extra" w:hAnsi="BRH Malayalam Extra" w:cs="BRH Devanagari Extra"/>
+                <w:color w:val="000000"/>
+                <w:szCs w:val="32"/>
+              </w:rPr>
+              <w:t>–</w:t>
+            </w:r>
+            <w:r>
+              <w:rPr>
+                <w:rFonts w:ascii="BRH Devanagari Extra" w:hAnsi="BRH Devanagari Extra" w:cs="BRH Devanagari Extra"/>
+                <w:color w:val="000000"/>
+                <w:sz w:val="32"/>
+                <w:szCs w:val="32"/>
+              </w:rPr>
+              <w:t>xÉSå</w:t>
+            </w:r>
+            <w:r>
+              <w:rPr>
+                <w:rFonts w:ascii="BRH Malayalam Extra" w:hAnsi="BRH Malayalam Extra" w:cs="BRH Devanagari Extra"/>
+                <w:color w:val="000000"/>
+                <w:szCs w:val="32"/>
+              </w:rPr>
+              <w:t>–</w:t>
+            </w:r>
+            <w:r>
+              <w:rPr>
+                <w:rFonts w:ascii="BRH Devanagari Extra" w:hAnsi="BRH Devanagari Extra" w:cs="BRH Devanagari Extra"/>
+                <w:color w:val="000000"/>
+                <w:sz w:val="32"/>
+                <w:szCs w:val="32"/>
+              </w:rPr>
+              <w:t xml:space="preserve"> uÉQèû uÉQèû uÉþlÉ</w:t>
+            </w:r>
+            <w:r>
+              <w:rPr>
+                <w:rFonts w:ascii="BRH Malayalam Extra" w:hAnsi="BRH Malayalam Extra" w:cs="BRH Devanagari Extra"/>
+                <w:color w:val="000000"/>
+                <w:szCs w:val="32"/>
+              </w:rPr>
+              <w:t>–</w:t>
+            </w:r>
+            <w:r>
+              <w:rPr>
+                <w:rFonts w:ascii="BRH Devanagari Extra" w:hAnsi="BRH Devanagari Extra" w:cs="BRH Devanagari Extra"/>
+                <w:color w:val="000000"/>
+                <w:sz w:val="32"/>
+                <w:szCs w:val="32"/>
+              </w:rPr>
+              <w:t>xÉSåþ uÉlÉ</w:t>
+            </w:r>
+            <w:r>
+              <w:rPr>
+                <w:rFonts w:ascii="BRH Malayalam Extra" w:hAnsi="BRH Malayalam Extra" w:cs="BRH Devanagari Extra"/>
+                <w:color w:val="000000"/>
+                <w:szCs w:val="32"/>
+              </w:rPr>
+              <w:t>–</w:t>
+            </w:r>
+            <w:r>
+              <w:rPr>
+                <w:rFonts w:ascii="BRH Devanagari Extra" w:hAnsi="BRH Devanagari Extra" w:cs="BRH Devanagari Extra"/>
+                <w:color w:val="000000"/>
+                <w:sz w:val="32"/>
+                <w:szCs w:val="32"/>
+              </w:rPr>
+              <w:t>xÉSå</w:t>
+            </w:r>
+            <w:r>
+              <w:rPr>
+                <w:rFonts w:ascii="BRH Malayalam Extra" w:hAnsi="BRH Malayalam Extra" w:cs="BRH Devanagari Extra"/>
+                <w:color w:val="000000"/>
+                <w:szCs w:val="32"/>
+              </w:rPr>
+              <w:t>–</w:t>
+            </w:r>
+            <w:r>
+              <w:rPr>
+                <w:rFonts w:ascii="BRH Devanagari Extra" w:hAnsi="BRH Devanagari Extra" w:cs="BRH Devanagari Extra"/>
+                <w:color w:val="000000"/>
+                <w:sz w:val="32"/>
+                <w:szCs w:val="32"/>
+              </w:rPr>
+              <w:t xml:space="preserve"> uÉQèû oÉþÌ</w:t>
+            </w:r>
+            <w:r>
+              <w:rPr>
+                <w:rFonts w:ascii="BRH Devanagari Extra" w:hAnsi="BRH Devanagari Extra" w:cs="BRH Devanagari Extra"/>
+                <w:color w:val="000000"/>
+                <w:sz w:val="32"/>
+                <w:szCs w:val="32"/>
+                <w:highlight w:val="green"/>
+              </w:rPr>
+              <w:t>W</w:t>
+            </w:r>
+            <w:r>
+              <w:rPr>
+                <w:rFonts w:ascii="BRH Devanagari Extra" w:hAnsi="BRH Devanagari Extra" w:cs="BRH Devanagari Extra"/>
+                <w:color w:val="000000"/>
+                <w:sz w:val="32"/>
+                <w:szCs w:val="32"/>
+              </w:rPr>
+              <w:t>ïû</w:t>
+            </w:r>
+            <w:r>
+              <w:rPr>
+                <w:rFonts w:ascii="BRH Malayalam Extra" w:hAnsi="BRH Malayalam Extra" w:cs="BRH Devanagari Extra"/>
+                <w:color w:val="000000"/>
+                <w:szCs w:val="32"/>
+              </w:rPr>
+              <w:t>–</w:t>
+            </w:r>
+            <w:r>
+              <w:rPr>
+                <w:rFonts w:ascii="BRH Devanagari Extra" w:hAnsi="BRH Devanagari Extra" w:cs="BRH Devanagari Extra"/>
+                <w:color w:val="000000"/>
+                <w:sz w:val="32"/>
+                <w:szCs w:val="32"/>
+              </w:rPr>
+              <w:t>wÉSåþ oÉUç.ÌWû</w:t>
+            </w:r>
+            <w:r>
+              <w:rPr>
+                <w:rFonts w:ascii="BRH Malayalam Extra" w:hAnsi="BRH Malayalam Extra" w:cs="BRH Devanagari Extra"/>
+                <w:color w:val="000000"/>
+                <w:szCs w:val="32"/>
+              </w:rPr>
+              <w:t>–</w:t>
+            </w:r>
+            <w:r>
+              <w:rPr>
+                <w:rFonts w:ascii="BRH Devanagari Extra" w:hAnsi="BRH Devanagari Extra" w:cs="BRH Devanagari Extra"/>
+                <w:color w:val="000000"/>
+                <w:sz w:val="32"/>
+                <w:szCs w:val="32"/>
+              </w:rPr>
+              <w:t>wÉSå</w:t>
+            </w:r>
+            <w:r>
+              <w:rPr>
+                <w:rFonts w:ascii="BRH Malayalam Extra" w:hAnsi="BRH Malayalam Extra" w:cs="BRH Devanagari Extra"/>
+                <w:color w:val="000000"/>
+                <w:szCs w:val="32"/>
+              </w:rPr>
+              <w:t>–</w:t>
+            </w:r>
+            <w:r>
+              <w:rPr>
+                <w:rFonts w:ascii="BRH Devanagari Extra" w:hAnsi="BRH Devanagari Extra" w:cs="BRH Devanagari Extra"/>
+                <w:color w:val="000000"/>
+                <w:sz w:val="32"/>
+                <w:szCs w:val="32"/>
+              </w:rPr>
+              <w:t xml:space="preserve"> uÉQèû </w:t>
+            </w:r>
+          </w:p>
+          <w:p>
+            <w:pPr>
+              <w:widowControl w:val="0"/>
+              <w:autoSpaceDE w:val="0"/>
+              <w:autoSpaceDN w:val="0"/>
+              <w:adjustRightInd w:val="0"/>
+              <w:spacing w:before="0" w:line="240" w:lineRule="auto"/>
+              <w:rPr>
+                <w:rFonts w:ascii="BRH Devanagari Extra" w:hAnsi="BRH Devanagari Extra" w:cs="BRH Devanagari Extra"/>
+                <w:color w:val="000000"/>
+                <w:sz w:val="32"/>
+                <w:szCs w:val="32"/>
+              </w:rPr>
+            </w:pPr>
+            <w:r>
+              <w:rPr>
+                <w:rFonts w:ascii="BRH Devanagari Extra" w:hAnsi="BRH Devanagari Extra" w:cs="BRH Devanagari Extra"/>
+                <w:color w:val="000000"/>
+                <w:sz w:val="32"/>
+                <w:szCs w:val="32"/>
+              </w:rPr>
+              <w:t>uÉþlÉ</w:t>
+            </w:r>
+            <w:r>
+              <w:rPr>
+                <w:rFonts w:ascii="BRH Malayalam Extra" w:hAnsi="BRH Malayalam Extra" w:cs="BRH Devanagari Extra"/>
+                <w:color w:val="000000"/>
+                <w:szCs w:val="32"/>
+              </w:rPr>
+              <w:t>–</w:t>
+            </w:r>
+            <w:r>
+              <w:rPr>
+                <w:rFonts w:ascii="BRH Devanagari Extra" w:hAnsi="BRH Devanagari Extra" w:cs="BRH Devanagari Extra"/>
+                <w:color w:val="000000"/>
+                <w:sz w:val="32"/>
+                <w:szCs w:val="32"/>
+              </w:rPr>
+              <w:t>xÉSåþ uÉlÉ</w:t>
+            </w:r>
+            <w:r>
+              <w:rPr>
+                <w:rFonts w:ascii="BRH Malayalam Extra" w:hAnsi="BRH Malayalam Extra" w:cs="BRH Devanagari Extra"/>
+                <w:color w:val="000000"/>
+                <w:szCs w:val="32"/>
+              </w:rPr>
+              <w:t>–</w:t>
+            </w:r>
+            <w:r>
+              <w:rPr>
+                <w:rFonts w:ascii="BRH Devanagari Extra" w:hAnsi="BRH Devanagari Extra" w:cs="BRH Devanagari Extra"/>
+                <w:color w:val="000000"/>
+                <w:sz w:val="32"/>
+                <w:szCs w:val="32"/>
+              </w:rPr>
+              <w:t>xÉSå</w:t>
+            </w:r>
+            <w:r>
+              <w:rPr>
+                <w:rFonts w:ascii="BRH Malayalam Extra" w:hAnsi="BRH Malayalam Extra" w:cs="BRH Devanagari Extra"/>
+                <w:color w:val="000000"/>
+                <w:szCs w:val="32"/>
+              </w:rPr>
+              <w:t>–</w:t>
+            </w:r>
+            <w:r>
+              <w:rPr>
+                <w:rFonts w:ascii="BRH Devanagari Extra" w:hAnsi="BRH Devanagari Extra" w:cs="BRH Devanagari Extra"/>
+                <w:color w:val="000000"/>
+                <w:sz w:val="32"/>
+                <w:szCs w:val="32"/>
+              </w:rPr>
+              <w:t xml:space="preserve"> uÉQèû oÉþÌ</w:t>
+            </w:r>
+            <w:r>
+              <w:rPr>
+                <w:rFonts w:ascii="BRH Devanagari Extra" w:hAnsi="BRH Devanagari Extra" w:cs="BRH Devanagari Extra"/>
+                <w:color w:val="000000"/>
+                <w:sz w:val="32"/>
+                <w:szCs w:val="32"/>
+                <w:highlight w:val="green"/>
+              </w:rPr>
+              <w:t>W</w:t>
+            </w:r>
+            <w:r>
+              <w:rPr>
+                <w:rFonts w:ascii="BRH Devanagari Extra" w:hAnsi="BRH Devanagari Extra" w:cs="BRH Devanagari Extra"/>
+                <w:color w:val="000000"/>
+                <w:sz w:val="32"/>
+                <w:szCs w:val="32"/>
+              </w:rPr>
+              <w:t>ïû</w:t>
+            </w:r>
+            <w:r>
+              <w:rPr>
+                <w:rFonts w:ascii="BRH Malayalam Extra" w:hAnsi="BRH Malayalam Extra" w:cs="BRH Devanagari Extra"/>
+                <w:color w:val="000000"/>
+                <w:szCs w:val="32"/>
+              </w:rPr>
+              <w:t>–</w:t>
+            </w:r>
+            <w:r>
+              <w:rPr>
+                <w:rFonts w:ascii="BRH Devanagari Extra" w:hAnsi="BRH Devanagari Extra" w:cs="BRH Devanagari Extra"/>
+                <w:color w:val="000000"/>
+                <w:sz w:val="32"/>
+                <w:szCs w:val="32"/>
+              </w:rPr>
+              <w:t xml:space="preserve">wÉSåÿ | </w:t>
+            </w:r>
+          </w:p>
+          <w:p>
+            <w:pPr>
+              <w:widowControl w:val="0"/>
+              <w:autoSpaceDE w:val="0"/>
+              <w:autoSpaceDN w:val="0"/>
+              <w:adjustRightInd w:val="0"/>
+              <w:spacing w:before="0" w:line="240" w:lineRule="auto"/>
+              <w:rPr>
+                <w:rFonts w:ascii="BRH Devanagari Extra" w:hAnsi="BRH Devanagari Extra" w:cs="BRH Devanagari Extra"/>
+                <w:color w:val="000000"/>
+                <w:sz w:val="32"/>
+                <w:szCs w:val="32"/>
+              </w:rPr>
+            </w:pPr>
+            <w:r>
+              <w:rPr>
+                <w:rFonts w:ascii="BRH Devanagari Extra" w:hAnsi="BRH Devanagari Extra" w:cs="BRH Devanagari Extra"/>
+                <w:color w:val="000000"/>
+                <w:sz w:val="32"/>
+                <w:szCs w:val="32"/>
+              </w:rPr>
+              <w:t>(</w:t>
+            </w:r>
+            <w:proofErr w:type="gramStart"/>
+            <w:r>
+              <w:rPr>
+                <w:rFonts w:cs="BRH Devanagari Extra"/>
+                <w:color w:val="000000"/>
+                <w:szCs w:val="32"/>
+              </w:rPr>
+              <w:t>6</w:t>
+            </w:r>
+            <w:r>
+              <w:rPr>
+                <w:rFonts w:ascii="BRH Devanagari Extra" w:hAnsi="BRH Devanagari Extra" w:cs="BRH Devanagari Extra"/>
+                <w:color w:val="000000"/>
+                <w:sz w:val="32"/>
+                <w:szCs w:val="32"/>
+              </w:rPr>
+              <w:t>)</w:t>
+            </w:r>
+            <w:r>
+              <w:rPr>
+                <w:rFonts w:cs="BRH Devanagari Extra"/>
+                <w:color w:val="000000"/>
+                <w:szCs w:val="32"/>
+              </w:rPr>
+              <w:t>[</w:t>
+            </w:r>
+            <w:proofErr w:type="gramEnd"/>
+            <w:r>
+              <w:rPr>
+                <w:rFonts w:cs="BRH Devanagari Extra"/>
+                <w:color w:val="000000"/>
+                <w:szCs w:val="32"/>
+              </w:rPr>
+              <w:t>P4</w:t>
+            </w:r>
+            <w:r>
+              <w:rPr>
+                <w:rFonts w:ascii="BRH Devanagari Extra" w:hAnsi="BRH Devanagari Extra" w:cs="BRH Devanagari Extra"/>
+                <w:color w:val="000000"/>
+                <w:sz w:val="32"/>
+                <w:szCs w:val="32"/>
+              </w:rPr>
+              <w:t xml:space="preserve">] </w:t>
+            </w:r>
+            <w:r>
+              <w:rPr>
+                <w:rFonts w:cs="BRH Devanagari Extra"/>
+                <w:color w:val="000000"/>
+                <w:szCs w:val="32"/>
+              </w:rPr>
+              <w:t>4</w:t>
+            </w:r>
+            <w:r>
+              <w:rPr>
+                <w:rFonts w:ascii="BRH Devanagari Extra" w:hAnsi="BRH Devanagari Extra" w:cs="BRH Devanagari Extra"/>
+                <w:color w:val="000000"/>
+                <w:sz w:val="32"/>
+                <w:szCs w:val="32"/>
+              </w:rPr>
+              <w:t>.</w:t>
+            </w:r>
+            <w:r>
+              <w:rPr>
+                <w:rFonts w:cs="BRH Devanagari Extra"/>
+                <w:color w:val="000000"/>
+                <w:szCs w:val="32"/>
+              </w:rPr>
+              <w:t>6</w:t>
+            </w:r>
+            <w:r>
+              <w:rPr>
+                <w:rFonts w:ascii="BRH Devanagari Extra" w:hAnsi="BRH Devanagari Extra" w:cs="BRH Devanagari Extra"/>
+                <w:color w:val="000000"/>
+                <w:sz w:val="32"/>
+                <w:szCs w:val="32"/>
+              </w:rPr>
+              <w:t>.</w:t>
+            </w:r>
+            <w:r>
+              <w:rPr>
+                <w:rFonts w:cs="BRH Devanagari Extra"/>
+                <w:color w:val="000000"/>
+                <w:szCs w:val="32"/>
+              </w:rPr>
+              <w:t>1</w:t>
+            </w:r>
+            <w:r>
+              <w:rPr>
+                <w:rFonts w:ascii="BRH Devanagari Extra" w:hAnsi="BRH Devanagari Extra" w:cs="BRH Devanagari Extra"/>
+                <w:color w:val="000000"/>
+                <w:sz w:val="32"/>
+                <w:szCs w:val="32"/>
+              </w:rPr>
+              <w:t>.</w:t>
+            </w:r>
+            <w:r>
+              <w:rPr>
+                <w:rFonts w:cs="BRH Devanagari Extra"/>
+                <w:color w:val="000000"/>
+                <w:szCs w:val="32"/>
+              </w:rPr>
+              <w:t>4</w:t>
+            </w:r>
+            <w:r>
+              <w:rPr>
+                <w:rFonts w:ascii="BRH Devanagari Extra" w:hAnsi="BRH Devanagari Extra" w:cs="BRH Devanagari Extra"/>
+                <w:color w:val="000000"/>
+                <w:sz w:val="32"/>
+                <w:szCs w:val="32"/>
+              </w:rPr>
+              <w:t>(</w:t>
+            </w:r>
+            <w:r>
+              <w:rPr>
+                <w:rFonts w:cs="BRH Devanagari Extra"/>
+                <w:color w:val="000000"/>
+                <w:szCs w:val="32"/>
+              </w:rPr>
+              <w:t>4</w:t>
+            </w:r>
+            <w:r>
+              <w:rPr>
+                <w:rFonts w:ascii="BRH Devanagari Extra" w:hAnsi="BRH Devanagari Extra" w:cs="BRH Devanagari Extra"/>
+                <w:color w:val="000000"/>
+                <w:sz w:val="32"/>
+                <w:szCs w:val="32"/>
+              </w:rPr>
+              <w:t>)</w:t>
+            </w:r>
+            <w:proofErr w:type="gramStart"/>
+            <w:r>
+              <w:rPr>
+                <w:rFonts w:ascii="BRH Devanagari Extra" w:hAnsi="BRH Devanagari Extra" w:cs="BRH Devanagari Extra"/>
+                <w:color w:val="000000"/>
+                <w:sz w:val="32"/>
+                <w:szCs w:val="32"/>
+              </w:rPr>
+              <w:t>-  uÉOèû</w:t>
+            </w:r>
+            <w:proofErr w:type="gramEnd"/>
+            <w:r>
+              <w:rPr>
+                <w:rFonts w:ascii="BRH Devanagari Extra" w:hAnsi="BRH Devanagari Extra" w:cs="BRH Devanagari Extra"/>
+                <w:color w:val="000000"/>
+                <w:sz w:val="32"/>
+                <w:szCs w:val="32"/>
+              </w:rPr>
+              <w:t xml:space="preserve"> | oÉ</w:t>
+            </w:r>
+            <w:r>
+              <w:rPr>
+                <w:rFonts w:ascii="BRH Malayalam Extra" w:hAnsi="BRH Malayalam Extra" w:cs="BRH Devanagari Extra"/>
+                <w:color w:val="000000"/>
+                <w:szCs w:val="32"/>
+              </w:rPr>
+              <w:t>–</w:t>
+            </w:r>
+            <w:r>
+              <w:rPr>
+                <w:rFonts w:ascii="BRH Devanagari Extra" w:hAnsi="BRH Devanagari Extra" w:cs="BRH Devanagari Extra"/>
+                <w:color w:val="000000"/>
+                <w:sz w:val="32"/>
+                <w:szCs w:val="32"/>
+              </w:rPr>
+              <w:t>Uç</w:t>
+            </w:r>
+            <w:proofErr w:type="gramStart"/>
+            <w:r>
+              <w:rPr>
+                <w:rFonts w:ascii="BRH Malayalam Extra" w:hAnsi="BRH Malayalam Extra" w:cs="BRH Devanagari Extra"/>
+                <w:color w:val="000000"/>
+                <w:szCs w:val="32"/>
+              </w:rPr>
+              <w:t>–</w:t>
+            </w:r>
+            <w:r>
+              <w:rPr>
+                <w:rFonts w:ascii="BRH Devanagari Extra" w:hAnsi="BRH Devanagari Extra" w:cs="BRH Devanagari Extra"/>
+                <w:color w:val="000000"/>
+                <w:sz w:val="32"/>
+                <w:szCs w:val="32"/>
+              </w:rPr>
+              <w:t>.ÌWû</w:t>
+            </w:r>
+            <w:proofErr w:type="gramEnd"/>
+            <w:r>
+              <w:rPr>
+                <w:rFonts w:ascii="BRH Malayalam Extra" w:hAnsi="BRH Malayalam Extra" w:cs="BRH Devanagari Extra"/>
+                <w:color w:val="000000"/>
+                <w:szCs w:val="32"/>
+              </w:rPr>
+              <w:t>–</w:t>
+            </w:r>
+            <w:r>
+              <w:rPr>
+                <w:rFonts w:ascii="BRH Devanagari Extra" w:hAnsi="BRH Devanagari Extra" w:cs="BRH Devanagari Extra"/>
+                <w:color w:val="000000"/>
+                <w:sz w:val="32"/>
+                <w:szCs w:val="32"/>
+              </w:rPr>
+              <w:t>wÉSåÿ | uÉOèû | (</w:t>
+            </w:r>
+            <w:r>
+              <w:rPr>
+                <w:rFonts w:cs="BRH Devanagari Extra"/>
+                <w:color w:val="000000"/>
+                <w:szCs w:val="32"/>
+              </w:rPr>
+              <w:t>GS</w:t>
+            </w:r>
+            <w:r>
+              <w:rPr>
+                <w:rFonts w:ascii="BRH Devanagari Extra" w:hAnsi="BRH Devanagari Extra" w:cs="BRH Devanagari Extra"/>
+                <w:color w:val="000000"/>
+                <w:sz w:val="32"/>
+                <w:szCs w:val="32"/>
+              </w:rPr>
+              <w:t>-</w:t>
+            </w:r>
+            <w:r>
+              <w:rPr>
+                <w:rFonts w:cs="BRH Devanagari Extra"/>
+                <w:color w:val="000000"/>
+                <w:szCs w:val="32"/>
+              </w:rPr>
+              <w:t>4</w:t>
+            </w:r>
+            <w:r>
+              <w:rPr>
+                <w:rFonts w:ascii="BRH Devanagari Extra" w:hAnsi="BRH Devanagari Extra" w:cs="BRH Devanagari Extra"/>
+                <w:color w:val="000000"/>
+                <w:sz w:val="32"/>
+                <w:szCs w:val="32"/>
+              </w:rPr>
+              <w:t>.</w:t>
+            </w:r>
+            <w:r>
+              <w:rPr>
+                <w:rFonts w:cs="BRH Devanagari Extra"/>
+                <w:color w:val="000000"/>
+                <w:szCs w:val="32"/>
+              </w:rPr>
+              <w:t>6</w:t>
+            </w:r>
+            <w:r>
+              <w:rPr>
+                <w:rFonts w:ascii="BRH Devanagari Extra" w:hAnsi="BRH Devanagari Extra" w:cs="BRH Devanagari Extra"/>
+                <w:color w:val="000000"/>
+                <w:sz w:val="32"/>
+                <w:szCs w:val="32"/>
+              </w:rPr>
+              <w:t>-</w:t>
+            </w:r>
+            <w:r>
+              <w:rPr>
+                <w:rFonts w:cs="BRH Devanagari Extra"/>
+                <w:color w:val="000000"/>
+                <w:szCs w:val="32"/>
+              </w:rPr>
+              <w:t>7</w:t>
+            </w:r>
+            <w:r>
+              <w:rPr>
+                <w:rFonts w:ascii="BRH Devanagari Extra" w:hAnsi="BRH Devanagari Extra" w:cs="BRH Devanagari Extra"/>
+                <w:color w:val="000000"/>
+                <w:sz w:val="32"/>
+                <w:szCs w:val="32"/>
+              </w:rPr>
+              <w:t>)</w:t>
+            </w:r>
+          </w:p>
+          <w:p>
+            <w:pPr>
+              <w:widowControl w:val="0"/>
+              <w:autoSpaceDE w:val="0"/>
+              <w:autoSpaceDN w:val="0"/>
+              <w:adjustRightInd w:val="0"/>
+              <w:spacing w:before="0" w:line="240" w:lineRule="auto"/>
+              <w:rPr>
+                <w:rFonts w:ascii="BRH Devanagari Extra" w:hAnsi="BRH Devanagari Extra" w:cs="BRH Devanagari Extra"/>
+                <w:color w:val="000000"/>
+                <w:sz w:val="32"/>
+                <w:szCs w:val="32"/>
+              </w:rPr>
+            </w:pPr>
+            <w:r>
+              <w:rPr>
+                <w:rFonts w:ascii="BRH Devanagari Extra" w:hAnsi="BRH Devanagari Extra" w:cs="BRH Devanagari Extra"/>
+                <w:color w:val="000000"/>
+                <w:sz w:val="32"/>
+                <w:szCs w:val="32"/>
+              </w:rPr>
+              <w:t>uÉQèû oÉþÌ</w:t>
+            </w:r>
+            <w:r>
+              <w:rPr>
+                <w:rFonts w:ascii="BRH Devanagari Extra" w:hAnsi="BRH Devanagari Extra" w:cs="BRH Devanagari Extra"/>
+                <w:color w:val="000000"/>
+                <w:sz w:val="32"/>
+                <w:szCs w:val="32"/>
+                <w:highlight w:val="green"/>
+              </w:rPr>
+              <w:t>W</w:t>
+            </w:r>
+            <w:r>
+              <w:rPr>
+                <w:rFonts w:ascii="BRH Devanagari Extra" w:hAnsi="BRH Devanagari Extra" w:cs="BRH Devanagari Extra"/>
+                <w:color w:val="000000"/>
+                <w:sz w:val="32"/>
+                <w:szCs w:val="32"/>
+              </w:rPr>
+              <w:t>ïû</w:t>
+            </w:r>
+            <w:r>
+              <w:rPr>
+                <w:rFonts w:ascii="BRH Malayalam Extra" w:hAnsi="BRH Malayalam Extra" w:cs="BRH Devanagari Extra"/>
+                <w:color w:val="000000"/>
+                <w:szCs w:val="32"/>
+              </w:rPr>
+              <w:t>–</w:t>
+            </w:r>
+            <w:r>
+              <w:rPr>
+                <w:rFonts w:ascii="BRH Devanagari Extra" w:hAnsi="BRH Devanagari Extra" w:cs="BRH Devanagari Extra"/>
+                <w:color w:val="000000"/>
+                <w:sz w:val="32"/>
+                <w:szCs w:val="32"/>
+              </w:rPr>
+              <w:t>wÉSåþ oÉUç.ÌWû</w:t>
+            </w:r>
+            <w:r>
+              <w:rPr>
+                <w:rFonts w:ascii="BRH Malayalam Extra" w:hAnsi="BRH Malayalam Extra" w:cs="BRH Devanagari Extra"/>
+                <w:color w:val="000000"/>
+                <w:szCs w:val="32"/>
+              </w:rPr>
+              <w:t>–</w:t>
+            </w:r>
+            <w:r>
+              <w:rPr>
+                <w:rFonts w:ascii="BRH Devanagari Extra" w:hAnsi="BRH Devanagari Extra" w:cs="BRH Devanagari Extra"/>
+                <w:color w:val="000000"/>
+                <w:sz w:val="32"/>
+                <w:szCs w:val="32"/>
+              </w:rPr>
+              <w:t>wÉSå</w:t>
+            </w:r>
+            <w:r>
+              <w:rPr>
+                <w:rFonts w:ascii="BRH Malayalam Extra" w:hAnsi="BRH Malayalam Extra" w:cs="BRH Devanagari Extra"/>
+                <w:color w:val="000000"/>
+                <w:szCs w:val="32"/>
+              </w:rPr>
+              <w:t>–</w:t>
+            </w:r>
+            <w:r>
+              <w:rPr>
+                <w:rFonts w:ascii="BRH Devanagari Extra" w:hAnsi="BRH Devanagari Extra" w:cs="BRH Devanagari Extra"/>
+                <w:color w:val="000000"/>
+                <w:sz w:val="32"/>
+                <w:szCs w:val="32"/>
+              </w:rPr>
+              <w:t xml:space="preserve"> uÉQèû uÉQèû oÉþÌ</w:t>
+            </w:r>
+            <w:r>
+              <w:rPr>
+                <w:rFonts w:ascii="BRH Devanagari Extra" w:hAnsi="BRH Devanagari Extra" w:cs="BRH Devanagari Extra"/>
+                <w:color w:val="000000"/>
+                <w:sz w:val="32"/>
+                <w:szCs w:val="32"/>
+                <w:highlight w:val="green"/>
+              </w:rPr>
+              <w:t>W</w:t>
+            </w:r>
+            <w:r>
+              <w:rPr>
+                <w:rFonts w:ascii="BRH Devanagari Extra" w:hAnsi="BRH Devanagari Extra" w:cs="BRH Devanagari Extra"/>
+                <w:color w:val="000000"/>
+                <w:sz w:val="32"/>
+                <w:szCs w:val="32"/>
+              </w:rPr>
+              <w:t>ïû</w:t>
+            </w:r>
+            <w:r>
+              <w:rPr>
+                <w:rFonts w:ascii="BRH Malayalam Extra" w:hAnsi="BRH Malayalam Extra" w:cs="BRH Devanagari Extra"/>
+                <w:color w:val="000000"/>
+                <w:szCs w:val="32"/>
+              </w:rPr>
+              <w:t>–</w:t>
+            </w:r>
+            <w:r>
+              <w:rPr>
+                <w:rFonts w:ascii="BRH Devanagari Extra" w:hAnsi="BRH Devanagari Extra" w:cs="BRH Devanagari Extra"/>
+                <w:color w:val="000000"/>
+                <w:sz w:val="32"/>
+                <w:szCs w:val="32"/>
+              </w:rPr>
+              <w:t>wÉSå</w:t>
+            </w:r>
+            <w:r>
+              <w:rPr>
+                <w:rFonts w:ascii="BRH Malayalam Extra" w:hAnsi="BRH Malayalam Extra" w:cs="BRH Devanagari Extra"/>
+                <w:color w:val="000000"/>
+                <w:szCs w:val="32"/>
+              </w:rPr>
+              <w:t>–</w:t>
+            </w:r>
+            <w:r>
+              <w:rPr>
+                <w:rFonts w:ascii="BRH Devanagari Extra" w:hAnsi="BRH Devanagari Extra" w:cs="BRH Devanagari Extra"/>
+                <w:color w:val="000000"/>
+                <w:sz w:val="32"/>
+                <w:szCs w:val="32"/>
+              </w:rPr>
+              <w:t xml:space="preserve"> uÉQèû uÉQèû oÉþÌ</w:t>
+            </w:r>
+            <w:r>
+              <w:rPr>
+                <w:rFonts w:ascii="BRH Devanagari Extra" w:hAnsi="BRH Devanagari Extra" w:cs="BRH Devanagari Extra"/>
+                <w:color w:val="000000"/>
+                <w:sz w:val="32"/>
+                <w:szCs w:val="32"/>
+                <w:highlight w:val="green"/>
+              </w:rPr>
+              <w:t>Wï</w:t>
+            </w:r>
+            <w:r>
+              <w:rPr>
+                <w:rFonts w:ascii="BRH Devanagari Extra" w:hAnsi="BRH Devanagari Extra" w:cs="BRH Devanagari Extra"/>
+                <w:color w:val="000000"/>
+                <w:sz w:val="32"/>
+                <w:szCs w:val="32"/>
+              </w:rPr>
+              <w:t>û</w:t>
+            </w:r>
+            <w:r>
+              <w:rPr>
+                <w:rFonts w:ascii="BRH Malayalam Extra" w:hAnsi="BRH Malayalam Extra" w:cs="BRH Devanagari Extra"/>
+                <w:color w:val="000000"/>
+                <w:szCs w:val="32"/>
+              </w:rPr>
+              <w:t>–</w:t>
+            </w:r>
+            <w:r>
+              <w:rPr>
+                <w:rFonts w:ascii="BRH Devanagari Extra" w:hAnsi="BRH Devanagari Extra" w:cs="BRH Devanagari Extra"/>
+                <w:color w:val="000000"/>
+                <w:sz w:val="32"/>
+                <w:szCs w:val="32"/>
+              </w:rPr>
+              <w:t>wÉSå</w:t>
+            </w:r>
+            <w:r>
+              <w:rPr>
+                <w:rFonts w:ascii="BRH Malayalam Extra" w:hAnsi="BRH Malayalam Extra" w:cs="BRH Devanagari Extra"/>
+                <w:color w:val="000000"/>
+                <w:szCs w:val="32"/>
+              </w:rPr>
+              <w:t>–</w:t>
+            </w:r>
+            <w:r>
+              <w:rPr>
+                <w:rFonts w:ascii="BRH Devanagari Extra" w:hAnsi="BRH Devanagari Extra" w:cs="BRH Devanagari Extra"/>
+                <w:color w:val="000000"/>
+                <w:sz w:val="32"/>
+                <w:szCs w:val="32"/>
+              </w:rPr>
+              <w:t xml:space="preserve"> </w:t>
+            </w:r>
+          </w:p>
+          <w:p>
+            <w:pPr>
+              <w:widowControl w:val="0"/>
+              <w:autoSpaceDE w:val="0"/>
+              <w:autoSpaceDN w:val="0"/>
+              <w:adjustRightInd w:val="0"/>
+              <w:spacing w:before="0" w:line="240" w:lineRule="auto"/>
+              <w:rPr>
+                <w:rFonts w:ascii="BRH Devanagari Extra" w:hAnsi="BRH Devanagari Extra" w:cs="BRH Devanagari Extra"/>
+                <w:color w:val="000000"/>
+                <w:sz w:val="32"/>
+                <w:szCs w:val="32"/>
+              </w:rPr>
+            </w:pPr>
+            <w:r>
+              <w:rPr>
+                <w:rFonts w:ascii="BRH Devanagari Extra" w:hAnsi="BRH Devanagari Extra" w:cs="BRH Devanagari Extra"/>
+                <w:color w:val="000000"/>
+                <w:sz w:val="32"/>
+                <w:szCs w:val="32"/>
+              </w:rPr>
+              <w:t>uÉQèû uÉQèû oÉþÌ</w:t>
+            </w:r>
+            <w:r>
+              <w:rPr>
+                <w:rFonts w:ascii="BRH Devanagari Extra" w:hAnsi="BRH Devanagari Extra" w:cs="BRH Devanagari Extra"/>
+                <w:color w:val="000000"/>
+                <w:sz w:val="32"/>
+                <w:szCs w:val="32"/>
+                <w:highlight w:val="green"/>
+              </w:rPr>
+              <w:t>W</w:t>
+            </w:r>
+            <w:r>
+              <w:rPr>
+                <w:rFonts w:ascii="BRH Devanagari Extra" w:hAnsi="BRH Devanagari Extra" w:cs="BRH Devanagari Extra"/>
+                <w:color w:val="000000"/>
+                <w:sz w:val="32"/>
+                <w:szCs w:val="32"/>
+              </w:rPr>
+              <w:t>ïû</w:t>
+            </w:r>
+            <w:r>
+              <w:rPr>
+                <w:rFonts w:ascii="BRH Malayalam Extra" w:hAnsi="BRH Malayalam Extra" w:cs="BRH Devanagari Extra"/>
+                <w:color w:val="000000"/>
+                <w:szCs w:val="32"/>
+              </w:rPr>
+              <w:t>–</w:t>
+            </w:r>
+            <w:r>
+              <w:rPr>
+                <w:rFonts w:ascii="BRH Devanagari Extra" w:hAnsi="BRH Devanagari Extra" w:cs="BRH Devanagari Extra"/>
+                <w:color w:val="000000"/>
+                <w:sz w:val="32"/>
+                <w:szCs w:val="32"/>
+              </w:rPr>
+              <w:t>wÉSå</w:t>
+            </w:r>
+            <w:r>
+              <w:rPr>
+                <w:rFonts w:ascii="BRH Malayalam Extra" w:hAnsi="BRH Malayalam Extra" w:cs="BRH Devanagari Extra"/>
+                <w:color w:val="000000"/>
+                <w:szCs w:val="32"/>
+              </w:rPr>
+              <w:t>–</w:t>
+            </w:r>
+            <w:r>
+              <w:rPr>
+                <w:rFonts w:ascii="BRH Devanagari Extra" w:hAnsi="BRH Devanagari Extra" w:cs="BRH Devanagari Extra"/>
+                <w:color w:val="000000"/>
+                <w:sz w:val="32"/>
+                <w:szCs w:val="32"/>
+              </w:rPr>
+              <w:t xml:space="preserve"> uÉOèû | </w:t>
+            </w:r>
+          </w:p>
+          <w:p>
+            <w:pPr>
+              <w:widowControl w:val="0"/>
+              <w:autoSpaceDE w:val="0"/>
+              <w:autoSpaceDN w:val="0"/>
+              <w:adjustRightInd w:val="0"/>
+              <w:spacing w:before="0" w:line="240" w:lineRule="auto"/>
+              <w:rPr>
+                <w:rFonts w:ascii="BRH Devanagari Extra" w:hAnsi="BRH Devanagari Extra" w:cs="BRH Devanagari Extra"/>
+                <w:color w:val="000000"/>
+                <w:sz w:val="32"/>
+                <w:szCs w:val="32"/>
+              </w:rPr>
+            </w:pPr>
+            <w:r>
+              <w:rPr>
+                <w:rFonts w:ascii="BRH Devanagari Extra" w:hAnsi="BRH Devanagari Extra" w:cs="BRH Devanagari Extra"/>
+                <w:color w:val="000000"/>
+                <w:sz w:val="32"/>
+                <w:szCs w:val="32"/>
+              </w:rPr>
+              <w:t>(</w:t>
+            </w:r>
+            <w:proofErr w:type="gramStart"/>
+            <w:r>
+              <w:rPr>
+                <w:rFonts w:cs="BRH Devanagari Extra"/>
+                <w:color w:val="000000"/>
+                <w:szCs w:val="32"/>
+              </w:rPr>
+              <w:t>7</w:t>
+            </w:r>
+            <w:r>
+              <w:rPr>
+                <w:rFonts w:ascii="BRH Devanagari Extra" w:hAnsi="BRH Devanagari Extra" w:cs="BRH Devanagari Extra"/>
+                <w:color w:val="000000"/>
+                <w:sz w:val="32"/>
+                <w:szCs w:val="32"/>
+              </w:rPr>
+              <w:t>)</w:t>
+            </w:r>
+            <w:r>
+              <w:rPr>
+                <w:rFonts w:cs="BRH Devanagari Extra"/>
+                <w:color w:val="000000"/>
+                <w:szCs w:val="32"/>
+              </w:rPr>
+              <w:t>[</w:t>
+            </w:r>
+            <w:proofErr w:type="gramEnd"/>
+            <w:r>
+              <w:rPr>
+                <w:rFonts w:cs="BRH Devanagari Extra"/>
+                <w:color w:val="000000"/>
+                <w:szCs w:val="32"/>
+              </w:rPr>
+              <w:t>P4</w:t>
+            </w:r>
+            <w:r>
+              <w:rPr>
+                <w:rFonts w:ascii="BRH Devanagari Extra" w:hAnsi="BRH Devanagari Extra" w:cs="BRH Devanagari Extra"/>
+                <w:color w:val="000000"/>
+                <w:sz w:val="32"/>
+                <w:szCs w:val="32"/>
+              </w:rPr>
+              <w:t xml:space="preserve">] </w:t>
+            </w:r>
+            <w:r>
+              <w:rPr>
+                <w:rFonts w:cs="BRH Devanagari Extra"/>
+                <w:color w:val="000000"/>
+                <w:szCs w:val="32"/>
+              </w:rPr>
+              <w:t>4</w:t>
+            </w:r>
+            <w:r>
+              <w:rPr>
+                <w:rFonts w:ascii="BRH Devanagari Extra" w:hAnsi="BRH Devanagari Extra" w:cs="BRH Devanagari Extra"/>
+                <w:color w:val="000000"/>
+                <w:sz w:val="32"/>
+                <w:szCs w:val="32"/>
+              </w:rPr>
+              <w:t>.</w:t>
+            </w:r>
+            <w:r>
+              <w:rPr>
+                <w:rFonts w:cs="BRH Devanagari Extra"/>
+                <w:color w:val="000000"/>
+                <w:szCs w:val="32"/>
+              </w:rPr>
+              <w:t>6</w:t>
+            </w:r>
+            <w:r>
+              <w:rPr>
+                <w:rFonts w:ascii="BRH Devanagari Extra" w:hAnsi="BRH Devanagari Extra" w:cs="BRH Devanagari Extra"/>
+                <w:color w:val="000000"/>
+                <w:sz w:val="32"/>
+                <w:szCs w:val="32"/>
+              </w:rPr>
+              <w:t>.</w:t>
+            </w:r>
+            <w:r>
+              <w:rPr>
+                <w:rFonts w:cs="BRH Devanagari Extra"/>
+                <w:color w:val="000000"/>
+                <w:szCs w:val="32"/>
+              </w:rPr>
+              <w:t>1</w:t>
+            </w:r>
+            <w:r>
+              <w:rPr>
+                <w:rFonts w:ascii="BRH Devanagari Extra" w:hAnsi="BRH Devanagari Extra" w:cs="BRH Devanagari Extra"/>
+                <w:color w:val="000000"/>
+                <w:sz w:val="32"/>
+                <w:szCs w:val="32"/>
+              </w:rPr>
+              <w:t>.</w:t>
+            </w:r>
+            <w:r>
+              <w:rPr>
+                <w:rFonts w:cs="BRH Devanagari Extra"/>
+                <w:color w:val="000000"/>
+                <w:szCs w:val="32"/>
+              </w:rPr>
+              <w:t>4</w:t>
+            </w:r>
+            <w:r>
+              <w:rPr>
+                <w:rFonts w:ascii="BRH Devanagari Extra" w:hAnsi="BRH Devanagari Extra" w:cs="BRH Devanagari Extra"/>
+                <w:color w:val="000000"/>
+                <w:sz w:val="32"/>
+                <w:szCs w:val="32"/>
+              </w:rPr>
+              <w:t>(</w:t>
+            </w:r>
+            <w:r>
+              <w:rPr>
+                <w:rFonts w:cs="BRH Devanagari Extra"/>
+                <w:color w:val="000000"/>
+                <w:szCs w:val="32"/>
+              </w:rPr>
+              <w:t>5</w:t>
+            </w:r>
+            <w:r>
+              <w:rPr>
+                <w:rFonts w:ascii="BRH Devanagari Extra" w:hAnsi="BRH Devanagari Extra" w:cs="BRH Devanagari Extra"/>
+                <w:color w:val="000000"/>
+                <w:sz w:val="32"/>
+                <w:szCs w:val="32"/>
+              </w:rPr>
+              <w:t>)</w:t>
+            </w:r>
+            <w:proofErr w:type="gramStart"/>
+            <w:r>
+              <w:rPr>
+                <w:rFonts w:ascii="BRH Devanagari Extra" w:hAnsi="BRH Devanagari Extra" w:cs="BRH Devanagari Extra"/>
+                <w:color w:val="000000"/>
+                <w:sz w:val="32"/>
+                <w:szCs w:val="32"/>
+              </w:rPr>
+              <w:t>-  oÉ</w:t>
+            </w:r>
+            <w:proofErr w:type="gramEnd"/>
+            <w:r>
+              <w:rPr>
+                <w:rFonts w:ascii="BRH Malayalam Extra" w:hAnsi="BRH Malayalam Extra" w:cs="BRH Devanagari Extra"/>
+                <w:color w:val="000000"/>
+                <w:szCs w:val="32"/>
+              </w:rPr>
+              <w:t>–</w:t>
+            </w:r>
+            <w:r>
+              <w:rPr>
+                <w:rFonts w:ascii="BRH Devanagari Extra" w:hAnsi="BRH Devanagari Extra" w:cs="BRH Devanagari Extra"/>
+                <w:color w:val="000000"/>
+                <w:sz w:val="32"/>
+                <w:szCs w:val="32"/>
+              </w:rPr>
+              <w:t>Uç</w:t>
+            </w:r>
+            <w:proofErr w:type="gramStart"/>
+            <w:r>
+              <w:rPr>
+                <w:rFonts w:ascii="BRH Malayalam Extra" w:hAnsi="BRH Malayalam Extra" w:cs="BRH Devanagari Extra"/>
+                <w:color w:val="000000"/>
+                <w:szCs w:val="32"/>
+              </w:rPr>
+              <w:t>–</w:t>
+            </w:r>
+            <w:r>
+              <w:rPr>
+                <w:rFonts w:ascii="BRH Devanagari Extra" w:hAnsi="BRH Devanagari Extra" w:cs="BRH Devanagari Extra"/>
+                <w:color w:val="000000"/>
+                <w:sz w:val="32"/>
+                <w:szCs w:val="32"/>
+              </w:rPr>
+              <w:t>.ÌWû</w:t>
+            </w:r>
+            <w:proofErr w:type="gramEnd"/>
+            <w:r>
+              <w:rPr>
+                <w:rFonts w:ascii="BRH Malayalam Extra" w:hAnsi="BRH Malayalam Extra" w:cs="BRH Devanagari Extra"/>
+                <w:color w:val="000000"/>
+                <w:szCs w:val="32"/>
+              </w:rPr>
+              <w:t>–</w:t>
+            </w:r>
+            <w:r>
+              <w:rPr>
+                <w:rFonts w:ascii="BRH Devanagari Extra" w:hAnsi="BRH Devanagari Extra" w:cs="BRH Devanagari Extra"/>
+                <w:color w:val="000000"/>
+                <w:sz w:val="32"/>
+                <w:szCs w:val="32"/>
+              </w:rPr>
+              <w:t>wÉSåÿ | uÉOèû | xÉÑ</w:t>
+            </w:r>
+            <w:r>
+              <w:rPr>
+                <w:rFonts w:ascii="BRH Malayalam Extra" w:hAnsi="BRH Malayalam Extra" w:cs="BRH Devanagari Extra"/>
+                <w:color w:val="000000"/>
+                <w:szCs w:val="32"/>
+              </w:rPr>
+              <w:t>–</w:t>
+            </w:r>
+            <w:r>
+              <w:rPr>
+                <w:rFonts w:ascii="BRH Devanagari Extra" w:hAnsi="BRH Devanagari Extra" w:cs="BRH Devanagari Extra"/>
+                <w:color w:val="000000"/>
+                <w:sz w:val="32"/>
+                <w:szCs w:val="32"/>
+              </w:rPr>
+              <w:t>uÉ</w:t>
+            </w:r>
+            <w:r>
+              <w:rPr>
+                <w:rFonts w:ascii="BRH Malayalam Extra" w:hAnsi="BRH Malayalam Extra" w:cs="BRH Devanagari Extra"/>
+                <w:color w:val="000000"/>
+                <w:szCs w:val="32"/>
+              </w:rPr>
+              <w:t>–</w:t>
+            </w:r>
+            <w:r>
+              <w:rPr>
+                <w:rFonts w:ascii="BRH Devanagari Extra" w:hAnsi="BRH Devanagari Extra" w:cs="BRH Devanagari Extra"/>
+                <w:color w:val="000000"/>
+                <w:sz w:val="32"/>
+                <w:szCs w:val="32"/>
+              </w:rPr>
+              <w:t xml:space="preserve">ÌuÉïSåÿ | </w:t>
+            </w:r>
+          </w:p>
+          <w:p>
+            <w:pPr>
+              <w:widowControl w:val="0"/>
+              <w:autoSpaceDE w:val="0"/>
+              <w:autoSpaceDN w:val="0"/>
+              <w:adjustRightInd w:val="0"/>
+              <w:spacing w:before="0" w:line="240" w:lineRule="auto"/>
+              <w:rPr>
+                <w:rFonts w:cs="Arial"/>
+                <w:b/>
+                <w:bCs/>
+                <w:color w:val="000000"/>
+                <w:sz w:val="32"/>
+                <w:szCs w:val="32"/>
+              </w:rPr>
+            </w:pPr>
+            <w:r>
+              <w:rPr>
+                <w:rFonts w:ascii="BRH Devanagari Extra" w:hAnsi="BRH Devanagari Extra" w:cs="BRH Devanagari Extra"/>
+                <w:color w:val="000000"/>
+                <w:sz w:val="32"/>
+                <w:szCs w:val="32"/>
+              </w:rPr>
+              <w:t>oÉ</w:t>
+            </w:r>
+            <w:r>
+              <w:rPr>
+                <w:rFonts w:ascii="BRH Malayalam Extra" w:hAnsi="BRH Malayalam Extra" w:cs="BRH Devanagari Extra"/>
+                <w:color w:val="000000"/>
+                <w:szCs w:val="32"/>
+              </w:rPr>
+              <w:t>–</w:t>
+            </w:r>
+            <w:r>
+              <w:rPr>
+                <w:rFonts w:ascii="BRH Devanagari Extra" w:hAnsi="BRH Devanagari Extra" w:cs="BRH Devanagari Extra"/>
+                <w:color w:val="000000"/>
+                <w:sz w:val="32"/>
+                <w:szCs w:val="32"/>
+              </w:rPr>
+              <w:t>Uç</w:t>
+            </w:r>
+            <w:proofErr w:type="gramStart"/>
+            <w:r>
+              <w:rPr>
+                <w:rFonts w:ascii="BRH Malayalam Extra" w:hAnsi="BRH Malayalam Extra" w:cs="BRH Devanagari Extra"/>
+                <w:color w:val="000000"/>
+                <w:szCs w:val="32"/>
+              </w:rPr>
+              <w:t>–</w:t>
+            </w:r>
+            <w:r>
+              <w:rPr>
+                <w:rFonts w:ascii="BRH Devanagari Extra" w:hAnsi="BRH Devanagari Extra" w:cs="BRH Devanagari Extra"/>
+                <w:color w:val="000000"/>
+                <w:sz w:val="32"/>
+                <w:szCs w:val="32"/>
+              </w:rPr>
+              <w:t>.ÌWû</w:t>
+            </w:r>
+            <w:proofErr w:type="gramEnd"/>
+            <w:r>
+              <w:rPr>
+                <w:rFonts w:ascii="BRH Malayalam Extra" w:hAnsi="BRH Malayalam Extra" w:cs="BRH Devanagari Extra"/>
+                <w:color w:val="000000"/>
+                <w:szCs w:val="32"/>
+              </w:rPr>
+              <w:t>–</w:t>
+            </w:r>
+            <w:r>
+              <w:rPr>
+                <w:rFonts w:ascii="BRH Devanagari Extra" w:hAnsi="BRH Devanagari Extra" w:cs="BRH Devanagari Extra"/>
+                <w:color w:val="000000"/>
+                <w:sz w:val="32"/>
+                <w:szCs w:val="32"/>
+              </w:rPr>
+              <w:t>wÉSå</w:t>
+            </w:r>
+            <w:r>
+              <w:rPr>
+                <w:rFonts w:ascii="BRH Malayalam Extra" w:hAnsi="BRH Malayalam Extra" w:cs="BRH Devanagari Extra"/>
+                <w:color w:val="000000"/>
+                <w:szCs w:val="32"/>
+              </w:rPr>
+              <w:t>–</w:t>
+            </w:r>
+            <w:r>
+              <w:rPr>
+                <w:rFonts w:ascii="BRH Devanagari Extra" w:hAnsi="BRH Devanagari Extra" w:cs="BRH Devanagari Extra"/>
+                <w:color w:val="000000"/>
+                <w:sz w:val="32"/>
+                <w:szCs w:val="32"/>
+              </w:rPr>
+              <w:t xml:space="preserve"> uÉQèû uÉQèû oÉ</w:t>
+            </w:r>
+            <w:r>
+              <w:rPr>
+                <w:rFonts w:ascii="BRH Devanagari Extra" w:hAnsi="BRH Devanagari Extra" w:cs="BRH Devanagari Extra"/>
+                <w:color w:val="000000"/>
+                <w:sz w:val="32"/>
+                <w:szCs w:val="32"/>
+                <w:highlight w:val="green"/>
+              </w:rPr>
+              <w:t>þÌW</w:t>
+            </w:r>
+            <w:r>
+              <w:rPr>
+                <w:rFonts w:ascii="BRH Devanagari Extra" w:hAnsi="BRH Devanagari Extra" w:cs="BRH Devanagari Extra"/>
+                <w:color w:val="000000"/>
+                <w:sz w:val="32"/>
+                <w:szCs w:val="32"/>
+              </w:rPr>
+              <w:t>ïû</w:t>
+            </w:r>
+            <w:r>
+              <w:rPr>
+                <w:rFonts w:ascii="BRH Malayalam Extra" w:hAnsi="BRH Malayalam Extra" w:cs="BRH Devanagari Extra"/>
+                <w:color w:val="000000"/>
+                <w:szCs w:val="32"/>
+              </w:rPr>
+              <w:t>–</w:t>
+            </w:r>
+            <w:r>
+              <w:rPr>
+                <w:rFonts w:ascii="BRH Devanagari Extra" w:hAnsi="BRH Devanagari Extra" w:cs="BRH Devanagari Extra"/>
+                <w:color w:val="000000"/>
+                <w:sz w:val="32"/>
+                <w:szCs w:val="32"/>
+              </w:rPr>
+              <w:t>wÉSåþ oÉUç.ÌWû</w:t>
+            </w:r>
+            <w:r>
+              <w:rPr>
+                <w:rFonts w:ascii="BRH Malayalam Extra" w:hAnsi="BRH Malayalam Extra" w:cs="BRH Devanagari Extra"/>
+                <w:color w:val="000000"/>
+                <w:szCs w:val="32"/>
+              </w:rPr>
+              <w:t>–</w:t>
+            </w:r>
+            <w:r>
+              <w:rPr>
+                <w:rFonts w:ascii="BRH Devanagari Extra" w:hAnsi="BRH Devanagari Extra" w:cs="BRH Devanagari Extra"/>
+                <w:color w:val="000000"/>
+                <w:sz w:val="32"/>
+                <w:szCs w:val="32"/>
+              </w:rPr>
+              <w:t>wÉSå</w:t>
+            </w:r>
+            <w:r>
+              <w:rPr>
+                <w:rFonts w:ascii="BRH Malayalam Extra" w:hAnsi="BRH Malayalam Extra" w:cs="BRH Devanagari Extra"/>
+                <w:color w:val="000000"/>
+                <w:szCs w:val="32"/>
+              </w:rPr>
+              <w:t>–</w:t>
+            </w:r>
+            <w:r>
+              <w:rPr>
+                <w:rFonts w:ascii="BRH Devanagari Extra" w:hAnsi="BRH Devanagari Extra" w:cs="BRH Devanagari Extra"/>
+                <w:color w:val="000000"/>
+                <w:sz w:val="32"/>
+                <w:szCs w:val="32"/>
+              </w:rPr>
+              <w:t xml:space="preserve"> uÉOèû jxÉÑþuÉ</w:t>
+            </w:r>
+            <w:r>
+              <w:rPr>
+                <w:rFonts w:ascii="BRH Malayalam Extra" w:hAnsi="BRH Malayalam Extra" w:cs="BRH Devanagari Extra"/>
+                <w:color w:val="000000"/>
+                <w:szCs w:val="32"/>
+              </w:rPr>
+              <w:t>–</w:t>
+            </w:r>
+            <w:r>
+              <w:rPr>
+                <w:rFonts w:ascii="BRH Devanagari Extra" w:hAnsi="BRH Devanagari Extra" w:cs="BRH Devanagari Extra"/>
+                <w:color w:val="000000"/>
+                <w:sz w:val="32"/>
+                <w:szCs w:val="32"/>
+              </w:rPr>
+              <w:t>ÌuÉïSåþ xÉÑuÉ</w:t>
+            </w:r>
+            <w:r>
+              <w:rPr>
+                <w:rFonts w:ascii="BRH Malayalam Extra" w:hAnsi="BRH Malayalam Extra" w:cs="BRH Devanagari Extra"/>
+                <w:color w:val="000000"/>
+                <w:szCs w:val="32"/>
+              </w:rPr>
+              <w:t>–</w:t>
+            </w:r>
+            <w:r>
+              <w:rPr>
+                <w:rFonts w:ascii="BRH Devanagari Extra" w:hAnsi="BRH Devanagari Extra" w:cs="BRH Devanagari Extra"/>
+                <w:color w:val="000000"/>
+                <w:sz w:val="32"/>
+                <w:szCs w:val="32"/>
+              </w:rPr>
+              <w:t>ÌuÉïSå</w:t>
+            </w:r>
+            <w:r>
+              <w:rPr>
+                <w:rFonts w:ascii="BRH Malayalam Extra" w:hAnsi="BRH Malayalam Extra" w:cs="BRH Devanagari Extra"/>
+                <w:color w:val="000000"/>
+                <w:szCs w:val="32"/>
+              </w:rPr>
+              <w:t>–</w:t>
+            </w:r>
+            <w:r>
+              <w:rPr>
+                <w:rFonts w:ascii="BRH Devanagari Extra" w:hAnsi="BRH Devanagari Extra" w:cs="BRH Devanagari Extra"/>
+                <w:color w:val="000000"/>
+                <w:sz w:val="32"/>
+                <w:szCs w:val="32"/>
+              </w:rPr>
+              <w:t xml:space="preserve"> uÉQèû oÉþÌ</w:t>
+            </w:r>
+            <w:r>
+              <w:rPr>
+                <w:rFonts w:ascii="BRH Devanagari Extra" w:hAnsi="BRH Devanagari Extra" w:cs="BRH Devanagari Extra"/>
+                <w:color w:val="000000"/>
+                <w:sz w:val="32"/>
+                <w:szCs w:val="32"/>
+                <w:highlight w:val="green"/>
+              </w:rPr>
+              <w:t>Wï</w:t>
+            </w:r>
+            <w:r>
+              <w:rPr>
+                <w:rFonts w:ascii="BRH Devanagari Extra" w:hAnsi="BRH Devanagari Extra" w:cs="BRH Devanagari Extra"/>
+                <w:color w:val="000000"/>
+                <w:sz w:val="32"/>
+                <w:szCs w:val="32"/>
+              </w:rPr>
+              <w:t>û</w:t>
+            </w:r>
+            <w:r>
+              <w:rPr>
+                <w:rFonts w:ascii="BRH Malayalam Extra" w:hAnsi="BRH Malayalam Extra" w:cs="BRH Devanagari Extra"/>
+                <w:color w:val="000000"/>
+                <w:szCs w:val="32"/>
+              </w:rPr>
+              <w:t>–</w:t>
+            </w:r>
+            <w:r>
+              <w:rPr>
+                <w:rFonts w:ascii="BRH Devanagari Extra" w:hAnsi="BRH Devanagari Extra" w:cs="BRH Devanagari Extra"/>
+                <w:color w:val="000000"/>
+                <w:sz w:val="32"/>
+                <w:szCs w:val="32"/>
+              </w:rPr>
+              <w:t>wÉSåþ oÉUç.ÌWû</w:t>
+            </w:r>
+            <w:r>
+              <w:rPr>
+                <w:rFonts w:ascii="BRH Malayalam Extra" w:hAnsi="BRH Malayalam Extra" w:cs="BRH Devanagari Extra"/>
+                <w:color w:val="000000"/>
+                <w:szCs w:val="32"/>
+              </w:rPr>
+              <w:t>–</w:t>
+            </w:r>
+            <w:r>
+              <w:rPr>
+                <w:rFonts w:ascii="BRH Devanagari Extra" w:hAnsi="BRH Devanagari Extra" w:cs="BRH Devanagari Extra"/>
+                <w:color w:val="000000"/>
+                <w:sz w:val="32"/>
+                <w:szCs w:val="32"/>
+              </w:rPr>
+              <w:t>wÉSå</w:t>
+            </w:r>
+            <w:r>
+              <w:rPr>
+                <w:rFonts w:ascii="BRH Malayalam Extra" w:hAnsi="BRH Malayalam Extra" w:cs="BRH Devanagari Extra"/>
+                <w:color w:val="000000"/>
+                <w:szCs w:val="32"/>
+              </w:rPr>
+              <w:t>–</w:t>
+            </w:r>
+            <w:r>
+              <w:rPr>
+                <w:rFonts w:ascii="BRH Devanagari Extra" w:hAnsi="BRH Devanagari Extra" w:cs="BRH Devanagari Extra"/>
+                <w:color w:val="000000"/>
+                <w:sz w:val="32"/>
+                <w:szCs w:val="32"/>
+              </w:rPr>
+              <w:t xml:space="preserve"> uÉOèû jxÉÑþuÉ</w:t>
+            </w:r>
+            <w:r>
+              <w:rPr>
+                <w:rFonts w:ascii="BRH Malayalam Extra" w:hAnsi="BRH Malayalam Extra" w:cs="BRH Devanagari Extra"/>
+                <w:color w:val="000000"/>
+                <w:szCs w:val="32"/>
+              </w:rPr>
+              <w:t>–</w:t>
+            </w:r>
+            <w:r>
+              <w:rPr>
+                <w:rFonts w:ascii="BRH Devanagari Extra" w:hAnsi="BRH Devanagari Extra" w:cs="BRH Devanagari Extra"/>
+                <w:color w:val="000000"/>
+                <w:sz w:val="32"/>
+                <w:szCs w:val="32"/>
+              </w:rPr>
+              <w:t xml:space="preserve">ÌuÉïSåÿ | </w:t>
+            </w:r>
+            <w:r>
+              <w:rPr>
+                <w:rFonts w:cs="Arial"/>
+                <w:b/>
+                <w:bCs/>
+                <w:color w:val="000000"/>
+                <w:sz w:val="32"/>
+                <w:szCs w:val="32"/>
+              </w:rPr>
+              <w:t>(swarabakshi removed at appropriate places)</w:t>
+            </w:r>
+          </w:p>
+          <w:p>
+            <w:pPr>
+              <w:widowControl w:val="0"/>
+              <w:autoSpaceDE w:val="0"/>
+              <w:autoSpaceDN w:val="0"/>
+              <w:adjustRightInd w:val="0"/>
+              <w:spacing w:before="0" w:line="240" w:lineRule="auto"/>
+              <w:rPr>
+                <w:rFonts w:ascii="BRH Devanagari Extra" w:hAnsi="BRH Devanagari Extra" w:cs="BRH Devanagari Extra"/>
+                <w:color w:val="000000"/>
+                <w:sz w:val="32"/>
+                <w:szCs w:val="32"/>
+              </w:rPr>
+            </w:pPr>
+          </w:p>
+        </w:tc>
+      </w:tr>
+      <w:tr>
+        <w:trPr>
+          <w:trHeight w:val="2614"/>
+        </w:trPr>
+        <w:tc>
+          <w:tcPr>
+            <w:tcW w:w="7166" w:type="dxa"/>
+            <w:tcBorders>
+              <w:top w:val="single" w:sz="4" w:space="0" w:color="000000"/>
+              <w:left w:val="single" w:sz="4" w:space="0" w:color="000000"/>
+              <w:bottom w:val="single" w:sz="4" w:space="0" w:color="000000"/>
+              <w:right w:val="single" w:sz="4" w:space="0" w:color="000000"/>
+            </w:tcBorders>
+          </w:tcPr>
+          <w:p>
+            <w:pPr>
+              <w:widowControl w:val="0"/>
+              <w:autoSpaceDE w:val="0"/>
+              <w:autoSpaceDN w:val="0"/>
+              <w:adjustRightInd w:val="0"/>
+              <w:spacing w:before="0" w:line="240" w:lineRule="auto"/>
+              <w:rPr>
+                <w:rFonts w:ascii="BRH Devanagari Extra" w:hAnsi="BRH Devanagari Extra" w:cs="BRH Devanagari Extra"/>
+                <w:color w:val="000000"/>
+                <w:sz w:val="32"/>
+                <w:szCs w:val="32"/>
+              </w:rPr>
+            </w:pPr>
+            <w:r>
+              <w:rPr>
+                <w:rFonts w:ascii="BRH Devanagari Extra" w:hAnsi="BRH Devanagari Extra" w:cs="BRH Devanagari Extra"/>
+                <w:color w:val="000000"/>
+                <w:sz w:val="32"/>
+                <w:szCs w:val="32"/>
+              </w:rPr>
+              <w:lastRenderedPageBreak/>
+              <w:t>(</w:t>
+            </w:r>
+            <w:proofErr w:type="gramStart"/>
+            <w:r>
+              <w:rPr>
+                <w:rFonts w:cs="BRH Devanagari Extra"/>
+                <w:color w:val="000000"/>
+                <w:szCs w:val="32"/>
+              </w:rPr>
+              <w:t>20</w:t>
+            </w:r>
+            <w:r>
+              <w:rPr>
+                <w:rFonts w:ascii="BRH Devanagari Extra" w:hAnsi="BRH Devanagari Extra" w:cs="BRH Devanagari Extra"/>
+                <w:color w:val="000000"/>
+                <w:sz w:val="32"/>
+                <w:szCs w:val="32"/>
+              </w:rPr>
+              <w:t>)</w:t>
+            </w:r>
+            <w:r>
+              <w:rPr>
+                <w:rFonts w:cs="BRH Devanagari Extra"/>
+                <w:color w:val="000000"/>
+                <w:szCs w:val="32"/>
+              </w:rPr>
+              <w:t>[</w:t>
+            </w:r>
+            <w:proofErr w:type="gramEnd"/>
+            <w:r>
+              <w:rPr>
+                <w:rFonts w:cs="BRH Devanagari Extra"/>
+                <w:color w:val="000000"/>
+                <w:szCs w:val="32"/>
+              </w:rPr>
+              <w:t>P7</w:t>
+            </w:r>
+            <w:r>
+              <w:rPr>
+                <w:rFonts w:ascii="BRH Devanagari Extra" w:hAnsi="BRH Devanagari Extra" w:cs="BRH Devanagari Extra"/>
+                <w:color w:val="000000"/>
+                <w:sz w:val="32"/>
+                <w:szCs w:val="32"/>
+              </w:rPr>
+              <w:t xml:space="preserve">] </w:t>
+            </w:r>
+            <w:r>
+              <w:rPr>
+                <w:rFonts w:cs="BRH Devanagari Extra"/>
+                <w:color w:val="000000"/>
+                <w:szCs w:val="32"/>
+              </w:rPr>
+              <w:t>4</w:t>
+            </w:r>
+            <w:r>
+              <w:rPr>
+                <w:rFonts w:ascii="BRH Devanagari Extra" w:hAnsi="BRH Devanagari Extra" w:cs="BRH Devanagari Extra"/>
+                <w:color w:val="000000"/>
+                <w:sz w:val="32"/>
+                <w:szCs w:val="32"/>
+              </w:rPr>
+              <w:t>.</w:t>
+            </w:r>
+            <w:r>
+              <w:rPr>
+                <w:rFonts w:cs="BRH Devanagari Extra"/>
+                <w:color w:val="000000"/>
+                <w:szCs w:val="32"/>
+              </w:rPr>
+              <w:t>6</w:t>
+            </w:r>
+            <w:r>
+              <w:rPr>
+                <w:rFonts w:ascii="BRH Devanagari Extra" w:hAnsi="BRH Devanagari Extra" w:cs="BRH Devanagari Extra"/>
+                <w:color w:val="000000"/>
+                <w:sz w:val="32"/>
+                <w:szCs w:val="32"/>
+              </w:rPr>
+              <w:t>.</w:t>
+            </w:r>
+            <w:r>
+              <w:rPr>
+                <w:rFonts w:cs="BRH Devanagari Extra"/>
+                <w:color w:val="000000"/>
+                <w:szCs w:val="32"/>
+              </w:rPr>
+              <w:t>2</w:t>
+            </w:r>
+            <w:r>
+              <w:rPr>
+                <w:rFonts w:ascii="BRH Devanagari Extra" w:hAnsi="BRH Devanagari Extra" w:cs="BRH Devanagari Extra"/>
+                <w:color w:val="000000"/>
+                <w:sz w:val="32"/>
+                <w:szCs w:val="32"/>
+              </w:rPr>
+              <w:t>.</w:t>
+            </w:r>
+            <w:r>
+              <w:rPr>
+                <w:rFonts w:cs="BRH Devanagari Extra"/>
+                <w:color w:val="000000"/>
+                <w:szCs w:val="32"/>
+              </w:rPr>
+              <w:t>2</w:t>
+            </w:r>
+            <w:r>
+              <w:rPr>
+                <w:rFonts w:ascii="BRH Devanagari Extra" w:hAnsi="BRH Devanagari Extra" w:cs="BRH Devanagari Extra"/>
+                <w:color w:val="000000"/>
+                <w:sz w:val="32"/>
+                <w:szCs w:val="32"/>
+              </w:rPr>
+              <w:t>(</w:t>
+            </w:r>
+            <w:r>
+              <w:rPr>
+                <w:rFonts w:cs="BRH Devanagari Extra"/>
+                <w:color w:val="000000"/>
+                <w:szCs w:val="32"/>
+              </w:rPr>
+              <w:t>18</w:t>
+            </w:r>
+            <w:r>
+              <w:rPr>
+                <w:rFonts w:ascii="BRH Devanagari Extra" w:hAnsi="BRH Devanagari Extra" w:cs="BRH Devanagari Extra"/>
+                <w:color w:val="000000"/>
+                <w:sz w:val="32"/>
+                <w:szCs w:val="32"/>
+              </w:rPr>
+              <w:t>)</w:t>
+            </w:r>
+            <w:proofErr w:type="gramStart"/>
+            <w:r>
+              <w:rPr>
+                <w:rFonts w:ascii="BRH Devanagari Extra" w:hAnsi="BRH Devanagari Extra" w:cs="BRH Devanagari Extra"/>
+                <w:color w:val="000000"/>
+                <w:sz w:val="32"/>
+                <w:szCs w:val="32"/>
+              </w:rPr>
+              <w:t>-  mÉÔuÉåïÿ</w:t>
+            </w:r>
+            <w:proofErr w:type="gramEnd"/>
+            <w:r>
+              <w:rPr>
+                <w:rFonts w:ascii="BRH Devanagari Extra" w:hAnsi="BRH Devanagari Extra" w:cs="BRH Devanagari Extra"/>
+                <w:color w:val="000000"/>
+                <w:sz w:val="32"/>
+                <w:szCs w:val="32"/>
+              </w:rPr>
+              <w:t xml:space="preserve"> | eÉ</w:t>
+            </w:r>
+            <w:r>
+              <w:rPr>
+                <w:rFonts w:ascii="BRH Malayalam Extra" w:hAnsi="BRH Malayalam Extra" w:cs="BRH Devanagari Extra"/>
+                <w:color w:val="000000"/>
+                <w:szCs w:val="32"/>
+              </w:rPr>
+              <w:t>–</w:t>
+            </w:r>
+            <w:r>
+              <w:rPr>
+                <w:rFonts w:ascii="BRH Devanagari Extra" w:hAnsi="BRH Devanagari Extra" w:cs="BRH Devanagari Extra"/>
+                <w:color w:val="000000"/>
+                <w:sz w:val="32"/>
+                <w:szCs w:val="32"/>
+              </w:rPr>
+              <w:t>ËU</w:t>
+            </w:r>
+            <w:r>
+              <w:rPr>
+                <w:rFonts w:ascii="BRH Malayalam Extra" w:hAnsi="BRH Malayalam Extra" w:cs="BRH Devanagari Extra"/>
+                <w:color w:val="000000"/>
+                <w:szCs w:val="32"/>
+              </w:rPr>
+              <w:t>–</w:t>
+            </w:r>
+            <w:r>
+              <w:rPr>
+                <w:rFonts w:ascii="BRH Devanagari Extra" w:hAnsi="BRH Devanagari Extra" w:cs="BRH Devanagari Extra"/>
+                <w:color w:val="000000"/>
+                <w:sz w:val="32"/>
+                <w:szCs w:val="32"/>
+              </w:rPr>
+              <w:t xml:space="preserve">iÉÉUþÈ | </w:t>
+            </w:r>
+            <w:r>
+              <w:rPr>
+                <w:rFonts w:ascii="BRH Devanagari Extra" w:hAnsi="BRH Devanagari Extra" w:cs="BRH Devanagari Extra"/>
+                <w:color w:val="000000"/>
+                <w:sz w:val="32"/>
+                <w:szCs w:val="32"/>
+                <w:highlight w:val="yellow"/>
+              </w:rPr>
+              <w:t>lÉ</w:t>
+            </w:r>
+            <w:r>
+              <w:rPr>
+                <w:rFonts w:ascii="BRH Malayalam Extra" w:hAnsi="BRH Malayalam Extra" w:cs="BRH Devanagari Extra"/>
+                <w:color w:val="000000"/>
+                <w:szCs w:val="32"/>
+                <w:highlight w:val="yellow"/>
+              </w:rPr>
+              <w:t>–</w:t>
+            </w:r>
+            <w:r>
+              <w:rPr>
+                <w:rFonts w:ascii="BRH Devanagari Extra" w:hAnsi="BRH Devanagari Extra" w:cs="BRH Devanagari Extra"/>
+                <w:color w:val="000000"/>
+                <w:sz w:val="32"/>
+                <w:szCs w:val="32"/>
+              </w:rPr>
+              <w:t xml:space="preserve"> |</w:t>
+            </w:r>
+          </w:p>
+          <w:p>
+            <w:pPr>
+              <w:widowControl w:val="0"/>
+              <w:autoSpaceDE w:val="0"/>
+              <w:autoSpaceDN w:val="0"/>
+              <w:adjustRightInd w:val="0"/>
+              <w:spacing w:before="0" w:line="240" w:lineRule="auto"/>
+              <w:rPr>
+                <w:rFonts w:ascii="BRH Devanagari Extra" w:hAnsi="BRH Devanagari Extra" w:cs="BRH Devanagari Extra"/>
+                <w:color w:val="000000"/>
+                <w:sz w:val="32"/>
+                <w:szCs w:val="32"/>
+              </w:rPr>
+            </w:pPr>
+            <w:r>
+              <w:rPr>
+                <w:rFonts w:ascii="BRH Devanagari Extra" w:hAnsi="BRH Devanagari Extra" w:cs="BRH Devanagari Extra"/>
+                <w:color w:val="000000"/>
+                <w:sz w:val="32"/>
+                <w:szCs w:val="32"/>
+              </w:rPr>
+              <w:t>mÉÔuÉåïþ eÉËU</w:t>
+            </w:r>
+            <w:r>
+              <w:rPr>
+                <w:rFonts w:ascii="BRH Malayalam Extra" w:hAnsi="BRH Malayalam Extra" w:cs="BRH Devanagari Extra"/>
+                <w:color w:val="000000"/>
+                <w:szCs w:val="32"/>
+              </w:rPr>
+              <w:t>–</w:t>
+            </w:r>
+            <w:r>
+              <w:rPr>
+                <w:rFonts w:ascii="BRH Devanagari Extra" w:hAnsi="BRH Devanagari Extra" w:cs="BRH Devanagari Extra"/>
+                <w:color w:val="000000"/>
+                <w:sz w:val="32"/>
+                <w:szCs w:val="32"/>
+              </w:rPr>
+              <w:t>iÉÉUÉåþ eÉËU</w:t>
+            </w:r>
+            <w:r>
+              <w:rPr>
+                <w:rFonts w:ascii="BRH Malayalam Extra" w:hAnsi="BRH Malayalam Extra" w:cs="BRH Devanagari Extra"/>
+                <w:color w:val="000000"/>
+                <w:szCs w:val="32"/>
+              </w:rPr>
+              <w:t>–</w:t>
+            </w:r>
+            <w:r>
+              <w:rPr>
+                <w:rFonts w:ascii="BRH Devanagari Extra" w:hAnsi="BRH Devanagari Extra" w:cs="BRH Devanagari Extra"/>
+                <w:color w:val="000000"/>
+                <w:sz w:val="32"/>
+                <w:szCs w:val="32"/>
+              </w:rPr>
+              <w:t>iÉÉU</w:t>
+            </w:r>
+            <w:r>
+              <w:rPr>
+                <w:rFonts w:ascii="BRH Malayalam Extra" w:hAnsi="BRH Malayalam Extra" w:cs="BRH Devanagari Extra"/>
+                <w:color w:val="000000"/>
+                <w:szCs w:val="32"/>
+              </w:rPr>
+              <w:t>–</w:t>
+            </w:r>
+            <w:r>
+              <w:rPr>
+                <w:rFonts w:ascii="BRH Devanagari Extra" w:hAnsi="BRH Devanagari Extra" w:cs="BRH Devanagari Extra"/>
+                <w:color w:val="000000"/>
+                <w:sz w:val="32"/>
+                <w:szCs w:val="32"/>
+              </w:rPr>
+              <w:t>È mÉÔuÉåï</w:t>
+            </w:r>
+            <w:r>
+              <w:rPr>
+                <w:rFonts w:ascii="BRH Malayalam Extra" w:hAnsi="BRH Malayalam Extra" w:cs="BRH Devanagari Extra"/>
+                <w:color w:val="000000"/>
+                <w:szCs w:val="32"/>
+              </w:rPr>
+              <w:t>–</w:t>
+            </w:r>
+            <w:r>
+              <w:rPr>
+                <w:rFonts w:ascii="BRH Devanagari Extra" w:hAnsi="BRH Devanagari Extra" w:cs="BRH Devanagari Extra"/>
+                <w:color w:val="000000"/>
+                <w:sz w:val="32"/>
+                <w:szCs w:val="32"/>
+              </w:rPr>
+              <w:t xml:space="preserve"> mÉÔuÉåïþ eÉËU</w:t>
+            </w:r>
+            <w:r>
+              <w:rPr>
+                <w:rFonts w:ascii="BRH Malayalam Extra" w:hAnsi="BRH Malayalam Extra" w:cs="BRH Devanagari Extra"/>
+                <w:color w:val="000000"/>
+                <w:szCs w:val="32"/>
+              </w:rPr>
+              <w:t>–</w:t>
+            </w:r>
+            <w:r>
+              <w:rPr>
+                <w:rFonts w:ascii="BRH Devanagari Extra" w:hAnsi="BRH Devanagari Extra" w:cs="BRH Devanagari Extra"/>
+                <w:color w:val="000000"/>
+                <w:sz w:val="32"/>
+                <w:szCs w:val="32"/>
+              </w:rPr>
+              <w:t>iÉÉ</w:t>
+            </w:r>
+            <w:r>
+              <w:rPr>
+                <w:rFonts w:ascii="BRH Devanagari Extra" w:hAnsi="BRH Devanagari Extra" w:cs="BRH Devanagari Extra"/>
+                <w:color w:val="000000"/>
+                <w:sz w:val="32"/>
+                <w:szCs w:val="32"/>
+                <w:highlight w:val="yellow"/>
+              </w:rPr>
+              <w:t>UÉ</w:t>
+            </w:r>
+            <w:r>
+              <w:rPr>
+                <w:rFonts w:ascii="BRH Devanagari Extra" w:hAnsi="BRH Devanagari Extra" w:cs="BRH Devanagari Extra"/>
+                <w:color w:val="000000"/>
+                <w:sz w:val="32"/>
+                <w:szCs w:val="32"/>
+              </w:rPr>
+              <w:t xml:space="preserve">åþ lÉ lÉ </w:t>
+            </w:r>
+            <w:r>
+              <w:rPr>
+                <w:rFonts w:ascii="BRH Devanagari Extra" w:hAnsi="BRH Devanagari Extra" w:cs="BRH Devanagari Extra"/>
+                <w:color w:val="000000"/>
+                <w:sz w:val="32"/>
+                <w:szCs w:val="32"/>
+                <w:highlight w:val="yellow"/>
+              </w:rPr>
+              <w:t>e</w:t>
+            </w:r>
+            <w:r>
+              <w:rPr>
+                <w:rFonts w:ascii="BRH Devanagari Extra" w:hAnsi="BRH Devanagari Extra" w:cs="BRH Devanagari Extra"/>
+                <w:color w:val="000000"/>
+                <w:sz w:val="32"/>
+                <w:szCs w:val="32"/>
+              </w:rPr>
+              <w:t>ÉËU</w:t>
+            </w:r>
+            <w:r>
+              <w:rPr>
+                <w:rFonts w:ascii="BRH Malayalam Extra" w:hAnsi="BRH Malayalam Extra" w:cs="BRH Devanagari Extra"/>
+                <w:color w:val="000000"/>
+                <w:szCs w:val="32"/>
+              </w:rPr>
+              <w:t>–</w:t>
+            </w:r>
+            <w:r>
+              <w:rPr>
+                <w:rFonts w:ascii="BRH Devanagari Extra" w:hAnsi="BRH Devanagari Extra" w:cs="BRH Devanagari Extra"/>
+                <w:color w:val="000000"/>
+                <w:sz w:val="32"/>
+                <w:szCs w:val="32"/>
+              </w:rPr>
+              <w:t>iÉÉU</w:t>
+            </w:r>
+            <w:r>
+              <w:rPr>
+                <w:rFonts w:ascii="BRH Malayalam Extra" w:hAnsi="BRH Malayalam Extra" w:cs="BRH Devanagari Extra"/>
+                <w:color w:val="000000"/>
+                <w:szCs w:val="32"/>
+              </w:rPr>
+              <w:t>–</w:t>
+            </w:r>
+            <w:r>
+              <w:rPr>
+                <w:rFonts w:ascii="BRH Devanagari Extra" w:hAnsi="BRH Devanagari Extra" w:cs="BRH Devanagari Extra"/>
+                <w:color w:val="000000"/>
+                <w:sz w:val="32"/>
+                <w:szCs w:val="32"/>
+              </w:rPr>
+              <w:t>È mÉÔuÉåï</w:t>
+            </w:r>
+            <w:r>
+              <w:rPr>
+                <w:rFonts w:ascii="BRH Malayalam Extra" w:hAnsi="BRH Malayalam Extra" w:cs="BRH Devanagari Extra"/>
+                <w:color w:val="000000"/>
+                <w:szCs w:val="32"/>
+              </w:rPr>
+              <w:t>–</w:t>
+            </w:r>
+            <w:r>
+              <w:rPr>
+                <w:rFonts w:ascii="BRH Devanagari Extra" w:hAnsi="BRH Devanagari Extra" w:cs="BRH Devanagari Extra"/>
+                <w:color w:val="000000"/>
+                <w:sz w:val="32"/>
+                <w:szCs w:val="32"/>
+              </w:rPr>
+              <w:t xml:space="preserve"> mÉÔuÉåïþ eÉËU</w:t>
+            </w:r>
+            <w:r>
+              <w:rPr>
+                <w:rFonts w:ascii="BRH Malayalam Extra" w:hAnsi="BRH Malayalam Extra" w:cs="BRH Devanagari Extra"/>
+                <w:color w:val="000000"/>
+                <w:szCs w:val="32"/>
+              </w:rPr>
+              <w:t>–</w:t>
+            </w:r>
+            <w:r>
+              <w:rPr>
+                <w:rFonts w:ascii="BRH Devanagari Extra" w:hAnsi="BRH Devanagari Extra" w:cs="BRH Devanagari Extra"/>
+                <w:color w:val="000000"/>
+                <w:sz w:val="32"/>
+                <w:szCs w:val="32"/>
+              </w:rPr>
+              <w:t>iÉÉ</w:t>
+            </w:r>
+            <w:r>
+              <w:rPr>
+                <w:rFonts w:ascii="BRH Devanagari Extra" w:hAnsi="BRH Devanagari Extra" w:cs="BRH Devanagari Extra"/>
+                <w:color w:val="000000"/>
+                <w:sz w:val="32"/>
+                <w:szCs w:val="32"/>
+                <w:highlight w:val="yellow"/>
+              </w:rPr>
+              <w:t>UÉ</w:t>
+            </w:r>
+            <w:r>
+              <w:rPr>
+                <w:rFonts w:ascii="BRH Devanagari Extra" w:hAnsi="BRH Devanagari Extra" w:cs="BRH Devanagari Extra"/>
+                <w:color w:val="000000"/>
+                <w:sz w:val="32"/>
+                <w:szCs w:val="32"/>
+              </w:rPr>
+              <w:t xml:space="preserve">åþ lÉ | </w:t>
+            </w:r>
+          </w:p>
+          <w:p>
+            <w:pPr>
+              <w:widowControl w:val="0"/>
+              <w:autoSpaceDE w:val="0"/>
+              <w:autoSpaceDN w:val="0"/>
+              <w:adjustRightInd w:val="0"/>
+              <w:spacing w:before="0" w:line="240" w:lineRule="auto"/>
+              <w:rPr>
+                <w:rFonts w:ascii="BRH Devanagari Extra" w:hAnsi="BRH Devanagari Extra" w:cs="BRH Devanagari Extra"/>
+                <w:color w:val="000000"/>
+                <w:sz w:val="32"/>
+                <w:szCs w:val="32"/>
+              </w:rPr>
+            </w:pPr>
+            <w:r>
+              <w:rPr>
+                <w:rFonts w:ascii="BRH Devanagari Extra" w:hAnsi="BRH Devanagari Extra" w:cs="BRH Devanagari Extra"/>
+                <w:color w:val="000000"/>
+                <w:sz w:val="32"/>
+                <w:szCs w:val="32"/>
+              </w:rPr>
+              <w:t>(</w:t>
+            </w:r>
+            <w:proofErr w:type="gramStart"/>
+            <w:r>
+              <w:rPr>
+                <w:rFonts w:cs="BRH Devanagari Extra"/>
+                <w:color w:val="000000"/>
+                <w:szCs w:val="32"/>
+              </w:rPr>
+              <w:t>21</w:t>
+            </w:r>
+            <w:r>
+              <w:rPr>
+                <w:rFonts w:ascii="BRH Devanagari Extra" w:hAnsi="BRH Devanagari Extra" w:cs="BRH Devanagari Extra"/>
+                <w:color w:val="000000"/>
+                <w:sz w:val="32"/>
+                <w:szCs w:val="32"/>
+              </w:rPr>
+              <w:t>)</w:t>
+            </w:r>
+            <w:r>
+              <w:rPr>
+                <w:rFonts w:cs="BRH Devanagari Extra"/>
+                <w:color w:val="000000"/>
+                <w:szCs w:val="32"/>
+              </w:rPr>
+              <w:t>[</w:t>
+            </w:r>
+            <w:proofErr w:type="gramEnd"/>
+            <w:r>
+              <w:rPr>
+                <w:rFonts w:cs="BRH Devanagari Extra"/>
+                <w:color w:val="000000"/>
+                <w:szCs w:val="32"/>
+              </w:rPr>
+              <w:t>P7</w:t>
+            </w:r>
+            <w:r>
+              <w:rPr>
+                <w:rFonts w:ascii="BRH Devanagari Extra" w:hAnsi="BRH Devanagari Extra" w:cs="BRH Devanagari Extra"/>
+                <w:color w:val="000000"/>
+                <w:sz w:val="32"/>
+                <w:szCs w:val="32"/>
+              </w:rPr>
+              <w:t xml:space="preserve">] </w:t>
+            </w:r>
+            <w:r>
+              <w:rPr>
+                <w:rFonts w:cs="BRH Devanagari Extra"/>
+                <w:color w:val="000000"/>
+                <w:szCs w:val="32"/>
+              </w:rPr>
+              <w:t>4</w:t>
+            </w:r>
+            <w:r>
+              <w:rPr>
+                <w:rFonts w:ascii="BRH Devanagari Extra" w:hAnsi="BRH Devanagari Extra" w:cs="BRH Devanagari Extra"/>
+                <w:color w:val="000000"/>
+                <w:sz w:val="32"/>
+                <w:szCs w:val="32"/>
+              </w:rPr>
+              <w:t>.</w:t>
+            </w:r>
+            <w:r>
+              <w:rPr>
+                <w:rFonts w:cs="BRH Devanagari Extra"/>
+                <w:color w:val="000000"/>
+                <w:szCs w:val="32"/>
+              </w:rPr>
+              <w:t>6</w:t>
+            </w:r>
+            <w:r>
+              <w:rPr>
+                <w:rFonts w:ascii="BRH Devanagari Extra" w:hAnsi="BRH Devanagari Extra" w:cs="BRH Devanagari Extra"/>
+                <w:color w:val="000000"/>
+                <w:sz w:val="32"/>
+                <w:szCs w:val="32"/>
+              </w:rPr>
+              <w:t>.</w:t>
+            </w:r>
+            <w:r>
+              <w:rPr>
+                <w:rFonts w:cs="BRH Devanagari Extra"/>
+                <w:color w:val="000000"/>
+                <w:szCs w:val="32"/>
+              </w:rPr>
+              <w:t>2</w:t>
+            </w:r>
+            <w:r>
+              <w:rPr>
+                <w:rFonts w:ascii="BRH Devanagari Extra" w:hAnsi="BRH Devanagari Extra" w:cs="BRH Devanagari Extra"/>
+                <w:color w:val="000000"/>
+                <w:sz w:val="32"/>
+                <w:szCs w:val="32"/>
+              </w:rPr>
+              <w:t>.</w:t>
+            </w:r>
+            <w:r>
+              <w:rPr>
+                <w:rFonts w:cs="BRH Devanagari Extra"/>
+                <w:color w:val="000000"/>
+                <w:szCs w:val="32"/>
+              </w:rPr>
+              <w:t>2</w:t>
+            </w:r>
+            <w:r>
+              <w:rPr>
+                <w:rFonts w:ascii="BRH Devanagari Extra" w:hAnsi="BRH Devanagari Extra" w:cs="BRH Devanagari Extra"/>
+                <w:color w:val="000000"/>
+                <w:sz w:val="32"/>
+                <w:szCs w:val="32"/>
+              </w:rPr>
+              <w:t>(</w:t>
+            </w:r>
+            <w:r>
+              <w:rPr>
+                <w:rFonts w:cs="BRH Devanagari Extra"/>
+                <w:color w:val="000000"/>
+                <w:szCs w:val="32"/>
+              </w:rPr>
+              <w:t>19</w:t>
+            </w:r>
+            <w:r>
+              <w:rPr>
+                <w:rFonts w:ascii="BRH Devanagari Extra" w:hAnsi="BRH Devanagari Extra" w:cs="BRH Devanagari Extra"/>
+                <w:color w:val="000000"/>
+                <w:sz w:val="32"/>
+                <w:szCs w:val="32"/>
+              </w:rPr>
+              <w:t>)</w:t>
+            </w:r>
+            <w:proofErr w:type="gramStart"/>
+            <w:r>
+              <w:rPr>
+                <w:rFonts w:ascii="BRH Devanagari Extra" w:hAnsi="BRH Devanagari Extra" w:cs="BRH Devanagari Extra"/>
+                <w:color w:val="000000"/>
+                <w:sz w:val="32"/>
+                <w:szCs w:val="32"/>
+              </w:rPr>
+              <w:t>-  eÉ</w:t>
+            </w:r>
+            <w:proofErr w:type="gramEnd"/>
+            <w:r>
+              <w:rPr>
+                <w:rFonts w:ascii="BRH Malayalam Extra" w:hAnsi="BRH Malayalam Extra" w:cs="BRH Devanagari Extra"/>
+                <w:color w:val="000000"/>
+                <w:szCs w:val="32"/>
+              </w:rPr>
+              <w:t>–</w:t>
+            </w:r>
+            <w:r>
+              <w:rPr>
+                <w:rFonts w:ascii="BRH Devanagari Extra" w:hAnsi="BRH Devanagari Extra" w:cs="BRH Devanagari Extra"/>
+                <w:color w:val="000000"/>
+                <w:sz w:val="32"/>
+                <w:szCs w:val="32"/>
+              </w:rPr>
+              <w:t>ËU</w:t>
+            </w:r>
+            <w:r>
+              <w:rPr>
+                <w:rFonts w:ascii="BRH Malayalam Extra" w:hAnsi="BRH Malayalam Extra" w:cs="BRH Devanagari Extra"/>
+                <w:color w:val="000000"/>
+                <w:szCs w:val="32"/>
+              </w:rPr>
+              <w:t>–</w:t>
+            </w:r>
+            <w:r>
+              <w:rPr>
+                <w:rFonts w:ascii="BRH Devanagari Extra" w:hAnsi="BRH Devanagari Extra" w:cs="BRH Devanagari Extra"/>
+                <w:color w:val="000000"/>
+                <w:sz w:val="32"/>
+                <w:szCs w:val="32"/>
+              </w:rPr>
+              <w:t xml:space="preserve">iÉÉUþÈ | </w:t>
+            </w:r>
+            <w:r>
+              <w:rPr>
+                <w:rFonts w:ascii="BRH Devanagari Extra" w:hAnsi="BRH Devanagari Extra" w:cs="BRH Devanagari Extra"/>
+                <w:color w:val="000000"/>
+                <w:sz w:val="32"/>
+                <w:szCs w:val="32"/>
+                <w:highlight w:val="yellow"/>
+              </w:rPr>
+              <w:t>lÉ</w:t>
+            </w:r>
+            <w:r>
+              <w:rPr>
+                <w:rFonts w:ascii="BRH Malayalam Extra" w:hAnsi="BRH Malayalam Extra" w:cs="BRH Devanagari Extra"/>
+                <w:color w:val="000000"/>
+                <w:szCs w:val="32"/>
+                <w:highlight w:val="yellow"/>
+              </w:rPr>
+              <w:t>–</w:t>
+            </w:r>
+            <w:r>
+              <w:rPr>
+                <w:rFonts w:ascii="BRH Devanagari Extra" w:hAnsi="BRH Devanagari Extra" w:cs="BRH Devanagari Extra"/>
+                <w:color w:val="000000"/>
+                <w:sz w:val="32"/>
+                <w:szCs w:val="32"/>
+              </w:rPr>
+              <w:t xml:space="preserve"> | pÉÔ</w:t>
+            </w:r>
+            <w:r>
+              <w:rPr>
+                <w:rFonts w:ascii="BRH Malayalam Extra" w:hAnsi="BRH Malayalam Extra" w:cs="BRH Devanagari Extra"/>
+                <w:color w:val="000000"/>
+                <w:szCs w:val="32"/>
+              </w:rPr>
+              <w:t>–</w:t>
+            </w:r>
+            <w:r>
+              <w:rPr>
+                <w:rFonts w:ascii="BRH Devanagari Extra" w:hAnsi="BRH Devanagari Extra" w:cs="BRH Devanagari Extra"/>
+                <w:color w:val="000000"/>
+                <w:sz w:val="32"/>
+                <w:szCs w:val="32"/>
+              </w:rPr>
+              <w:t>lÉÉ ||</w:t>
+            </w:r>
+          </w:p>
+          <w:p>
+            <w:pPr>
+              <w:widowControl w:val="0"/>
+              <w:autoSpaceDE w:val="0"/>
+              <w:autoSpaceDN w:val="0"/>
+              <w:adjustRightInd w:val="0"/>
+              <w:spacing w:before="0" w:line="240" w:lineRule="auto"/>
+              <w:rPr>
+                <w:rFonts w:ascii="BRH Devanagari Extra" w:hAnsi="BRH Devanagari Extra" w:cs="BRH Devanagari Extra"/>
+                <w:color w:val="000000"/>
+                <w:sz w:val="32"/>
+                <w:szCs w:val="32"/>
+              </w:rPr>
+            </w:pPr>
+            <w:r>
+              <w:rPr>
+                <w:rFonts w:ascii="BRH Devanagari Extra" w:hAnsi="BRH Devanagari Extra" w:cs="BRH Devanagari Extra"/>
+                <w:color w:val="000000"/>
+                <w:sz w:val="32"/>
+                <w:szCs w:val="32"/>
+              </w:rPr>
+              <w:t>eÉ</w:t>
+            </w:r>
+            <w:r>
+              <w:rPr>
+                <w:rFonts w:ascii="BRH Malayalam Extra" w:hAnsi="BRH Malayalam Extra" w:cs="BRH Devanagari Extra"/>
+                <w:color w:val="000000"/>
+                <w:szCs w:val="32"/>
+              </w:rPr>
+              <w:t>–</w:t>
+            </w:r>
+            <w:r>
+              <w:rPr>
+                <w:rFonts w:ascii="BRH Devanagari Extra" w:hAnsi="BRH Devanagari Extra" w:cs="BRH Devanagari Extra"/>
+                <w:color w:val="000000"/>
+                <w:sz w:val="32"/>
+                <w:szCs w:val="32"/>
+              </w:rPr>
+              <w:t>ËU</w:t>
+            </w:r>
+            <w:r>
+              <w:rPr>
+                <w:rFonts w:ascii="BRH Malayalam Extra" w:hAnsi="BRH Malayalam Extra" w:cs="BRH Devanagari Extra"/>
+                <w:color w:val="000000"/>
+                <w:szCs w:val="32"/>
+              </w:rPr>
+              <w:t>–</w:t>
+            </w:r>
+            <w:r>
+              <w:rPr>
+                <w:rFonts w:ascii="BRH Devanagari Extra" w:hAnsi="BRH Devanagari Extra" w:cs="BRH Devanagari Extra"/>
+                <w:color w:val="000000"/>
+                <w:sz w:val="32"/>
+                <w:szCs w:val="32"/>
+              </w:rPr>
+              <w:t>iÉÉ</w:t>
+            </w:r>
+            <w:r>
+              <w:rPr>
+                <w:rFonts w:ascii="BRH Devanagari Extra" w:hAnsi="BRH Devanagari Extra" w:cs="BRH Devanagari Extra"/>
+                <w:color w:val="000000"/>
+                <w:sz w:val="32"/>
+                <w:szCs w:val="32"/>
+                <w:highlight w:val="yellow"/>
+              </w:rPr>
+              <w:t>UÉ</w:t>
+            </w:r>
+            <w:r>
+              <w:rPr>
+                <w:rFonts w:ascii="BRH Devanagari Extra" w:hAnsi="BRH Devanagari Extra" w:cs="BRH Devanagari Extra"/>
+                <w:color w:val="000000"/>
+                <w:sz w:val="32"/>
+                <w:szCs w:val="32"/>
+              </w:rPr>
+              <w:t xml:space="preserve">åþ lÉ lÉ </w:t>
+            </w:r>
+            <w:r>
+              <w:rPr>
+                <w:rFonts w:ascii="BRH Devanagari Extra" w:hAnsi="BRH Devanagari Extra" w:cs="BRH Devanagari Extra"/>
+                <w:color w:val="000000"/>
+                <w:sz w:val="32"/>
+                <w:szCs w:val="32"/>
+                <w:highlight w:val="yellow"/>
+              </w:rPr>
+              <w:t>eÉ</w:t>
+            </w:r>
+            <w:r>
+              <w:rPr>
+                <w:rFonts w:ascii="BRH Devanagari Extra" w:hAnsi="BRH Devanagari Extra" w:cs="BRH Devanagari Extra"/>
+                <w:color w:val="000000"/>
+                <w:sz w:val="32"/>
+                <w:szCs w:val="32"/>
+              </w:rPr>
+              <w:t>ËU</w:t>
+            </w:r>
+            <w:r>
+              <w:rPr>
+                <w:rFonts w:ascii="BRH Malayalam Extra" w:hAnsi="BRH Malayalam Extra" w:cs="BRH Devanagari Extra"/>
+                <w:color w:val="000000"/>
+                <w:szCs w:val="32"/>
+              </w:rPr>
+              <w:t>–</w:t>
+            </w:r>
+            <w:r>
+              <w:rPr>
+                <w:rFonts w:ascii="BRH Devanagari Extra" w:hAnsi="BRH Devanagari Extra" w:cs="BRH Devanagari Extra"/>
+                <w:color w:val="000000"/>
+                <w:sz w:val="32"/>
+                <w:szCs w:val="32"/>
+              </w:rPr>
+              <w:t>iÉÉUÉåþ eÉËU</w:t>
+            </w:r>
+            <w:r>
+              <w:rPr>
+                <w:rFonts w:ascii="BRH Malayalam Extra" w:hAnsi="BRH Malayalam Extra" w:cs="BRH Devanagari Extra"/>
+                <w:color w:val="000000"/>
+                <w:szCs w:val="32"/>
+              </w:rPr>
+              <w:t>–</w:t>
+            </w:r>
+            <w:r>
+              <w:rPr>
+                <w:rFonts w:ascii="BRH Devanagari Extra" w:hAnsi="BRH Devanagari Extra" w:cs="BRH Devanagari Extra"/>
+                <w:color w:val="000000"/>
+                <w:sz w:val="32"/>
+                <w:szCs w:val="32"/>
+              </w:rPr>
+              <w:t>iÉÉ</w:t>
+            </w:r>
+            <w:r>
+              <w:rPr>
+                <w:rFonts w:ascii="BRH Devanagari Extra" w:hAnsi="BRH Devanagari Extra" w:cs="BRH Devanagari Extra"/>
+                <w:color w:val="000000"/>
+                <w:sz w:val="32"/>
+                <w:szCs w:val="32"/>
+                <w:highlight w:val="yellow"/>
+              </w:rPr>
+              <w:t>U</w:t>
+            </w:r>
+            <w:r>
+              <w:rPr>
+                <w:rFonts w:ascii="BRH Devanagari Extra" w:hAnsi="BRH Devanagari Extra" w:cs="BRH Devanagari Extra"/>
+                <w:color w:val="000000"/>
+                <w:sz w:val="32"/>
+                <w:szCs w:val="32"/>
+              </w:rPr>
+              <w:t>Éåþ lÉ pÉÔ</w:t>
+            </w:r>
+            <w:r>
+              <w:rPr>
+                <w:rFonts w:ascii="BRH Malayalam Extra" w:hAnsi="BRH Malayalam Extra" w:cs="BRH Devanagari Extra"/>
+                <w:color w:val="000000"/>
+                <w:szCs w:val="32"/>
+              </w:rPr>
+              <w:t>–</w:t>
+            </w:r>
+            <w:r>
+              <w:rPr>
+                <w:rFonts w:ascii="BRH Devanagari Extra" w:hAnsi="BRH Devanagari Extra" w:cs="BRH Devanagari Extra"/>
+                <w:color w:val="000000"/>
+                <w:sz w:val="32"/>
+                <w:szCs w:val="32"/>
+              </w:rPr>
+              <w:t>lÉÉ pÉÔ</w:t>
+            </w:r>
+            <w:r>
+              <w:rPr>
+                <w:rFonts w:ascii="BRH Malayalam Extra" w:hAnsi="BRH Malayalam Extra" w:cs="BRH Devanagari Extra"/>
+                <w:color w:val="000000"/>
+                <w:szCs w:val="32"/>
+              </w:rPr>
+              <w:t>–</w:t>
+            </w:r>
+            <w:r>
+              <w:rPr>
+                <w:rFonts w:ascii="BRH Devanagari Extra" w:hAnsi="BRH Devanagari Extra" w:cs="BRH Devanagari Extra"/>
+                <w:color w:val="000000"/>
+                <w:sz w:val="32"/>
+                <w:szCs w:val="32"/>
+              </w:rPr>
+              <w:t xml:space="preserve">lÉÉ </w:t>
+            </w:r>
+            <w:r>
+              <w:rPr>
+                <w:rFonts w:ascii="BRH Devanagari Extra" w:hAnsi="BRH Devanagari Extra" w:cs="BRH Devanagari Extra"/>
+                <w:color w:val="000000"/>
+                <w:sz w:val="32"/>
+                <w:szCs w:val="32"/>
+                <w:highlight w:val="yellow"/>
+              </w:rPr>
+              <w:t>lÉ</w:t>
+            </w:r>
+            <w:r>
+              <w:rPr>
+                <w:rFonts w:ascii="BRH Devanagari Extra" w:hAnsi="BRH Devanagari Extra" w:cs="BRH Devanagari Extra"/>
+                <w:color w:val="000000"/>
+                <w:sz w:val="32"/>
+                <w:szCs w:val="32"/>
+              </w:rPr>
+              <w:t xml:space="preserve">þ </w:t>
+            </w:r>
+            <w:r>
+              <w:rPr>
+                <w:rFonts w:ascii="BRH Devanagari Extra" w:hAnsi="BRH Devanagari Extra" w:cs="BRH Devanagari Extra"/>
+                <w:color w:val="000000"/>
+                <w:sz w:val="32"/>
+                <w:szCs w:val="32"/>
+                <w:highlight w:val="yellow"/>
+              </w:rPr>
+              <w:t>eÉ</w:t>
+            </w:r>
+            <w:r>
+              <w:rPr>
+                <w:rFonts w:ascii="BRH Devanagari Extra" w:hAnsi="BRH Devanagari Extra" w:cs="BRH Devanagari Extra"/>
+                <w:color w:val="000000"/>
+                <w:sz w:val="32"/>
+                <w:szCs w:val="32"/>
+              </w:rPr>
+              <w:t>ËU</w:t>
+            </w:r>
+            <w:r>
+              <w:rPr>
+                <w:rFonts w:ascii="BRH Malayalam Extra" w:hAnsi="BRH Malayalam Extra" w:cs="BRH Devanagari Extra"/>
+                <w:color w:val="000000"/>
+                <w:szCs w:val="32"/>
+              </w:rPr>
+              <w:t>–</w:t>
+            </w:r>
+            <w:r>
+              <w:rPr>
+                <w:rFonts w:ascii="BRH Devanagari Extra" w:hAnsi="BRH Devanagari Extra" w:cs="BRH Devanagari Extra"/>
+                <w:color w:val="000000"/>
+                <w:sz w:val="32"/>
+                <w:szCs w:val="32"/>
+              </w:rPr>
+              <w:t xml:space="preserve">iÉÉUÉåþ </w:t>
+            </w:r>
+          </w:p>
+          <w:p>
+            <w:pPr>
+              <w:widowControl w:val="0"/>
+              <w:autoSpaceDE w:val="0"/>
+              <w:autoSpaceDN w:val="0"/>
+              <w:adjustRightInd w:val="0"/>
+              <w:spacing w:before="0" w:line="240" w:lineRule="auto"/>
+              <w:rPr>
+                <w:rFonts w:ascii="BRH Devanagari Extra" w:hAnsi="BRH Devanagari Extra" w:cs="BRH Devanagari Extra"/>
+                <w:color w:val="000000"/>
+                <w:sz w:val="32"/>
+                <w:szCs w:val="32"/>
+              </w:rPr>
+            </w:pPr>
+            <w:r>
+              <w:rPr>
+                <w:rFonts w:ascii="BRH Devanagari Extra" w:hAnsi="BRH Devanagari Extra" w:cs="BRH Devanagari Extra"/>
+                <w:color w:val="000000"/>
+                <w:sz w:val="32"/>
+                <w:szCs w:val="32"/>
+              </w:rPr>
+              <w:t>eÉËU</w:t>
+            </w:r>
+            <w:r>
+              <w:rPr>
+                <w:rFonts w:ascii="BRH Malayalam Extra" w:hAnsi="BRH Malayalam Extra" w:cs="BRH Devanagari Extra"/>
+                <w:color w:val="000000"/>
+                <w:szCs w:val="32"/>
+              </w:rPr>
+              <w:t>–</w:t>
+            </w:r>
+            <w:r>
+              <w:rPr>
+                <w:rFonts w:ascii="BRH Devanagari Extra" w:hAnsi="BRH Devanagari Extra" w:cs="BRH Devanagari Extra"/>
+                <w:color w:val="000000"/>
+                <w:sz w:val="32"/>
+                <w:szCs w:val="32"/>
+              </w:rPr>
+              <w:t>iÉÉ</w:t>
+            </w:r>
+            <w:r>
+              <w:rPr>
+                <w:rFonts w:ascii="BRH Devanagari Extra" w:hAnsi="BRH Devanagari Extra" w:cs="BRH Devanagari Extra"/>
+                <w:color w:val="000000"/>
+                <w:sz w:val="32"/>
+                <w:szCs w:val="32"/>
+                <w:highlight w:val="yellow"/>
+              </w:rPr>
+              <w:t>UÉ</w:t>
+            </w:r>
+            <w:r>
+              <w:rPr>
+                <w:rFonts w:ascii="BRH Devanagari Extra" w:hAnsi="BRH Devanagari Extra" w:cs="BRH Devanagari Extra"/>
+                <w:color w:val="000000"/>
+                <w:sz w:val="32"/>
+                <w:szCs w:val="32"/>
+              </w:rPr>
+              <w:t>åþ lÉ pÉÔ</w:t>
+            </w:r>
+            <w:r>
+              <w:rPr>
+                <w:rFonts w:ascii="BRH Malayalam Extra" w:hAnsi="BRH Malayalam Extra" w:cs="BRH Devanagari Extra"/>
+                <w:color w:val="000000"/>
+                <w:szCs w:val="32"/>
+              </w:rPr>
+              <w:t>–</w:t>
+            </w:r>
+            <w:r>
+              <w:rPr>
+                <w:rFonts w:ascii="BRH Devanagari Extra" w:hAnsi="BRH Devanagari Extra" w:cs="BRH Devanagari Extra"/>
+                <w:color w:val="000000"/>
+                <w:sz w:val="32"/>
+                <w:szCs w:val="32"/>
+              </w:rPr>
+              <w:t xml:space="preserve">lÉÉ | </w:t>
+            </w:r>
+          </w:p>
+          <w:p>
+            <w:pPr>
+              <w:widowControl w:val="0"/>
+              <w:autoSpaceDE w:val="0"/>
+              <w:autoSpaceDN w:val="0"/>
+              <w:adjustRightInd w:val="0"/>
+              <w:spacing w:before="0" w:line="240" w:lineRule="auto"/>
+              <w:rPr>
+                <w:rFonts w:ascii="BRH Devanagari Extra" w:hAnsi="BRH Devanagari Extra" w:cs="BRH Devanagari Extra"/>
+                <w:color w:val="000000"/>
+                <w:sz w:val="32"/>
+                <w:szCs w:val="32"/>
+              </w:rPr>
+            </w:pPr>
+            <w:r>
+              <w:rPr>
+                <w:rFonts w:ascii="BRH Devanagari Extra" w:hAnsi="BRH Devanagari Extra" w:cs="BRH Devanagari Extra"/>
+                <w:color w:val="000000"/>
+                <w:sz w:val="32"/>
+                <w:szCs w:val="32"/>
+              </w:rPr>
+              <w:t>(</w:t>
+            </w:r>
+            <w:proofErr w:type="gramStart"/>
+            <w:r>
+              <w:rPr>
+                <w:rFonts w:cs="BRH Devanagari Extra"/>
+                <w:color w:val="000000"/>
+                <w:szCs w:val="32"/>
+              </w:rPr>
+              <w:t>22</w:t>
+            </w:r>
+            <w:r>
+              <w:rPr>
+                <w:rFonts w:ascii="BRH Devanagari Extra" w:hAnsi="BRH Devanagari Extra" w:cs="BRH Devanagari Extra"/>
+                <w:color w:val="000000"/>
+                <w:sz w:val="32"/>
+                <w:szCs w:val="32"/>
+              </w:rPr>
+              <w:t>)</w:t>
+            </w:r>
+            <w:r>
+              <w:rPr>
+                <w:rFonts w:cs="BRH Devanagari Extra"/>
+                <w:color w:val="000000"/>
+                <w:szCs w:val="32"/>
+              </w:rPr>
+              <w:t>[</w:t>
+            </w:r>
+            <w:proofErr w:type="gramEnd"/>
+            <w:r>
+              <w:rPr>
+                <w:rFonts w:cs="BRH Devanagari Extra"/>
+                <w:color w:val="000000"/>
+                <w:szCs w:val="32"/>
+              </w:rPr>
+              <w:t>P7</w:t>
+            </w:r>
+            <w:r>
+              <w:rPr>
+                <w:rFonts w:ascii="BRH Devanagari Extra" w:hAnsi="BRH Devanagari Extra" w:cs="BRH Devanagari Extra"/>
+                <w:color w:val="000000"/>
+                <w:sz w:val="32"/>
+                <w:szCs w:val="32"/>
+              </w:rPr>
+              <w:t xml:space="preserve">] </w:t>
+            </w:r>
+            <w:r>
+              <w:rPr>
+                <w:rFonts w:cs="BRH Devanagari Extra"/>
+                <w:color w:val="000000"/>
+                <w:szCs w:val="32"/>
+              </w:rPr>
+              <w:t>4</w:t>
+            </w:r>
+            <w:r>
+              <w:rPr>
+                <w:rFonts w:ascii="BRH Devanagari Extra" w:hAnsi="BRH Devanagari Extra" w:cs="BRH Devanagari Extra"/>
+                <w:color w:val="000000"/>
+                <w:sz w:val="32"/>
+                <w:szCs w:val="32"/>
+              </w:rPr>
+              <w:t>.</w:t>
+            </w:r>
+            <w:r>
+              <w:rPr>
+                <w:rFonts w:cs="BRH Devanagari Extra"/>
+                <w:color w:val="000000"/>
+                <w:szCs w:val="32"/>
+              </w:rPr>
+              <w:t>6</w:t>
+            </w:r>
+            <w:r>
+              <w:rPr>
+                <w:rFonts w:ascii="BRH Devanagari Extra" w:hAnsi="BRH Devanagari Extra" w:cs="BRH Devanagari Extra"/>
+                <w:color w:val="000000"/>
+                <w:sz w:val="32"/>
+                <w:szCs w:val="32"/>
+              </w:rPr>
+              <w:t>.</w:t>
+            </w:r>
+            <w:r>
+              <w:rPr>
+                <w:rFonts w:cs="BRH Devanagari Extra"/>
+                <w:color w:val="000000"/>
+                <w:szCs w:val="32"/>
+              </w:rPr>
+              <w:t>2</w:t>
+            </w:r>
+            <w:r>
+              <w:rPr>
+                <w:rFonts w:ascii="BRH Devanagari Extra" w:hAnsi="BRH Devanagari Extra" w:cs="BRH Devanagari Extra"/>
+                <w:color w:val="000000"/>
+                <w:sz w:val="32"/>
+                <w:szCs w:val="32"/>
+              </w:rPr>
+              <w:t>.</w:t>
+            </w:r>
+            <w:r>
+              <w:rPr>
+                <w:rFonts w:cs="BRH Devanagari Extra"/>
+                <w:color w:val="000000"/>
+                <w:szCs w:val="32"/>
+              </w:rPr>
+              <w:t>2</w:t>
+            </w:r>
+            <w:r>
+              <w:rPr>
+                <w:rFonts w:ascii="BRH Devanagari Extra" w:hAnsi="BRH Devanagari Extra" w:cs="BRH Devanagari Extra"/>
+                <w:color w:val="000000"/>
+                <w:sz w:val="32"/>
+                <w:szCs w:val="32"/>
+              </w:rPr>
+              <w:t>(</w:t>
+            </w:r>
+            <w:r>
+              <w:rPr>
+                <w:rFonts w:cs="BRH Devanagari Extra"/>
+                <w:color w:val="000000"/>
+                <w:szCs w:val="32"/>
+              </w:rPr>
+              <w:t>20</w:t>
+            </w:r>
+            <w:r>
+              <w:rPr>
+                <w:rFonts w:ascii="BRH Devanagari Extra" w:hAnsi="BRH Devanagari Extra" w:cs="BRH Devanagari Extra"/>
+                <w:color w:val="000000"/>
+                <w:sz w:val="32"/>
+                <w:szCs w:val="32"/>
+              </w:rPr>
+              <w:t>)</w:t>
+            </w:r>
+            <w:proofErr w:type="gramStart"/>
+            <w:r>
+              <w:rPr>
+                <w:rFonts w:ascii="BRH Devanagari Extra" w:hAnsi="BRH Devanagari Extra" w:cs="BRH Devanagari Extra"/>
+                <w:color w:val="000000"/>
+                <w:sz w:val="32"/>
+                <w:szCs w:val="32"/>
+              </w:rPr>
+              <w:t xml:space="preserve">-  </w:t>
+            </w:r>
+            <w:r>
+              <w:rPr>
+                <w:rFonts w:ascii="BRH Devanagari Extra" w:hAnsi="BRH Devanagari Extra" w:cs="BRH Devanagari Extra"/>
+                <w:color w:val="000000"/>
+                <w:sz w:val="32"/>
+                <w:szCs w:val="32"/>
+                <w:highlight w:val="yellow"/>
+              </w:rPr>
+              <w:t>lÉ</w:t>
+            </w:r>
+            <w:proofErr w:type="gramEnd"/>
+            <w:r>
+              <w:rPr>
+                <w:rFonts w:ascii="BRH Malayalam Extra" w:hAnsi="BRH Malayalam Extra" w:cs="BRH Devanagari Extra"/>
+                <w:color w:val="000000"/>
+                <w:szCs w:val="32"/>
+                <w:highlight w:val="yellow"/>
+              </w:rPr>
+              <w:t>–</w:t>
+            </w:r>
+            <w:r>
+              <w:rPr>
+                <w:rFonts w:ascii="BRH Devanagari Extra" w:hAnsi="BRH Devanagari Extra" w:cs="BRH Devanagari Extra"/>
+                <w:color w:val="000000"/>
+                <w:sz w:val="32"/>
+                <w:szCs w:val="32"/>
+              </w:rPr>
+              <w:t xml:space="preserve"> | pÉÔ</w:t>
+            </w:r>
+            <w:r>
+              <w:rPr>
+                <w:rFonts w:ascii="BRH Malayalam Extra" w:hAnsi="BRH Malayalam Extra" w:cs="BRH Devanagari Extra"/>
+                <w:color w:val="000000"/>
+                <w:szCs w:val="32"/>
+              </w:rPr>
+              <w:t>–</w:t>
+            </w:r>
+            <w:r>
+              <w:rPr>
+                <w:rFonts w:ascii="BRH Devanagari Extra" w:hAnsi="BRH Devanagari Extra" w:cs="BRH Devanagari Extra"/>
+                <w:color w:val="000000"/>
+                <w:sz w:val="32"/>
+                <w:szCs w:val="32"/>
+              </w:rPr>
+              <w:t>lÉÉ ||</w:t>
+            </w:r>
+          </w:p>
+          <w:p>
+            <w:pPr>
+              <w:widowControl w:val="0"/>
+              <w:autoSpaceDE w:val="0"/>
+              <w:autoSpaceDN w:val="0"/>
+              <w:adjustRightInd w:val="0"/>
+              <w:spacing w:before="0" w:line="240" w:lineRule="auto"/>
+              <w:rPr>
+                <w:rFonts w:ascii="BRH Devanagari Extra" w:hAnsi="BRH Devanagari Extra" w:cs="BRH Devanagari Extra"/>
+                <w:color w:val="000000"/>
+                <w:sz w:val="32"/>
+                <w:szCs w:val="32"/>
+              </w:rPr>
+            </w:pPr>
+            <w:r>
+              <w:rPr>
+                <w:rFonts w:ascii="BRH Devanagari Extra" w:hAnsi="BRH Devanagari Extra" w:cs="BRH Devanagari Extra"/>
+                <w:color w:val="000000"/>
+                <w:sz w:val="32"/>
+                <w:szCs w:val="32"/>
+                <w:highlight w:val="yellow"/>
+              </w:rPr>
+              <w:t>lÉ</w:t>
+            </w:r>
+            <w:r>
+              <w:rPr>
+                <w:rFonts w:ascii="BRH Malayalam Extra" w:hAnsi="BRH Malayalam Extra" w:cs="BRH Devanagari Extra"/>
+                <w:color w:val="000000"/>
+                <w:szCs w:val="32"/>
+              </w:rPr>
+              <w:t>–</w:t>
+            </w:r>
+            <w:r>
+              <w:rPr>
+                <w:rFonts w:ascii="BRH Devanagari Extra" w:hAnsi="BRH Devanagari Extra" w:cs="BRH Devanagari Extra"/>
+                <w:color w:val="000000"/>
+                <w:sz w:val="32"/>
+                <w:szCs w:val="32"/>
+              </w:rPr>
+              <w:t xml:space="preserve"> pÉÔ</w:t>
+            </w:r>
+            <w:r>
+              <w:rPr>
+                <w:rFonts w:ascii="BRH Malayalam Extra" w:hAnsi="BRH Malayalam Extra" w:cs="BRH Devanagari Extra"/>
+                <w:color w:val="000000"/>
+                <w:szCs w:val="32"/>
+              </w:rPr>
+              <w:t>–</w:t>
+            </w:r>
+            <w:r>
+              <w:rPr>
+                <w:rFonts w:ascii="BRH Devanagari Extra" w:hAnsi="BRH Devanagari Extra" w:cs="BRH Devanagari Extra"/>
+                <w:color w:val="000000"/>
+                <w:sz w:val="32"/>
+                <w:szCs w:val="32"/>
+              </w:rPr>
+              <w:t>lÉÉ pÉÔ</w:t>
+            </w:r>
+            <w:r>
+              <w:rPr>
+                <w:rFonts w:ascii="BRH Malayalam Extra" w:hAnsi="BRH Malayalam Extra" w:cs="BRH Devanagari Extra"/>
+                <w:color w:val="000000"/>
+                <w:szCs w:val="32"/>
+              </w:rPr>
+              <w:t>–</w:t>
+            </w:r>
+            <w:r>
+              <w:rPr>
+                <w:rFonts w:ascii="BRH Devanagari Extra" w:hAnsi="BRH Devanagari Extra" w:cs="BRH Devanagari Extra"/>
+                <w:color w:val="000000"/>
+                <w:sz w:val="32"/>
+                <w:szCs w:val="32"/>
+              </w:rPr>
+              <w:t xml:space="preserve">lÉÉ </w:t>
+            </w:r>
+            <w:r>
+              <w:rPr>
+                <w:rFonts w:ascii="BRH Devanagari Extra" w:hAnsi="BRH Devanagari Extra" w:cs="BRH Devanagari Extra"/>
+                <w:color w:val="000000"/>
+                <w:sz w:val="32"/>
+                <w:szCs w:val="32"/>
+                <w:highlight w:val="yellow"/>
+              </w:rPr>
+              <w:t>lÉ</w:t>
+            </w:r>
+            <w:r>
+              <w:rPr>
+                <w:rFonts w:ascii="BRH Devanagari Extra" w:hAnsi="BRH Devanagari Extra" w:cs="BRH Devanagari Extra"/>
+                <w:color w:val="000000"/>
+                <w:sz w:val="32"/>
+                <w:szCs w:val="32"/>
+              </w:rPr>
+              <w:t>þ lÉ pÉÔ</w:t>
+            </w:r>
+            <w:r>
+              <w:rPr>
+                <w:rFonts w:ascii="BRH Malayalam Extra" w:hAnsi="BRH Malayalam Extra" w:cs="BRH Devanagari Extra"/>
+                <w:color w:val="000000"/>
+                <w:szCs w:val="32"/>
+              </w:rPr>
+              <w:t>–</w:t>
+            </w:r>
+            <w:r>
+              <w:rPr>
+                <w:rFonts w:ascii="BRH Devanagari Extra" w:hAnsi="BRH Devanagari Extra" w:cs="BRH Devanagari Extra"/>
+                <w:color w:val="000000"/>
+                <w:sz w:val="32"/>
+                <w:szCs w:val="32"/>
+              </w:rPr>
+              <w:t xml:space="preserve">lÉÉ | </w:t>
+            </w:r>
+          </w:p>
+          <w:p>
+            <w:pPr>
+              <w:widowControl w:val="0"/>
+              <w:autoSpaceDE w:val="0"/>
+              <w:autoSpaceDN w:val="0"/>
+              <w:adjustRightInd w:val="0"/>
+              <w:spacing w:before="0" w:line="240" w:lineRule="auto"/>
+              <w:rPr>
+                <w:rFonts w:cs="BRH Malayalam Extra"/>
+                <w:color w:val="FF0000"/>
+                <w:szCs w:val="40"/>
+              </w:rPr>
+            </w:pPr>
+          </w:p>
+        </w:tc>
+        <w:tc>
+          <w:tcPr>
+            <w:tcW w:w="7371" w:type="dxa"/>
+            <w:tcBorders>
+              <w:top w:val="single" w:sz="4" w:space="0" w:color="000000"/>
+              <w:left w:val="single" w:sz="4" w:space="0" w:color="000000"/>
+              <w:bottom w:val="single" w:sz="4" w:space="0" w:color="000000"/>
+              <w:right w:val="single" w:sz="4" w:space="0" w:color="000000"/>
+            </w:tcBorders>
+          </w:tcPr>
+          <w:p>
+            <w:pPr>
+              <w:widowControl w:val="0"/>
+              <w:autoSpaceDE w:val="0"/>
+              <w:autoSpaceDN w:val="0"/>
+              <w:adjustRightInd w:val="0"/>
+              <w:spacing w:before="0" w:line="240" w:lineRule="auto"/>
+              <w:rPr>
+                <w:rFonts w:ascii="BRH Devanagari Extra" w:hAnsi="BRH Devanagari Extra" w:cs="BRH Devanagari Extra"/>
+                <w:color w:val="000000"/>
+                <w:sz w:val="32"/>
+                <w:szCs w:val="32"/>
+              </w:rPr>
+            </w:pPr>
+            <w:r>
+              <w:rPr>
+                <w:rFonts w:ascii="BRH Devanagari Extra" w:hAnsi="BRH Devanagari Extra" w:cs="BRH Devanagari Extra"/>
+                <w:color w:val="000000"/>
+                <w:sz w:val="32"/>
+                <w:szCs w:val="32"/>
+              </w:rPr>
+              <w:t>(</w:t>
+            </w:r>
+            <w:proofErr w:type="gramStart"/>
+            <w:r>
+              <w:rPr>
+                <w:rFonts w:cs="BRH Devanagari Extra"/>
+                <w:color w:val="000000"/>
+                <w:szCs w:val="32"/>
+              </w:rPr>
+              <w:t>20</w:t>
+            </w:r>
+            <w:r>
+              <w:rPr>
+                <w:rFonts w:ascii="BRH Devanagari Extra" w:hAnsi="BRH Devanagari Extra" w:cs="BRH Devanagari Extra"/>
+                <w:color w:val="000000"/>
+                <w:sz w:val="32"/>
+                <w:szCs w:val="32"/>
+              </w:rPr>
+              <w:t>)</w:t>
+            </w:r>
+            <w:r>
+              <w:rPr>
+                <w:rFonts w:cs="BRH Devanagari Extra"/>
+                <w:color w:val="000000"/>
+                <w:szCs w:val="32"/>
+              </w:rPr>
+              <w:t>[</w:t>
+            </w:r>
+            <w:proofErr w:type="gramEnd"/>
+            <w:r>
+              <w:rPr>
+                <w:rFonts w:cs="BRH Devanagari Extra"/>
+                <w:color w:val="000000"/>
+                <w:szCs w:val="32"/>
+              </w:rPr>
+              <w:t>P7</w:t>
+            </w:r>
+            <w:r>
+              <w:rPr>
+                <w:rFonts w:ascii="BRH Devanagari Extra" w:hAnsi="BRH Devanagari Extra" w:cs="BRH Devanagari Extra"/>
+                <w:color w:val="000000"/>
+                <w:sz w:val="32"/>
+                <w:szCs w:val="32"/>
+              </w:rPr>
+              <w:t xml:space="preserve">] </w:t>
+            </w:r>
+            <w:r>
+              <w:rPr>
+                <w:rFonts w:cs="BRH Devanagari Extra"/>
+                <w:color w:val="000000"/>
+                <w:szCs w:val="32"/>
+              </w:rPr>
+              <w:t>4</w:t>
+            </w:r>
+            <w:r>
+              <w:rPr>
+                <w:rFonts w:ascii="BRH Devanagari Extra" w:hAnsi="BRH Devanagari Extra" w:cs="BRH Devanagari Extra"/>
+                <w:color w:val="000000"/>
+                <w:sz w:val="32"/>
+                <w:szCs w:val="32"/>
+              </w:rPr>
+              <w:t>.</w:t>
+            </w:r>
+            <w:r>
+              <w:rPr>
+                <w:rFonts w:cs="BRH Devanagari Extra"/>
+                <w:color w:val="000000"/>
+                <w:szCs w:val="32"/>
+              </w:rPr>
+              <w:t>6</w:t>
+            </w:r>
+            <w:r>
+              <w:rPr>
+                <w:rFonts w:ascii="BRH Devanagari Extra" w:hAnsi="BRH Devanagari Extra" w:cs="BRH Devanagari Extra"/>
+                <w:color w:val="000000"/>
+                <w:sz w:val="32"/>
+                <w:szCs w:val="32"/>
+              </w:rPr>
+              <w:t>.</w:t>
+            </w:r>
+            <w:r>
+              <w:rPr>
+                <w:rFonts w:cs="BRH Devanagari Extra"/>
+                <w:color w:val="000000"/>
+                <w:szCs w:val="32"/>
+              </w:rPr>
+              <w:t>2</w:t>
+            </w:r>
+            <w:r>
+              <w:rPr>
+                <w:rFonts w:ascii="BRH Devanagari Extra" w:hAnsi="BRH Devanagari Extra" w:cs="BRH Devanagari Extra"/>
+                <w:color w:val="000000"/>
+                <w:sz w:val="32"/>
+                <w:szCs w:val="32"/>
+              </w:rPr>
+              <w:t>.</w:t>
+            </w:r>
+            <w:r>
+              <w:rPr>
+                <w:rFonts w:cs="BRH Devanagari Extra"/>
+                <w:color w:val="000000"/>
+                <w:szCs w:val="32"/>
+              </w:rPr>
+              <w:t>2</w:t>
+            </w:r>
+            <w:r>
+              <w:rPr>
+                <w:rFonts w:ascii="BRH Devanagari Extra" w:hAnsi="BRH Devanagari Extra" w:cs="BRH Devanagari Extra"/>
+                <w:color w:val="000000"/>
+                <w:sz w:val="32"/>
+                <w:szCs w:val="32"/>
+              </w:rPr>
+              <w:t>(</w:t>
+            </w:r>
+            <w:r>
+              <w:rPr>
+                <w:rFonts w:cs="BRH Devanagari Extra"/>
+                <w:color w:val="000000"/>
+                <w:szCs w:val="32"/>
+              </w:rPr>
+              <w:t>18</w:t>
+            </w:r>
+            <w:r>
+              <w:rPr>
+                <w:rFonts w:ascii="BRH Devanagari Extra" w:hAnsi="BRH Devanagari Extra" w:cs="BRH Devanagari Extra"/>
+                <w:color w:val="000000"/>
+                <w:sz w:val="32"/>
+                <w:szCs w:val="32"/>
+              </w:rPr>
+              <w:t>)</w:t>
+            </w:r>
+            <w:proofErr w:type="gramStart"/>
+            <w:r>
+              <w:rPr>
+                <w:rFonts w:ascii="BRH Devanagari Extra" w:hAnsi="BRH Devanagari Extra" w:cs="BRH Devanagari Extra"/>
+                <w:color w:val="000000"/>
+                <w:sz w:val="32"/>
+                <w:szCs w:val="32"/>
+              </w:rPr>
+              <w:t>-  mÉÔuÉåïÿ</w:t>
+            </w:r>
+            <w:proofErr w:type="gramEnd"/>
+            <w:r>
+              <w:rPr>
+                <w:rFonts w:ascii="BRH Devanagari Extra" w:hAnsi="BRH Devanagari Extra" w:cs="BRH Devanagari Extra"/>
+                <w:color w:val="000000"/>
+                <w:sz w:val="32"/>
+                <w:szCs w:val="32"/>
+              </w:rPr>
+              <w:t xml:space="preserve"> | eÉ</w:t>
+            </w:r>
+            <w:r>
+              <w:rPr>
+                <w:rFonts w:ascii="BRH Malayalam Extra" w:hAnsi="BRH Malayalam Extra" w:cs="BRH Devanagari Extra"/>
+                <w:color w:val="000000"/>
+                <w:szCs w:val="32"/>
+              </w:rPr>
+              <w:t>–</w:t>
+            </w:r>
+            <w:r>
+              <w:rPr>
+                <w:rFonts w:ascii="BRH Devanagari Extra" w:hAnsi="BRH Devanagari Extra" w:cs="BRH Devanagari Extra"/>
+                <w:color w:val="000000"/>
+                <w:sz w:val="32"/>
+                <w:szCs w:val="32"/>
+              </w:rPr>
+              <w:t>ËU</w:t>
+            </w:r>
+            <w:r>
+              <w:rPr>
+                <w:rFonts w:ascii="BRH Malayalam Extra" w:hAnsi="BRH Malayalam Extra" w:cs="BRH Devanagari Extra"/>
+                <w:color w:val="000000"/>
+                <w:szCs w:val="32"/>
+              </w:rPr>
+              <w:t>–</w:t>
+            </w:r>
+            <w:r>
+              <w:rPr>
+                <w:rFonts w:ascii="BRH Devanagari Extra" w:hAnsi="BRH Devanagari Extra" w:cs="BRH Devanagari Extra"/>
+                <w:color w:val="000000"/>
+                <w:sz w:val="32"/>
+                <w:szCs w:val="32"/>
+              </w:rPr>
+              <w:t xml:space="preserve">iÉÉUþÈ | </w:t>
+            </w:r>
+            <w:r>
+              <w:rPr>
+                <w:rFonts w:ascii="BRH Devanagari Extra" w:hAnsi="BRH Devanagari Extra" w:cs="BRH Devanagari Extra"/>
+                <w:color w:val="000000"/>
+                <w:sz w:val="32"/>
+                <w:szCs w:val="32"/>
+                <w:highlight w:val="green"/>
+              </w:rPr>
+              <w:t>lÉ</w:t>
+            </w:r>
+            <w:r>
+              <w:rPr>
+                <w:rFonts w:ascii="BRH Devanagari Extra" w:hAnsi="BRH Devanagari Extra" w:cs="BRH Devanagari Extra"/>
+                <w:color w:val="000000"/>
+                <w:sz w:val="32"/>
+                <w:szCs w:val="32"/>
+              </w:rPr>
+              <w:t xml:space="preserve"> |</w:t>
+            </w:r>
+          </w:p>
+          <w:p>
+            <w:pPr>
+              <w:widowControl w:val="0"/>
+              <w:autoSpaceDE w:val="0"/>
+              <w:autoSpaceDN w:val="0"/>
+              <w:adjustRightInd w:val="0"/>
+              <w:spacing w:before="0" w:line="240" w:lineRule="auto"/>
+              <w:rPr>
+                <w:rFonts w:ascii="BRH Devanagari Extra" w:hAnsi="BRH Devanagari Extra" w:cs="BRH Devanagari Extra"/>
+                <w:color w:val="000000"/>
+                <w:sz w:val="32"/>
+                <w:szCs w:val="32"/>
+              </w:rPr>
+            </w:pPr>
+            <w:r>
+              <w:rPr>
+                <w:rFonts w:ascii="BRH Devanagari Extra" w:hAnsi="BRH Devanagari Extra" w:cs="BRH Devanagari Extra"/>
+                <w:color w:val="000000"/>
+                <w:sz w:val="32"/>
+                <w:szCs w:val="32"/>
+              </w:rPr>
+              <w:t>mÉÔuÉåïþ eÉËU</w:t>
+            </w:r>
+            <w:r>
+              <w:rPr>
+                <w:rFonts w:ascii="BRH Malayalam Extra" w:hAnsi="BRH Malayalam Extra" w:cs="BRH Devanagari Extra"/>
+                <w:color w:val="000000"/>
+                <w:szCs w:val="32"/>
+              </w:rPr>
+              <w:t>–</w:t>
+            </w:r>
+            <w:r>
+              <w:rPr>
+                <w:rFonts w:ascii="BRH Devanagari Extra" w:hAnsi="BRH Devanagari Extra" w:cs="BRH Devanagari Extra"/>
+                <w:color w:val="000000"/>
+                <w:sz w:val="32"/>
+                <w:szCs w:val="32"/>
+              </w:rPr>
+              <w:t>iÉÉUÉåþ eÉËU</w:t>
+            </w:r>
+            <w:r>
+              <w:rPr>
+                <w:rFonts w:ascii="BRH Malayalam Extra" w:hAnsi="BRH Malayalam Extra" w:cs="BRH Devanagari Extra"/>
+                <w:color w:val="000000"/>
+                <w:szCs w:val="32"/>
+              </w:rPr>
+              <w:t>–</w:t>
+            </w:r>
+            <w:r>
+              <w:rPr>
+                <w:rFonts w:ascii="BRH Devanagari Extra" w:hAnsi="BRH Devanagari Extra" w:cs="BRH Devanagari Extra"/>
+                <w:color w:val="000000"/>
+                <w:sz w:val="32"/>
+                <w:szCs w:val="32"/>
+              </w:rPr>
+              <w:t>iÉÉU</w:t>
+            </w:r>
+            <w:r>
+              <w:rPr>
+                <w:rFonts w:ascii="BRH Malayalam Extra" w:hAnsi="BRH Malayalam Extra" w:cs="BRH Devanagari Extra"/>
+                <w:color w:val="000000"/>
+                <w:szCs w:val="32"/>
+              </w:rPr>
+              <w:t>–</w:t>
+            </w:r>
+            <w:r>
+              <w:rPr>
+                <w:rFonts w:ascii="BRH Devanagari Extra" w:hAnsi="BRH Devanagari Extra" w:cs="BRH Devanagari Extra"/>
+                <w:color w:val="000000"/>
+                <w:sz w:val="32"/>
+                <w:szCs w:val="32"/>
+              </w:rPr>
+              <w:t>È mÉÔuÉåï</w:t>
+            </w:r>
+            <w:r>
+              <w:rPr>
+                <w:rFonts w:ascii="BRH Malayalam Extra" w:hAnsi="BRH Malayalam Extra" w:cs="BRH Devanagari Extra"/>
+                <w:color w:val="000000"/>
+                <w:szCs w:val="32"/>
+              </w:rPr>
+              <w:t>–</w:t>
+            </w:r>
+            <w:r>
+              <w:rPr>
+                <w:rFonts w:ascii="BRH Devanagari Extra" w:hAnsi="BRH Devanagari Extra" w:cs="BRH Devanagari Extra"/>
+                <w:color w:val="000000"/>
+                <w:sz w:val="32"/>
+                <w:szCs w:val="32"/>
+              </w:rPr>
+              <w:t xml:space="preserve"> mÉÔuÉåïþ eÉËU</w:t>
+            </w:r>
+            <w:r>
+              <w:rPr>
+                <w:rFonts w:ascii="BRH Malayalam Extra" w:hAnsi="BRH Malayalam Extra" w:cs="BRH Devanagari Extra"/>
+                <w:color w:val="000000"/>
+                <w:szCs w:val="32"/>
+              </w:rPr>
+              <w:t>–</w:t>
+            </w:r>
+            <w:r>
+              <w:rPr>
+                <w:rFonts w:ascii="BRH Devanagari Extra" w:hAnsi="BRH Devanagari Extra" w:cs="BRH Devanagari Extra"/>
+                <w:color w:val="000000"/>
+                <w:sz w:val="32"/>
+                <w:szCs w:val="32"/>
+              </w:rPr>
+              <w:t>iÉÉ</w:t>
+            </w:r>
+            <w:r>
+              <w:rPr>
+                <w:rFonts w:ascii="BRH Devanagari Extra" w:hAnsi="BRH Devanagari Extra" w:cs="BRH Devanagari Extra"/>
+                <w:color w:val="000000"/>
+                <w:sz w:val="32"/>
+                <w:szCs w:val="32"/>
+                <w:highlight w:val="green"/>
+              </w:rPr>
+              <w:t>UÉ</w:t>
+            </w:r>
+            <w:r>
+              <w:rPr>
+                <w:rFonts w:ascii="BRH Malayalam Extra" w:hAnsi="BRH Malayalam Extra" w:cs="BRH Devanagari Extra"/>
+                <w:color w:val="000000"/>
+                <w:szCs w:val="32"/>
+              </w:rPr>
+              <w:t>–</w:t>
+            </w:r>
+            <w:r>
+              <w:rPr>
+                <w:rFonts w:ascii="BRH Devanagari Extra" w:hAnsi="BRH Devanagari Extra" w:cs="BRH Devanagari Extra"/>
+                <w:color w:val="000000"/>
+                <w:sz w:val="32"/>
+                <w:szCs w:val="32"/>
+              </w:rPr>
+              <w:t xml:space="preserve">å lÉ lÉ </w:t>
+            </w:r>
+            <w:r>
+              <w:rPr>
+                <w:rFonts w:ascii="BRH Devanagari Extra" w:hAnsi="BRH Devanagari Extra" w:cs="BRH Devanagari Extra"/>
+                <w:color w:val="000000"/>
+                <w:sz w:val="32"/>
+                <w:szCs w:val="32"/>
+                <w:highlight w:val="green"/>
+              </w:rPr>
+              <w:t>eÉþ</w:t>
+            </w:r>
+            <w:r>
+              <w:rPr>
+                <w:rFonts w:ascii="BRH Devanagari Extra" w:hAnsi="BRH Devanagari Extra" w:cs="BRH Devanagari Extra"/>
+                <w:color w:val="000000"/>
+                <w:sz w:val="32"/>
+                <w:szCs w:val="32"/>
+              </w:rPr>
+              <w:t>ËU</w:t>
+            </w:r>
+            <w:r>
+              <w:rPr>
+                <w:rFonts w:ascii="BRH Malayalam Extra" w:hAnsi="BRH Malayalam Extra" w:cs="BRH Devanagari Extra"/>
+                <w:color w:val="000000"/>
+                <w:szCs w:val="32"/>
+              </w:rPr>
+              <w:t>–</w:t>
+            </w:r>
+            <w:r>
+              <w:rPr>
+                <w:rFonts w:ascii="BRH Devanagari Extra" w:hAnsi="BRH Devanagari Extra" w:cs="BRH Devanagari Extra"/>
+                <w:color w:val="000000"/>
+                <w:sz w:val="32"/>
+                <w:szCs w:val="32"/>
+              </w:rPr>
+              <w:t>iÉÉU</w:t>
+            </w:r>
+            <w:r>
+              <w:rPr>
+                <w:rFonts w:ascii="BRH Malayalam Extra" w:hAnsi="BRH Malayalam Extra" w:cs="BRH Devanagari Extra"/>
+                <w:color w:val="000000"/>
+                <w:szCs w:val="32"/>
+              </w:rPr>
+              <w:t>–</w:t>
+            </w:r>
+            <w:r>
+              <w:rPr>
+                <w:rFonts w:ascii="BRH Devanagari Extra" w:hAnsi="BRH Devanagari Extra" w:cs="BRH Devanagari Extra"/>
+                <w:color w:val="000000"/>
+                <w:sz w:val="32"/>
+                <w:szCs w:val="32"/>
+              </w:rPr>
+              <w:t>È mÉÔuÉåï</w:t>
+            </w:r>
+            <w:r>
+              <w:rPr>
+                <w:rFonts w:ascii="BRH Malayalam Extra" w:hAnsi="BRH Malayalam Extra" w:cs="BRH Devanagari Extra"/>
+                <w:color w:val="000000"/>
+                <w:szCs w:val="32"/>
+              </w:rPr>
+              <w:t>–</w:t>
+            </w:r>
+            <w:r>
+              <w:rPr>
+                <w:rFonts w:ascii="BRH Devanagari Extra" w:hAnsi="BRH Devanagari Extra" w:cs="BRH Devanagari Extra"/>
+                <w:color w:val="000000"/>
+                <w:sz w:val="32"/>
+                <w:szCs w:val="32"/>
+              </w:rPr>
+              <w:t xml:space="preserve"> mÉÔuÉåïþ eÉËU</w:t>
+            </w:r>
+            <w:r>
+              <w:rPr>
+                <w:rFonts w:ascii="BRH Malayalam Extra" w:hAnsi="BRH Malayalam Extra" w:cs="BRH Devanagari Extra"/>
+                <w:color w:val="000000"/>
+                <w:szCs w:val="32"/>
+              </w:rPr>
+              <w:t>–</w:t>
+            </w:r>
+            <w:r>
+              <w:rPr>
+                <w:rFonts w:ascii="BRH Devanagari Extra" w:hAnsi="BRH Devanagari Extra" w:cs="BRH Devanagari Extra"/>
+                <w:color w:val="000000"/>
+                <w:sz w:val="32"/>
+                <w:szCs w:val="32"/>
+              </w:rPr>
+              <w:t>iÉÉ</w:t>
+            </w:r>
+            <w:r>
+              <w:rPr>
+                <w:rFonts w:ascii="BRH Devanagari Extra" w:hAnsi="BRH Devanagari Extra" w:cs="BRH Devanagari Extra"/>
+                <w:color w:val="000000"/>
+                <w:sz w:val="32"/>
+                <w:szCs w:val="32"/>
+                <w:highlight w:val="green"/>
+              </w:rPr>
+              <w:t>UÉ</w:t>
+            </w:r>
+            <w:r>
+              <w:rPr>
+                <w:rFonts w:ascii="BRH Devanagari Extra" w:hAnsi="BRH Devanagari Extra" w:cs="BRH Devanagari Extra"/>
+                <w:color w:val="000000"/>
+                <w:sz w:val="32"/>
+                <w:szCs w:val="32"/>
+              </w:rPr>
+              <w:t>å</w:t>
+            </w:r>
+            <w:r>
+              <w:rPr>
+                <w:rFonts w:ascii="BRH Malayalam Extra" w:hAnsi="BRH Malayalam Extra" w:cs="BRH Devanagari Extra"/>
+                <w:color w:val="000000"/>
+                <w:szCs w:val="32"/>
+              </w:rPr>
+              <w:t>–</w:t>
+            </w:r>
+            <w:r>
+              <w:rPr>
+                <w:rFonts w:ascii="BRH Devanagari Extra" w:hAnsi="BRH Devanagari Extra" w:cs="BRH Devanagari Extra"/>
+                <w:color w:val="000000"/>
+                <w:sz w:val="32"/>
+                <w:szCs w:val="32"/>
+              </w:rPr>
+              <w:t xml:space="preserve"> lÉ | </w:t>
+            </w:r>
+          </w:p>
+          <w:p>
+            <w:pPr>
+              <w:widowControl w:val="0"/>
+              <w:autoSpaceDE w:val="0"/>
+              <w:autoSpaceDN w:val="0"/>
+              <w:adjustRightInd w:val="0"/>
+              <w:spacing w:before="0" w:line="240" w:lineRule="auto"/>
+              <w:rPr>
+                <w:rFonts w:ascii="BRH Devanagari Extra" w:hAnsi="BRH Devanagari Extra" w:cs="BRH Devanagari Extra"/>
+                <w:color w:val="000000"/>
+                <w:sz w:val="32"/>
+                <w:szCs w:val="32"/>
+              </w:rPr>
+            </w:pPr>
+            <w:r>
+              <w:rPr>
+                <w:rFonts w:ascii="BRH Devanagari Extra" w:hAnsi="BRH Devanagari Extra" w:cs="BRH Devanagari Extra"/>
+                <w:color w:val="000000"/>
+                <w:sz w:val="32"/>
+                <w:szCs w:val="32"/>
+              </w:rPr>
+              <w:t>(</w:t>
+            </w:r>
+            <w:proofErr w:type="gramStart"/>
+            <w:r>
+              <w:rPr>
+                <w:rFonts w:cs="BRH Devanagari Extra"/>
+                <w:color w:val="000000"/>
+                <w:szCs w:val="32"/>
+              </w:rPr>
+              <w:t>21</w:t>
+            </w:r>
+            <w:r>
+              <w:rPr>
+                <w:rFonts w:ascii="BRH Devanagari Extra" w:hAnsi="BRH Devanagari Extra" w:cs="BRH Devanagari Extra"/>
+                <w:color w:val="000000"/>
+                <w:sz w:val="32"/>
+                <w:szCs w:val="32"/>
+              </w:rPr>
+              <w:t>)</w:t>
+            </w:r>
+            <w:r>
+              <w:rPr>
+                <w:rFonts w:cs="BRH Devanagari Extra"/>
+                <w:color w:val="000000"/>
+                <w:szCs w:val="32"/>
+              </w:rPr>
+              <w:t>[</w:t>
+            </w:r>
+            <w:proofErr w:type="gramEnd"/>
+            <w:r>
+              <w:rPr>
+                <w:rFonts w:cs="BRH Devanagari Extra"/>
+                <w:color w:val="000000"/>
+                <w:szCs w:val="32"/>
+              </w:rPr>
+              <w:t>P7</w:t>
+            </w:r>
+            <w:r>
+              <w:rPr>
+                <w:rFonts w:ascii="BRH Devanagari Extra" w:hAnsi="BRH Devanagari Extra" w:cs="BRH Devanagari Extra"/>
+                <w:color w:val="000000"/>
+                <w:sz w:val="32"/>
+                <w:szCs w:val="32"/>
+              </w:rPr>
+              <w:t xml:space="preserve">] </w:t>
+            </w:r>
+            <w:r>
+              <w:rPr>
+                <w:rFonts w:cs="BRH Devanagari Extra"/>
+                <w:color w:val="000000"/>
+                <w:szCs w:val="32"/>
+              </w:rPr>
+              <w:t>4</w:t>
+            </w:r>
+            <w:r>
+              <w:rPr>
+                <w:rFonts w:ascii="BRH Devanagari Extra" w:hAnsi="BRH Devanagari Extra" w:cs="BRH Devanagari Extra"/>
+                <w:color w:val="000000"/>
+                <w:sz w:val="32"/>
+                <w:szCs w:val="32"/>
+              </w:rPr>
+              <w:t>.</w:t>
+            </w:r>
+            <w:r>
+              <w:rPr>
+                <w:rFonts w:cs="BRH Devanagari Extra"/>
+                <w:color w:val="000000"/>
+                <w:szCs w:val="32"/>
+              </w:rPr>
+              <w:t>6</w:t>
+            </w:r>
+            <w:r>
+              <w:rPr>
+                <w:rFonts w:ascii="BRH Devanagari Extra" w:hAnsi="BRH Devanagari Extra" w:cs="BRH Devanagari Extra"/>
+                <w:color w:val="000000"/>
+                <w:sz w:val="32"/>
+                <w:szCs w:val="32"/>
+              </w:rPr>
+              <w:t>.</w:t>
+            </w:r>
+            <w:r>
+              <w:rPr>
+                <w:rFonts w:cs="BRH Devanagari Extra"/>
+                <w:color w:val="000000"/>
+                <w:szCs w:val="32"/>
+              </w:rPr>
+              <w:t>2</w:t>
+            </w:r>
+            <w:r>
+              <w:rPr>
+                <w:rFonts w:ascii="BRH Devanagari Extra" w:hAnsi="BRH Devanagari Extra" w:cs="BRH Devanagari Extra"/>
+                <w:color w:val="000000"/>
+                <w:sz w:val="32"/>
+                <w:szCs w:val="32"/>
+              </w:rPr>
+              <w:t>.</w:t>
+            </w:r>
+            <w:r>
+              <w:rPr>
+                <w:rFonts w:cs="BRH Devanagari Extra"/>
+                <w:color w:val="000000"/>
+                <w:szCs w:val="32"/>
+              </w:rPr>
+              <w:t>2</w:t>
+            </w:r>
+            <w:r>
+              <w:rPr>
+                <w:rFonts w:ascii="BRH Devanagari Extra" w:hAnsi="BRH Devanagari Extra" w:cs="BRH Devanagari Extra"/>
+                <w:color w:val="000000"/>
+                <w:sz w:val="32"/>
+                <w:szCs w:val="32"/>
+              </w:rPr>
+              <w:t>(</w:t>
+            </w:r>
+            <w:r>
+              <w:rPr>
+                <w:rFonts w:cs="BRH Devanagari Extra"/>
+                <w:color w:val="000000"/>
+                <w:szCs w:val="32"/>
+              </w:rPr>
+              <w:t>19</w:t>
+            </w:r>
+            <w:r>
+              <w:rPr>
+                <w:rFonts w:ascii="BRH Devanagari Extra" w:hAnsi="BRH Devanagari Extra" w:cs="BRH Devanagari Extra"/>
+                <w:color w:val="000000"/>
+                <w:sz w:val="32"/>
+                <w:szCs w:val="32"/>
+              </w:rPr>
+              <w:t>)</w:t>
+            </w:r>
+            <w:proofErr w:type="gramStart"/>
+            <w:r>
+              <w:rPr>
+                <w:rFonts w:ascii="BRH Devanagari Extra" w:hAnsi="BRH Devanagari Extra" w:cs="BRH Devanagari Extra"/>
+                <w:color w:val="000000"/>
+                <w:sz w:val="32"/>
+                <w:szCs w:val="32"/>
+              </w:rPr>
+              <w:t>-  eÉ</w:t>
+            </w:r>
+            <w:proofErr w:type="gramEnd"/>
+            <w:r>
+              <w:rPr>
+                <w:rFonts w:ascii="BRH Malayalam Extra" w:hAnsi="BRH Malayalam Extra" w:cs="BRH Devanagari Extra"/>
+                <w:color w:val="000000"/>
+                <w:szCs w:val="32"/>
+              </w:rPr>
+              <w:t>–</w:t>
+            </w:r>
+            <w:r>
+              <w:rPr>
+                <w:rFonts w:ascii="BRH Devanagari Extra" w:hAnsi="BRH Devanagari Extra" w:cs="BRH Devanagari Extra"/>
+                <w:color w:val="000000"/>
+                <w:sz w:val="32"/>
+                <w:szCs w:val="32"/>
+              </w:rPr>
+              <w:t>ËU</w:t>
+            </w:r>
+            <w:r>
+              <w:rPr>
+                <w:rFonts w:ascii="BRH Malayalam Extra" w:hAnsi="BRH Malayalam Extra" w:cs="BRH Devanagari Extra"/>
+                <w:color w:val="000000"/>
+                <w:szCs w:val="32"/>
+              </w:rPr>
+              <w:t>–</w:t>
+            </w:r>
+            <w:r>
+              <w:rPr>
+                <w:rFonts w:ascii="BRH Devanagari Extra" w:hAnsi="BRH Devanagari Extra" w:cs="BRH Devanagari Extra"/>
+                <w:color w:val="000000"/>
+                <w:sz w:val="32"/>
+                <w:szCs w:val="32"/>
+              </w:rPr>
+              <w:t xml:space="preserve">iÉÉUþÈ | </w:t>
+            </w:r>
+            <w:r>
+              <w:rPr>
+                <w:rFonts w:ascii="BRH Devanagari Extra" w:hAnsi="BRH Devanagari Extra" w:cs="BRH Devanagari Extra"/>
+                <w:color w:val="000000"/>
+                <w:sz w:val="32"/>
+                <w:szCs w:val="32"/>
+                <w:highlight w:val="green"/>
+              </w:rPr>
+              <w:t>lÉ</w:t>
+            </w:r>
+            <w:r>
+              <w:rPr>
+                <w:rFonts w:ascii="BRH Devanagari Extra" w:hAnsi="BRH Devanagari Extra" w:cs="BRH Devanagari Extra"/>
+                <w:color w:val="000000"/>
+                <w:sz w:val="32"/>
+                <w:szCs w:val="32"/>
+              </w:rPr>
+              <w:t xml:space="preserve"> | pÉÔ</w:t>
+            </w:r>
+            <w:r>
+              <w:rPr>
+                <w:rFonts w:ascii="BRH Malayalam Extra" w:hAnsi="BRH Malayalam Extra" w:cs="BRH Devanagari Extra"/>
+                <w:color w:val="000000"/>
+                <w:szCs w:val="32"/>
+              </w:rPr>
+              <w:t>–</w:t>
+            </w:r>
+            <w:r>
+              <w:rPr>
+                <w:rFonts w:ascii="BRH Devanagari Extra" w:hAnsi="BRH Devanagari Extra" w:cs="BRH Devanagari Extra"/>
+                <w:color w:val="000000"/>
+                <w:sz w:val="32"/>
+                <w:szCs w:val="32"/>
+              </w:rPr>
+              <w:t>lÉÉ ||</w:t>
+            </w:r>
+          </w:p>
+          <w:p>
+            <w:pPr>
+              <w:widowControl w:val="0"/>
+              <w:autoSpaceDE w:val="0"/>
+              <w:autoSpaceDN w:val="0"/>
+              <w:adjustRightInd w:val="0"/>
+              <w:spacing w:before="0" w:line="240" w:lineRule="auto"/>
+              <w:rPr>
+                <w:rFonts w:ascii="BRH Devanagari Extra" w:hAnsi="BRH Devanagari Extra" w:cs="BRH Devanagari Extra"/>
+                <w:color w:val="000000"/>
+                <w:sz w:val="32"/>
+                <w:szCs w:val="32"/>
+              </w:rPr>
+            </w:pPr>
+            <w:r>
+              <w:rPr>
+                <w:rFonts w:ascii="BRH Devanagari Extra" w:hAnsi="BRH Devanagari Extra" w:cs="BRH Devanagari Extra"/>
+                <w:color w:val="000000"/>
+                <w:sz w:val="32"/>
+                <w:szCs w:val="32"/>
+              </w:rPr>
+              <w:t>eÉ</w:t>
+            </w:r>
+            <w:r>
+              <w:rPr>
+                <w:rFonts w:ascii="BRH Malayalam Extra" w:hAnsi="BRH Malayalam Extra" w:cs="BRH Devanagari Extra"/>
+                <w:color w:val="000000"/>
+                <w:szCs w:val="32"/>
+              </w:rPr>
+              <w:t>–</w:t>
+            </w:r>
+            <w:r>
+              <w:rPr>
+                <w:rFonts w:ascii="BRH Devanagari Extra" w:hAnsi="BRH Devanagari Extra" w:cs="BRH Devanagari Extra"/>
+                <w:color w:val="000000"/>
+                <w:sz w:val="32"/>
+                <w:szCs w:val="32"/>
+              </w:rPr>
+              <w:t>ËU</w:t>
+            </w:r>
+            <w:r>
+              <w:rPr>
+                <w:rFonts w:ascii="BRH Malayalam Extra" w:hAnsi="BRH Malayalam Extra" w:cs="BRH Devanagari Extra"/>
+                <w:color w:val="000000"/>
+                <w:szCs w:val="32"/>
+              </w:rPr>
+              <w:t>–</w:t>
+            </w:r>
+            <w:r>
+              <w:rPr>
+                <w:rFonts w:ascii="BRH Devanagari Extra" w:hAnsi="BRH Devanagari Extra" w:cs="BRH Devanagari Extra"/>
+                <w:color w:val="000000"/>
+                <w:sz w:val="32"/>
+                <w:szCs w:val="32"/>
+              </w:rPr>
+              <w:t>iÉÉ</w:t>
+            </w:r>
+            <w:r>
+              <w:rPr>
+                <w:rFonts w:ascii="BRH Devanagari Extra" w:hAnsi="BRH Devanagari Extra" w:cs="BRH Devanagari Extra"/>
+                <w:color w:val="000000"/>
+                <w:sz w:val="32"/>
+                <w:szCs w:val="32"/>
+                <w:highlight w:val="green"/>
+              </w:rPr>
+              <w:t>UÉ</w:t>
+            </w:r>
+            <w:r>
+              <w:rPr>
+                <w:rFonts w:ascii="BRH Malayalam Extra" w:hAnsi="BRH Malayalam Extra" w:cs="BRH Devanagari Extra"/>
+                <w:color w:val="000000"/>
+                <w:szCs w:val="32"/>
+              </w:rPr>
+              <w:t>–</w:t>
+            </w:r>
+            <w:r>
+              <w:rPr>
+                <w:rFonts w:ascii="BRH Devanagari Extra" w:hAnsi="BRH Devanagari Extra" w:cs="BRH Devanagari Extra"/>
+                <w:color w:val="000000"/>
+                <w:sz w:val="32"/>
+                <w:szCs w:val="32"/>
+              </w:rPr>
+              <w:t xml:space="preserve">å lÉ lÉ </w:t>
+            </w:r>
+            <w:r>
+              <w:rPr>
+                <w:rFonts w:ascii="BRH Devanagari Extra" w:hAnsi="BRH Devanagari Extra" w:cs="BRH Devanagari Extra"/>
+                <w:color w:val="000000"/>
+                <w:sz w:val="32"/>
+                <w:szCs w:val="32"/>
+                <w:highlight w:val="green"/>
+              </w:rPr>
+              <w:t>eÉ</w:t>
+            </w:r>
+            <w:r>
+              <w:rPr>
+                <w:rFonts w:ascii="BRH Devanagari Extra" w:hAnsi="BRH Devanagari Extra" w:cs="BRH Devanagari Extra"/>
+                <w:color w:val="000000"/>
+                <w:sz w:val="32"/>
+                <w:szCs w:val="32"/>
+              </w:rPr>
+              <w:t>þËU</w:t>
+            </w:r>
+            <w:r>
+              <w:rPr>
+                <w:rFonts w:ascii="BRH Malayalam Extra" w:hAnsi="BRH Malayalam Extra" w:cs="BRH Devanagari Extra"/>
+                <w:color w:val="000000"/>
+                <w:szCs w:val="32"/>
+              </w:rPr>
+              <w:t>–</w:t>
+            </w:r>
+            <w:r>
+              <w:rPr>
+                <w:rFonts w:ascii="BRH Devanagari Extra" w:hAnsi="BRH Devanagari Extra" w:cs="BRH Devanagari Extra"/>
+                <w:color w:val="000000"/>
+                <w:sz w:val="32"/>
+                <w:szCs w:val="32"/>
+              </w:rPr>
+              <w:t>iÉÉUÉåþ eÉËU</w:t>
+            </w:r>
+            <w:r>
+              <w:rPr>
+                <w:rFonts w:ascii="BRH Malayalam Extra" w:hAnsi="BRH Malayalam Extra" w:cs="BRH Devanagari Extra"/>
+                <w:color w:val="000000"/>
+                <w:szCs w:val="32"/>
+              </w:rPr>
+              <w:t>–</w:t>
+            </w:r>
+            <w:r>
+              <w:rPr>
+                <w:rFonts w:ascii="BRH Devanagari Extra" w:hAnsi="BRH Devanagari Extra" w:cs="BRH Devanagari Extra"/>
+                <w:color w:val="000000"/>
+                <w:sz w:val="32"/>
+                <w:szCs w:val="32"/>
+              </w:rPr>
+              <w:t>iÉÉ</w:t>
+            </w:r>
+            <w:r>
+              <w:rPr>
+                <w:rFonts w:ascii="BRH Devanagari Extra" w:hAnsi="BRH Devanagari Extra" w:cs="BRH Devanagari Extra"/>
+                <w:color w:val="000000"/>
+                <w:sz w:val="32"/>
+                <w:szCs w:val="32"/>
+                <w:highlight w:val="green"/>
+              </w:rPr>
+              <w:t>UÉ</w:t>
+            </w:r>
+            <w:r>
+              <w:rPr>
+                <w:rFonts w:ascii="BRH Malayalam Extra" w:hAnsi="BRH Malayalam Extra" w:cs="BRH Devanagari Extra"/>
+                <w:color w:val="000000"/>
+                <w:szCs w:val="32"/>
+              </w:rPr>
+              <w:t>–</w:t>
+            </w:r>
+            <w:r>
+              <w:rPr>
+                <w:rFonts w:ascii="BRH Devanagari Extra" w:hAnsi="BRH Devanagari Extra" w:cs="BRH Devanagari Extra"/>
+                <w:color w:val="000000"/>
+                <w:sz w:val="32"/>
+                <w:szCs w:val="32"/>
+              </w:rPr>
+              <w:t>å lÉ pÉÔ</w:t>
+            </w:r>
+            <w:r>
+              <w:rPr>
+                <w:rFonts w:ascii="BRH Malayalam Extra" w:hAnsi="BRH Malayalam Extra" w:cs="BRH Devanagari Extra"/>
+                <w:color w:val="000000"/>
+                <w:szCs w:val="32"/>
+              </w:rPr>
+              <w:t>–</w:t>
+            </w:r>
+            <w:r>
+              <w:rPr>
+                <w:rFonts w:ascii="BRH Devanagari Extra" w:hAnsi="BRH Devanagari Extra" w:cs="BRH Devanagari Extra"/>
+                <w:color w:val="000000"/>
+                <w:sz w:val="32"/>
+                <w:szCs w:val="32"/>
+              </w:rPr>
+              <w:t>lÉÉ pÉÔ</w:t>
+            </w:r>
+            <w:r>
+              <w:rPr>
+                <w:rFonts w:ascii="BRH Malayalam Extra" w:hAnsi="BRH Malayalam Extra" w:cs="BRH Devanagari Extra"/>
+                <w:color w:val="000000"/>
+                <w:szCs w:val="32"/>
+              </w:rPr>
+              <w:t>–</w:t>
+            </w:r>
+            <w:r>
+              <w:rPr>
+                <w:rFonts w:ascii="BRH Devanagari Extra" w:hAnsi="BRH Devanagari Extra" w:cs="BRH Devanagari Extra"/>
+                <w:color w:val="000000"/>
+                <w:sz w:val="32"/>
+                <w:szCs w:val="32"/>
+              </w:rPr>
+              <w:t xml:space="preserve">lÉÉ </w:t>
+            </w:r>
+            <w:r>
+              <w:rPr>
+                <w:rFonts w:ascii="BRH Devanagari Extra" w:hAnsi="BRH Devanagari Extra" w:cs="BRH Devanagari Extra"/>
+                <w:color w:val="000000"/>
+                <w:sz w:val="32"/>
+                <w:szCs w:val="32"/>
+                <w:highlight w:val="green"/>
+              </w:rPr>
+              <w:t>lÉ</w:t>
+            </w:r>
+            <w:r>
+              <w:rPr>
+                <w:rFonts w:ascii="BRH Devanagari Extra" w:hAnsi="BRH Devanagari Extra" w:cs="BRH Devanagari Extra"/>
+                <w:color w:val="000000"/>
+                <w:sz w:val="32"/>
+                <w:szCs w:val="32"/>
+              </w:rPr>
+              <w:t xml:space="preserve"> </w:t>
+            </w:r>
+            <w:r>
+              <w:rPr>
+                <w:rFonts w:ascii="BRH Devanagari Extra" w:hAnsi="BRH Devanagari Extra" w:cs="BRH Devanagari Extra"/>
+                <w:color w:val="000000"/>
+                <w:sz w:val="32"/>
+                <w:szCs w:val="32"/>
+                <w:highlight w:val="green"/>
+              </w:rPr>
+              <w:t>eÉ</w:t>
+            </w:r>
+            <w:r>
+              <w:rPr>
+                <w:rFonts w:ascii="BRH Devanagari Extra" w:hAnsi="BRH Devanagari Extra" w:cs="BRH Devanagari Extra"/>
+                <w:color w:val="000000"/>
+                <w:sz w:val="32"/>
+                <w:szCs w:val="32"/>
+              </w:rPr>
+              <w:t>þËU</w:t>
+            </w:r>
+            <w:r>
+              <w:rPr>
+                <w:rFonts w:ascii="BRH Malayalam Extra" w:hAnsi="BRH Malayalam Extra" w:cs="BRH Devanagari Extra"/>
+                <w:color w:val="000000"/>
+                <w:szCs w:val="32"/>
+              </w:rPr>
+              <w:t>–</w:t>
+            </w:r>
+            <w:r>
+              <w:rPr>
+                <w:rFonts w:ascii="BRH Devanagari Extra" w:hAnsi="BRH Devanagari Extra" w:cs="BRH Devanagari Extra"/>
+                <w:color w:val="000000"/>
+                <w:sz w:val="32"/>
+                <w:szCs w:val="32"/>
+              </w:rPr>
+              <w:t>iÉÉUÉåþ eÉËU</w:t>
+            </w:r>
+            <w:r>
+              <w:rPr>
+                <w:rFonts w:ascii="BRH Malayalam Extra" w:hAnsi="BRH Malayalam Extra" w:cs="BRH Devanagari Extra"/>
+                <w:color w:val="000000"/>
+                <w:szCs w:val="32"/>
+              </w:rPr>
+              <w:t>–</w:t>
+            </w:r>
+            <w:r>
+              <w:rPr>
+                <w:rFonts w:ascii="BRH Devanagari Extra" w:hAnsi="BRH Devanagari Extra" w:cs="BRH Devanagari Extra"/>
+                <w:color w:val="000000"/>
+                <w:sz w:val="32"/>
+                <w:szCs w:val="32"/>
+              </w:rPr>
+              <w:t>iÉÉ</w:t>
+            </w:r>
+            <w:r>
+              <w:rPr>
+                <w:rFonts w:ascii="BRH Devanagari Extra" w:hAnsi="BRH Devanagari Extra" w:cs="BRH Devanagari Extra"/>
+                <w:color w:val="000000"/>
+                <w:sz w:val="32"/>
+                <w:szCs w:val="32"/>
+                <w:highlight w:val="green"/>
+              </w:rPr>
+              <w:t>UÉ</w:t>
+            </w:r>
+            <w:r>
+              <w:rPr>
+                <w:rFonts w:ascii="BRH Devanagari Extra" w:hAnsi="BRH Devanagari Extra" w:cs="BRH Devanagari Extra"/>
+                <w:color w:val="000000"/>
+                <w:sz w:val="32"/>
+                <w:szCs w:val="32"/>
+              </w:rPr>
+              <w:t>å</w:t>
+            </w:r>
+            <w:r>
+              <w:rPr>
+                <w:rFonts w:ascii="BRH Malayalam Extra" w:hAnsi="BRH Malayalam Extra" w:cs="BRH Devanagari Extra"/>
+                <w:color w:val="000000"/>
+                <w:szCs w:val="32"/>
+              </w:rPr>
+              <w:t>–</w:t>
+            </w:r>
+            <w:r>
+              <w:rPr>
+                <w:rFonts w:ascii="BRH Devanagari Extra" w:hAnsi="BRH Devanagari Extra" w:cs="BRH Devanagari Extra"/>
+                <w:color w:val="000000"/>
+                <w:sz w:val="32"/>
+                <w:szCs w:val="32"/>
+              </w:rPr>
+              <w:t xml:space="preserve"> lÉ pÉÔ</w:t>
+            </w:r>
+            <w:r>
+              <w:rPr>
+                <w:rFonts w:ascii="BRH Malayalam Extra" w:hAnsi="BRH Malayalam Extra" w:cs="BRH Devanagari Extra"/>
+                <w:color w:val="000000"/>
+                <w:szCs w:val="32"/>
+              </w:rPr>
+              <w:t>–</w:t>
+            </w:r>
+            <w:r>
+              <w:rPr>
+                <w:rFonts w:ascii="BRH Devanagari Extra" w:hAnsi="BRH Devanagari Extra" w:cs="BRH Devanagari Extra"/>
+                <w:color w:val="000000"/>
+                <w:sz w:val="32"/>
+                <w:szCs w:val="32"/>
+              </w:rPr>
+              <w:t xml:space="preserve">lÉÉ | </w:t>
+            </w:r>
+          </w:p>
+          <w:p>
+            <w:pPr>
+              <w:widowControl w:val="0"/>
+              <w:autoSpaceDE w:val="0"/>
+              <w:autoSpaceDN w:val="0"/>
+              <w:adjustRightInd w:val="0"/>
+              <w:spacing w:before="0" w:line="240" w:lineRule="auto"/>
+              <w:rPr>
+                <w:rFonts w:ascii="BRH Devanagari Extra" w:hAnsi="BRH Devanagari Extra" w:cs="BRH Devanagari Extra"/>
+                <w:color w:val="000000"/>
+                <w:sz w:val="32"/>
+                <w:szCs w:val="32"/>
+              </w:rPr>
+            </w:pPr>
+            <w:r>
+              <w:rPr>
+                <w:rFonts w:ascii="BRH Devanagari Extra" w:hAnsi="BRH Devanagari Extra" w:cs="BRH Devanagari Extra"/>
+                <w:color w:val="000000"/>
+                <w:sz w:val="32"/>
+                <w:szCs w:val="32"/>
+              </w:rPr>
+              <w:t>(</w:t>
+            </w:r>
+            <w:proofErr w:type="gramStart"/>
+            <w:r>
+              <w:rPr>
+                <w:rFonts w:cs="BRH Devanagari Extra"/>
+                <w:color w:val="000000"/>
+                <w:szCs w:val="32"/>
+              </w:rPr>
+              <w:t>22</w:t>
+            </w:r>
+            <w:r>
+              <w:rPr>
+                <w:rFonts w:ascii="BRH Devanagari Extra" w:hAnsi="BRH Devanagari Extra" w:cs="BRH Devanagari Extra"/>
+                <w:color w:val="000000"/>
+                <w:sz w:val="32"/>
+                <w:szCs w:val="32"/>
+              </w:rPr>
+              <w:t>)</w:t>
+            </w:r>
+            <w:r>
+              <w:rPr>
+                <w:rFonts w:cs="BRH Devanagari Extra"/>
+                <w:color w:val="000000"/>
+                <w:szCs w:val="32"/>
+              </w:rPr>
+              <w:t>[</w:t>
+            </w:r>
+            <w:proofErr w:type="gramEnd"/>
+            <w:r>
+              <w:rPr>
+                <w:rFonts w:cs="BRH Devanagari Extra"/>
+                <w:color w:val="000000"/>
+                <w:szCs w:val="32"/>
+              </w:rPr>
+              <w:t>P7</w:t>
+            </w:r>
+            <w:r>
+              <w:rPr>
+                <w:rFonts w:ascii="BRH Devanagari Extra" w:hAnsi="BRH Devanagari Extra" w:cs="BRH Devanagari Extra"/>
+                <w:color w:val="000000"/>
+                <w:sz w:val="32"/>
+                <w:szCs w:val="32"/>
+              </w:rPr>
+              <w:t xml:space="preserve">] </w:t>
+            </w:r>
+            <w:r>
+              <w:rPr>
+                <w:rFonts w:cs="BRH Devanagari Extra"/>
+                <w:color w:val="000000"/>
+                <w:szCs w:val="32"/>
+              </w:rPr>
+              <w:t>4</w:t>
+            </w:r>
+            <w:r>
+              <w:rPr>
+                <w:rFonts w:ascii="BRH Devanagari Extra" w:hAnsi="BRH Devanagari Extra" w:cs="BRH Devanagari Extra"/>
+                <w:color w:val="000000"/>
+                <w:sz w:val="32"/>
+                <w:szCs w:val="32"/>
+              </w:rPr>
+              <w:t>.</w:t>
+            </w:r>
+            <w:r>
+              <w:rPr>
+                <w:rFonts w:cs="BRH Devanagari Extra"/>
+                <w:color w:val="000000"/>
+                <w:szCs w:val="32"/>
+              </w:rPr>
+              <w:t>6</w:t>
+            </w:r>
+            <w:r>
+              <w:rPr>
+                <w:rFonts w:ascii="BRH Devanagari Extra" w:hAnsi="BRH Devanagari Extra" w:cs="BRH Devanagari Extra"/>
+                <w:color w:val="000000"/>
+                <w:sz w:val="32"/>
+                <w:szCs w:val="32"/>
+              </w:rPr>
+              <w:t>.</w:t>
+            </w:r>
+            <w:r>
+              <w:rPr>
+                <w:rFonts w:cs="BRH Devanagari Extra"/>
+                <w:color w:val="000000"/>
+                <w:szCs w:val="32"/>
+              </w:rPr>
+              <w:t>2</w:t>
+            </w:r>
+            <w:r>
+              <w:rPr>
+                <w:rFonts w:ascii="BRH Devanagari Extra" w:hAnsi="BRH Devanagari Extra" w:cs="BRH Devanagari Extra"/>
+                <w:color w:val="000000"/>
+                <w:sz w:val="32"/>
+                <w:szCs w:val="32"/>
+              </w:rPr>
+              <w:t>.</w:t>
+            </w:r>
+            <w:r>
+              <w:rPr>
+                <w:rFonts w:cs="BRH Devanagari Extra"/>
+                <w:color w:val="000000"/>
+                <w:szCs w:val="32"/>
+              </w:rPr>
+              <w:t>2</w:t>
+            </w:r>
+            <w:r>
+              <w:rPr>
+                <w:rFonts w:ascii="BRH Devanagari Extra" w:hAnsi="BRH Devanagari Extra" w:cs="BRH Devanagari Extra"/>
+                <w:color w:val="000000"/>
+                <w:sz w:val="32"/>
+                <w:szCs w:val="32"/>
+              </w:rPr>
+              <w:t>(</w:t>
+            </w:r>
+            <w:r>
+              <w:rPr>
+                <w:rFonts w:cs="BRH Devanagari Extra"/>
+                <w:color w:val="000000"/>
+                <w:szCs w:val="32"/>
+              </w:rPr>
+              <w:t>20</w:t>
+            </w:r>
+            <w:r>
+              <w:rPr>
+                <w:rFonts w:ascii="BRH Devanagari Extra" w:hAnsi="BRH Devanagari Extra" w:cs="BRH Devanagari Extra"/>
+                <w:color w:val="000000"/>
+                <w:sz w:val="32"/>
+                <w:szCs w:val="32"/>
+              </w:rPr>
+              <w:t>)</w:t>
+            </w:r>
+            <w:proofErr w:type="gramStart"/>
+            <w:r>
+              <w:rPr>
+                <w:rFonts w:ascii="BRH Devanagari Extra" w:hAnsi="BRH Devanagari Extra" w:cs="BRH Devanagari Extra"/>
+                <w:color w:val="000000"/>
+                <w:sz w:val="32"/>
+                <w:szCs w:val="32"/>
+              </w:rPr>
+              <w:t xml:space="preserve">-  </w:t>
+            </w:r>
+            <w:r>
+              <w:rPr>
+                <w:rFonts w:ascii="BRH Devanagari Extra" w:hAnsi="BRH Devanagari Extra" w:cs="BRH Devanagari Extra"/>
+                <w:color w:val="000000"/>
+                <w:sz w:val="32"/>
+                <w:szCs w:val="32"/>
+                <w:highlight w:val="green"/>
+              </w:rPr>
+              <w:t>lÉ</w:t>
+            </w:r>
+            <w:proofErr w:type="gramEnd"/>
+            <w:r>
+              <w:rPr>
+                <w:rFonts w:ascii="BRH Devanagari Extra" w:hAnsi="BRH Devanagari Extra" w:cs="BRH Devanagari Extra"/>
+                <w:color w:val="000000"/>
+                <w:sz w:val="32"/>
+                <w:szCs w:val="32"/>
+              </w:rPr>
+              <w:t xml:space="preserve"> | pÉÔ</w:t>
+            </w:r>
+            <w:r>
+              <w:rPr>
+                <w:rFonts w:ascii="BRH Malayalam Extra" w:hAnsi="BRH Malayalam Extra" w:cs="BRH Devanagari Extra"/>
+                <w:color w:val="000000"/>
+                <w:szCs w:val="32"/>
+              </w:rPr>
+              <w:t>–</w:t>
+            </w:r>
+            <w:r>
+              <w:rPr>
+                <w:rFonts w:ascii="BRH Devanagari Extra" w:hAnsi="BRH Devanagari Extra" w:cs="BRH Devanagari Extra"/>
+                <w:color w:val="000000"/>
+                <w:sz w:val="32"/>
+                <w:szCs w:val="32"/>
+              </w:rPr>
+              <w:t>lÉÉ ||</w:t>
+            </w:r>
+          </w:p>
+          <w:p>
+            <w:pPr>
+              <w:widowControl w:val="0"/>
+              <w:autoSpaceDE w:val="0"/>
+              <w:autoSpaceDN w:val="0"/>
+              <w:adjustRightInd w:val="0"/>
+              <w:spacing w:before="0" w:line="240" w:lineRule="auto"/>
+              <w:rPr>
+                <w:rFonts w:ascii="BRH Devanagari Extra" w:hAnsi="BRH Devanagari Extra" w:cs="BRH Devanagari Extra"/>
+                <w:color w:val="000000"/>
+                <w:sz w:val="32"/>
+                <w:szCs w:val="32"/>
+              </w:rPr>
+            </w:pPr>
+            <w:r>
+              <w:rPr>
+                <w:rFonts w:ascii="BRH Devanagari Extra" w:hAnsi="BRH Devanagari Extra" w:cs="BRH Devanagari Extra"/>
+                <w:color w:val="000000"/>
+                <w:sz w:val="32"/>
+                <w:szCs w:val="32"/>
+                <w:highlight w:val="green"/>
+              </w:rPr>
+              <w:t>lÉ</w:t>
+            </w:r>
+            <w:r>
+              <w:rPr>
+                <w:rFonts w:ascii="BRH Devanagari Extra" w:hAnsi="BRH Devanagari Extra" w:cs="BRH Devanagari Extra"/>
+                <w:color w:val="000000"/>
+                <w:sz w:val="32"/>
+                <w:szCs w:val="32"/>
+              </w:rPr>
+              <w:t xml:space="preserve"> pÉÔ</w:t>
+            </w:r>
+            <w:r>
+              <w:rPr>
+                <w:rFonts w:ascii="BRH Malayalam Extra" w:hAnsi="BRH Malayalam Extra" w:cs="BRH Devanagari Extra"/>
+                <w:color w:val="000000"/>
+                <w:szCs w:val="32"/>
+              </w:rPr>
+              <w:t>–</w:t>
+            </w:r>
+            <w:r>
+              <w:rPr>
+                <w:rFonts w:ascii="BRH Devanagari Extra" w:hAnsi="BRH Devanagari Extra" w:cs="BRH Devanagari Extra"/>
+                <w:color w:val="000000"/>
+                <w:sz w:val="32"/>
+                <w:szCs w:val="32"/>
+              </w:rPr>
+              <w:t>lÉÉ pÉÔ</w:t>
+            </w:r>
+            <w:r>
+              <w:rPr>
+                <w:rFonts w:ascii="BRH Malayalam Extra" w:hAnsi="BRH Malayalam Extra" w:cs="BRH Devanagari Extra"/>
+                <w:color w:val="000000"/>
+                <w:szCs w:val="32"/>
+              </w:rPr>
+              <w:t>–</w:t>
+            </w:r>
+            <w:r>
+              <w:rPr>
+                <w:rFonts w:ascii="BRH Devanagari Extra" w:hAnsi="BRH Devanagari Extra" w:cs="BRH Devanagari Extra"/>
+                <w:color w:val="000000"/>
+                <w:sz w:val="32"/>
+                <w:szCs w:val="32"/>
+              </w:rPr>
+              <w:t xml:space="preserve">lÉÉ </w:t>
+            </w:r>
+            <w:r>
+              <w:rPr>
+                <w:rFonts w:ascii="BRH Devanagari Extra" w:hAnsi="BRH Devanagari Extra" w:cs="BRH Devanagari Extra"/>
+                <w:color w:val="000000"/>
+                <w:sz w:val="32"/>
+                <w:szCs w:val="32"/>
+                <w:highlight w:val="green"/>
+              </w:rPr>
+              <w:t>lÉ</w:t>
+            </w:r>
+            <w:r>
+              <w:rPr>
+                <w:rFonts w:ascii="BRH Devanagari Extra" w:hAnsi="BRH Devanagari Extra" w:cs="BRH Devanagari Extra"/>
+                <w:color w:val="000000"/>
+                <w:sz w:val="32"/>
+                <w:szCs w:val="32"/>
+              </w:rPr>
+              <w:t xml:space="preserve"> lÉ pÉÔ</w:t>
+            </w:r>
+            <w:r>
+              <w:rPr>
+                <w:rFonts w:ascii="BRH Malayalam Extra" w:hAnsi="BRH Malayalam Extra" w:cs="BRH Devanagari Extra"/>
+                <w:color w:val="000000"/>
+                <w:szCs w:val="32"/>
+              </w:rPr>
+              <w:t>–</w:t>
+            </w:r>
+            <w:r>
+              <w:rPr>
+                <w:rFonts w:ascii="BRH Devanagari Extra" w:hAnsi="BRH Devanagari Extra" w:cs="BRH Devanagari Extra"/>
+                <w:color w:val="000000"/>
+                <w:sz w:val="32"/>
+                <w:szCs w:val="32"/>
+              </w:rPr>
+              <w:t xml:space="preserve">lÉÉ | </w:t>
+            </w:r>
+          </w:p>
+          <w:p>
+            <w:pPr>
+              <w:widowControl w:val="0"/>
+              <w:autoSpaceDE w:val="0"/>
+              <w:autoSpaceDN w:val="0"/>
+              <w:adjustRightInd w:val="0"/>
+              <w:spacing w:before="0" w:line="240" w:lineRule="auto"/>
+              <w:rPr>
+                <w:rFonts w:cs="BRH Malayalam Extra"/>
+                <w:color w:val="FF0000"/>
+                <w:szCs w:val="40"/>
+              </w:rPr>
+            </w:pPr>
+          </w:p>
+        </w:tc>
+      </w:tr>
+      <w:tr>
+        <w:trPr>
+          <w:trHeight w:val="1197"/>
+        </w:trPr>
+        <w:tc>
+          <w:tcPr>
+            <w:tcW w:w="7166" w:type="dxa"/>
+            <w:tcBorders>
+              <w:top w:val="single" w:sz="4" w:space="0" w:color="000000"/>
+              <w:left w:val="single" w:sz="4" w:space="0" w:color="000000"/>
+              <w:bottom w:val="single" w:sz="4" w:space="0" w:color="000000"/>
+              <w:right w:val="single" w:sz="4" w:space="0" w:color="000000"/>
+            </w:tcBorders>
+          </w:tcPr>
+          <w:p>
+            <w:pPr>
+              <w:widowControl w:val="0"/>
+              <w:autoSpaceDE w:val="0"/>
+              <w:autoSpaceDN w:val="0"/>
+              <w:adjustRightInd w:val="0"/>
+              <w:spacing w:before="0" w:line="240" w:lineRule="auto"/>
+              <w:rPr>
+                <w:rFonts w:ascii="BRH Devanagari Extra" w:hAnsi="BRH Devanagari Extra" w:cs="BRH Devanagari Extra"/>
+                <w:color w:val="000000"/>
+                <w:sz w:val="32"/>
+                <w:szCs w:val="32"/>
+                <w:lang w:val="it-IT"/>
+              </w:rPr>
+            </w:pPr>
+            <w:r>
+              <w:rPr>
+                <w:rFonts w:ascii="BRH Devanagari Extra" w:hAnsi="BRH Devanagari Extra" w:cs="BRH Devanagari Extra"/>
+                <w:color w:val="000000"/>
+                <w:sz w:val="32"/>
+                <w:szCs w:val="32"/>
+                <w:lang w:val="it-IT"/>
+              </w:rPr>
+              <w:t>(</w:t>
+            </w:r>
+            <w:r>
+              <w:rPr>
+                <w:rFonts w:cs="BRH Devanagari Extra"/>
+                <w:color w:val="000000"/>
+                <w:szCs w:val="32"/>
+                <w:lang w:val="it-IT"/>
+              </w:rPr>
+              <w:t>19</w:t>
+            </w:r>
+            <w:r>
+              <w:rPr>
+                <w:rFonts w:ascii="BRH Devanagari Extra" w:hAnsi="BRH Devanagari Extra" w:cs="BRH Devanagari Extra"/>
+                <w:color w:val="000000"/>
+                <w:sz w:val="32"/>
+                <w:szCs w:val="32"/>
+                <w:lang w:val="it-IT"/>
+              </w:rPr>
+              <w:t>)</w:t>
+            </w:r>
+            <w:r>
+              <w:rPr>
+                <w:rFonts w:cs="BRH Devanagari Extra"/>
+                <w:color w:val="000000"/>
+                <w:szCs w:val="32"/>
+                <w:lang w:val="it-IT"/>
+              </w:rPr>
+              <w:t>[P19</w:t>
+            </w:r>
+            <w:r>
+              <w:rPr>
+                <w:rFonts w:ascii="BRH Devanagari Extra" w:hAnsi="BRH Devanagari Extra" w:cs="BRH Devanagari Extra"/>
+                <w:color w:val="000000"/>
+                <w:sz w:val="32"/>
+                <w:szCs w:val="32"/>
+                <w:lang w:val="it-IT"/>
+              </w:rPr>
+              <w:t xml:space="preserve">] </w:t>
+            </w:r>
+            <w:r>
+              <w:rPr>
+                <w:rFonts w:cs="BRH Devanagari Extra"/>
+                <w:color w:val="000000"/>
+                <w:szCs w:val="32"/>
+                <w:lang w:val="it-IT"/>
+              </w:rPr>
+              <w:t>4</w:t>
+            </w:r>
+            <w:r>
+              <w:rPr>
+                <w:rFonts w:ascii="BRH Devanagari Extra" w:hAnsi="BRH Devanagari Extra" w:cs="BRH Devanagari Extra"/>
+                <w:color w:val="000000"/>
+                <w:sz w:val="32"/>
+                <w:szCs w:val="32"/>
+                <w:lang w:val="it-IT"/>
+              </w:rPr>
+              <w:t>.</w:t>
+            </w:r>
+            <w:r>
+              <w:rPr>
+                <w:rFonts w:cs="BRH Devanagari Extra"/>
+                <w:color w:val="000000"/>
+                <w:szCs w:val="32"/>
+                <w:lang w:val="it-IT"/>
+              </w:rPr>
+              <w:t>6</w:t>
+            </w:r>
+            <w:r>
+              <w:rPr>
+                <w:rFonts w:ascii="BRH Devanagari Extra" w:hAnsi="BRH Devanagari Extra" w:cs="BRH Devanagari Extra"/>
+                <w:color w:val="000000"/>
+                <w:sz w:val="32"/>
+                <w:szCs w:val="32"/>
+                <w:lang w:val="it-IT"/>
+              </w:rPr>
+              <w:t>.</w:t>
+            </w:r>
+            <w:r>
+              <w:rPr>
+                <w:rFonts w:cs="BRH Devanagari Extra"/>
+                <w:color w:val="000000"/>
+                <w:szCs w:val="32"/>
+                <w:lang w:val="it-IT"/>
+              </w:rPr>
+              <w:t>4</w:t>
+            </w:r>
+            <w:r>
+              <w:rPr>
+                <w:rFonts w:ascii="BRH Devanagari Extra" w:hAnsi="BRH Devanagari Extra" w:cs="BRH Devanagari Extra"/>
+                <w:color w:val="000000"/>
+                <w:sz w:val="32"/>
+                <w:szCs w:val="32"/>
+                <w:lang w:val="it-IT"/>
+              </w:rPr>
+              <w:t>.</w:t>
+            </w:r>
+            <w:r>
+              <w:rPr>
+                <w:rFonts w:cs="BRH Devanagari Extra"/>
+                <w:color w:val="000000"/>
+                <w:szCs w:val="32"/>
+                <w:lang w:val="it-IT"/>
+              </w:rPr>
+              <w:t>4</w:t>
+            </w:r>
+            <w:r>
+              <w:rPr>
+                <w:rFonts w:ascii="BRH Devanagari Extra" w:hAnsi="BRH Devanagari Extra" w:cs="BRH Devanagari Extra"/>
+                <w:color w:val="000000"/>
+                <w:sz w:val="32"/>
+                <w:szCs w:val="32"/>
+                <w:lang w:val="it-IT"/>
+              </w:rPr>
+              <w:t>(</w:t>
+            </w:r>
+            <w:r>
+              <w:rPr>
+                <w:rFonts w:cs="BRH Devanagari Extra"/>
+                <w:color w:val="000000"/>
+                <w:szCs w:val="32"/>
+                <w:lang w:val="it-IT"/>
+              </w:rPr>
+              <w:t>17</w:t>
+            </w:r>
+            <w:r>
+              <w:rPr>
+                <w:rFonts w:ascii="BRH Devanagari Extra" w:hAnsi="BRH Devanagari Extra" w:cs="BRH Devanagari Extra"/>
+                <w:color w:val="000000"/>
+                <w:sz w:val="32"/>
+                <w:szCs w:val="32"/>
+                <w:lang w:val="it-IT"/>
+              </w:rPr>
+              <w:t>)-  qÉWûÉ</w:t>
+            </w:r>
+            <w:r>
+              <w:rPr>
+                <w:rFonts w:ascii="BRH Devanagari Extra" w:hAnsi="BRH Devanagari Extra" w:cs="BRH Devanagari Extra"/>
+                <w:color w:val="000000"/>
+                <w:sz w:val="26"/>
+                <w:szCs w:val="32"/>
+                <w:lang w:val="it-IT"/>
+              </w:rPr>
+              <w:t>óè</w:t>
+            </w:r>
+            <w:r>
+              <w:rPr>
+                <w:rFonts w:ascii="BRH Devanagari Extra" w:hAnsi="BRH Devanagari Extra" w:cs="BRH Devanagari Extra"/>
+                <w:color w:val="000000"/>
+                <w:sz w:val="32"/>
+                <w:szCs w:val="32"/>
+                <w:lang w:val="it-IT"/>
+              </w:rPr>
+              <w:t>þÍxÉ ||</w:t>
+            </w:r>
+          </w:p>
+          <w:p>
+            <w:pPr>
+              <w:widowControl w:val="0"/>
+              <w:autoSpaceDE w:val="0"/>
+              <w:autoSpaceDN w:val="0"/>
+              <w:adjustRightInd w:val="0"/>
+              <w:spacing w:before="0" w:line="240" w:lineRule="auto"/>
+              <w:rPr>
+                <w:rFonts w:cs="BRH Malayalam Extra"/>
+                <w:color w:val="FF0000"/>
+                <w:szCs w:val="40"/>
+              </w:rPr>
+            </w:pPr>
+            <w:r>
+              <w:rPr>
+                <w:rFonts w:ascii="BRH Devanagari Extra" w:hAnsi="BRH Devanagari Extra" w:cs="BRH Devanagari Extra"/>
+                <w:color w:val="000000"/>
+                <w:sz w:val="32"/>
+                <w:szCs w:val="32"/>
+                <w:lang w:val="it-IT"/>
+              </w:rPr>
+              <w:t>qÉWûÉ</w:t>
+            </w:r>
+            <w:r>
+              <w:rPr>
+                <w:rFonts w:ascii="BRH Devanagari Extra" w:hAnsi="BRH Devanagari Extra" w:cs="BRH Devanagari Extra"/>
+                <w:color w:val="000000"/>
+                <w:sz w:val="26"/>
+                <w:szCs w:val="32"/>
+                <w:highlight w:val="yellow"/>
+                <w:lang w:val="it-IT"/>
+              </w:rPr>
+              <w:t>ó</w:t>
+            </w:r>
+            <w:r>
+              <w:rPr>
+                <w:rFonts w:ascii="BRH Devanagari Extra" w:hAnsi="BRH Devanagari Extra" w:cs="BRH Devanagari Extra"/>
+                <w:color w:val="000000"/>
+                <w:sz w:val="26"/>
+                <w:szCs w:val="32"/>
+                <w:lang w:val="it-IT"/>
+              </w:rPr>
+              <w:t>è</w:t>
+            </w:r>
+            <w:r>
+              <w:rPr>
+                <w:rFonts w:ascii="BRH Devanagari Extra" w:hAnsi="BRH Devanagari Extra" w:cs="BRH Devanagari Extra"/>
+                <w:color w:val="000000"/>
+                <w:sz w:val="32"/>
+                <w:szCs w:val="32"/>
+                <w:lang w:val="it-IT"/>
+              </w:rPr>
+              <w:t>þxÉÏÌiÉ</w:t>
+            </w:r>
+            <w:r>
+              <w:rPr>
+                <w:rFonts w:ascii="BRH Malayalam Extra" w:hAnsi="BRH Malayalam Extra" w:cs="BRH Devanagari Extra"/>
+                <w:color w:val="000000"/>
+                <w:szCs w:val="32"/>
+                <w:lang w:val="it-IT"/>
+              </w:rPr>
+              <w:t>–</w:t>
+            </w:r>
+            <w:r>
+              <w:rPr>
+                <w:rFonts w:ascii="BRH Devanagari Extra" w:hAnsi="BRH Devanagari Extra" w:cs="BRH Devanagari Extra"/>
+                <w:color w:val="000000"/>
+                <w:sz w:val="32"/>
+                <w:szCs w:val="32"/>
+                <w:lang w:val="it-IT"/>
+              </w:rPr>
+              <w:t xml:space="preserve"> qÉWûÉ</w:t>
+            </w:r>
+            <w:r>
+              <w:rPr>
+                <w:rFonts w:ascii="BRH Devanagari Extra" w:hAnsi="BRH Devanagari Extra" w:cs="BRH Devanagari Extra"/>
+                <w:color w:val="000000"/>
+                <w:sz w:val="26"/>
+                <w:szCs w:val="32"/>
+                <w:lang w:val="it-IT"/>
+              </w:rPr>
+              <w:t>óè</w:t>
+            </w:r>
+            <w:r>
+              <w:rPr>
+                <w:rFonts w:ascii="BRH Devanagari Extra" w:hAnsi="BRH Devanagari Extra" w:cs="BRH Devanagari Extra"/>
+                <w:color w:val="000000"/>
+                <w:sz w:val="32"/>
+                <w:szCs w:val="32"/>
+                <w:lang w:val="it-IT"/>
+              </w:rPr>
+              <w:t xml:space="preserve">þÍxÉ | </w:t>
+            </w:r>
+          </w:p>
+        </w:tc>
+        <w:tc>
+          <w:tcPr>
+            <w:tcW w:w="7371" w:type="dxa"/>
+            <w:tcBorders>
+              <w:top w:val="single" w:sz="4" w:space="0" w:color="000000"/>
+              <w:left w:val="single" w:sz="4" w:space="0" w:color="000000"/>
+              <w:bottom w:val="single" w:sz="4" w:space="0" w:color="000000"/>
+              <w:right w:val="single" w:sz="4" w:space="0" w:color="000000"/>
+            </w:tcBorders>
+          </w:tcPr>
+          <w:p>
+            <w:pPr>
+              <w:widowControl w:val="0"/>
+              <w:autoSpaceDE w:val="0"/>
+              <w:autoSpaceDN w:val="0"/>
+              <w:adjustRightInd w:val="0"/>
+              <w:spacing w:before="0" w:line="240" w:lineRule="auto"/>
+              <w:rPr>
+                <w:rFonts w:ascii="BRH Devanagari Extra" w:hAnsi="BRH Devanagari Extra" w:cs="BRH Devanagari Extra"/>
+                <w:color w:val="000000"/>
+                <w:sz w:val="32"/>
+                <w:szCs w:val="32"/>
+              </w:rPr>
+            </w:pPr>
+            <w:r>
+              <w:rPr>
+                <w:rFonts w:ascii="BRH Devanagari Extra" w:hAnsi="BRH Devanagari Extra" w:cs="BRH Devanagari Extra"/>
+                <w:color w:val="000000"/>
+                <w:sz w:val="32"/>
+                <w:szCs w:val="32"/>
+              </w:rPr>
+              <w:t>(</w:t>
+            </w:r>
+            <w:proofErr w:type="gramStart"/>
+            <w:r>
+              <w:rPr>
+                <w:rFonts w:cs="BRH Devanagari Extra"/>
+                <w:color w:val="000000"/>
+                <w:szCs w:val="32"/>
+              </w:rPr>
+              <w:t>19</w:t>
+            </w:r>
+            <w:r>
+              <w:rPr>
+                <w:rFonts w:ascii="BRH Devanagari Extra" w:hAnsi="BRH Devanagari Extra" w:cs="BRH Devanagari Extra"/>
+                <w:color w:val="000000"/>
+                <w:sz w:val="32"/>
+                <w:szCs w:val="32"/>
+              </w:rPr>
+              <w:t>)</w:t>
+            </w:r>
+            <w:r>
+              <w:rPr>
+                <w:rFonts w:cs="BRH Devanagari Extra"/>
+                <w:color w:val="000000"/>
+                <w:szCs w:val="32"/>
+              </w:rPr>
+              <w:t>[</w:t>
+            </w:r>
+            <w:proofErr w:type="gramEnd"/>
+            <w:r>
+              <w:rPr>
+                <w:rFonts w:cs="BRH Devanagari Extra"/>
+                <w:color w:val="000000"/>
+                <w:szCs w:val="32"/>
+              </w:rPr>
+              <w:t>P19</w:t>
+            </w:r>
+            <w:r>
+              <w:rPr>
+                <w:rFonts w:ascii="BRH Devanagari Extra" w:hAnsi="BRH Devanagari Extra" w:cs="BRH Devanagari Extra"/>
+                <w:color w:val="000000"/>
+                <w:sz w:val="32"/>
+                <w:szCs w:val="32"/>
+              </w:rPr>
+              <w:t xml:space="preserve">] </w:t>
+            </w:r>
+            <w:r>
+              <w:rPr>
+                <w:rFonts w:cs="BRH Devanagari Extra"/>
+                <w:color w:val="000000"/>
+                <w:szCs w:val="32"/>
+              </w:rPr>
+              <w:t>4</w:t>
+            </w:r>
+            <w:r>
+              <w:rPr>
+                <w:rFonts w:ascii="BRH Devanagari Extra" w:hAnsi="BRH Devanagari Extra" w:cs="BRH Devanagari Extra"/>
+                <w:color w:val="000000"/>
+                <w:sz w:val="32"/>
+                <w:szCs w:val="32"/>
+              </w:rPr>
+              <w:t>.</w:t>
+            </w:r>
+            <w:r>
+              <w:rPr>
+                <w:rFonts w:cs="BRH Devanagari Extra"/>
+                <w:color w:val="000000"/>
+                <w:szCs w:val="32"/>
+              </w:rPr>
+              <w:t>6</w:t>
+            </w:r>
+            <w:r>
+              <w:rPr>
+                <w:rFonts w:ascii="BRH Devanagari Extra" w:hAnsi="BRH Devanagari Extra" w:cs="BRH Devanagari Extra"/>
+                <w:color w:val="000000"/>
+                <w:sz w:val="32"/>
+                <w:szCs w:val="32"/>
+              </w:rPr>
+              <w:t>.</w:t>
+            </w:r>
+            <w:r>
+              <w:rPr>
+                <w:rFonts w:cs="BRH Devanagari Extra"/>
+                <w:color w:val="000000"/>
+                <w:szCs w:val="32"/>
+              </w:rPr>
+              <w:t>4</w:t>
+            </w:r>
+            <w:r>
+              <w:rPr>
+                <w:rFonts w:ascii="BRH Devanagari Extra" w:hAnsi="BRH Devanagari Extra" w:cs="BRH Devanagari Extra"/>
+                <w:color w:val="000000"/>
+                <w:sz w:val="32"/>
+                <w:szCs w:val="32"/>
+              </w:rPr>
+              <w:t>.</w:t>
+            </w:r>
+            <w:r>
+              <w:rPr>
+                <w:rFonts w:cs="BRH Devanagari Extra"/>
+                <w:color w:val="000000"/>
+                <w:szCs w:val="32"/>
+              </w:rPr>
+              <w:t>4</w:t>
+            </w:r>
+            <w:r>
+              <w:rPr>
+                <w:rFonts w:ascii="BRH Devanagari Extra" w:hAnsi="BRH Devanagari Extra" w:cs="BRH Devanagari Extra"/>
+                <w:color w:val="000000"/>
+                <w:sz w:val="32"/>
+                <w:szCs w:val="32"/>
+              </w:rPr>
+              <w:t>(</w:t>
+            </w:r>
+            <w:r>
+              <w:rPr>
+                <w:rFonts w:cs="BRH Devanagari Extra"/>
+                <w:color w:val="000000"/>
+                <w:szCs w:val="32"/>
+              </w:rPr>
+              <w:t>17</w:t>
+            </w:r>
+            <w:r>
+              <w:rPr>
+                <w:rFonts w:ascii="BRH Devanagari Extra" w:hAnsi="BRH Devanagari Extra" w:cs="BRH Devanagari Extra"/>
+                <w:color w:val="000000"/>
+                <w:sz w:val="32"/>
+                <w:szCs w:val="32"/>
+              </w:rPr>
+              <w:t>)</w:t>
+            </w:r>
+            <w:proofErr w:type="gramStart"/>
+            <w:r>
+              <w:rPr>
+                <w:rFonts w:ascii="BRH Devanagari Extra" w:hAnsi="BRH Devanagari Extra" w:cs="BRH Devanagari Extra"/>
+                <w:color w:val="000000"/>
+                <w:sz w:val="32"/>
+                <w:szCs w:val="32"/>
+              </w:rPr>
+              <w:t>-  qÉWûÉ</w:t>
+            </w:r>
+            <w:r>
+              <w:rPr>
+                <w:rFonts w:ascii="BRH Devanagari Extra" w:hAnsi="BRH Devanagari Extra" w:cs="BRH Devanagari Extra"/>
+                <w:color w:val="000000"/>
+                <w:sz w:val="26"/>
+                <w:szCs w:val="32"/>
+              </w:rPr>
+              <w:t>óè</w:t>
+            </w:r>
+            <w:r>
+              <w:rPr>
+                <w:rFonts w:ascii="BRH Devanagari Extra" w:hAnsi="BRH Devanagari Extra" w:cs="BRH Devanagari Extra"/>
+                <w:color w:val="000000"/>
+                <w:sz w:val="32"/>
+                <w:szCs w:val="32"/>
+              </w:rPr>
+              <w:t>þÍxÉ</w:t>
+            </w:r>
+            <w:proofErr w:type="gramEnd"/>
+            <w:r>
+              <w:rPr>
+                <w:rFonts w:ascii="BRH Devanagari Extra" w:hAnsi="BRH Devanagari Extra" w:cs="BRH Devanagari Extra"/>
+                <w:color w:val="000000"/>
+                <w:sz w:val="32"/>
+                <w:szCs w:val="32"/>
+              </w:rPr>
+              <w:t xml:space="preserve"> ||</w:t>
+            </w:r>
+          </w:p>
+          <w:p>
+            <w:pPr>
+              <w:widowControl w:val="0"/>
+              <w:autoSpaceDE w:val="0"/>
+              <w:autoSpaceDN w:val="0"/>
+              <w:adjustRightInd w:val="0"/>
+              <w:spacing w:before="0" w:line="240" w:lineRule="auto"/>
+              <w:rPr>
+                <w:rFonts w:cs="BRH Malayalam Extra"/>
+                <w:color w:val="FF0000"/>
+                <w:szCs w:val="40"/>
+              </w:rPr>
+            </w:pPr>
+            <w:r>
+              <w:rPr>
+                <w:rFonts w:ascii="BRH Devanagari Extra" w:hAnsi="BRH Devanagari Extra" w:cs="BRH Devanagari Extra"/>
+                <w:color w:val="000000"/>
+                <w:sz w:val="32"/>
+                <w:szCs w:val="32"/>
+              </w:rPr>
+              <w:t>qÉ</w:t>
+            </w:r>
+            <w:r>
+              <w:rPr>
+                <w:rFonts w:ascii="BRH Devanagari Extra" w:hAnsi="BRH Devanagari Extra" w:cs="BRH Devanagari Extra"/>
+                <w:color w:val="000000"/>
+                <w:sz w:val="32"/>
+                <w:szCs w:val="32"/>
+                <w:highlight w:val="green"/>
+              </w:rPr>
+              <w:t>WûÉ</w:t>
+            </w:r>
+            <w:r>
+              <w:rPr>
+                <w:rFonts w:ascii="BRH Malayalam Extra" w:hAnsi="BRH Malayalam Extra" w:cs="BRH Devanagari Extra"/>
+                <w:color w:val="000000"/>
+                <w:szCs w:val="32"/>
+                <w:highlight w:val="green"/>
+              </w:rPr>
+              <w:t>–</w:t>
+            </w:r>
+            <w:r>
+              <w:rPr>
+                <w:rFonts w:ascii="BRH Devanagari Extra" w:hAnsi="BRH Devanagari Extra" w:cs="BRH Devanagari Extra"/>
+                <w:color w:val="000000"/>
+                <w:sz w:val="26"/>
+                <w:szCs w:val="32"/>
+                <w:highlight w:val="green"/>
+              </w:rPr>
+              <w:t>óè</w:t>
+            </w:r>
+            <w:r>
+              <w:rPr>
+                <w:rFonts w:ascii="BRH Malayalam Extra" w:hAnsi="BRH Malayalam Extra" w:cs="BRH Devanagari Extra"/>
+                <w:color w:val="000000"/>
+                <w:szCs w:val="32"/>
+              </w:rPr>
+              <w:t>–</w:t>
+            </w:r>
+            <w:r>
+              <w:rPr>
+                <w:rFonts w:ascii="BRH Devanagari Extra" w:hAnsi="BRH Devanagari Extra" w:cs="BRH Devanagari Extra"/>
+                <w:color w:val="000000"/>
+                <w:sz w:val="32"/>
+                <w:szCs w:val="32"/>
+              </w:rPr>
+              <w:t>xÉÏÌiÉ</w:t>
+            </w:r>
+            <w:r>
+              <w:rPr>
+                <w:rFonts w:ascii="BRH Malayalam Extra" w:hAnsi="BRH Malayalam Extra" w:cs="BRH Devanagari Extra"/>
+                <w:color w:val="000000"/>
+                <w:szCs w:val="32"/>
+              </w:rPr>
+              <w:t>–</w:t>
+            </w:r>
+            <w:r>
+              <w:rPr>
+                <w:rFonts w:ascii="BRH Devanagari Extra" w:hAnsi="BRH Devanagari Extra" w:cs="BRH Devanagari Extra"/>
+                <w:color w:val="000000"/>
+                <w:sz w:val="32"/>
+                <w:szCs w:val="32"/>
+              </w:rPr>
+              <w:t xml:space="preserve"> qÉWûÉ</w:t>
+            </w:r>
+            <w:r>
+              <w:rPr>
+                <w:rFonts w:ascii="BRH Devanagari Extra" w:hAnsi="BRH Devanagari Extra" w:cs="BRH Devanagari Extra"/>
+                <w:color w:val="000000"/>
+                <w:sz w:val="26"/>
+                <w:szCs w:val="32"/>
+              </w:rPr>
+              <w:t>óè</w:t>
+            </w:r>
+            <w:r>
+              <w:rPr>
+                <w:rFonts w:ascii="BRH Devanagari Extra" w:hAnsi="BRH Devanagari Extra" w:cs="BRH Devanagari Extra"/>
+                <w:color w:val="000000"/>
+                <w:sz w:val="32"/>
+                <w:szCs w:val="32"/>
+              </w:rPr>
+              <w:t xml:space="preserve">þÍxÉ | </w:t>
+            </w:r>
+          </w:p>
+        </w:tc>
+      </w:tr>
+    </w:tbl>
+    <w:p>
+      <w:pPr>
+        <w:spacing w:before="0" w:line="240" w:lineRule="auto"/>
+        <w:jc w:val="center"/>
+        <w:rPr>
+          <w:b/>
+          <w:bCs/>
+          <w:sz w:val="32"/>
+          <w:szCs w:val="32"/>
+          <w:u w:val="single"/>
+        </w:rPr>
+      </w:pPr>
+      <w:r>
+        <w:rPr>
+          <w:b/>
+          <w:bCs/>
+          <w:sz w:val="32"/>
+          <w:szCs w:val="32"/>
+          <w:u w:val="single"/>
+        </w:rPr>
+        <w:t>================</w:t>
+      </w:r>
+    </w:p>
+    <w:p>
+      <w:pPr>
+        <w:spacing w:before="0" w:line="240" w:lineRule="auto"/>
+        <w:jc w:val="center"/>
+        <w:rPr>
+          <w:b/>
+          <w:bCs/>
+          <w:sz w:val="32"/>
+          <w:szCs w:val="32"/>
+          <w:u w:val="single"/>
+        </w:rPr>
+      </w:pPr>
+    </w:p>
+    <w:p>
+      <w:pPr>
+        <w:spacing w:before="0" w:line="240" w:lineRule="auto"/>
+        <w:jc w:val="center"/>
+        <w:rPr>
+          <w:b/>
+          <w:bCs/>
+          <w:sz w:val="32"/>
+          <w:szCs w:val="32"/>
+          <w:u w:val="single"/>
+        </w:rPr>
+      </w:pPr>
+    </w:p>
+    <w:p>
+      <w:pPr>
+        <w:spacing w:before="0" w:line="240" w:lineRule="auto"/>
+        <w:jc w:val="center"/>
+        <w:rPr>
+          <w:b/>
+          <w:bCs/>
+          <w:sz w:val="32"/>
+          <w:szCs w:val="32"/>
+          <w:u w:val="single"/>
+        </w:rPr>
+      </w:pPr>
+    </w:p>
+    <w:p>
+      <w:pPr>
+        <w:spacing w:before="0" w:line="240" w:lineRule="auto"/>
+        <w:jc w:val="center"/>
+        <w:rPr>
+          <w:b/>
+          <w:bCs/>
+          <w:sz w:val="32"/>
+          <w:szCs w:val="32"/>
+          <w:u w:val="single"/>
+        </w:rPr>
+      </w:pPr>
+    </w:p>
+    <w:p>
+      <w:pPr>
+        <w:spacing w:before="0" w:line="240" w:lineRule="auto"/>
+        <w:jc w:val="center"/>
+        <w:rPr>
+          <w:b/>
+          <w:bCs/>
+          <w:sz w:val="32"/>
+          <w:szCs w:val="32"/>
+          <w:u w:val="single"/>
+        </w:rPr>
+      </w:pPr>
+    </w:p>
+    <w:p>
+      <w:pPr>
+        <w:spacing w:before="0" w:line="240" w:lineRule="auto"/>
+        <w:jc w:val="center"/>
+        <w:rPr>
+          <w:b/>
+          <w:bCs/>
+          <w:sz w:val="32"/>
+          <w:szCs w:val="32"/>
+          <w:u w:val="single"/>
+        </w:rPr>
+      </w:pPr>
+      <w:r>
+        <w:rPr>
+          <w:b/>
+          <w:bCs/>
+          <w:sz w:val="32"/>
+          <w:szCs w:val="32"/>
+          <w:u w:val="single"/>
+        </w:rPr>
+        <w:lastRenderedPageBreak/>
+        <w:t xml:space="preserve">TS </w:t>
+      </w:r>
+      <w:proofErr w:type="gramStart"/>
       <w:r>
         <w:rPr>
           <w:b/>
@@ -62,7 +7042,18 @@
           <w:szCs w:val="32"/>
           <w:u w:val="single"/>
         </w:rPr>
-        <w:t xml:space="preserve">– TS </w:t>
+        <w:t>–</w:t>
+      </w:r>
+      <w:proofErr w:type="gramEnd"/>
+      <w:r>
+        <w:rPr>
+          <w:b/>
+          <w:bCs/>
+          <w:sz w:val="32"/>
+          <w:szCs w:val="32"/>
+          <w:u w:val="single"/>
+        </w:rPr>
+        <w:t xml:space="preserve"> TS </w:t>
       </w:r>
       <w:r>
         <w:rPr>
@@ -447,7 +7438,27 @@
                 <w:sz w:val="32"/>
                 <w:szCs w:val="32"/>
               </w:rPr>
-              <w:t xml:space="preserve">)-  AÉ | xÉiÉç | </w:t>
+              <w:t>)</w:t>
+            </w:r>
+            <w:proofErr w:type="gramStart"/>
+            <w:r>
+              <w:rPr>
+                <w:rFonts w:ascii="BRH Devanagari Extra" w:hAnsi="BRH Devanagari Extra" w:cs="BRH Devanagari Extra"/>
+                <w:color w:val="000000"/>
+                <w:sz w:val="32"/>
+                <w:szCs w:val="32"/>
+              </w:rPr>
+              <w:t>-  AÉ</w:t>
+            </w:r>
+            <w:proofErr w:type="gramEnd"/>
+            <w:r>
+              <w:rPr>
+                <w:rFonts w:ascii="BRH Devanagari Extra" w:hAnsi="BRH Devanagari Extra" w:cs="BRH Devanagari Extra"/>
+                <w:color w:val="000000"/>
+                <w:sz w:val="32"/>
+                <w:szCs w:val="32"/>
+              </w:rPr>
+              <w:t xml:space="preserve"> | xÉiÉç | </w:t>
             </w:r>
             <w:r>
               <w:rPr>
@@ -744,7 +7755,27 @@
                 <w:sz w:val="32"/>
                 <w:szCs w:val="32"/>
               </w:rPr>
-              <w:t xml:space="preserve">)-  xÉiÉç | </w:t>
+              <w:t>)</w:t>
+            </w:r>
+            <w:proofErr w:type="gramStart"/>
+            <w:r>
+              <w:rPr>
+                <w:rFonts w:ascii="BRH Devanagari Extra" w:hAnsi="BRH Devanagari Extra" w:cs="BRH Devanagari Extra"/>
+                <w:color w:val="000000"/>
+                <w:sz w:val="32"/>
+                <w:szCs w:val="32"/>
+              </w:rPr>
+              <w:t>-  xÉiÉç</w:t>
+            </w:r>
+            <w:proofErr w:type="gramEnd"/>
+            <w:r>
+              <w:rPr>
+                <w:rFonts w:ascii="BRH Devanagari Extra" w:hAnsi="BRH Devanagari Extra" w:cs="BRH Devanagari Extra"/>
+                <w:color w:val="000000"/>
+                <w:sz w:val="32"/>
+                <w:szCs w:val="32"/>
+              </w:rPr>
+              <w:t xml:space="preserve"> | </w:t>
             </w:r>
             <w:r>
               <w:rPr>
@@ -1041,7 +8072,17 @@
                 <w:sz w:val="32"/>
                 <w:szCs w:val="32"/>
               </w:rPr>
-              <w:t xml:space="preserve">)-  </w:t>
+              <w:t>)</w:t>
+            </w:r>
+            <w:proofErr w:type="gramStart"/>
+            <w:r>
+              <w:rPr>
+                <w:rFonts w:ascii="BRH Devanagari Extra" w:hAnsi="BRH Devanagari Extra" w:cs="BRH Devanagari Extra"/>
+                <w:color w:val="000000"/>
+                <w:sz w:val="32"/>
+                <w:szCs w:val="32"/>
+              </w:rPr>
+              <w:t xml:space="preserve">-  </w:t>
             </w:r>
             <w:r>
               <w:rPr>
@@ -1060,7 +8101,17 @@
                 <w:sz w:val="32"/>
                 <w:szCs w:val="32"/>
               </w:rPr>
-              <w:t xml:space="preserve">ÉeÉÉlÉþ || </w:t>
+              <w:t>ÉeÉÉlÉþ</w:t>
+            </w:r>
+            <w:proofErr w:type="gramEnd"/>
+            <w:r>
+              <w:rPr>
+                <w:rFonts w:ascii="BRH Devanagari Extra" w:hAnsi="BRH Devanagari Extra" w:cs="BRH Devanagari Extra"/>
+                <w:color w:val="000000"/>
+                <w:sz w:val="32"/>
+                <w:szCs w:val="32"/>
+              </w:rPr>
+              <w:t xml:space="preserve"> || </w:t>
             </w:r>
           </w:p>
           <w:p>
@@ -1282,7 +8333,27 @@
                 <w:sz w:val="32"/>
                 <w:szCs w:val="32"/>
               </w:rPr>
-              <w:t xml:space="preserve">)-  AÉ | xÉiÉç | </w:t>
+              <w:t>)</w:t>
+            </w:r>
+            <w:proofErr w:type="gramStart"/>
+            <w:r>
+              <w:rPr>
+                <w:rFonts w:ascii="BRH Devanagari Extra" w:hAnsi="BRH Devanagari Extra" w:cs="BRH Devanagari Extra"/>
+                <w:color w:val="000000"/>
+                <w:sz w:val="32"/>
+                <w:szCs w:val="32"/>
+              </w:rPr>
+              <w:t>-  AÉ</w:t>
+            </w:r>
+            <w:proofErr w:type="gramEnd"/>
+            <w:r>
+              <w:rPr>
+                <w:rFonts w:ascii="BRH Devanagari Extra" w:hAnsi="BRH Devanagari Extra" w:cs="BRH Devanagari Extra"/>
+                <w:color w:val="000000"/>
+                <w:sz w:val="32"/>
+                <w:szCs w:val="32"/>
+              </w:rPr>
+              <w:t xml:space="preserve"> | xÉiÉç | </w:t>
             </w:r>
             <w:r>
               <w:rPr>
@@ -1607,7 +8678,27 @@
                 <w:sz w:val="32"/>
                 <w:szCs w:val="32"/>
               </w:rPr>
-              <w:t xml:space="preserve">)-  xÉiÉç | </w:t>
+              <w:t>)</w:t>
+            </w:r>
+            <w:proofErr w:type="gramStart"/>
+            <w:r>
+              <w:rPr>
+                <w:rFonts w:ascii="BRH Devanagari Extra" w:hAnsi="BRH Devanagari Extra" w:cs="BRH Devanagari Extra"/>
+                <w:color w:val="000000"/>
+                <w:sz w:val="32"/>
+                <w:szCs w:val="32"/>
+              </w:rPr>
+              <w:t>-  xÉiÉç</w:t>
+            </w:r>
+            <w:proofErr w:type="gramEnd"/>
+            <w:r>
+              <w:rPr>
+                <w:rFonts w:ascii="BRH Devanagari Extra" w:hAnsi="BRH Devanagari Extra" w:cs="BRH Devanagari Extra"/>
+                <w:color w:val="000000"/>
+                <w:sz w:val="32"/>
+                <w:szCs w:val="32"/>
+              </w:rPr>
+              <w:t xml:space="preserve"> | </w:t>
             </w:r>
             <w:r>
               <w:rPr>
@@ -1930,7 +9021,17 @@
                 <w:sz w:val="32"/>
                 <w:szCs w:val="32"/>
               </w:rPr>
-              <w:t xml:space="preserve">)-  </w:t>
+              <w:t>)</w:t>
+            </w:r>
+            <w:proofErr w:type="gramStart"/>
+            <w:r>
+              <w:rPr>
+                <w:rFonts w:ascii="BRH Devanagari Extra" w:hAnsi="BRH Devanagari Extra" w:cs="BRH Devanagari Extra"/>
+                <w:color w:val="000000"/>
+                <w:sz w:val="32"/>
+                <w:szCs w:val="32"/>
+              </w:rPr>
+              <w:t xml:space="preserve">-  </w:t>
             </w:r>
             <w:r>
               <w:rPr>
@@ -1942,6 +9043,7 @@
               </w:rPr>
               <w:t>eÉ</w:t>
             </w:r>
+            <w:proofErr w:type="gramEnd"/>
             <w:r>
               <w:rPr>
                 <w:rFonts w:ascii="BRH Malayalam Extra" w:hAnsi="BRH Malayalam Extra" w:cs="BRH Devanagari Extra"/>
@@ -2184,8 +9286,19 @@
                 <w:sz w:val="32"/>
                 <w:szCs w:val="32"/>
               </w:rPr>
-              <w:t>)-  L</w:t>
-            </w:r>
+              <w:t>)</w:t>
+            </w:r>
+            <w:proofErr w:type="gramStart"/>
+            <w:r>
+              <w:rPr>
+                <w:rFonts w:ascii="BRH Devanagari Extra" w:hAnsi="BRH Devanagari Extra" w:cs="BRH Devanagari Extra"/>
+                <w:color w:val="000000"/>
+                <w:sz w:val="32"/>
+                <w:szCs w:val="32"/>
+              </w:rPr>
+              <w:t>-  L</w:t>
+            </w:r>
+            <w:proofErr w:type="gramEnd"/>
             <w:r>
               <w:rPr>
                 <w:rFonts w:ascii="BRH Malayalam Extra" w:hAnsi="BRH Malayalam Extra" w:cs="BRH Devanagari Extra"/>
@@ -2590,7 +9703,27 @@
                 <w:sz w:val="32"/>
                 <w:szCs w:val="32"/>
               </w:rPr>
-              <w:t>)-  iÉqÉç | xÉ</w:t>
+              <w:t>)</w:t>
+            </w:r>
+            <w:proofErr w:type="gramStart"/>
+            <w:r>
+              <w:rPr>
+                <w:rFonts w:ascii="BRH Devanagari Extra" w:hAnsi="BRH Devanagari Extra" w:cs="BRH Devanagari Extra"/>
+                <w:color w:val="000000"/>
+                <w:sz w:val="32"/>
+                <w:szCs w:val="32"/>
+              </w:rPr>
+              <w:t>-  iÉqÉç</w:t>
+            </w:r>
+            <w:proofErr w:type="gramEnd"/>
+            <w:r>
+              <w:rPr>
+                <w:rFonts w:ascii="BRH Devanagari Extra" w:hAnsi="BRH Devanagari Extra" w:cs="BRH Devanagari Extra"/>
+                <w:color w:val="000000"/>
+                <w:sz w:val="32"/>
+                <w:szCs w:val="32"/>
+              </w:rPr>
+              <w:t xml:space="preserve"> | xÉ</w:t>
             </w:r>
             <w:r>
               <w:rPr>
@@ -3018,8 +10151,19 @@
                 <w:sz w:val="32"/>
                 <w:szCs w:val="32"/>
               </w:rPr>
-              <w:t>)-  xÉ</w:t>
-            </w:r>
+              <w:t>)</w:t>
+            </w:r>
+            <w:proofErr w:type="gramStart"/>
+            <w:r>
+              <w:rPr>
+                <w:rFonts w:ascii="BRH Devanagari Extra" w:hAnsi="BRH Devanagari Extra" w:cs="BRH Devanagari Extra"/>
+                <w:color w:val="000000"/>
+                <w:sz w:val="32"/>
+                <w:szCs w:val="32"/>
+              </w:rPr>
+              <w:t>-  xÉ</w:t>
+            </w:r>
+            <w:proofErr w:type="gramEnd"/>
             <w:r>
               <w:rPr>
                 <w:rFonts w:ascii="BRH Malayalam Extra" w:hAnsi="BRH Malayalam Extra" w:cs="BRH Devanagari Extra"/>
@@ -3513,8 +10657,19 @@
                 <w:sz w:val="32"/>
                 <w:szCs w:val="32"/>
               </w:rPr>
-              <w:t>)-  xÉ</w:t>
-            </w:r>
+              <w:t>)</w:t>
+            </w:r>
+            <w:proofErr w:type="gramStart"/>
+            <w:r>
+              <w:rPr>
+                <w:rFonts w:ascii="BRH Devanagari Extra" w:hAnsi="BRH Devanagari Extra" w:cs="BRH Devanagari Extra"/>
+                <w:color w:val="000000"/>
+                <w:sz w:val="32"/>
+                <w:szCs w:val="32"/>
+              </w:rPr>
+              <w:t>-  xÉ</w:t>
+            </w:r>
+            <w:proofErr w:type="gramEnd"/>
             <w:r>
               <w:rPr>
                 <w:rFonts w:ascii="BRH Malayalam Extra" w:hAnsi="BRH Malayalam Extra" w:cs="BRH Devanagari Extra"/>
@@ -3842,8 +10997,19 @@
                 <w:sz w:val="32"/>
                 <w:szCs w:val="32"/>
               </w:rPr>
-              <w:t>)-  L</w:t>
-            </w:r>
+              <w:t>)</w:t>
+            </w:r>
+            <w:proofErr w:type="gramStart"/>
+            <w:r>
+              <w:rPr>
+                <w:rFonts w:ascii="BRH Devanagari Extra" w:hAnsi="BRH Devanagari Extra" w:cs="BRH Devanagari Extra"/>
+                <w:color w:val="000000"/>
+                <w:sz w:val="32"/>
+                <w:szCs w:val="32"/>
+              </w:rPr>
+              <w:t>-  L</w:t>
+            </w:r>
+            <w:proofErr w:type="gramEnd"/>
             <w:r>
               <w:rPr>
                 <w:rFonts w:ascii="BRH Malayalam Extra" w:hAnsi="BRH Malayalam Extra" w:cs="BRH Devanagari Extra"/>
@@ -4258,7 +11424,27 @@
                 <w:sz w:val="32"/>
                 <w:szCs w:val="32"/>
               </w:rPr>
-              <w:t>)-  iÉqÉç | xÉ</w:t>
+              <w:t>)</w:t>
+            </w:r>
+            <w:proofErr w:type="gramStart"/>
+            <w:r>
+              <w:rPr>
+                <w:rFonts w:ascii="BRH Devanagari Extra" w:hAnsi="BRH Devanagari Extra" w:cs="BRH Devanagari Extra"/>
+                <w:color w:val="000000"/>
+                <w:sz w:val="32"/>
+                <w:szCs w:val="32"/>
+              </w:rPr>
+              <w:t>-  iÉqÉç</w:t>
+            </w:r>
+            <w:proofErr w:type="gramEnd"/>
+            <w:r>
+              <w:rPr>
+                <w:rFonts w:ascii="BRH Devanagari Extra" w:hAnsi="BRH Devanagari Extra" w:cs="BRH Devanagari Extra"/>
+                <w:color w:val="000000"/>
+                <w:sz w:val="32"/>
+                <w:szCs w:val="32"/>
+              </w:rPr>
+              <w:t xml:space="preserve"> | xÉ</w:t>
             </w:r>
             <w:r>
               <w:rPr>
@@ -4696,8 +11882,19 @@
                 <w:sz w:val="32"/>
                 <w:szCs w:val="32"/>
               </w:rPr>
-              <w:t>)-  xÉ</w:t>
-            </w:r>
+              <w:t>)</w:t>
+            </w:r>
+            <w:proofErr w:type="gramStart"/>
+            <w:r>
+              <w:rPr>
+                <w:rFonts w:ascii="BRH Devanagari Extra" w:hAnsi="BRH Devanagari Extra" w:cs="BRH Devanagari Extra"/>
+                <w:color w:val="000000"/>
+                <w:sz w:val="32"/>
+                <w:szCs w:val="32"/>
+              </w:rPr>
+              <w:t>-  xÉ</w:t>
+            </w:r>
+            <w:proofErr w:type="gramEnd"/>
             <w:r>
               <w:rPr>
                 <w:rFonts w:ascii="BRH Malayalam Extra" w:hAnsi="BRH Malayalam Extra" w:cs="BRH Devanagari Extra"/>
@@ -5191,8 +12388,19 @@
                 <w:sz w:val="32"/>
                 <w:szCs w:val="32"/>
               </w:rPr>
-              <w:t>)-  xÉ</w:t>
-            </w:r>
+              <w:t>)</w:t>
+            </w:r>
+            <w:proofErr w:type="gramStart"/>
+            <w:r>
+              <w:rPr>
+                <w:rFonts w:ascii="BRH Devanagari Extra" w:hAnsi="BRH Devanagari Extra" w:cs="BRH Devanagari Extra"/>
+                <w:color w:val="000000"/>
+                <w:sz w:val="32"/>
+                <w:szCs w:val="32"/>
+              </w:rPr>
+              <w:t>-  xÉ</w:t>
+            </w:r>
+            <w:proofErr w:type="gramEnd"/>
             <w:r>
               <w:rPr>
                 <w:rFonts w:ascii="BRH Malayalam Extra" w:hAnsi="BRH Malayalam Extra" w:cs="BRH Devanagari Extra"/>
@@ -5527,7 +12735,27 @@
                 <w:sz w:val="32"/>
                 <w:szCs w:val="32"/>
               </w:rPr>
-              <w:t>)-  aÉ×</w:t>
+              <w:t>)</w:t>
+            </w:r>
+            <w:proofErr w:type="gramStart"/>
+            <w:r>
+              <w:rPr>
+                <w:rFonts w:ascii="BRH Devanagari Extra" w:hAnsi="BRH Devanagari Extra" w:cs="BRH Devanagari Extra"/>
+                <w:color w:val="000000"/>
+                <w:sz w:val="32"/>
+                <w:szCs w:val="32"/>
+              </w:rPr>
+              <w:t>-  aÉ</w:t>
+            </w:r>
+            <w:proofErr w:type="gramEnd"/>
+            <w:r>
+              <w:rPr>
+                <w:rFonts w:ascii="BRH Devanagari Extra" w:hAnsi="BRH Devanagari Extra" w:cs="BRH Devanagari Extra"/>
+                <w:color w:val="000000"/>
+                <w:sz w:val="32"/>
+                <w:szCs w:val="32"/>
+              </w:rPr>
+              <w:t>×</w:t>
             </w:r>
             <w:r>
               <w:rPr>
@@ -6083,7 +13311,27 @@
                 <w:sz w:val="32"/>
                 <w:szCs w:val="32"/>
               </w:rPr>
-              <w:t>)-  aÉ×</w:t>
+              <w:t>)</w:t>
+            </w:r>
+            <w:proofErr w:type="gramStart"/>
+            <w:r>
+              <w:rPr>
+                <w:rFonts w:ascii="BRH Devanagari Extra" w:hAnsi="BRH Devanagari Extra" w:cs="BRH Devanagari Extra"/>
+                <w:color w:val="000000"/>
+                <w:sz w:val="32"/>
+                <w:szCs w:val="32"/>
+              </w:rPr>
+              <w:t>-  aÉ</w:t>
+            </w:r>
+            <w:proofErr w:type="gramEnd"/>
+            <w:r>
+              <w:rPr>
+                <w:rFonts w:ascii="BRH Devanagari Extra" w:hAnsi="BRH Devanagari Extra" w:cs="BRH Devanagari Extra"/>
+                <w:color w:val="000000"/>
+                <w:sz w:val="32"/>
+                <w:szCs w:val="32"/>
+              </w:rPr>
+              <w:t>×</w:t>
             </w:r>
             <w:r>
               <w:rPr>
@@ -6646,8 +13894,19 @@
                 <w:sz w:val="32"/>
                 <w:szCs w:val="32"/>
               </w:rPr>
-              <w:t>)-  eÉ</w:t>
-            </w:r>
+              <w:t>)</w:t>
+            </w:r>
+            <w:proofErr w:type="gramStart"/>
+            <w:r>
+              <w:rPr>
+                <w:rFonts w:ascii="BRH Devanagari Extra" w:hAnsi="BRH Devanagari Extra" w:cs="BRH Devanagari Extra"/>
+                <w:color w:val="000000"/>
+                <w:sz w:val="32"/>
+                <w:szCs w:val="32"/>
+              </w:rPr>
+              <w:t>-  eÉ</w:t>
+            </w:r>
+            <w:proofErr w:type="gramEnd"/>
             <w:r>
               <w:rPr>
                 <w:rFonts w:ascii="BRH Malayalam Extra" w:hAnsi="BRH Malayalam Extra" w:cs="BRH Devanagari Extra"/>
@@ -6920,8 +14179,19 @@
                 <w:sz w:val="32"/>
                 <w:szCs w:val="32"/>
               </w:rPr>
-              <w:t>)-  eÉ</w:t>
-            </w:r>
+              <w:t>)</w:t>
+            </w:r>
+            <w:proofErr w:type="gramStart"/>
+            <w:r>
+              <w:rPr>
+                <w:rFonts w:ascii="BRH Devanagari Extra" w:hAnsi="BRH Devanagari Extra" w:cs="BRH Devanagari Extra"/>
+                <w:color w:val="000000"/>
+                <w:sz w:val="32"/>
+                <w:szCs w:val="32"/>
+              </w:rPr>
+              <w:t>-  eÉ</w:t>
+            </w:r>
+            <w:proofErr w:type="gramEnd"/>
             <w:r>
               <w:rPr>
                 <w:rFonts w:ascii="BRH Malayalam Extra" w:hAnsi="BRH Malayalam Extra" w:cs="BRH Devanagari Extra"/>
@@ -7200,7 +14470,17 @@
                 <w:sz w:val="32"/>
                 <w:szCs w:val="32"/>
               </w:rPr>
-              <w:t>)-  AuÉþ</w:t>
+              <w:t>)</w:t>
+            </w:r>
+            <w:proofErr w:type="gramStart"/>
+            <w:r>
+              <w:rPr>
+                <w:rFonts w:ascii="BRH Devanagari Extra" w:hAnsi="BRH Devanagari Extra" w:cs="BRH Devanagari Extra"/>
+                <w:color w:val="000000"/>
+                <w:sz w:val="32"/>
+                <w:szCs w:val="32"/>
+              </w:rPr>
+              <w:t>-  AuÉþ</w:t>
             </w:r>
             <w:r>
               <w:rPr>
@@ -7212,6 +14492,7 @@
               </w:rPr>
               <w:t>xÉ</w:t>
             </w:r>
+            <w:proofErr w:type="gramEnd"/>
             <w:r>
               <w:rPr>
                 <w:rFonts w:ascii="BRH Devanagari Extra" w:hAnsi="BRH Devanagari Extra" w:cs="BRH Devanagari Extra"/>
@@ -7630,7 +14911,17 @@
                 <w:sz w:val="32"/>
                 <w:szCs w:val="32"/>
               </w:rPr>
-              <w:t>)-  AuÉþ</w:t>
+              <w:t>)</w:t>
+            </w:r>
+            <w:proofErr w:type="gramStart"/>
+            <w:r>
+              <w:rPr>
+                <w:rFonts w:ascii="BRH Devanagari Extra" w:hAnsi="BRH Devanagari Extra" w:cs="BRH Devanagari Extra"/>
+                <w:color w:val="000000"/>
+                <w:sz w:val="32"/>
+                <w:szCs w:val="32"/>
+              </w:rPr>
+              <w:t>-  AuÉþ</w:t>
             </w:r>
             <w:r>
               <w:rPr>
@@ -7649,7 +14940,17 @@
                 <w:sz w:val="32"/>
                 <w:szCs w:val="32"/>
               </w:rPr>
-              <w:t>É×</w:t>
+              <w:t>É</w:t>
+            </w:r>
+            <w:proofErr w:type="gramEnd"/>
+            <w:r>
+              <w:rPr>
+                <w:rFonts w:ascii="BRH Devanagari Extra" w:hAnsi="BRH Devanagari Extra" w:cs="BRH Devanagari Extra"/>
+                <w:color w:val="000000"/>
+                <w:sz w:val="32"/>
+                <w:szCs w:val="32"/>
+              </w:rPr>
+              <w:t>×</w:t>
             </w:r>
             <w:r>
               <w:rPr>
@@ -7906,7 +15207,17 @@
                 <w:sz w:val="32"/>
                 <w:szCs w:val="32"/>
               </w:rPr>
-              <w:t>)-  AuÉþ</w:t>
+              <w:t>)</w:t>
+            </w:r>
+            <w:proofErr w:type="gramStart"/>
+            <w:r>
+              <w:rPr>
+                <w:rFonts w:ascii="BRH Devanagari Extra" w:hAnsi="BRH Devanagari Extra" w:cs="BRH Devanagari Extra"/>
+                <w:color w:val="000000"/>
+                <w:sz w:val="32"/>
+                <w:szCs w:val="32"/>
+              </w:rPr>
+              <w:t>-  AuÉþ</w:t>
             </w:r>
             <w:r>
               <w:rPr>
@@ -7918,6 +15229,7 @@
               </w:rPr>
               <w:t>xÉ</w:t>
             </w:r>
+            <w:proofErr w:type="gramEnd"/>
             <w:r>
               <w:rPr>
                 <w:rFonts w:ascii="BRH Devanagari Extra" w:hAnsi="BRH Devanagari Extra" w:cs="BRH Devanagari Extra"/>
@@ -8289,7 +15601,17 @@
                 <w:sz w:val="32"/>
                 <w:szCs w:val="32"/>
               </w:rPr>
-              <w:t>)-  AuÉþ</w:t>
+              <w:t>)</w:t>
+            </w:r>
+            <w:proofErr w:type="gramStart"/>
+            <w:r>
+              <w:rPr>
+                <w:rFonts w:ascii="BRH Devanagari Extra" w:hAnsi="BRH Devanagari Extra" w:cs="BRH Devanagari Extra"/>
+                <w:color w:val="000000"/>
+                <w:sz w:val="32"/>
+                <w:szCs w:val="32"/>
+              </w:rPr>
+              <w:t>-  AuÉþ</w:t>
             </w:r>
             <w:r>
               <w:rPr>
@@ -8301,6 +15623,7 @@
               </w:rPr>
               <w:t>xÉ</w:t>
             </w:r>
+            <w:proofErr w:type="gramEnd"/>
             <w:r>
               <w:rPr>
                 <w:rFonts w:ascii="BRH Devanagari Extra" w:hAnsi="BRH Devanagari Extra" w:cs="BRH Devanagari Extra"/>
@@ -8553,7 +15876,17 @@
                 <w:sz w:val="32"/>
                 <w:szCs w:val="32"/>
               </w:rPr>
-              <w:t xml:space="preserve">)-  </w:t>
+              <w:t>)</w:t>
+            </w:r>
+            <w:proofErr w:type="gramStart"/>
+            <w:r>
+              <w:rPr>
+                <w:rFonts w:ascii="BRH Devanagari Extra" w:hAnsi="BRH Devanagari Extra" w:cs="BRH Devanagari Extra"/>
+                <w:color w:val="000000"/>
+                <w:sz w:val="32"/>
+                <w:szCs w:val="32"/>
+              </w:rPr>
+              <w:t xml:space="preserve">-  </w:t>
             </w:r>
             <w:r>
               <w:rPr>
@@ -8565,6 +15898,7 @@
               </w:rPr>
               <w:t>iuÉÉ</w:t>
             </w:r>
+            <w:proofErr w:type="gramEnd"/>
             <w:r>
               <w:rPr>
                 <w:rFonts w:ascii="BRH Malayalam Extra" w:hAnsi="BRH Malayalam Extra" w:cs="BRH Devanagari Extra"/>
@@ -9014,7 +16348,17 @@
                 <w:sz w:val="32"/>
                 <w:szCs w:val="32"/>
               </w:rPr>
-              <w:t xml:space="preserve">)-  </w:t>
+              <w:t>)</w:t>
+            </w:r>
+            <w:proofErr w:type="gramStart"/>
+            <w:r>
+              <w:rPr>
+                <w:rFonts w:ascii="BRH Devanagari Extra" w:hAnsi="BRH Devanagari Extra" w:cs="BRH Devanagari Extra"/>
+                <w:color w:val="000000"/>
+                <w:sz w:val="32"/>
+                <w:szCs w:val="32"/>
+              </w:rPr>
+              <w:t xml:space="preserve">-  </w:t>
             </w:r>
             <w:r>
               <w:rPr>
@@ -9033,7 +16377,17 @@
                 <w:sz w:val="32"/>
                 <w:szCs w:val="32"/>
               </w:rPr>
-              <w:t>qÉç | zÉµÉþliÉÈ | EmÉþ |</w:t>
+              <w:t>qÉç</w:t>
+            </w:r>
+            <w:proofErr w:type="gramEnd"/>
+            <w:r>
+              <w:rPr>
+                <w:rFonts w:ascii="BRH Devanagari Extra" w:hAnsi="BRH Devanagari Extra" w:cs="BRH Devanagari Extra"/>
+                <w:color w:val="000000"/>
+                <w:sz w:val="32"/>
+                <w:szCs w:val="32"/>
+              </w:rPr>
+              <w:t xml:space="preserve"> | zÉµÉþliÉÈ | EmÉþ |</w:t>
             </w:r>
           </w:p>
           <w:p>
@@ -9421,7 +16775,27 @@
                 <w:sz w:val="32"/>
                 <w:szCs w:val="32"/>
               </w:rPr>
-              <w:t>)-  rÉÉåwÉÉÿ | C</w:t>
+              <w:t>)</w:t>
+            </w:r>
+            <w:proofErr w:type="gramStart"/>
+            <w:r>
+              <w:rPr>
+                <w:rFonts w:ascii="BRH Devanagari Extra" w:hAnsi="BRH Devanagari Extra" w:cs="BRH Devanagari Extra"/>
+                <w:color w:val="000000"/>
+                <w:sz w:val="32"/>
+                <w:szCs w:val="32"/>
+              </w:rPr>
+              <w:t>-  rÉÉåwÉÉÿ</w:t>
+            </w:r>
+            <w:proofErr w:type="gramEnd"/>
+            <w:r>
+              <w:rPr>
+                <w:rFonts w:ascii="BRH Devanagari Extra" w:hAnsi="BRH Devanagari Extra" w:cs="BRH Devanagari Extra"/>
+                <w:color w:val="000000"/>
+                <w:sz w:val="32"/>
+                <w:szCs w:val="32"/>
+              </w:rPr>
+              <w:t xml:space="preserve"> | C</w:t>
             </w:r>
             <w:r>
               <w:rPr>
@@ -9896,8 +17270,19 @@
                 <w:sz w:val="32"/>
                 <w:szCs w:val="32"/>
               </w:rPr>
-              <w:t>)-  C</w:t>
-            </w:r>
+              <w:t>)</w:t>
+            </w:r>
+            <w:proofErr w:type="gramStart"/>
+            <w:r>
+              <w:rPr>
+                <w:rFonts w:ascii="BRH Devanagari Extra" w:hAnsi="BRH Devanagari Extra" w:cs="BRH Devanagari Extra"/>
+                <w:color w:val="000000"/>
+                <w:sz w:val="32"/>
+                <w:szCs w:val="32"/>
+              </w:rPr>
+              <w:t>-  C</w:t>
+            </w:r>
+            <w:proofErr w:type="gramEnd"/>
             <w:r>
               <w:rPr>
                 <w:rFonts w:ascii="BRH Malayalam Extra" w:hAnsi="BRH Malayalam Extra" w:cs="BRH Devanagari Extra"/>
@@ -10350,7 +17735,27 @@
                 <w:sz w:val="32"/>
                 <w:szCs w:val="32"/>
               </w:rPr>
-              <w:t>)-  rÉÉåwÉÉÿ | C</w:t>
+              <w:t>)</w:t>
+            </w:r>
+            <w:proofErr w:type="gramStart"/>
+            <w:r>
+              <w:rPr>
+                <w:rFonts w:ascii="BRH Devanagari Extra" w:hAnsi="BRH Devanagari Extra" w:cs="BRH Devanagari Extra"/>
+                <w:color w:val="000000"/>
+                <w:sz w:val="32"/>
+                <w:szCs w:val="32"/>
+              </w:rPr>
+              <w:t>-  rÉÉåwÉÉÿ</w:t>
+            </w:r>
+            <w:proofErr w:type="gramEnd"/>
+            <w:r>
+              <w:rPr>
+                <w:rFonts w:ascii="BRH Devanagari Extra" w:hAnsi="BRH Devanagari Extra" w:cs="BRH Devanagari Extra"/>
+                <w:color w:val="000000"/>
+                <w:sz w:val="32"/>
+                <w:szCs w:val="32"/>
+              </w:rPr>
+              <w:t xml:space="preserve"> | C</w:t>
             </w:r>
             <w:r>
               <w:rPr>
@@ -10781,8 +18186,19 @@
                 <w:sz w:val="32"/>
                 <w:szCs w:val="32"/>
               </w:rPr>
-              <w:t>)-  C</w:t>
-            </w:r>
+              <w:t>)</w:t>
+            </w:r>
+            <w:proofErr w:type="gramStart"/>
+            <w:r>
+              <w:rPr>
+                <w:rFonts w:ascii="BRH Devanagari Extra" w:hAnsi="BRH Devanagari Extra" w:cs="BRH Devanagari Extra"/>
+                <w:color w:val="000000"/>
+                <w:sz w:val="32"/>
+                <w:szCs w:val="32"/>
+              </w:rPr>
+              <w:t>-  C</w:t>
+            </w:r>
+            <w:proofErr w:type="gramEnd"/>
             <w:r>
               <w:rPr>
                 <w:rFonts w:ascii="BRH Malayalam Extra" w:hAnsi="BRH Malayalam Extra" w:cs="BRH Devanagari Extra"/>
@@ -11382,8 +18798,19 @@
                 <w:sz w:val="32"/>
                 <w:szCs w:val="32"/>
               </w:rPr>
-              <w:t>)-  ÌuÉ</w:t>
-            </w:r>
+              <w:t>)</w:t>
+            </w:r>
+            <w:proofErr w:type="gramStart"/>
+            <w:r>
+              <w:rPr>
+                <w:rFonts w:ascii="BRH Devanagari Extra" w:hAnsi="BRH Devanagari Extra" w:cs="BRH Devanagari Extra"/>
+                <w:color w:val="000000"/>
+                <w:sz w:val="32"/>
+                <w:szCs w:val="32"/>
+              </w:rPr>
+              <w:t>-  ÌuÉ</w:t>
+            </w:r>
+            <w:proofErr w:type="gramEnd"/>
             <w:r>
               <w:rPr>
                 <w:rFonts w:ascii="BRH Malayalam Extra" w:hAnsi="BRH Malayalam Extra" w:cs="BRH Devanagari Extra"/>
@@ -11909,8 +19336,19 @@
                 <w:sz w:val="32"/>
                 <w:szCs w:val="32"/>
               </w:rPr>
-              <w:t>)-  xÉ</w:t>
-            </w:r>
+              <w:t>)</w:t>
+            </w:r>
+            <w:proofErr w:type="gramStart"/>
+            <w:r>
+              <w:rPr>
+                <w:rFonts w:ascii="BRH Devanagari Extra" w:hAnsi="BRH Devanagari Extra" w:cs="BRH Devanagari Extra"/>
+                <w:color w:val="000000"/>
+                <w:sz w:val="32"/>
+                <w:szCs w:val="32"/>
+              </w:rPr>
+              <w:t>-  xÉ</w:t>
+            </w:r>
+            <w:proofErr w:type="gramEnd"/>
             <w:r>
               <w:rPr>
                 <w:rFonts w:ascii="BRH Malayalam Extra" w:hAnsi="BRH Malayalam Extra" w:cs="BRH Devanagari Extra"/>
@@ -12382,8 +19820,19 @@
                 <w:sz w:val="32"/>
                 <w:szCs w:val="32"/>
               </w:rPr>
-              <w:t>)-  ÌuÉ</w:t>
-            </w:r>
+              <w:t>)</w:t>
+            </w:r>
+            <w:proofErr w:type="gramStart"/>
+            <w:r>
+              <w:rPr>
+                <w:rFonts w:ascii="BRH Devanagari Extra" w:hAnsi="BRH Devanagari Extra" w:cs="BRH Devanagari Extra"/>
+                <w:color w:val="000000"/>
+                <w:sz w:val="32"/>
+                <w:szCs w:val="32"/>
+              </w:rPr>
+              <w:t>-  ÌuÉ</w:t>
+            </w:r>
+            <w:proofErr w:type="gramEnd"/>
             <w:r>
               <w:rPr>
                 <w:rFonts w:ascii="BRH Malayalam Extra" w:hAnsi="BRH Malayalam Extra" w:cs="BRH Devanagari Extra"/>
@@ -12909,8 +20358,19 @@
                 <w:sz w:val="32"/>
                 <w:szCs w:val="32"/>
               </w:rPr>
-              <w:t>)-  xÉ</w:t>
-            </w:r>
+              <w:t>)</w:t>
+            </w:r>
+            <w:proofErr w:type="gramStart"/>
+            <w:r>
+              <w:rPr>
+                <w:rFonts w:ascii="BRH Devanagari Extra" w:hAnsi="BRH Devanagari Extra" w:cs="BRH Devanagari Extra"/>
+                <w:color w:val="000000"/>
+                <w:sz w:val="32"/>
+                <w:szCs w:val="32"/>
+              </w:rPr>
+              <w:t>-  xÉ</w:t>
+            </w:r>
+            <w:proofErr w:type="gramEnd"/>
             <w:r>
               <w:rPr>
                 <w:rFonts w:ascii="BRH Malayalam Extra" w:hAnsi="BRH Malayalam Extra" w:cs="BRH Devanagari Extra"/>
@@ -13411,8 +20871,19 @@
                 <w:sz w:val="32"/>
                 <w:szCs w:val="32"/>
               </w:rPr>
-              <w:t>)-  D</w:t>
-            </w:r>
+              <w:t>)</w:t>
+            </w:r>
+            <w:proofErr w:type="gramStart"/>
+            <w:r>
+              <w:rPr>
+                <w:rFonts w:ascii="BRH Devanagari Extra" w:hAnsi="BRH Devanagari Extra" w:cs="BRH Devanagari Extra"/>
+                <w:color w:val="000000"/>
+                <w:sz w:val="32"/>
+                <w:szCs w:val="32"/>
+              </w:rPr>
+              <w:t>-  D</w:t>
+            </w:r>
+            <w:proofErr w:type="gramEnd"/>
             <w:r>
               <w:rPr>
                 <w:rFonts w:ascii="BRH Malayalam Extra" w:hAnsi="BRH Malayalam Extra" w:cs="BRH Devanagari Extra"/>
@@ -13703,8 +21174,19 @@
                 <w:sz w:val="32"/>
                 <w:szCs w:val="32"/>
               </w:rPr>
-              <w:t>)-  D</w:t>
-            </w:r>
+              <w:t>)</w:t>
+            </w:r>
+            <w:proofErr w:type="gramStart"/>
+            <w:r>
+              <w:rPr>
+                <w:rFonts w:ascii="BRH Devanagari Extra" w:hAnsi="BRH Devanagari Extra" w:cs="BRH Devanagari Extra"/>
+                <w:color w:val="000000"/>
+                <w:sz w:val="32"/>
+                <w:szCs w:val="32"/>
+              </w:rPr>
+              <w:t>-  D</w:t>
+            </w:r>
+            <w:proofErr w:type="gramEnd"/>
             <w:r>
               <w:rPr>
                 <w:rFonts w:ascii="BRH Malayalam Extra" w:hAnsi="BRH Malayalam Extra" w:cs="BRH Devanagari Extra"/>
@@ -14000,7 +21482,27 @@
                 <w:sz w:val="32"/>
                 <w:szCs w:val="32"/>
               </w:rPr>
-              <w:t>)-  qÉ×</w:t>
+              <w:t>)</w:t>
+            </w:r>
+            <w:proofErr w:type="gramStart"/>
+            <w:r>
+              <w:rPr>
+                <w:rFonts w:ascii="BRH Devanagari Extra" w:hAnsi="BRH Devanagari Extra" w:cs="BRH Devanagari Extra"/>
+                <w:color w:val="000000"/>
+                <w:sz w:val="32"/>
+                <w:szCs w:val="32"/>
+              </w:rPr>
+              <w:t>-  qÉ</w:t>
+            </w:r>
+            <w:proofErr w:type="gramEnd"/>
+            <w:r>
+              <w:rPr>
+                <w:rFonts w:ascii="BRH Devanagari Extra" w:hAnsi="BRH Devanagari Extra" w:cs="BRH Devanagari Extra"/>
+                <w:color w:val="000000"/>
+                <w:sz w:val="32"/>
+                <w:szCs w:val="32"/>
+              </w:rPr>
+              <w:t>×</w:t>
             </w:r>
             <w:r>
               <w:rPr>
@@ -14392,8 +21894,19 @@
                 <w:sz w:val="32"/>
                 <w:szCs w:val="32"/>
               </w:rPr>
-              <w:t>)-  A</w:t>
-            </w:r>
+              <w:t>)</w:t>
+            </w:r>
+            <w:proofErr w:type="gramStart"/>
+            <w:r>
+              <w:rPr>
+                <w:rFonts w:ascii="BRH Devanagari Extra" w:hAnsi="BRH Devanagari Extra" w:cs="BRH Devanagari Extra"/>
+                <w:color w:val="000000"/>
+                <w:sz w:val="32"/>
+                <w:szCs w:val="32"/>
+              </w:rPr>
+              <w:t>-  A</w:t>
+            </w:r>
+            <w:proofErr w:type="gramEnd"/>
             <w:r>
               <w:rPr>
                 <w:rFonts w:ascii="BRH Malayalam Extra" w:hAnsi="BRH Malayalam Extra" w:cs="BRH Devanagari Extra"/>
@@ -14838,7 +22351,27 @@
                 <w:sz w:val="32"/>
                 <w:szCs w:val="32"/>
               </w:rPr>
-              <w:t>)-  qÉ×</w:t>
+              <w:t>)</w:t>
+            </w:r>
+            <w:proofErr w:type="gramStart"/>
+            <w:r>
+              <w:rPr>
+                <w:rFonts w:ascii="BRH Devanagari Extra" w:hAnsi="BRH Devanagari Extra" w:cs="BRH Devanagari Extra"/>
+                <w:color w:val="000000"/>
+                <w:sz w:val="32"/>
+                <w:szCs w:val="32"/>
+              </w:rPr>
+              <w:t>-  qÉ</w:t>
+            </w:r>
+            <w:proofErr w:type="gramEnd"/>
+            <w:r>
+              <w:rPr>
+                <w:rFonts w:ascii="BRH Devanagari Extra" w:hAnsi="BRH Devanagari Extra" w:cs="BRH Devanagari Extra"/>
+                <w:color w:val="000000"/>
+                <w:sz w:val="32"/>
+                <w:szCs w:val="32"/>
+              </w:rPr>
+              <w:t>×</w:t>
             </w:r>
             <w:r>
               <w:rPr>
@@ -15221,8 +22754,19 @@
                 <w:sz w:val="32"/>
                 <w:szCs w:val="32"/>
               </w:rPr>
-              <w:t>)-  A</w:t>
-            </w:r>
+              <w:t>)</w:t>
+            </w:r>
+            <w:proofErr w:type="gramStart"/>
+            <w:r>
+              <w:rPr>
+                <w:rFonts w:ascii="BRH Devanagari Extra" w:hAnsi="BRH Devanagari Extra" w:cs="BRH Devanagari Extra"/>
+                <w:color w:val="000000"/>
+                <w:sz w:val="32"/>
+                <w:szCs w:val="32"/>
+              </w:rPr>
+              <w:t>-  A</w:t>
+            </w:r>
+            <w:proofErr w:type="gramEnd"/>
             <w:r>
               <w:rPr>
                 <w:rFonts w:ascii="BRH Malayalam Extra" w:hAnsi="BRH Malayalam Extra" w:cs="BRH Devanagari Extra"/>
@@ -15641,7 +23185,27 @@
                 <w:sz w:val="28"/>
                 <w:szCs w:val="28"/>
               </w:rPr>
-              <w:t>)-  AµÉÉþ</w:t>
+              <w:t>)</w:t>
+            </w:r>
+            <w:proofErr w:type="gramStart"/>
+            <w:r>
+              <w:rPr>
+                <w:rFonts w:ascii="BRH Devanagari Extra" w:hAnsi="BRH Devanagari Extra" w:cs="BRH Devanagari Extra"/>
+                <w:color w:val="000000"/>
+                <w:sz w:val="28"/>
+                <w:szCs w:val="28"/>
+              </w:rPr>
+              <w:t>-  A</w:t>
+            </w:r>
+            <w:proofErr w:type="gramEnd"/>
+            <w:r>
+              <w:rPr>
+                <w:rFonts w:ascii="BRH Devanagari Extra" w:hAnsi="BRH Devanagari Extra" w:cs="BRH Devanagari Extra"/>
+                <w:color w:val="000000"/>
+                <w:sz w:val="28"/>
+                <w:szCs w:val="28"/>
+              </w:rPr>
+              <w:t>µÉÉþ</w:t>
             </w:r>
             <w:r>
               <w:rPr>
@@ -16136,7 +23700,27 @@
                 <w:sz w:val="32"/>
                 <w:szCs w:val="32"/>
               </w:rPr>
-              <w:t>)-  AµÉÉþ</w:t>
+              <w:t>)</w:t>
+            </w:r>
+            <w:proofErr w:type="gramStart"/>
+            <w:r>
+              <w:rPr>
+                <w:rFonts w:ascii="BRH Devanagari Extra" w:hAnsi="BRH Devanagari Extra" w:cs="BRH Devanagari Extra"/>
+                <w:color w:val="000000"/>
+                <w:sz w:val="32"/>
+                <w:szCs w:val="32"/>
+              </w:rPr>
+              <w:t>-  A</w:t>
+            </w:r>
+            <w:proofErr w:type="gramEnd"/>
+            <w:r>
+              <w:rPr>
+                <w:rFonts w:ascii="BRH Devanagari Extra" w:hAnsi="BRH Devanagari Extra" w:cs="BRH Devanagari Extra"/>
+                <w:color w:val="000000"/>
+                <w:sz w:val="32"/>
+                <w:szCs w:val="32"/>
+              </w:rPr>
+              <w:t>µÉÉþ</w:t>
             </w:r>
             <w:r>
               <w:rPr>
@@ -16422,7 +24006,27 @@
                 <w:sz w:val="28"/>
                 <w:szCs w:val="28"/>
               </w:rPr>
-              <w:t>)-  AµÉÉþ</w:t>
+              <w:t>)</w:t>
+            </w:r>
+            <w:proofErr w:type="gramStart"/>
+            <w:r>
+              <w:rPr>
+                <w:rFonts w:ascii="BRH Devanagari Extra" w:hAnsi="BRH Devanagari Extra" w:cs="BRH Devanagari Extra"/>
+                <w:color w:val="000000"/>
+                <w:sz w:val="28"/>
+                <w:szCs w:val="28"/>
+              </w:rPr>
+              <w:t>-  A</w:t>
+            </w:r>
+            <w:proofErr w:type="gramEnd"/>
+            <w:r>
+              <w:rPr>
+                <w:rFonts w:ascii="BRH Devanagari Extra" w:hAnsi="BRH Devanagari Extra" w:cs="BRH Devanagari Extra"/>
+                <w:color w:val="000000"/>
+                <w:sz w:val="28"/>
+                <w:szCs w:val="28"/>
+              </w:rPr>
+              <w:t>µÉÉþ</w:t>
             </w:r>
             <w:r>
               <w:rPr>
@@ -16889,7 +24493,27 @@
                 <w:sz w:val="32"/>
                 <w:szCs w:val="32"/>
               </w:rPr>
-              <w:t>)-  AµÉÉþ</w:t>
+              <w:t>)</w:t>
+            </w:r>
+            <w:proofErr w:type="gramStart"/>
+            <w:r>
+              <w:rPr>
+                <w:rFonts w:ascii="BRH Devanagari Extra" w:hAnsi="BRH Devanagari Extra" w:cs="BRH Devanagari Extra"/>
+                <w:color w:val="000000"/>
+                <w:sz w:val="32"/>
+                <w:szCs w:val="32"/>
+              </w:rPr>
+              <w:t>-  A</w:t>
+            </w:r>
+            <w:proofErr w:type="gramEnd"/>
+            <w:r>
+              <w:rPr>
+                <w:rFonts w:ascii="BRH Devanagari Extra" w:hAnsi="BRH Devanagari Extra" w:cs="BRH Devanagari Extra"/>
+                <w:color w:val="000000"/>
+                <w:sz w:val="32"/>
+                <w:szCs w:val="32"/>
+              </w:rPr>
+              <w:t>µÉÉþ</w:t>
             </w:r>
             <w:r>
               <w:rPr>
@@ -17169,8 +24793,19 @@
                 <w:sz w:val="32"/>
                 <w:szCs w:val="32"/>
               </w:rPr>
-              <w:t>)-  A</w:t>
-            </w:r>
+              <w:t>)</w:t>
+            </w:r>
+            <w:proofErr w:type="gramStart"/>
+            <w:r>
+              <w:rPr>
+                <w:rFonts w:ascii="BRH Devanagari Extra" w:hAnsi="BRH Devanagari Extra" w:cs="BRH Devanagari Extra"/>
+                <w:color w:val="000000"/>
+                <w:sz w:val="32"/>
+                <w:szCs w:val="32"/>
+              </w:rPr>
+              <w:t>-  A</w:t>
+            </w:r>
+            <w:proofErr w:type="gramEnd"/>
             <w:r>
               <w:rPr>
                 <w:rFonts w:ascii="BRH Malayalam Extra" w:hAnsi="BRH Malayalam Extra" w:cs="BRH Devanagari Extra"/>
@@ -17572,8 +25207,19 @@
                 <w:sz w:val="32"/>
                 <w:szCs w:val="32"/>
               </w:rPr>
-              <w:t>)-  A</w:t>
-            </w:r>
+              <w:t>)</w:t>
+            </w:r>
+            <w:proofErr w:type="gramStart"/>
+            <w:r>
+              <w:rPr>
+                <w:rFonts w:ascii="BRH Devanagari Extra" w:hAnsi="BRH Devanagari Extra" w:cs="BRH Devanagari Extra"/>
+                <w:color w:val="000000"/>
+                <w:sz w:val="32"/>
+                <w:szCs w:val="32"/>
+              </w:rPr>
+              <w:t>-  A</w:t>
+            </w:r>
+            <w:proofErr w:type="gramEnd"/>
             <w:r>
               <w:rPr>
                 <w:rFonts w:ascii="BRH Malayalam Extra" w:hAnsi="BRH Malayalam Extra" w:cs="BRH Devanagari Extra"/>
@@ -18455,8 +26101,19 @@
                 <w:sz w:val="32"/>
                 <w:szCs w:val="32"/>
               </w:rPr>
-              <w:t>)-  A</w:t>
-            </w:r>
+              <w:t>)</w:t>
+            </w:r>
+            <w:proofErr w:type="gramStart"/>
+            <w:r>
+              <w:rPr>
+                <w:rFonts w:ascii="BRH Devanagari Extra" w:hAnsi="BRH Devanagari Extra" w:cs="BRH Devanagari Extra"/>
+                <w:color w:val="000000"/>
+                <w:sz w:val="32"/>
+                <w:szCs w:val="32"/>
+              </w:rPr>
+              <w:t>-  A</w:t>
+            </w:r>
+            <w:proofErr w:type="gramEnd"/>
             <w:r>
               <w:rPr>
                 <w:rFonts w:ascii="BRH Malayalam Extra" w:hAnsi="BRH Malayalam Extra" w:cs="BRH Devanagari Extra"/>
@@ -18713,8 +26370,19 @@
                 <w:sz w:val="32"/>
                 <w:szCs w:val="32"/>
               </w:rPr>
-              <w:t>)-  A</w:t>
-            </w:r>
+              <w:t>)</w:t>
+            </w:r>
+            <w:proofErr w:type="gramStart"/>
+            <w:r>
+              <w:rPr>
+                <w:rFonts w:ascii="BRH Devanagari Extra" w:hAnsi="BRH Devanagari Extra" w:cs="BRH Devanagari Extra"/>
+                <w:color w:val="000000"/>
+                <w:sz w:val="32"/>
+                <w:szCs w:val="32"/>
+              </w:rPr>
+              <w:t>-  A</w:t>
+            </w:r>
+            <w:proofErr w:type="gramEnd"/>
             <w:r>
               <w:rPr>
                 <w:rFonts w:ascii="BRH Malayalam Extra" w:hAnsi="BRH Malayalam Extra" w:cs="BRH Devanagari Extra"/>
@@ -18977,7 +26645,27 @@
                 <w:sz w:val="32"/>
                 <w:szCs w:val="32"/>
               </w:rPr>
-              <w:t>)-  mÉ×wÉþiÉÏ |</w:t>
+              <w:t>)</w:t>
+            </w:r>
+            <w:proofErr w:type="gramStart"/>
+            <w:r>
+              <w:rPr>
+                <w:rFonts w:ascii="BRH Devanagari Extra" w:hAnsi="BRH Devanagari Extra" w:cs="BRH Devanagari Extra"/>
+                <w:color w:val="000000"/>
+                <w:sz w:val="32"/>
+                <w:szCs w:val="32"/>
+              </w:rPr>
+              <w:t>-  mÉ</w:t>
+            </w:r>
+            <w:proofErr w:type="gramEnd"/>
+            <w:r>
+              <w:rPr>
+                <w:rFonts w:ascii="BRH Devanagari Extra" w:hAnsi="BRH Devanagari Extra" w:cs="BRH Devanagari Extra"/>
+                <w:color w:val="000000"/>
+                <w:sz w:val="32"/>
+                <w:szCs w:val="32"/>
+              </w:rPr>
+              <w:t>×wÉþiÉÏ |</w:t>
             </w:r>
           </w:p>
           <w:p>
@@ -19218,7 +26906,27 @@
                 <w:sz w:val="32"/>
                 <w:szCs w:val="32"/>
               </w:rPr>
-              <w:t>)-  mÉ×wÉþiÉÏ |</w:t>
+              <w:t>)</w:t>
+            </w:r>
+            <w:proofErr w:type="gramStart"/>
+            <w:r>
+              <w:rPr>
+                <w:rFonts w:ascii="BRH Devanagari Extra" w:hAnsi="BRH Devanagari Extra" w:cs="BRH Devanagari Extra"/>
+                <w:color w:val="000000"/>
+                <w:sz w:val="32"/>
+                <w:szCs w:val="32"/>
+              </w:rPr>
+              <w:t>-  mÉ</w:t>
+            </w:r>
+            <w:proofErr w:type="gramEnd"/>
+            <w:r>
+              <w:rPr>
+                <w:rFonts w:ascii="BRH Devanagari Extra" w:hAnsi="BRH Devanagari Extra" w:cs="BRH Devanagari Extra"/>
+                <w:color w:val="000000"/>
+                <w:sz w:val="32"/>
+                <w:szCs w:val="32"/>
+              </w:rPr>
+              <w:t>×wÉþiÉÏ |</w:t>
             </w:r>
           </w:p>
           <w:p>
@@ -19827,7 +27535,7 @@
 </file>
 
 <file path=word/endnotes.xml><?xml version="1.0" encoding="utf-8"?>
-<w:endnotes xmlns:wpc="http://schemas.microsoft.com/office/word/2010/wordprocessingCanvas" xmlns:cx="http://schemas.microsoft.com/office/drawing/2014/chartex" xmlns:cx1="http://schemas.microsoft.com/office/drawing/2015/9/8/chartex" xmlns:cx2="http://schemas.microsoft.com/office/drawing/2015/10/21/chartex" xmlns:cx3="http://schemas.microsoft.com/office/drawing/2016/5/9/chartex" xmlns:cx4="http://schemas.microsoft.com/office/drawing/2016/5/10/chartex" xmlns:cx5="http://schemas.microsoft.com/office/drawing/2016/5/11/chartex" xmlns:cx6="http://schemas.microsoft.com/office/drawing/2016/5/12/chartex" xmlns:cx7="http://schemas.microsoft.com/office/drawing/2016/5/13/chartex" xmlns:cx8="http://schemas.microsoft.com/office/drawing/2016/5/14/chartex" xmlns:mc="http://schemas.openxmlformats.org/markup-compatibility/2006" xmlns:aink="http://schemas.microsoft.com/office/drawing/2016/ink" xmlns:am3d="http://schemas.microsoft.com/office/drawing/2017/model3d" xmlns:o="urn:schemas-microsoft-com:office:office" xmlns:oel="http://schemas.microsoft.com/office/2019/extlst" xmlns:r="http://schemas.openxmlformats.org/officeDocument/2006/relationships" xmlns:m="http://schemas.openxmlformats.org/officeDocument/2006/math" xmlns:v="urn:schemas-microsoft-com:vml" xmlns:wp14="http://schemas.microsoft.com/office/word/2010/wordprocessingDrawing" xmlns:wp="http://schemas.openxmlformats.org/drawingml/2006/wordprocessingDrawing" xmlns:w10="urn:schemas-microsoft-com:office:word" xmlns:w="http://schemas.openxmlformats.org/wordprocessingml/2006/main" xmlns:w14="http://schemas.microsoft.com/office/word/2010/wordml" xmlns:w15="http://schemas.microsoft.com/office/word/2012/wordml" xmlns:w16cex="http://schemas.microsoft.com/office/word/2018/wordml/cex" xmlns:w16cid="http://schemas.microsoft.com/office/word/2016/wordml/cid" xmlns:w16="http://schemas.microsoft.com/office/word/2018/wordml" xmlns:w16du="http://schemas.microsoft.com/office/word/2023/wordml/word16du" xmlns:w16sdtdh="http://schemas.microsoft.com/office/word/2020/wordml/sdtdatahash" xmlns:w16se="http://schemas.microsoft.com/office/word/2015/wordml/symex" xmlns:wpg="http://schemas.microsoft.com/office/word/2010/wordprocessingGroup" xmlns:wpi="http://schemas.microsoft.com/office/word/2010/wordprocessingInk" xmlns:wne="http://schemas.microsoft.com/office/word/2006/wordml" xmlns:wps="http://schemas.microsoft.com/office/word/2010/wordprocessingShape" mc:Ignorable="w14 w15 w16se w16cid w16 w16cex w16sdtdh w16du wp14">
+<w:endnotes xmlns:wpc="http://schemas.microsoft.com/office/word/2010/wordprocessingCanvas" xmlns:cx="http://schemas.microsoft.com/office/drawing/2014/chartex" xmlns:cx1="http://schemas.microsoft.com/office/drawing/2015/9/8/chartex" xmlns:cx2="http://schemas.microsoft.com/office/drawing/2015/10/21/chartex" xmlns:cx3="http://schemas.microsoft.com/office/drawing/2016/5/9/chartex" xmlns:cx4="http://schemas.microsoft.com/office/drawing/2016/5/10/chartex" xmlns:cx5="http://schemas.microsoft.com/office/drawing/2016/5/11/chartex" xmlns:cx6="http://schemas.microsoft.com/office/drawing/2016/5/12/chartex" xmlns:cx7="http://schemas.microsoft.com/office/drawing/2016/5/13/chartex" xmlns:cx8="http://schemas.microsoft.com/office/drawing/2016/5/14/chartex" xmlns:mc="http://schemas.openxmlformats.org/markup-compatibility/2006" xmlns:aink="http://schemas.microsoft.com/office/drawing/2016/ink" xmlns:am3d="http://schemas.microsoft.com/office/drawing/2017/model3d" xmlns:o="urn:schemas-microsoft-com:office:office" xmlns:oel="http://schemas.microsoft.com/office/2019/extlst" xmlns:r="http://schemas.openxmlformats.org/officeDocument/2006/relationships" xmlns:m="http://schemas.openxmlformats.org/officeDocument/2006/math" xmlns:v="urn:schemas-microsoft-com:vml" xmlns:wp14="http://schemas.microsoft.com/office/word/2010/wordprocessingDrawing" xmlns:wp="http://schemas.openxmlformats.org/drawingml/2006/wordprocessingDrawing" xmlns:w10="urn:schemas-microsoft-com:office:word" xmlns:w="http://schemas.openxmlformats.org/wordprocessingml/2006/main" xmlns:w14="http://schemas.microsoft.com/office/word/2010/wordml" xmlns:w15="http://schemas.microsoft.com/office/word/2012/wordml" xmlns:w16cex="http://schemas.microsoft.com/office/word/2018/wordml/cex" xmlns:w16cid="http://schemas.microsoft.com/office/word/2016/wordml/cid" xmlns:w16="http://schemas.microsoft.com/office/word/2018/wordml" xmlns:w16du="http://schemas.microsoft.com/office/word/2023/wordml/word16du" xmlns:w16sdtdh="http://schemas.microsoft.com/office/word/2020/wordml/sdtdatahash" xmlns:w16sdtfl="http://schemas.microsoft.com/office/word/2024/wordml/sdtformatlock" xmlns:w16se="http://schemas.microsoft.com/office/word/2015/wordml/symex" xmlns:wpg="http://schemas.microsoft.com/office/word/2010/wordprocessingGroup" xmlns:wpi="http://schemas.microsoft.com/office/word/2010/wordprocessingInk" xmlns:wne="http://schemas.microsoft.com/office/word/2006/wordml" xmlns:wps="http://schemas.microsoft.com/office/word/2010/wordprocessingShape" mc:Ignorable="w14 w15 w16se w16cid w16 w16cex w16sdtdh w16sdtfl w16du wp14">
   <w:endnote w:type="separator" w:id="-1">
     <w:p>
       <w:pPr>
@@ -19852,7 +27560,7 @@
 </file>
 
 <file path=word/footer1.xml><?xml version="1.0" encoding="utf-8"?>
-<w:ftr xmlns:wpc="http://schemas.microsoft.com/office/word/2010/wordprocessingCanvas" xmlns:cx="http://schemas.microsoft.com/office/drawing/2014/chartex" xmlns:cx1="http://schemas.microsoft.com/office/drawing/2015/9/8/chartex" xmlns:cx2="http://schemas.microsoft.com/office/drawing/2015/10/21/chartex" xmlns:cx3="http://schemas.microsoft.com/office/drawing/2016/5/9/chartex" xmlns:cx4="http://schemas.microsoft.com/office/drawing/2016/5/10/chartex" xmlns:cx5="http://schemas.microsoft.com/office/drawing/2016/5/11/chartex" xmlns:cx6="http://schemas.microsoft.com/office/drawing/2016/5/12/chartex" xmlns:cx7="http://schemas.microsoft.com/office/drawing/2016/5/13/chartex" xmlns:cx8="http://schemas.microsoft.com/office/drawing/2016/5/14/chartex" xmlns:mc="http://schemas.openxmlformats.org/markup-compatibility/2006" xmlns:aink="http://schemas.microsoft.com/office/drawing/2016/ink" xmlns:am3d="http://schemas.microsoft.com/office/drawing/2017/model3d" xmlns:o="urn:schemas-microsoft-com:office:office" xmlns:oel="http://schemas.microsoft.com/office/2019/extlst" xmlns:r="http://schemas.openxmlformats.org/officeDocument/2006/relationships" xmlns:m="http://schemas.openxmlformats.org/officeDocument/2006/math" xmlns:v="urn:schemas-microsoft-com:vml" xmlns:wp14="http://schemas.microsoft.com/office/word/2010/wordprocessingDrawing" xmlns:wp="http://schemas.openxmlformats.org/drawingml/2006/wordprocessingDrawing" xmlns:w10="urn:schemas-microsoft-com:office:word" xmlns:w="http://schemas.openxmlformats.org/wordprocessingml/2006/main" xmlns:w14="http://schemas.microsoft.com/office/word/2010/wordml" xmlns:w15="http://schemas.microsoft.com/office/word/2012/wordml" xmlns:w16cex="http://schemas.microsoft.com/office/word/2018/wordml/cex" xmlns:w16cid="http://schemas.microsoft.com/office/word/2016/wordml/cid" xmlns:w16="http://schemas.microsoft.com/office/word/2018/wordml" xmlns:w16du="http://schemas.microsoft.com/office/word/2023/wordml/word16du" xmlns:w16sdtdh="http://schemas.microsoft.com/office/word/2020/wordml/sdtdatahash" xmlns:w16se="http://schemas.microsoft.com/office/word/2015/wordml/symex" xmlns:wpg="http://schemas.microsoft.com/office/word/2010/wordprocessingGroup" xmlns:wpi="http://schemas.microsoft.com/office/word/2010/wordprocessingInk" xmlns:wne="http://schemas.microsoft.com/office/word/2006/wordml" xmlns:wps="http://schemas.microsoft.com/office/word/2010/wordprocessingShape" mc:Ignorable="w14 w15 w16se w16cid w16 w16cex w16sdtdh w16du wp14">
+<w:ftr xmlns:wpc="http://schemas.microsoft.com/office/word/2010/wordprocessingCanvas" xmlns:cx="http://schemas.microsoft.com/office/drawing/2014/chartex" xmlns:cx1="http://schemas.microsoft.com/office/drawing/2015/9/8/chartex" xmlns:cx2="http://schemas.microsoft.com/office/drawing/2015/10/21/chartex" xmlns:cx3="http://schemas.microsoft.com/office/drawing/2016/5/9/chartex" xmlns:cx4="http://schemas.microsoft.com/office/drawing/2016/5/10/chartex" xmlns:cx5="http://schemas.microsoft.com/office/drawing/2016/5/11/chartex" xmlns:cx6="http://schemas.microsoft.com/office/drawing/2016/5/12/chartex" xmlns:cx7="http://schemas.microsoft.com/office/drawing/2016/5/13/chartex" xmlns:cx8="http://schemas.microsoft.com/office/drawing/2016/5/14/chartex" xmlns:mc="http://schemas.openxmlformats.org/markup-compatibility/2006" xmlns:aink="http://schemas.microsoft.com/office/drawing/2016/ink" xmlns:am3d="http://schemas.microsoft.com/office/drawing/2017/model3d" xmlns:o="urn:schemas-microsoft-com:office:office" xmlns:oel="http://schemas.microsoft.com/office/2019/extlst" xmlns:r="http://schemas.openxmlformats.org/officeDocument/2006/relationships" xmlns:m="http://schemas.openxmlformats.org/officeDocument/2006/math" xmlns:v="urn:schemas-microsoft-com:vml" xmlns:wp14="http://schemas.microsoft.com/office/word/2010/wordprocessingDrawing" xmlns:wp="http://schemas.openxmlformats.org/drawingml/2006/wordprocessingDrawing" xmlns:w10="urn:schemas-microsoft-com:office:word" xmlns:w="http://schemas.openxmlformats.org/wordprocessingml/2006/main" xmlns:w14="http://schemas.microsoft.com/office/word/2010/wordml" xmlns:w15="http://schemas.microsoft.com/office/word/2012/wordml" xmlns:w16cex="http://schemas.microsoft.com/office/word/2018/wordml/cex" xmlns:w16cid="http://schemas.microsoft.com/office/word/2016/wordml/cid" xmlns:w16="http://schemas.microsoft.com/office/word/2018/wordml" xmlns:w16du="http://schemas.microsoft.com/office/word/2023/wordml/word16du" xmlns:w16sdtdh="http://schemas.microsoft.com/office/word/2020/wordml/sdtdatahash" xmlns:w16sdtfl="http://schemas.microsoft.com/office/word/2024/wordml/sdtformatlock" xmlns:w16se="http://schemas.microsoft.com/office/word/2015/wordml/symex" xmlns:wpg="http://schemas.microsoft.com/office/word/2010/wordprocessingGroup" xmlns:wpi="http://schemas.microsoft.com/office/word/2010/wordprocessingInk" xmlns:wne="http://schemas.microsoft.com/office/word/2006/wordml" xmlns:wps="http://schemas.microsoft.com/office/word/2010/wordprocessingShape" mc:Ignorable="w14 w15 w16se w16cid w16 w16cex w16sdtdh w16sdtfl w16du wp14">
   <w:p>
     <w:pPr>
       <w:pBdr>
@@ -20034,7 +27742,7 @@
 </file>
 
 <file path=word/footer2.xml><?xml version="1.0" encoding="utf-8"?>
-<w:ftr xmlns:wpc="http://schemas.microsoft.com/office/word/2010/wordprocessingCanvas" xmlns:cx="http://schemas.microsoft.com/office/drawing/2014/chartex" xmlns:cx1="http://schemas.microsoft.com/office/drawing/2015/9/8/chartex" xmlns:cx2="http://schemas.microsoft.com/office/drawing/2015/10/21/chartex" xmlns:cx3="http://schemas.microsoft.com/office/drawing/2016/5/9/chartex" xmlns:cx4="http://schemas.microsoft.com/office/drawing/2016/5/10/chartex" xmlns:cx5="http://schemas.microsoft.com/office/drawing/2016/5/11/chartex" xmlns:cx6="http://schemas.microsoft.com/office/drawing/2016/5/12/chartex" xmlns:cx7="http://schemas.microsoft.com/office/drawing/2016/5/13/chartex" xmlns:cx8="http://schemas.microsoft.com/office/drawing/2016/5/14/chartex" xmlns:mc="http://schemas.openxmlformats.org/markup-compatibility/2006" xmlns:aink="http://schemas.microsoft.com/office/drawing/2016/ink" xmlns:am3d="http://schemas.microsoft.com/office/drawing/2017/model3d" xmlns:o="urn:schemas-microsoft-com:office:office" xmlns:oel="http://schemas.microsoft.com/office/2019/extlst" xmlns:r="http://schemas.openxmlformats.org/officeDocument/2006/relationships" xmlns:m="http://schemas.openxmlformats.org/officeDocument/2006/math" xmlns:v="urn:schemas-microsoft-com:vml" xmlns:wp14="http://schemas.microsoft.com/office/word/2010/wordprocessingDrawing" xmlns:wp="http://schemas.openxmlformats.org/drawingml/2006/wordprocessingDrawing" xmlns:w10="urn:schemas-microsoft-com:office:word" xmlns:w="http://schemas.openxmlformats.org/wordprocessingml/2006/main" xmlns:w14="http://schemas.microsoft.com/office/word/2010/wordml" xmlns:w15="http://schemas.microsoft.com/office/word/2012/wordml" xmlns:w16cex="http://schemas.microsoft.com/office/word/2018/wordml/cex" xmlns:w16cid="http://schemas.microsoft.com/office/word/2016/wordml/cid" xmlns:w16="http://schemas.microsoft.com/office/word/2018/wordml" xmlns:w16du="http://schemas.microsoft.com/office/word/2023/wordml/word16du" xmlns:w16sdtdh="http://schemas.microsoft.com/office/word/2020/wordml/sdtdatahash" xmlns:w16se="http://schemas.microsoft.com/office/word/2015/wordml/symex" xmlns:wpg="http://schemas.microsoft.com/office/word/2010/wordprocessingGroup" xmlns:wpi="http://schemas.microsoft.com/office/word/2010/wordprocessingInk" xmlns:wne="http://schemas.microsoft.com/office/word/2006/wordml" xmlns:wps="http://schemas.microsoft.com/office/word/2010/wordprocessingShape" mc:Ignorable="w14 w15 w16se w16cid w16 w16cex w16sdtdh w16du wp14">
+<w:ftr xmlns:wpc="http://schemas.microsoft.com/office/word/2010/wordprocessingCanvas" xmlns:cx="http://schemas.microsoft.com/office/drawing/2014/chartex" xmlns:cx1="http://schemas.microsoft.com/office/drawing/2015/9/8/chartex" xmlns:cx2="http://schemas.microsoft.com/office/drawing/2015/10/21/chartex" xmlns:cx3="http://schemas.microsoft.com/office/drawing/2016/5/9/chartex" xmlns:cx4="http://schemas.microsoft.com/office/drawing/2016/5/10/chartex" xmlns:cx5="http://schemas.microsoft.com/office/drawing/2016/5/11/chartex" xmlns:cx6="http://schemas.microsoft.com/office/drawing/2016/5/12/chartex" xmlns:cx7="http://schemas.microsoft.com/office/drawing/2016/5/13/chartex" xmlns:cx8="http://schemas.microsoft.com/office/drawing/2016/5/14/chartex" xmlns:mc="http://schemas.openxmlformats.org/markup-compatibility/2006" xmlns:aink="http://schemas.microsoft.com/office/drawing/2016/ink" xmlns:am3d="http://schemas.microsoft.com/office/drawing/2017/model3d" xmlns:o="urn:schemas-microsoft-com:office:office" xmlns:oel="http://schemas.microsoft.com/office/2019/extlst" xmlns:r="http://schemas.openxmlformats.org/officeDocument/2006/relationships" xmlns:m="http://schemas.openxmlformats.org/officeDocument/2006/math" xmlns:v="urn:schemas-microsoft-com:vml" xmlns:wp14="http://schemas.microsoft.com/office/word/2010/wordprocessingDrawing" xmlns:wp="http://schemas.openxmlformats.org/drawingml/2006/wordprocessingDrawing" xmlns:w10="urn:schemas-microsoft-com:office:word" xmlns:w="http://schemas.openxmlformats.org/wordprocessingml/2006/main" xmlns:w14="http://schemas.microsoft.com/office/word/2010/wordml" xmlns:w15="http://schemas.microsoft.com/office/word/2012/wordml" xmlns:w16cex="http://schemas.microsoft.com/office/word/2018/wordml/cex" xmlns:w16cid="http://schemas.microsoft.com/office/word/2016/wordml/cid" xmlns:w16="http://schemas.microsoft.com/office/word/2018/wordml" xmlns:w16du="http://schemas.microsoft.com/office/word/2023/wordml/word16du" xmlns:w16sdtdh="http://schemas.microsoft.com/office/word/2020/wordml/sdtdatahash" xmlns:w16sdtfl="http://schemas.microsoft.com/office/word/2024/wordml/sdtformatlock" xmlns:w16se="http://schemas.microsoft.com/office/word/2015/wordml/symex" xmlns:wpg="http://schemas.microsoft.com/office/word/2010/wordprocessingGroup" xmlns:wpi="http://schemas.microsoft.com/office/word/2010/wordprocessingInk" xmlns:wne="http://schemas.microsoft.com/office/word/2006/wordml" xmlns:wps="http://schemas.microsoft.com/office/word/2010/wordprocessingShape" mc:Ignorable="w14 w15 w16se w16cid w16 w16cex w16sdtdh w16sdtfl w16du wp14">
   <w:p>
     <w:pPr>
       <w:pBdr>
@@ -20240,7 +27948,7 @@
 </file>
 
 <file path=word/footnotes.xml><?xml version="1.0" encoding="utf-8"?>
-<w:footnotes xmlns:wpc="http://schemas.microsoft.com/office/word/2010/wordprocessingCanvas" xmlns:cx="http://schemas.microsoft.com/office/drawing/2014/chartex" xmlns:cx1="http://schemas.microsoft.com/office/drawing/2015/9/8/chartex" xmlns:cx2="http://schemas.microsoft.com/office/drawing/2015/10/21/chartex" xmlns:cx3="http://schemas.microsoft.com/office/drawing/2016/5/9/chartex" xmlns:cx4="http://schemas.microsoft.com/office/drawing/2016/5/10/chartex" xmlns:cx5="http://schemas.microsoft.com/office/drawing/2016/5/11/chartex" xmlns:cx6="http://schemas.microsoft.com/office/drawing/2016/5/12/chartex" xmlns:cx7="http://schemas.microsoft.com/office/drawing/2016/5/13/chartex" xmlns:cx8="http://schemas.microsoft.com/office/drawing/2016/5/14/chartex" xmlns:mc="http://schemas.openxmlformats.org/markup-compatibility/2006" xmlns:aink="http://schemas.microsoft.com/office/drawing/2016/ink" xmlns:am3d="http://schemas.microsoft.com/office/drawing/2017/model3d" xmlns:o="urn:schemas-microsoft-com:office:office" xmlns:oel="http://schemas.microsoft.com/office/2019/extlst" xmlns:r="http://schemas.openxmlformats.org/officeDocument/2006/relationships" xmlns:m="http://schemas.openxmlformats.org/officeDocument/2006/math" xmlns:v="urn:schemas-microsoft-com:vml" xmlns:wp14="http://schemas.microsoft.com/office/word/2010/wordprocessingDrawing" xmlns:wp="http://schemas.openxmlformats.org/drawingml/2006/wordprocessingDrawing" xmlns:w10="urn:schemas-microsoft-com:office:word" xmlns:w="http://schemas.openxmlformats.org/wordprocessingml/2006/main" xmlns:w14="http://schemas.microsoft.com/office/word/2010/wordml" xmlns:w15="http://schemas.microsoft.com/office/word/2012/wordml" xmlns:w16cex="http://schemas.microsoft.com/office/word/2018/wordml/cex" xmlns:w16cid="http://schemas.microsoft.com/office/word/2016/wordml/cid" xmlns:w16="http://schemas.microsoft.com/office/word/2018/wordml" xmlns:w16du="http://schemas.microsoft.com/office/word/2023/wordml/word16du" xmlns:w16sdtdh="http://schemas.microsoft.com/office/word/2020/wordml/sdtdatahash" xmlns:w16se="http://schemas.microsoft.com/office/word/2015/wordml/symex" xmlns:wpg="http://schemas.microsoft.com/office/word/2010/wordprocessingGroup" xmlns:wpi="http://schemas.microsoft.com/office/word/2010/wordprocessingInk" xmlns:wne="http://schemas.microsoft.com/office/word/2006/wordml" xmlns:wps="http://schemas.microsoft.com/office/word/2010/wordprocessingShape" mc:Ignorable="w14 w15 w16se w16cid w16 w16cex w16sdtdh w16du wp14">
+<w:footnotes xmlns:wpc="http://schemas.microsoft.com/office/word/2010/wordprocessingCanvas" xmlns:cx="http://schemas.microsoft.com/office/drawing/2014/chartex" xmlns:cx1="http://schemas.microsoft.com/office/drawing/2015/9/8/chartex" xmlns:cx2="http://schemas.microsoft.com/office/drawing/2015/10/21/chartex" xmlns:cx3="http://schemas.microsoft.com/office/drawing/2016/5/9/chartex" xmlns:cx4="http://schemas.microsoft.com/office/drawing/2016/5/10/chartex" xmlns:cx5="http://schemas.microsoft.com/office/drawing/2016/5/11/chartex" xmlns:cx6="http://schemas.microsoft.com/office/drawing/2016/5/12/chartex" xmlns:cx7="http://schemas.microsoft.com/office/drawing/2016/5/13/chartex" xmlns:cx8="http://schemas.microsoft.com/office/drawing/2016/5/14/chartex" xmlns:mc="http://schemas.openxmlformats.org/markup-compatibility/2006" xmlns:aink="http://schemas.microsoft.com/office/drawing/2016/ink" xmlns:am3d="http://schemas.microsoft.com/office/drawing/2017/model3d" xmlns:o="urn:schemas-microsoft-com:office:office" xmlns:oel="http://schemas.microsoft.com/office/2019/extlst" xmlns:r="http://schemas.openxmlformats.org/officeDocument/2006/relationships" xmlns:m="http://schemas.openxmlformats.org/officeDocument/2006/math" xmlns:v="urn:schemas-microsoft-com:vml" xmlns:wp14="http://schemas.microsoft.com/office/word/2010/wordprocessingDrawing" xmlns:wp="http://schemas.openxmlformats.org/drawingml/2006/wordprocessingDrawing" xmlns:w10="urn:schemas-microsoft-com:office:word" xmlns:w="http://schemas.openxmlformats.org/wordprocessingml/2006/main" xmlns:w14="http://schemas.microsoft.com/office/word/2010/wordml" xmlns:w15="http://schemas.microsoft.com/office/word/2012/wordml" xmlns:w16cex="http://schemas.microsoft.com/office/word/2018/wordml/cex" xmlns:w16cid="http://schemas.microsoft.com/office/word/2016/wordml/cid" xmlns:w16="http://schemas.microsoft.com/office/word/2018/wordml" xmlns:w16du="http://schemas.microsoft.com/office/word/2023/wordml/word16du" xmlns:w16sdtdh="http://schemas.microsoft.com/office/word/2020/wordml/sdtdatahash" xmlns:w16sdtfl="http://schemas.microsoft.com/office/word/2024/wordml/sdtformatlock" xmlns:w16se="http://schemas.microsoft.com/office/word/2015/wordml/symex" xmlns:wpg="http://schemas.microsoft.com/office/word/2010/wordprocessingGroup" xmlns:wpi="http://schemas.microsoft.com/office/word/2010/wordprocessingInk" xmlns:wne="http://schemas.microsoft.com/office/word/2006/wordml" xmlns:wps="http://schemas.microsoft.com/office/word/2010/wordprocessingShape" mc:Ignorable="w14 w15 w16se w16cid w16 w16cex w16sdtdh w16sdtfl w16du wp14">
   <w:footnote w:type="separator" w:id="-1">
     <w:p>
       <w:pPr>
@@ -20265,7 +27973,7 @@
 </file>
 
 <file path=word/header1.xml><?xml version="1.0" encoding="utf-8"?>
-<w:hdr xmlns:wpc="http://schemas.microsoft.com/office/word/2010/wordprocessingCanvas" xmlns:cx="http://schemas.microsoft.com/office/drawing/2014/chartex" xmlns:cx1="http://schemas.microsoft.com/office/drawing/2015/9/8/chartex" xmlns:cx2="http://schemas.microsoft.com/office/drawing/2015/10/21/chartex" xmlns:cx3="http://schemas.microsoft.com/office/drawing/2016/5/9/chartex" xmlns:cx4="http://schemas.microsoft.com/office/drawing/2016/5/10/chartex" xmlns:cx5="http://schemas.microsoft.com/office/drawing/2016/5/11/chartex" xmlns:cx6="http://schemas.microsoft.com/office/drawing/2016/5/12/chartex" xmlns:cx7="http://schemas.microsoft.com/office/drawing/2016/5/13/chartex" xmlns:cx8="http://schemas.microsoft.com/office/drawing/2016/5/14/chartex" xmlns:mc="http://schemas.openxmlformats.org/markup-compatibility/2006" xmlns:aink="http://schemas.microsoft.com/office/drawing/2016/ink" xmlns:am3d="http://schemas.microsoft.com/office/drawing/2017/model3d" xmlns:o="urn:schemas-microsoft-com:office:office" xmlns:oel="http://schemas.microsoft.com/office/2019/extlst" xmlns:r="http://schemas.openxmlformats.org/officeDocument/2006/relationships" xmlns:m="http://schemas.openxmlformats.org/officeDocument/2006/math" xmlns:v="urn:schemas-microsoft-com:vml" xmlns:wp14="http://schemas.microsoft.com/office/word/2010/wordprocessingDrawing" xmlns:wp="http://schemas.openxmlformats.org/drawingml/2006/wordprocessingDrawing" xmlns:w10="urn:schemas-microsoft-com:office:word" xmlns:w="http://schemas.openxmlformats.org/wordprocessingml/2006/main" xmlns:w14="http://schemas.microsoft.com/office/word/2010/wordml" xmlns:w15="http://schemas.microsoft.com/office/word/2012/wordml" xmlns:w16cex="http://schemas.microsoft.com/office/word/2018/wordml/cex" xmlns:w16cid="http://schemas.microsoft.com/office/word/2016/wordml/cid" xmlns:w16="http://schemas.microsoft.com/office/word/2018/wordml" xmlns:w16du="http://schemas.microsoft.com/office/word/2023/wordml/word16du" xmlns:w16sdtdh="http://schemas.microsoft.com/office/word/2020/wordml/sdtdatahash" xmlns:w16se="http://schemas.microsoft.com/office/word/2015/wordml/symex" xmlns:wpg="http://schemas.microsoft.com/office/word/2010/wordprocessingGroup" xmlns:wpi="http://schemas.microsoft.com/office/word/2010/wordprocessingInk" xmlns:wne="http://schemas.microsoft.com/office/word/2006/wordml" xmlns:wps="http://schemas.microsoft.com/office/word/2010/wordprocessingShape" mc:Ignorable="w14 w15 w16se w16cid w16 w16cex w16sdtdh w16du wp14">
+<w:hdr xmlns:wpc="http://schemas.microsoft.com/office/word/2010/wordprocessingCanvas" xmlns:cx="http://schemas.microsoft.com/office/drawing/2014/chartex" xmlns:cx1="http://schemas.microsoft.com/office/drawing/2015/9/8/chartex" xmlns:cx2="http://schemas.microsoft.com/office/drawing/2015/10/21/chartex" xmlns:cx3="http://schemas.microsoft.com/office/drawing/2016/5/9/chartex" xmlns:cx4="http://schemas.microsoft.com/office/drawing/2016/5/10/chartex" xmlns:cx5="http://schemas.microsoft.com/office/drawing/2016/5/11/chartex" xmlns:cx6="http://schemas.microsoft.com/office/drawing/2016/5/12/chartex" xmlns:cx7="http://schemas.microsoft.com/office/drawing/2016/5/13/chartex" xmlns:cx8="http://schemas.microsoft.com/office/drawing/2016/5/14/chartex" xmlns:mc="http://schemas.openxmlformats.org/markup-compatibility/2006" xmlns:aink="http://schemas.microsoft.com/office/drawing/2016/ink" xmlns:am3d="http://schemas.microsoft.com/office/drawing/2017/model3d" xmlns:o="urn:schemas-microsoft-com:office:office" xmlns:oel="http://schemas.microsoft.com/office/2019/extlst" xmlns:r="http://schemas.openxmlformats.org/officeDocument/2006/relationships" xmlns:m="http://schemas.openxmlformats.org/officeDocument/2006/math" xmlns:v="urn:schemas-microsoft-com:vml" xmlns:wp14="http://schemas.microsoft.com/office/word/2010/wordprocessingDrawing" xmlns:wp="http://schemas.openxmlformats.org/drawingml/2006/wordprocessingDrawing" xmlns:w10="urn:schemas-microsoft-com:office:word" xmlns:w="http://schemas.openxmlformats.org/wordprocessingml/2006/main" xmlns:w14="http://schemas.microsoft.com/office/word/2010/wordml" xmlns:w15="http://schemas.microsoft.com/office/word/2012/wordml" xmlns:w16cex="http://schemas.microsoft.com/office/word/2018/wordml/cex" xmlns:w16cid="http://schemas.microsoft.com/office/word/2016/wordml/cid" xmlns:w16="http://schemas.microsoft.com/office/word/2018/wordml" xmlns:w16du="http://schemas.microsoft.com/office/word/2023/wordml/word16du" xmlns:w16sdtdh="http://schemas.microsoft.com/office/word/2020/wordml/sdtdatahash" xmlns:w16sdtfl="http://schemas.microsoft.com/office/word/2024/wordml/sdtformatlock" xmlns:w16se="http://schemas.microsoft.com/office/word/2015/wordml/symex" xmlns:wpg="http://schemas.microsoft.com/office/word/2010/wordprocessingGroup" xmlns:wpi="http://schemas.microsoft.com/office/word/2010/wordprocessingInk" xmlns:wne="http://schemas.microsoft.com/office/word/2006/wordml" xmlns:wps="http://schemas.microsoft.com/office/word/2010/wordprocessingShape" mc:Ignorable="w14 w15 w16se w16cid w16 w16cex w16sdtdh w16sdtfl w16du wp14">
   <w:p>
     <w:pPr>
       <w:pStyle w:val="Header"/>
@@ -20286,7 +27994,7 @@
 </file>
 
 <file path=word/header2.xml><?xml version="1.0" encoding="utf-8"?>
-<w:hdr xmlns:wpc="http://schemas.microsoft.com/office/word/2010/wordprocessingCanvas" xmlns:cx="http://schemas.microsoft.com/office/drawing/2014/chartex" xmlns:cx1="http://schemas.microsoft.com/office/drawing/2015/9/8/chartex" xmlns:cx2="http://schemas.microsoft.com/office/drawing/2015/10/21/chartex" xmlns:cx3="http://schemas.microsoft.com/office/drawing/2016/5/9/chartex" xmlns:cx4="http://schemas.microsoft.com/office/drawing/2016/5/10/chartex" xmlns:cx5="http://schemas.microsoft.com/office/drawing/2016/5/11/chartex" xmlns:cx6="http://schemas.microsoft.com/office/drawing/2016/5/12/chartex" xmlns:cx7="http://schemas.microsoft.com/office/drawing/2016/5/13/chartex" xmlns:cx8="http://schemas.microsoft.com/office/drawing/2016/5/14/chartex" xmlns:mc="http://schemas.openxmlformats.org/markup-compatibility/2006" xmlns:aink="http://schemas.microsoft.com/office/drawing/2016/ink" xmlns:am3d="http://schemas.microsoft.com/office/drawing/2017/model3d" xmlns:o="urn:schemas-microsoft-com:office:office" xmlns:oel="http://schemas.microsoft.com/office/2019/extlst" xmlns:r="http://schemas.openxmlformats.org/officeDocument/2006/relationships" xmlns:m="http://schemas.openxmlformats.org/officeDocument/2006/math" xmlns:v="urn:schemas-microsoft-com:vml" xmlns:wp14="http://schemas.microsoft.com/office/word/2010/wordprocessingDrawing" xmlns:wp="http://schemas.openxmlformats.org/drawingml/2006/wordprocessingDrawing" xmlns:w10="urn:schemas-microsoft-com:office:word" xmlns:w="http://schemas.openxmlformats.org/wordprocessingml/2006/main" xmlns:w14="http://schemas.microsoft.com/office/word/2010/wordml" xmlns:w15="http://schemas.microsoft.com/office/word/2012/wordml" xmlns:w16cex="http://schemas.microsoft.com/office/word/2018/wordml/cex" xmlns:w16cid="http://schemas.microsoft.com/office/word/2016/wordml/cid" xmlns:w16="http://schemas.microsoft.com/office/word/2018/wordml" xmlns:w16du="http://schemas.microsoft.com/office/word/2023/wordml/word16du" xmlns:w16sdtdh="http://schemas.microsoft.com/office/word/2020/wordml/sdtdatahash" xmlns:w16se="http://schemas.microsoft.com/office/word/2015/wordml/symex" xmlns:wpg="http://schemas.microsoft.com/office/word/2010/wordprocessingGroup" xmlns:wpi="http://schemas.microsoft.com/office/word/2010/wordprocessingInk" xmlns:wne="http://schemas.microsoft.com/office/word/2006/wordml" xmlns:wps="http://schemas.microsoft.com/office/word/2010/wordprocessingShape" mc:Ignorable="w14 w15 w16se w16cid w16 w16cex w16sdtdh w16du wp14">
+<w:hdr xmlns:wpc="http://schemas.microsoft.com/office/word/2010/wordprocessingCanvas" xmlns:cx="http://schemas.microsoft.com/office/drawing/2014/chartex" xmlns:cx1="http://schemas.microsoft.com/office/drawing/2015/9/8/chartex" xmlns:cx2="http://schemas.microsoft.com/office/drawing/2015/10/21/chartex" xmlns:cx3="http://schemas.microsoft.com/office/drawing/2016/5/9/chartex" xmlns:cx4="http://schemas.microsoft.com/office/drawing/2016/5/10/chartex" xmlns:cx5="http://schemas.microsoft.com/office/drawing/2016/5/11/chartex" xmlns:cx6="http://schemas.microsoft.com/office/drawing/2016/5/12/chartex" xmlns:cx7="http://schemas.microsoft.com/office/drawing/2016/5/13/chartex" xmlns:cx8="http://schemas.microsoft.com/office/drawing/2016/5/14/chartex" xmlns:mc="http://schemas.openxmlformats.org/markup-compatibility/2006" xmlns:aink="http://schemas.microsoft.com/office/drawing/2016/ink" xmlns:am3d="http://schemas.microsoft.com/office/drawing/2017/model3d" xmlns:o="urn:schemas-microsoft-com:office:office" xmlns:oel="http://schemas.microsoft.com/office/2019/extlst" xmlns:r="http://schemas.openxmlformats.org/officeDocument/2006/relationships" xmlns:m="http://schemas.openxmlformats.org/officeDocument/2006/math" xmlns:v="urn:schemas-microsoft-com:vml" xmlns:wp14="http://schemas.microsoft.com/office/word/2010/wordprocessingDrawing" xmlns:wp="http://schemas.openxmlformats.org/drawingml/2006/wordprocessingDrawing" xmlns:w10="urn:schemas-microsoft-com:office:word" xmlns:w="http://schemas.openxmlformats.org/wordprocessingml/2006/main" xmlns:w14="http://schemas.microsoft.com/office/word/2010/wordml" xmlns:w15="http://schemas.microsoft.com/office/word/2012/wordml" xmlns:w16cex="http://schemas.microsoft.com/office/word/2018/wordml/cex" xmlns:w16cid="http://schemas.microsoft.com/office/word/2016/wordml/cid" xmlns:w16="http://schemas.microsoft.com/office/word/2018/wordml" xmlns:w16du="http://schemas.microsoft.com/office/word/2023/wordml/word16du" xmlns:w16sdtdh="http://schemas.microsoft.com/office/word/2020/wordml/sdtdatahash" xmlns:w16sdtfl="http://schemas.microsoft.com/office/word/2024/wordml/sdtformatlock" xmlns:w16se="http://schemas.microsoft.com/office/word/2015/wordml/symex" xmlns:wpg="http://schemas.microsoft.com/office/word/2010/wordprocessingGroup" xmlns:wpi="http://schemas.microsoft.com/office/word/2010/wordprocessingInk" xmlns:wne="http://schemas.microsoft.com/office/word/2006/wordml" xmlns:wps="http://schemas.microsoft.com/office/word/2010/wordprocessingShape" mc:Ignorable="w14 w15 w16se w16cid w16 w16cex w16sdtdh w16sdtfl w16du wp14">
   <w:p>
     <w:pPr>
       <w:pStyle w:val="Header"/>
@@ -20299,7 +28007,7 @@
 </file>
 
 <file path=word/styles.xml><?xml version="1.0" encoding="utf-8"?>
-<w:styles xmlns:mc="http://schemas.openxmlformats.org/markup-compatibility/2006" xmlns:r="http://schemas.openxmlformats.org/officeDocument/2006/relationships" xmlns:w="http://schemas.openxmlformats.org/wordprocessingml/2006/main" xmlns:w14="http://schemas.microsoft.com/office/word/2010/wordml" xmlns:w15="http://schemas.microsoft.com/office/word/2012/wordml" xmlns:w16cex="http://schemas.microsoft.com/office/word/2018/wordml/cex" xmlns:w16cid="http://schemas.microsoft.com/office/word/2016/wordml/cid" xmlns:w16="http://schemas.microsoft.com/office/word/2018/wordml" xmlns:w16du="http://schemas.microsoft.com/office/word/2023/wordml/word16du" xmlns:w16sdtdh="http://schemas.microsoft.com/office/word/2020/wordml/sdtdatahash" xmlns:w16se="http://schemas.microsoft.com/office/word/2015/wordml/symex" mc:Ignorable="w14 w15 w16se w16cid w16 w16cex w16sdtdh w16du">
+<w:styles xmlns:mc="http://schemas.openxmlformats.org/markup-compatibility/2006" xmlns:r="http://schemas.openxmlformats.org/officeDocument/2006/relationships" xmlns:w="http://schemas.openxmlformats.org/wordprocessingml/2006/main" xmlns:w14="http://schemas.microsoft.com/office/word/2010/wordml" xmlns:w15="http://schemas.microsoft.com/office/word/2012/wordml" xmlns:w16cex="http://schemas.microsoft.com/office/word/2018/wordml/cex" xmlns:w16cid="http://schemas.microsoft.com/office/word/2016/wordml/cid" xmlns:w16="http://schemas.microsoft.com/office/word/2018/wordml" xmlns:w16du="http://schemas.microsoft.com/office/word/2023/wordml/word16du" xmlns:w16sdtdh="http://schemas.microsoft.com/office/word/2020/wordml/sdtdatahash" xmlns:w16sdtfl="http://schemas.microsoft.com/office/word/2024/wordml/sdtformatlock" xmlns:w16se="http://schemas.microsoft.com/office/word/2015/wordml/symex" mc:Ignorable="w14 w15 w16se w16cid w16 w16cex w16sdtdh w16sdtfl w16du">
   <w:docDefaults>
     <w:rPrDefault>
       <w:rPr>
